--- a/pr-preview/pr-392/linear-algebra-inner-products-tracked-changes.docx
+++ b/pr-preview/pr-392/linear-algebra-inner-products-tracked-changes.docx
@@ -26,7 +26,7 @@
       </w:pPr>
       <w:ins w:id="2" w:author="PR Preview" w:date="2026-01-01T00:00:00Z">
         <w:r>
-          <w:t xml:space="preserve">Last modified: 2026-10-18 14:54:19 (PDT)</w:t>
+          <w:t xml:space="preserve">Last modified: 2026-10-18 16:22:07 (PDT)</w:t>
         </w:r>
       </w:ins>
     </w:p>

--- a/pr-preview/pr-392/linear-algebra-inner-products-tracked-changes.docx
+++ b/pr-preview/pr-392/linear-algebra-inner-products-tracked-changes.docx
@@ -16,7 +16,7 @@
       </w:pPr>
       <w:del w:id="1" w:author="PR Preview" w:date="2026-01-01T00:00:00Z">
         <w:r>
-          <w:delText xml:space="preserve">Last modified: 2026-10-18 13:21:32 (PDT)</w:delText>
+          <w:delText xml:space="preserve">Last modified: 2026-10-18 16:43:42 (PDT)</w:delText>
         </w:r>
       </w:del>
     </w:p>
@@ -26,7 +26,7 @@
       </w:pPr>
       <w:ins w:id="2" w:author="PR Preview" w:date="2026-01-01T00:00:00Z">
         <w:r>
-          <w:t xml:space="preserve">Last modified: 2026-10-18 16:22:07 (PDT)</w:t>
+          <w:t xml:space="preserve">Last modified: 2026-10-18 22:01:27 (PDT)</w:t>
         </w:r>
       </w:ins>
     </w:p>

--- a/pr-preview/pr-392/linear-algebra-inner-products-tracked-changes.docx
+++ b/pr-preview/pr-392/linear-algebra-inner-products-tracked-changes.docx
@@ -16,7 +16,7 @@
       </w:pPr>
       <w:del w:id="1" w:author="PR Preview" w:date="2026-01-01T00:00:00Z">
         <w:r>
-          <w:delText xml:space="preserve">Last modified: 2026-10-18 16:43:42 (PDT)</w:delText>
+          <w:delText xml:space="preserve">Last modified: 2026-10-19 00:47:50 (PDT)</w:delText>
         </w:r>
       </w:del>
     </w:p>
@@ -26,7 +26,7 @@
       </w:pPr>
       <w:ins w:id="2" w:author="PR Preview" w:date="2026-01-01T00:00:00Z">
         <w:r>
-          <w:t xml:space="preserve">Last modified: 2026-10-18 22:01:27 (PDT)</w:t>
+          <w:t xml:space="preserve">Last modified: 2026-10-19 01:54:28 (PDT)</w:t>
         </w:r>
       </w:ins>
     </w:p>
@@ -3242,7 +3242,7 @@
     </w:p>
     <w:bookmarkEnd w:id="23"/>
     <w:bookmarkEnd w:id="24"/>
-    <w:bookmarkStart w:id="66" w:name="sec-cauchy-schwarz"/>
+    <w:bookmarkStart w:id="69" w:name="sec-cauchy-schwarz"/>
     <w:p>
       <w:pPr>
         <w:pStyle w:val="Heading2"/>
@@ -12463,7 +12463,7 @@
           <w:delText xml:space="preserve">whose cosine (</w:delText>
         </w:r>
       </w:del>
-      <w:hyperlink r:id="rId53">
+      <w:hyperlink r:id="rId9">
         <w:del w:id="17" w:author="PR Preview" w:date="2026-01-01T00:00:00Z">
           <w:r>
             <w:rPr>
@@ -12767,7 +12767,7 @@
           <w:delText xml:space="preserve">exactly once (</w:delText>
         </w:r>
       </w:del>
-      <w:hyperlink r:id="rId55">
+      <w:hyperlink r:id="rId10">
         <w:del w:id="52" w:author="PR Preview" w:date="2026-01-01T00:00:00Z">
           <w:r>
             <w:rPr>
@@ -14330,7 +14330,7 @@
       </w:r>
     </w:p>
     <w:bookmarkEnd w:id="51"/>
-    <w:bookmarkStart w:id="54" w:name="def-angle"/>
+    <w:bookmarkStart w:id="53" w:name="def-angle"/>
     <w:p>
       <w:pPr>
         <w:pStyle w:val="BodyText"/>
@@ -14581,7 +14581,7 @@
       </w:ins>
       <w:ins w:id="209" w:author="PR Preview" w:date="2026-01-01T00:00:00Z">
         <w:r>
-          <w:t xml:space="preserve">between two nonzero vectors</w:t>
+          <w:t xml:space="preserve">between two nonzero vectors,</w:t>
         </w:r>
       </w:ins>
       <w:ins w:id="210" w:author="PR Preview" w:date="2026-01-01T00:00:00Z">
@@ -14596,111 +14596,63 @@
       </w:ins>
       <w:ins w:id="212" w:author="PR Preview" w:date="2026-01-01T00:00:00Z">
         <w:r>
+          <w:t xml:space="preserve">, is</w:t>
+        </w:r>
+      </w:ins>
+    </w:p>
+    <w:p>
+      <w:pPr>
+        <w:pStyle w:val="BodyText"/>
+      </w:pPr>
+      <w:ins w:id="213" w:author="PR Preview" w:date="2026-01-01T00:00:00Z">
+        <w:r>
+          <w:t xml:space="preserve">$$
+    \theta\stackrel{\text{def}}{=}\arccos\mathopen{}\left(\operatorname{cossim}(\mathord{\smash[b]{\underset{\raise.3ex\hbox{$\scriptstyle\sim$}}{x}}\vphantom{x}}, \mathord{\smash[b]{\underset{\raise.3ex\hbox{$\scriptstyle\sim$}}{y}}\vphantom{y}})\right)\mathclose{}.
+    $$</w:t>
+        </w:r>
+      </w:ins>
+    </w:p>
+    <w:p>
+      <w:pPr>
+        <w:pStyle w:val="FirstParagraph"/>
+      </w:pPr>
+      <w:ins w:id="214" w:author="PR Preview" w:date="2026-01-01T00:00:00Z">
+        <w:r>
+          <w:t xml:space="preserve">In words, the angle is the</w:t>
+        </w:r>
+      </w:ins>
+      <w:ins w:id="215" w:author="PR Preview" w:date="2026-01-01T00:00:00Z">
+        <w:r>
           <w:t xml:space="preserve"> </w:t>
         </w:r>
       </w:ins>
-      <w:ins w:id="213" w:author="PR Preview" w:date="2026-01-01T00:00:00Z">
-        <w:r>
-          <w:t xml:space="preserve">is the unique</w:t>
-        </w:r>
-      </w:ins>
-      <w:ins w:id="214" w:author="PR Preview" w:date="2026-01-01T00:00:00Z">
-        <w:r>
-          <w:t xml:space="preserve"> </w:t>
-        </w:r>
-      </w:ins>
       <w:hyperlink r:id="rId52">
-        <w:ins w:id="215" w:author="PR Preview" w:date="2026-01-01T00:00:00Z">
+        <w:ins w:id="216" w:author="PR Preview" w:date="2026-01-01T00:00:00Z">
           <w:r>
             <w:rPr>
               <w:rStyle w:val="Hyperlink"/>
             </w:rPr>
-            <w:t xml:space="preserve">real number</w:t>
+            <w:t xml:space="preserve">arccosine</w:t>
           </w:r>
         </w:ins>
       </w:hyperlink>
-      <w:ins w:id="216" w:author="PR Preview" w:date="2026-01-01T00:00:00Z">
+      <w:ins w:id="217" w:author="PR Preview" w:date="2026-01-01T00:00:00Z">
         <w:r>
           <w:t xml:space="preserve"> </w:t>
         </w:r>
       </w:ins>
-      <m:oMath>
-        <m:r>
-          <m:t>θ</m:t>
-        </m:r>
-        <m:r>
-          <m:rPr>
-            <m:sty m:val="p"/>
-          </m:rPr>
-          <m:t>∈</m:t>
-        </m:r>
-        <m:r>
-          <m:rPr>
-            <m:sty m:val="p"/>
-          </m:rPr>
-          <m:t>[</m:t>
-        </m:r>
-        <m:r>
-          <m:t>0</m:t>
-        </m:r>
-        <m:r>
-          <m:rPr>
-            <m:sty m:val="p"/>
-          </m:rPr>
-          <m:t>,</m:t>
-        </m:r>
-        <m:r>
-          <m:t>π</m:t>
-        </m:r>
-        <m:r>
-          <m:rPr>
-            <m:sty m:val="p"/>
-          </m:rPr>
-          <m:t>]</m:t>
-        </m:r>
-      </m:oMath>
-      <w:ins w:id="217" w:author="PR Preview" w:date="2026-01-01T00:00:00Z">
+      <w:ins w:id="218" w:author="PR Preview" w:date="2026-01-01T00:00:00Z">
+        <w:r>
+          <w:t xml:space="preserve">of the</w:t>
+        </w:r>
+      </w:ins>
+      <w:ins w:id="219" w:author="PR Preview" w:date="2026-01-01T00:00:00Z">
         <w:r>
           <w:t xml:space="preserve"> </w:t>
         </w:r>
       </w:ins>
-      <w:ins w:id="218" w:author="PR Preview" w:date="2026-01-01T00:00:00Z">
-        <w:r>
-          <w:t xml:space="preserve">whose cosine (</w:t>
-        </w:r>
-      </w:ins>
-      <w:hyperlink r:id="rId53">
-        <w:ins w:id="219" w:author="PR Preview" w:date="2026-01-01T00:00:00Z">
-          <w:r>
-            <w:rPr>
-              <w:rStyle w:val="Hyperlink"/>
-            </w:rPr>
-            <w:t xml:space="preserve">Definition 3 in Trigonometry</w:t>
-          </w:r>
-        </w:ins>
-      </w:hyperlink>
-      <w:ins w:id="220" w:author="PR Preview" w:date="2026-01-01T00:00:00Z">
-        <w:r>
-          <w:t xml:space="preserve">) is</w:t>
-        </w:r>
-      </w:ins>
-      <w:ins w:id="221" w:author="PR Preview" w:date="2026-01-01T00:00:00Z">
-        <w:r>
-          <w:t xml:space="preserve"> </w:t>
-        </w:r>
-      </w:ins>
-      <w:ins w:id="222" w:author="PR Preview" w:date="2026-01-01T00:00:00Z">
-        <w:r>
-          <w:t xml:space="preserve">the</w:t>
-        </w:r>
-      </w:ins>
-      <w:ins w:id="223" w:author="PR Preview" w:date="2026-01-01T00:00:00Z">
-        <w:r>
-          <w:t xml:space="preserve"> </w:t>
-        </w:r>
-      </w:ins>
       <w:hyperlink w:anchor="def-cosine-similarity">
-        <w:ins w:id="224" w:author="PR Preview" w:date="2026-01-01T00:00:00Z">
+        <w:ins w:id="220" w:author="PR Preview" w:date="2026-01-01T00:00:00Z">
           <w:r>
             <w:rPr>
               <w:rStyle w:val="Hyperlink"/>
@@ -14709,36 +14661,24 @@
           </w:r>
         </w:ins>
       </w:hyperlink>
-      <w:ins w:id="225" w:author="PR Preview" w:date="2026-01-01T00:00:00Z">
+      <w:ins w:id="221" w:author="PR Preview" w:date="2026-01-01T00:00:00Z">
         <w:r>
           <w:t xml:space="preserve"> </w:t>
         </w:r>
       </w:ins>
-      <w:ins w:id="226" w:author="PR Preview" w:date="2026-01-01T00:00:00Z">
-        <w:r>
-          <w:t xml:space="preserve">of the two vectors:</w:t>
-        </w:r>
-      </w:ins>
-    </w:p>
+      <w:ins w:id="222" w:author="PR Preview" w:date="2026-01-01T00:00:00Z">
+        <w:r>
+          <w:t xml:space="preserve">of the two vectors.</w:t>
+        </w:r>
+      </w:ins>
+    </w:p>
+    <w:bookmarkEnd w:id="53"/>
+    <w:bookmarkStart w:id="56" w:name="rem-angle-well-defined"/>
     <w:p>
       <w:pPr>
         <w:pStyle w:val="BodyText"/>
       </w:pPr>
-      <w:ins w:id="227" w:author="PR Preview" w:date="2026-01-01T00:00:00Z">
-        <w:r>
-          <w:t xml:space="preserve">$$
-    \cos\theta= \operatorname{cossim}(\mathord{\smash[b]{\underset{\raise.3ex\hbox{$\scriptstyle\sim$}}{x}}\vphantom{x}}, \mathord{\smash[b]{\underset{\raise.3ex\hbox{$\scriptstyle\sim$}}{y}}\vphantom{y}}).
-    $$</w:t>
-        </w:r>
-      </w:ins>
-    </w:p>
-    <w:bookmarkEnd w:id="54"/>
-    <w:bookmarkStart w:id="56" w:name="rem-angle-well-defined"/>
-    <w:p>
-      <w:pPr>
-        <w:pStyle w:val="FirstParagraph"/>
-      </w:pPr>
-      <w:ins w:id="228" w:author="PR Preview" w:date="2026-01-01T00:00:00Z">
+      <w:ins w:id="223" w:author="PR Preview" w:date="2026-01-01T00:00:00Z">
         <w:r>
           <w:rPr>
             <w:i/>
@@ -14747,23 +14687,23 @@
           <w:t xml:space="preserve">Remark 4</w:t>
         </w:r>
       </w:ins>
-      <w:ins w:id="229" w:author="PR Preview" w:date="2026-01-01T00:00:00Z">
+      <w:ins w:id="224" w:author="PR Preview" w:date="2026-01-01T00:00:00Z">
         <w:r>
           <w:t xml:space="preserve"> (Why the angle is well defined). </w:t>
         </w:r>
       </w:ins>
-      <w:ins w:id="230" w:author="PR Preview" w:date="2026-01-01T00:00:00Z">
+      <w:ins w:id="225" w:author="PR Preview" w:date="2026-01-01T00:00:00Z">
         <w:r>
           <w:t xml:space="preserve">The</w:t>
         </w:r>
       </w:ins>
-      <w:ins w:id="231" w:author="PR Preview" w:date="2026-01-01T00:00:00Z">
+      <w:ins w:id="226" w:author="PR Preview" w:date="2026-01-01T00:00:00Z">
         <w:r>
           <w:t xml:space="preserve"> </w:t>
         </w:r>
       </w:ins>
       <w:hyperlink w:anchor="def-cosine-similarity">
-        <w:ins w:id="232" w:author="PR Preview" w:date="2026-01-01T00:00:00Z">
+        <w:ins w:id="227" w:author="PR Preview" w:date="2026-01-01T00:00:00Z">
           <w:r>
             <w:rPr>
               <w:rStyle w:val="Hyperlink"/>
@@ -14772,18 +14712,18 @@
           </w:r>
         </w:ins>
       </w:hyperlink>
-      <w:ins w:id="233" w:author="PR Preview" w:date="2026-01-01T00:00:00Z">
+      <w:ins w:id="228" w:author="PR Preview" w:date="2026-01-01T00:00:00Z">
         <w:r>
           <w:t xml:space="preserve"> </w:t>
         </w:r>
       </w:ins>
-      <w:ins w:id="234" w:author="PR Preview" w:date="2026-01-01T00:00:00Z">
+      <w:ins w:id="229" w:author="PR Preview" w:date="2026-01-01T00:00:00Z">
         <w:r>
           <w:t xml:space="preserve">is defined, because both vectors are nonzero (</w:t>
         </w:r>
       </w:ins>
       <w:hyperlink w:anchor="thm-norm-properties">
-        <w:ins w:id="235" w:author="PR Preview" w:date="2026-01-01T00:00:00Z">
+        <w:ins w:id="230" w:author="PR Preview" w:date="2026-01-01T00:00:00Z">
           <w:r>
             <w:rPr>
               <w:rStyle w:val="Hyperlink"/>
@@ -14792,28 +14732,28 @@
           </w:r>
         </w:ins>
       </w:hyperlink>
-      <w:ins w:id="236" w:author="PR Preview" w:date="2026-01-01T00:00:00Z">
+      <w:ins w:id="231" w:author="PR Preview" w:date="2026-01-01T00:00:00Z">
         <w:r>
           <w:t xml:space="preserve">).</w:t>
         </w:r>
       </w:ins>
-      <w:ins w:id="237" w:author="PR Preview" w:date="2026-01-01T00:00:00Z">
+      <w:ins w:id="232" w:author="PR Preview" w:date="2026-01-01T00:00:00Z">
         <w:r>
           <w:t xml:space="preserve"> </w:t>
         </w:r>
       </w:ins>
-      <w:ins w:id="238" w:author="PR Preview" w:date="2026-01-01T00:00:00Z">
+      <w:ins w:id="233" w:author="PR Preview" w:date="2026-01-01T00:00:00Z">
         <w:r>
           <w:t xml:space="preserve">By</w:t>
         </w:r>
       </w:ins>
-      <w:ins w:id="239" w:author="PR Preview" w:date="2026-01-01T00:00:00Z">
+      <w:ins w:id="234" w:author="PR Preview" w:date="2026-01-01T00:00:00Z">
         <w:r>
           <w:t xml:space="preserve"> </w:t>
         </w:r>
       </w:ins>
       <w:hyperlink w:anchor="thm-cauchy-schwarz">
-        <w:ins w:id="240" w:author="PR Preview" w:date="2026-01-01T00:00:00Z">
+        <w:ins w:id="235" w:author="PR Preview" w:date="2026-01-01T00:00:00Z">
           <w:r>
             <w:rPr>
               <w:rStyle w:val="Hyperlink"/>
@@ -14822,256 +14762,208 @@
           </w:r>
         </w:ins>
       </w:hyperlink>
-      <w:ins w:id="241" w:author="PR Preview" w:date="2026-01-01T00:00:00Z">
-        <w:r>
-          <w:t xml:space="preserve">, it lies in</w:t>
-        </w:r>
-      </w:ins>
-      <w:ins w:id="242" w:author="PR Preview" w:date="2026-01-01T00:00:00Z">
+      <w:ins w:id="236" w:author="PR Preview" w:date="2026-01-01T00:00:00Z">
+        <w:r>
+          <w:t xml:space="preserve">, it lies in the</w:t>
+        </w:r>
+      </w:ins>
+      <w:ins w:id="237" w:author="PR Preview" w:date="2026-01-01T00:00:00Z">
         <w:r>
           <w:t xml:space="preserve"> </w:t>
         </w:r>
       </w:ins>
-      <m:oMath>
-        <m:r>
-          <m:rPr>
-            <m:sty m:val="p"/>
-          </m:rPr>
-          <m:t>[</m:t>
-        </m:r>
-        <m:r>
-          <m:rPr>
-            <m:sty m:val="p"/>
-          </m:rPr>
-          <m:t>−</m:t>
-        </m:r>
-        <m:r>
-          <m:t>1</m:t>
-        </m:r>
-        <m:r>
-          <m:rPr>
-            <m:sty m:val="p"/>
-          </m:rPr>
-          <m:t>,</m:t>
-        </m:r>
-        <m:r>
-          <m:t>1</m:t>
-        </m:r>
-        <m:r>
-          <m:rPr>
-            <m:sty m:val="p"/>
-          </m:rPr>
-          <m:t>]</m:t>
-        </m:r>
-      </m:oMath>
-      <w:ins w:id="243" w:author="PR Preview" w:date="2026-01-01T00:00:00Z">
-        <w:r>
-          <w:t xml:space="preserve">.</w:t>
-        </w:r>
-      </w:ins>
-      <w:ins w:id="244" w:author="PR Preview" w:date="2026-01-01T00:00:00Z">
-        <w:r>
-          <w:t xml:space="preserve"> </w:t>
-        </w:r>
-      </w:ins>
-      <w:ins w:id="245" w:author="PR Preview" w:date="2026-01-01T00:00:00Z">
-        <w:r>
-          <w:t xml:space="preserve">On</w:t>
-        </w:r>
-      </w:ins>
-      <w:ins w:id="246" w:author="PR Preview" w:date="2026-01-01T00:00:00Z">
-        <w:r>
-          <w:t xml:space="preserve"> </w:t>
-        </w:r>
-      </w:ins>
-      <m:oMath>
-        <m:r>
-          <m:rPr>
-            <m:sty m:val="p"/>
-          </m:rPr>
-          <m:t>[</m:t>
-        </m:r>
-        <m:r>
-          <m:t>0</m:t>
-        </m:r>
-        <m:r>
-          <m:rPr>
-            <m:sty m:val="p"/>
-          </m:rPr>
-          <m:t>,</m:t>
-        </m:r>
-        <m:r>
-          <m:t>π</m:t>
-        </m:r>
-        <m:r>
-          <m:rPr>
-            <m:sty m:val="p"/>
-          </m:rPr>
-          <m:t>]</m:t>
-        </m:r>
-      </m:oMath>
-      <w:ins w:id="247" w:author="PR Preview" w:date="2026-01-01T00:00:00Z">
-        <w:r>
-          <w:t xml:space="preserve">,</w:t>
-        </w:r>
-      </w:ins>
-      <w:ins w:id="248" w:author="PR Preview" w:date="2026-01-01T00:00:00Z">
-        <w:r>
-          <w:t xml:space="preserve"> </w:t>
-        </w:r>
-      </w:ins>
-      <m:oMath>
-        <m:r>
-          <m:rPr>
-            <m:sty m:val="p"/>
-          </m:rPr>
-          <m:t>cos</m:t>
-        </m:r>
-      </m:oMath>
-      <w:ins w:id="249" w:author="PR Preview" w:date="2026-01-01T00:00:00Z">
-        <w:r>
-          <w:t xml:space="preserve"> </w:t>
-        </w:r>
-      </w:ins>
-      <w:ins w:id="250" w:author="PR Preview" w:date="2026-01-01T00:00:00Z">
-        <w:r>
-          <w:t xml:space="preserve">is decreasing from</w:t>
-        </w:r>
-      </w:ins>
-      <w:ins w:id="251" w:author="PR Preview" w:date="2026-01-01T00:00:00Z">
-        <w:r>
-          <w:t xml:space="preserve"> </w:t>
-        </w:r>
-      </w:ins>
-      <m:oMath>
-        <m:r>
-          <m:t>1</m:t>
-        </m:r>
-      </m:oMath>
-      <w:ins w:id="252" w:author="PR Preview" w:date="2026-01-01T00:00:00Z">
-        <w:r>
-          <w:t xml:space="preserve"> </w:t>
-        </w:r>
-      </w:ins>
-      <w:ins w:id="253" w:author="PR Preview" w:date="2026-01-01T00:00:00Z">
-        <w:r>
-          <w:t xml:space="preserve">to</w:t>
-        </w:r>
-      </w:ins>
-      <w:ins w:id="254" w:author="PR Preview" w:date="2026-01-01T00:00:00Z">
-        <w:r>
-          <w:t xml:space="preserve"> </w:t>
-        </w:r>
-      </w:ins>
-      <m:oMath>
-        <m:r>
-          <m:rPr>
-            <m:sty m:val="p"/>
-          </m:rPr>
-          <m:t>−</m:t>
-        </m:r>
-        <m:r>
-          <m:t>1</m:t>
-        </m:r>
-      </m:oMath>
-      <w:ins w:id="255" w:author="PR Preview" w:date="2026-01-01T00:00:00Z">
-        <w:r>
-          <w:t xml:space="preserve">.</w:t>
-        </w:r>
-      </w:ins>
-      <w:ins w:id="256" w:author="PR Preview" w:date="2026-01-01T00:00:00Z">
-        <w:r>
-          <w:t xml:space="preserve"> </w:t>
-        </w:r>
-      </w:ins>
-      <w:ins w:id="257" w:author="PR Preview" w:date="2026-01-01T00:00:00Z">
-        <w:r>
-          <w:t xml:space="preserve">It hits each point of</w:t>
-        </w:r>
-      </w:ins>
-      <w:ins w:id="258" w:author="PR Preview" w:date="2026-01-01T00:00:00Z">
-        <w:r>
-          <w:t xml:space="preserve"> </w:t>
-        </w:r>
-      </w:ins>
-      <m:oMath>
-        <m:r>
-          <m:rPr>
-            <m:sty m:val="p"/>
-          </m:rPr>
-          <m:t>[</m:t>
-        </m:r>
-        <m:r>
-          <m:rPr>
-            <m:sty m:val="p"/>
-          </m:rPr>
-          <m:t>−</m:t>
-        </m:r>
-        <m:r>
-          <m:t>1</m:t>
-        </m:r>
-        <m:r>
-          <m:rPr>
-            <m:sty m:val="p"/>
-          </m:rPr>
-          <m:t>,</m:t>
-        </m:r>
-        <m:r>
-          <m:t>1</m:t>
-        </m:r>
-        <m:r>
-          <m:rPr>
-            <m:sty m:val="p"/>
-          </m:rPr>
-          <m:t>]</m:t>
-        </m:r>
-      </m:oMath>
-      <w:ins w:id="259" w:author="PR Preview" w:date="2026-01-01T00:00:00Z">
-        <w:r>
-          <w:t xml:space="preserve"> </w:t>
-        </w:r>
-      </w:ins>
-      <w:ins w:id="260" w:author="PR Preview" w:date="2026-01-01T00:00:00Z">
-        <w:r>
-          <w:t xml:space="preserve">exactly once (</w:t>
-        </w:r>
-      </w:ins>
-      <w:hyperlink r:id="rId55">
-        <w:ins w:id="261" w:author="PR Preview" w:date="2026-01-01T00:00:00Z">
+      <w:hyperlink r:id="rId54">
+        <w:ins w:id="238" w:author="PR Preview" w:date="2026-01-01T00:00:00Z">
           <w:r>
             <w:rPr>
               <w:rStyle w:val="Hyperlink"/>
             </w:rPr>
-            <w:t xml:space="preserve">Theorem 2 in Trigonometry</w:t>
+            <w:t xml:space="preserve">closed interval</w:t>
           </w:r>
         </w:ins>
       </w:hyperlink>
-      <w:ins w:id="262" w:author="PR Preview" w:date="2026-01-01T00:00:00Z">
-        <w:r>
-          <w:t xml:space="preserve">),</w:t>
-        </w:r>
-      </w:ins>
-      <w:ins w:id="263" w:author="PR Preview" w:date="2026-01-01T00:00:00Z">
+      <w:ins w:id="239" w:author="PR Preview" w:date="2026-01-01T00:00:00Z">
         <w:r>
           <w:t xml:space="preserve"> </w:t>
         </w:r>
       </w:ins>
-      <w:ins w:id="264" w:author="PR Preview" w:date="2026-01-01T00:00:00Z">
-        <w:r>
-          <w:t xml:space="preserve">so there is exactly one such</w:t>
-        </w:r>
-      </w:ins>
-      <w:ins w:id="265" w:author="PR Preview" w:date="2026-01-01T00:00:00Z">
+      <m:oMath>
+        <m:r>
+          <m:rPr>
+            <m:sty m:val="p"/>
+          </m:rPr>
+          <m:t>[</m:t>
+        </m:r>
+        <m:r>
+          <m:rPr>
+            <m:sty m:val="p"/>
+          </m:rPr>
+          <m:t>−</m:t>
+        </m:r>
+        <m:r>
+          <m:t>1</m:t>
+        </m:r>
+        <m:r>
+          <m:rPr>
+            <m:sty m:val="p"/>
+          </m:rPr>
+          <m:t>,</m:t>
+        </m:r>
+        <m:r>
+          <m:t>1</m:t>
+        </m:r>
+        <m:r>
+          <m:rPr>
+            <m:sty m:val="p"/>
+          </m:rPr>
+          <m:t>]</m:t>
+        </m:r>
+      </m:oMath>
+      <w:ins w:id="240" w:author="PR Preview" w:date="2026-01-01T00:00:00Z">
+        <w:r>
+          <w:t xml:space="preserve">,</w:t>
+        </w:r>
+      </w:ins>
+      <w:ins w:id="241" w:author="PR Preview" w:date="2026-01-01T00:00:00Z">
         <w:r>
           <w:t xml:space="preserve"> </w:t>
         </w:r>
       </w:ins>
+      <w:ins w:id="242" w:author="PR Preview" w:date="2026-01-01T00:00:00Z">
+        <w:r>
+          <w:t xml:space="preserve">which is where the</w:t>
+        </w:r>
+      </w:ins>
+      <w:ins w:id="243" w:author="PR Preview" w:date="2026-01-01T00:00:00Z">
+        <w:r>
+          <w:t xml:space="preserve"> </w:t>
+        </w:r>
+      </w:ins>
+      <w:hyperlink r:id="rId52">
+        <w:ins w:id="244" w:author="PR Preview" w:date="2026-01-01T00:00:00Z">
+          <w:r>
+            <w:rPr>
+              <w:rStyle w:val="Hyperlink"/>
+            </w:rPr>
+            <w:t xml:space="preserve">arccosine</w:t>
+          </w:r>
+        </w:ins>
+      </w:hyperlink>
+      <w:ins w:id="245" w:author="PR Preview" w:date="2026-01-01T00:00:00Z">
+        <w:r>
+          <w:t xml:space="preserve">,</w:t>
+        </w:r>
+      </w:ins>
+      <w:ins w:id="246" w:author="PR Preview" w:date="2026-01-01T00:00:00Z">
+        <w:r>
+          <w:t xml:space="preserve"> </w:t>
+        </w:r>
+      </w:ins>
+      <m:oMath>
+        <m:r>
+          <m:rPr>
+            <m:sty m:val="p"/>
+          </m:rPr>
+          <m:t>arccos</m:t>
+        </m:r>
+      </m:oMath>
+      <w:ins w:id="247" w:author="PR Preview" w:date="2026-01-01T00:00:00Z">
+        <w:r>
+          <w:t xml:space="preserve">, is defined.</w:t>
+        </w:r>
+      </w:ins>
+      <w:ins w:id="248" w:author="PR Preview" w:date="2026-01-01T00:00:00Z">
+        <w:r>
+          <w:t xml:space="preserve"> </w:t>
+        </w:r>
+      </w:ins>
+      <w:ins w:id="249" w:author="PR Preview" w:date="2026-01-01T00:00:00Z">
+        <w:r>
+          <w:t xml:space="preserve">So the angle</w:t>
+        </w:r>
+      </w:ins>
+      <w:ins w:id="250" w:author="PR Preview" w:date="2026-01-01T00:00:00Z">
+        <w:r>
+          <w:t xml:space="preserve"> </w:t>
+        </w:r>
+      </w:ins>
       <m:oMath>
         <m:r>
           <m:t>θ</m:t>
         </m:r>
       </m:oMath>
-      <w:ins w:id="266" w:author="PR Preview" w:date="2026-01-01T00:00:00Z">
+      <w:ins w:id="251" w:author="PR Preview" w:date="2026-01-01T00:00:00Z">
+        <w:r>
+          <w:t xml:space="preserve"> </w:t>
+        </w:r>
+      </w:ins>
+      <w:ins w:id="252" w:author="PR Preview" w:date="2026-01-01T00:00:00Z">
+        <w:r>
+          <w:t xml:space="preserve">lies in</w:t>
+        </w:r>
+      </w:ins>
+      <w:ins w:id="253" w:author="PR Preview" w:date="2026-01-01T00:00:00Z">
+        <w:r>
+          <w:t xml:space="preserve"> </w:t>
+        </w:r>
+      </w:ins>
+      <m:oMath>
+        <m:r>
+          <m:rPr>
+            <m:sty m:val="p"/>
+          </m:rPr>
+          <m:t>[</m:t>
+        </m:r>
+        <m:r>
+          <m:t>0</m:t>
+        </m:r>
+        <m:r>
+          <m:rPr>
+            <m:sty m:val="p"/>
+          </m:rPr>
+          <m:t>,</m:t>
+        </m:r>
+        <m:r>
+          <m:t>π</m:t>
+        </m:r>
+        <m:r>
+          <m:rPr>
+            <m:sty m:val="p"/>
+          </m:rPr>
+          <m:t>]</m:t>
+        </m:r>
+      </m:oMath>
+      <w:ins w:id="254" w:author="PR Preview" w:date="2026-01-01T00:00:00Z">
+        <w:r>
+          <w:t xml:space="preserve">, with</w:t>
+        </w:r>
+      </w:ins>
+      <w:ins w:id="255" w:author="PR Preview" w:date="2026-01-01T00:00:00Z">
+        <w:r>
+          <w:t xml:space="preserve"> </w:t>
+        </w:r>
+      </w:ins>
+      <w:hyperlink r:id="rId55">
+        <w:ins w:id="256" w:author="PR Preview" w:date="2026-01-01T00:00:00Z">
+          <w:r>
+            <w:rPr>
+              <w:rStyle w:val="Hyperlink"/>
+            </w:rPr>
+            <w:t xml:space="preserve">cosine</w:t>
+          </w:r>
+        </w:ins>
+      </w:hyperlink>
+      <w:ins w:id="257" w:author="PR Preview" w:date="2026-01-01T00:00:00Z">
+        <w:r>
+          <w:t xml:space="preserve"> </w:t>
+        </w:r>
+      </w:ins>
+      <w:ins w:id="258" w:author="PR Preview" w:date="2026-01-01T00:00:00Z">
+        <w:r>
+          <w:t xml:space="preserve">$\cos\theta= \operatorname{cossim}(\mathord{\smash[b]{\underset{\raise.3ex\hbox{$\scriptstyle\sim$}}{x}}\vphantom{x}}, \mathord{\smash[b]{\underset{\raise.3ex\hbox{$\scriptstyle\sim$}}{y}}\vphantom{y}})$</w:t>
+        </w:r>
+      </w:ins>
+      <w:ins w:id="259" w:author="PR Preview" w:date="2026-01-01T00:00:00Z">
         <w:r>
           <w:t xml:space="preserve">.</w:t>
         </w:r>
@@ -15083,7 +14975,7 @@
       <w:pPr>
         <w:pStyle w:val="BodyText"/>
       </w:pPr>
-      <w:ins w:id="267" w:author="PR Preview" w:date="2026-01-01T00:00:00Z">
+      <w:ins w:id="260" w:author="PR Preview" w:date="2026-01-01T00:00:00Z">
         <w:r>
           <w:rPr>
             <w:b/>
@@ -15092,6 +14984,46 @@
           <w:t xml:space="preserve">Corollary 1 (A right angle means orthogonal)</w:t>
         </w:r>
       </w:ins>
+      <w:ins w:id="261" w:author="PR Preview" w:date="2026-01-01T00:00:00Z">
+        <w:r>
+          <w:t xml:space="preserve"> </w:t>
+        </w:r>
+      </w:ins>
+      <w:ins w:id="262" w:author="PR Preview" w:date="2026-01-01T00:00:00Z">
+        <w:r>
+          <w:t xml:space="preserve">For nonzero vectors</w:t>
+        </w:r>
+      </w:ins>
+      <w:ins w:id="263" w:author="PR Preview" w:date="2026-01-01T00:00:00Z">
+        <w:r>
+          <w:t xml:space="preserve"> </w:t>
+        </w:r>
+      </w:ins>
+      <w:ins w:id="264" w:author="PR Preview" w:date="2026-01-01T00:00:00Z">
+        <w:r>
+          <w:t xml:space="preserve">$\mathord{\smash[b]{\underset{\raise.3ex\hbox{$\scriptstyle\sim$}}{x}}\vphantom{x}}, \mathord{\smash[b]{\underset{\raise.3ex\hbox{$\scriptstyle\sim$}}{y}}\vphantom{y}} \in \mathbb{R}^p$</w:t>
+        </w:r>
+      </w:ins>
+      <w:ins w:id="265" w:author="PR Preview" w:date="2026-01-01T00:00:00Z">
+        <w:r>
+          <w:t xml:space="preserve"> </w:t>
+        </w:r>
+      </w:ins>
+      <w:ins w:id="266" w:author="PR Preview" w:date="2026-01-01T00:00:00Z">
+        <w:r>
+          <w:t xml:space="preserve">with angle</w:t>
+        </w:r>
+      </w:ins>
+      <w:ins w:id="267" w:author="PR Preview" w:date="2026-01-01T00:00:00Z">
+        <w:r>
+          <w:t xml:space="preserve"> </w:t>
+        </w:r>
+      </w:ins>
+      <m:oMath>
+        <m:r>
+          <m:t>θ</m:t>
+        </m:r>
+      </m:oMath>
       <w:ins w:id="268" w:author="PR Preview" w:date="2026-01-01T00:00:00Z">
         <w:r>
           <w:t xml:space="preserve"> </w:t>
@@ -15099,51 +15031,11 @@
       </w:ins>
       <w:ins w:id="269" w:author="PR Preview" w:date="2026-01-01T00:00:00Z">
         <w:r>
-          <w:t xml:space="preserve">For nonzero vectors</w:t>
-        </w:r>
-      </w:ins>
-      <w:ins w:id="270" w:author="PR Preview" w:date="2026-01-01T00:00:00Z">
-        <w:r>
-          <w:t xml:space="preserve"> </w:t>
-        </w:r>
-      </w:ins>
-      <w:ins w:id="271" w:author="PR Preview" w:date="2026-01-01T00:00:00Z">
-        <w:r>
-          <w:t xml:space="preserve">$\mathord{\smash[b]{\underset{\raise.3ex\hbox{$\scriptstyle\sim$}}{x}}\vphantom{x}}, \mathord{\smash[b]{\underset{\raise.3ex\hbox{$\scriptstyle\sim$}}{y}}\vphantom{y}} \in \mathbb{R}^p$</w:t>
-        </w:r>
-      </w:ins>
-      <w:ins w:id="272" w:author="PR Preview" w:date="2026-01-01T00:00:00Z">
-        <w:r>
-          <w:t xml:space="preserve"> </w:t>
-        </w:r>
-      </w:ins>
-      <w:ins w:id="273" w:author="PR Preview" w:date="2026-01-01T00:00:00Z">
-        <w:r>
-          <w:t xml:space="preserve">with angle</w:t>
-        </w:r>
-      </w:ins>
-      <w:ins w:id="274" w:author="PR Preview" w:date="2026-01-01T00:00:00Z">
-        <w:r>
-          <w:t xml:space="preserve"> </w:t>
-        </w:r>
-      </w:ins>
-      <m:oMath>
-        <m:r>
-          <m:t>θ</m:t>
-        </m:r>
-      </m:oMath>
-      <w:ins w:id="275" w:author="PR Preview" w:date="2026-01-01T00:00:00Z">
-        <w:r>
-          <w:t xml:space="preserve"> </w:t>
-        </w:r>
-      </w:ins>
-      <w:ins w:id="276" w:author="PR Preview" w:date="2026-01-01T00:00:00Z">
-        <w:r>
           <w:t xml:space="preserve">(</w:t>
         </w:r>
       </w:ins>
       <w:hyperlink w:anchor="def-angle">
-        <w:ins w:id="277" w:author="PR Preview" w:date="2026-01-01T00:00:00Z">
+        <w:ins w:id="270" w:author="PR Preview" w:date="2026-01-01T00:00:00Z">
           <w:r>
             <w:rPr>
               <w:rStyle w:val="Hyperlink"/>
@@ -15152,7 +15044,7 @@
           </w:r>
         </w:ins>
       </w:hyperlink>
-      <w:ins w:id="278" w:author="PR Preview" w:date="2026-01-01T00:00:00Z">
+      <w:ins w:id="271" w:author="PR Preview" w:date="2026-01-01T00:00:00Z">
         <w:r>
           <w:t xml:space="preserve">),</w:t>
         </w:r>
@@ -15162,7 +15054,7 @@
       <w:pPr>
         <w:pStyle w:val="BodyText"/>
       </w:pPr>
-      <w:ins w:id="279" w:author="PR Preview" w:date="2026-01-01T00:00:00Z">
+      <w:ins w:id="272" w:author="PR Preview" w:date="2026-01-01T00:00:00Z">
         <w:r>
           <w:t xml:space="preserve">$$
     \theta= \frac{\pi}{2}
@@ -15176,13 +15068,13 @@
       <w:pPr>
         <w:pStyle w:val="FirstParagraph"/>
       </w:pPr>
-      <w:ins w:id="280" w:author="PR Preview" w:date="2026-01-01T00:00:00Z">
+      <w:ins w:id="273" w:author="PR Preview" w:date="2026-01-01T00:00:00Z">
         <w:r>
           <w:t xml:space="preserve">so for nonzero vectors, orthogonal (</w:t>
         </w:r>
       </w:ins>
       <w:hyperlink r:id="rId22">
-        <w:ins w:id="281" w:author="PR Preview" w:date="2026-01-01T00:00:00Z">
+        <w:ins w:id="274" w:author="PR Preview" w:date="2026-01-01T00:00:00Z">
           <w:r>
             <w:rPr>
               <w:rStyle w:val="Hyperlink"/>
@@ -15191,7 +15083,7 @@
           </w:r>
         </w:ins>
       </w:hyperlink>
-      <w:ins w:id="282" w:author="PR Preview" w:date="2026-01-01T00:00:00Z">
+      <w:ins w:id="275" w:author="PR Preview" w:date="2026-01-01T00:00:00Z">
         <w:r>
           <w:t xml:space="preserve">) means at a right angle.</w:t>
         </w:r>
@@ -15202,7 +15094,7 @@
       <w:pPr>
         <w:pStyle w:val="BodyText"/>
       </w:pPr>
-      <w:ins w:id="283" w:author="PR Preview" w:date="2026-01-01T00:00:00Z">
+      <w:ins w:id="276" w:author="PR Preview" w:date="2026-01-01T00:00:00Z">
         <w:r>
           <w:rPr>
             <w:i/>
@@ -15211,38 +15103,38 @@
           <w:t xml:space="preserve">Proof</w:t>
         </w:r>
       </w:ins>
-      <w:ins w:id="284" w:author="PR Preview" w:date="2026-01-01T00:00:00Z">
+      <w:ins w:id="277" w:author="PR Preview" w:date="2026-01-01T00:00:00Z">
         <w:r>
           <w:t xml:space="preserve">. </w:t>
         </w:r>
       </w:ins>
-      <w:ins w:id="285" w:author="PR Preview" w:date="2026-01-01T00:00:00Z">
+      <w:ins w:id="278" w:author="PR Preview" w:date="2026-01-01T00:00:00Z">
         <w:r>
           <w:t xml:space="preserve">Since</w:t>
         </w:r>
       </w:ins>
-      <w:ins w:id="286" w:author="PR Preview" w:date="2026-01-01T00:00:00Z">
+      <w:ins w:id="279" w:author="PR Preview" w:date="2026-01-01T00:00:00Z">
         <w:r>
           <w:t xml:space="preserve"> </w:t>
         </w:r>
       </w:ins>
-      <w:ins w:id="287" w:author="PR Preview" w:date="2026-01-01T00:00:00Z">
+      <w:ins w:id="280" w:author="PR Preview" w:date="2026-01-01T00:00:00Z">
         <w:r>
           <w:t xml:space="preserve">$\mathopen{}\left\lVert\mathord{\smash[b]{\underset{\raise.3ex\hbox{$\scriptstyle\sim$}}{x}}\vphantom{x}}\right\rVert\mathclose{}\,\mathopen{}\left\lVert\mathord{\smash[b]{\underset{\raise.3ex\hbox{$\scriptstyle\sim$}}{y}}\vphantom{y}}\right\rVert\mathclose{} &gt; 0$</w:t>
         </w:r>
       </w:ins>
-      <w:ins w:id="288" w:author="PR Preview" w:date="2026-01-01T00:00:00Z">
+      <w:ins w:id="281" w:author="PR Preview" w:date="2026-01-01T00:00:00Z">
         <w:r>
           <w:t xml:space="preserve"> </w:t>
         </w:r>
       </w:ins>
-      <w:ins w:id="289" w:author="PR Preview" w:date="2026-01-01T00:00:00Z">
+      <w:ins w:id="282" w:author="PR Preview" w:date="2026-01-01T00:00:00Z">
         <w:r>
           <w:t xml:space="preserve">(</w:t>
         </w:r>
       </w:ins>
       <w:hyperlink w:anchor="thm-norm-properties">
-        <w:ins w:id="290" w:author="PR Preview" w:date="2026-01-01T00:00:00Z">
+        <w:ins w:id="283" w:author="PR Preview" w:date="2026-01-01T00:00:00Z">
           <w:r>
             <w:rPr>
               <w:rStyle w:val="Hyperlink"/>
@@ -15251,53 +15143,53 @@
           </w:r>
         </w:ins>
       </w:hyperlink>
+      <w:ins w:id="284" w:author="PR Preview" w:date="2026-01-01T00:00:00Z">
+        <w:r>
+          <w:t xml:space="preserve">),</w:t>
+        </w:r>
+      </w:ins>
+      <w:ins w:id="285" w:author="PR Preview" w:date="2026-01-01T00:00:00Z">
+        <w:r>
+          <w:t xml:space="preserve"> </w:t>
+        </w:r>
+      </w:ins>
+      <w:ins w:id="286" w:author="PR Preview" w:date="2026-01-01T00:00:00Z">
+        <w:r>
+          <w:t xml:space="preserve">$\operatorname{cossim}(\mathord{\smash[b]{\underset{\raise.3ex\hbox{$\scriptstyle\sim$}}{x}}\vphantom{x}}, \mathord{\smash[b]{\underset{\raise.3ex\hbox{$\scriptstyle\sim$}}{y}}\vphantom{y}}) = 0$</w:t>
+        </w:r>
+      </w:ins>
+      <w:ins w:id="287" w:author="PR Preview" w:date="2026-01-01T00:00:00Z">
+        <w:r>
+          <w:t xml:space="preserve"> </w:t>
+        </w:r>
+      </w:ins>
+      <w:ins w:id="288" w:author="PR Preview" w:date="2026-01-01T00:00:00Z">
+        <w:r>
+          <w:t xml:space="preserve">exactly when</w:t>
+        </w:r>
+      </w:ins>
+      <w:ins w:id="289" w:author="PR Preview" w:date="2026-01-01T00:00:00Z">
+        <w:r>
+          <w:t xml:space="preserve"> </w:t>
+        </w:r>
+      </w:ins>
+      <w:ins w:id="290" w:author="PR Preview" w:date="2026-01-01T00:00:00Z">
+        <w:r>
+          <w:t xml:space="preserve">$\mathord{\smash[b]{\underset{\raise.3ex\hbox{$\scriptstyle\sim$}}{x}}\vphantom{x}} \cdot \mathord{\smash[b]{\underset{\raise.3ex\hbox{$\scriptstyle\sim$}}{y}}\vphantom{y}} = 0$</w:t>
+        </w:r>
+      </w:ins>
       <w:ins w:id="291" w:author="PR Preview" w:date="2026-01-01T00:00:00Z">
         <w:r>
-          <w:t xml:space="preserve">),</w:t>
+          <w:t xml:space="preserve"> </w:t>
         </w:r>
       </w:ins>
       <w:ins w:id="292" w:author="PR Preview" w:date="2026-01-01T00:00:00Z">
         <w:r>
-          <w:t xml:space="preserve"> </w:t>
-        </w:r>
-      </w:ins>
-      <w:ins w:id="293" w:author="PR Preview" w:date="2026-01-01T00:00:00Z">
-        <w:r>
-          <w:t xml:space="preserve">$\operatorname{cossim}(\mathord{\smash[b]{\underset{\raise.3ex\hbox{$\scriptstyle\sim$}}{x}}\vphantom{x}}, \mathord{\smash[b]{\underset{\raise.3ex\hbox{$\scriptstyle\sim$}}{y}}\vphantom{y}}) = 0$</w:t>
-        </w:r>
-      </w:ins>
-      <w:ins w:id="294" w:author="PR Preview" w:date="2026-01-01T00:00:00Z">
-        <w:r>
-          <w:t xml:space="preserve"> </w:t>
-        </w:r>
-      </w:ins>
-      <w:ins w:id="295" w:author="PR Preview" w:date="2026-01-01T00:00:00Z">
-        <w:r>
-          <w:t xml:space="preserve">exactly when</w:t>
-        </w:r>
-      </w:ins>
-      <w:ins w:id="296" w:author="PR Preview" w:date="2026-01-01T00:00:00Z">
-        <w:r>
-          <w:t xml:space="preserve"> </w:t>
-        </w:r>
-      </w:ins>
-      <w:ins w:id="297" w:author="PR Preview" w:date="2026-01-01T00:00:00Z">
-        <w:r>
-          <w:t xml:space="preserve">$\mathord{\smash[b]{\underset{\raise.3ex\hbox{$\scriptstyle\sim$}}{x}}\vphantom{x}} \cdot \mathord{\smash[b]{\underset{\raise.3ex\hbox{$\scriptstyle\sim$}}{y}}\vphantom{y}} = 0$</w:t>
-        </w:r>
-      </w:ins>
-      <w:ins w:id="298" w:author="PR Preview" w:date="2026-01-01T00:00:00Z">
-        <w:r>
-          <w:t xml:space="preserve"> </w:t>
-        </w:r>
-      </w:ins>
-      <w:ins w:id="299" w:author="PR Preview" w:date="2026-01-01T00:00:00Z">
-        <w:r>
           <w:t xml:space="preserve">(</w:t>
         </w:r>
       </w:ins>
       <w:hyperlink w:anchor="def-cosine-similarity">
-        <w:ins w:id="300" w:author="PR Preview" w:date="2026-01-01T00:00:00Z">
+        <w:ins w:id="293" w:author="PR Preview" w:date="2026-01-01T00:00:00Z">
           <w:r>
             <w:rPr>
               <w:rStyle w:val="Hyperlink"/>
@@ -15306,9 +15198,64 @@
           </w:r>
         </w:ins>
       </w:hyperlink>
+      <w:ins w:id="294" w:author="PR Preview" w:date="2026-01-01T00:00:00Z">
+        <w:r>
+          <w:t xml:space="preserve">),</w:t>
+        </w:r>
+      </w:ins>
+      <w:ins w:id="295" w:author="PR Preview" w:date="2026-01-01T00:00:00Z">
+        <w:r>
+          <w:t xml:space="preserve"> </w:t>
+        </w:r>
+      </w:ins>
+      <w:ins w:id="296" w:author="PR Preview" w:date="2026-01-01T00:00:00Z">
+        <w:r>
+          <w:t xml:space="preserve">so</w:t>
+        </w:r>
+      </w:ins>
+      <w:ins w:id="297" w:author="PR Preview" w:date="2026-01-01T00:00:00Z">
+        <w:r>
+          <w:t xml:space="preserve"> </w:t>
+        </w:r>
+      </w:ins>
+      <m:oMath>
+        <m:r>
+          <m:rPr>
+            <m:sty m:val="p"/>
+          </m:rPr>
+          <m:t>cos</m:t>
+        </m:r>
+        <m:r>
+          <m:t>θ</m:t>
+        </m:r>
+        <m:r>
+          <m:rPr>
+            <m:sty m:val="p"/>
+          </m:rPr>
+          <m:t>=</m:t>
+        </m:r>
+        <m:r>
+          <m:t>0</m:t>
+        </m:r>
+      </m:oMath>
+      <w:ins w:id="298" w:author="PR Preview" w:date="2026-01-01T00:00:00Z">
+        <w:r>
+          <w:t xml:space="preserve"> </w:t>
+        </w:r>
+      </w:ins>
+      <w:ins w:id="299" w:author="PR Preview" w:date="2026-01-01T00:00:00Z">
+        <w:r>
+          <w:t xml:space="preserve">exactly when</w:t>
+        </w:r>
+      </w:ins>
+      <w:ins w:id="300" w:author="PR Preview" w:date="2026-01-01T00:00:00Z">
+        <w:r>
+          <w:t xml:space="preserve"> </w:t>
+        </w:r>
+      </w:ins>
       <w:ins w:id="301" w:author="PR Preview" w:date="2026-01-01T00:00:00Z">
         <w:r>
-          <w:t xml:space="preserve">),</w:t>
+          <w:t xml:space="preserve">$\mathord{\smash[b]{\underset{\raise.3ex\hbox{$\scriptstyle\sim$}}{x}}\vphantom{x}} \cdot \mathord{\smash[b]{\underset{\raise.3ex\hbox{$\scriptstyle\sim$}}{y}}\vphantom{y}} = 0$</w:t>
         </w:r>
       </w:ins>
       <w:ins w:id="302" w:author="PR Preview" w:date="2026-01-01T00:00:00Z">
@@ -15318,14 +15265,75 @@
       </w:ins>
       <w:ins w:id="303" w:author="PR Preview" w:date="2026-01-01T00:00:00Z">
         <w:r>
-          <w:t xml:space="preserve">so</w:t>
-        </w:r>
-      </w:ins>
-      <w:ins w:id="304" w:author="PR Preview" w:date="2026-01-01T00:00:00Z">
+          <w:t xml:space="preserve">(</w:t>
+        </w:r>
+      </w:ins>
+      <w:hyperlink w:anchor="rem-angle-well-defined">
+        <w:ins w:id="304" w:author="PR Preview" w:date="2026-01-01T00:00:00Z">
+          <w:r>
+            <w:rPr>
+              <w:rStyle w:val="Hyperlink"/>
+            </w:rPr>
+            <w:t xml:space="preserve">Remark 4</w:t>
+          </w:r>
+        </w:ins>
+      </w:hyperlink>
+      <w:ins w:id="305" w:author="PR Preview" w:date="2026-01-01T00:00:00Z">
+        <w:r>
+          <w:t xml:space="preserve">).</w:t>
+        </w:r>
+      </w:ins>
+      <w:ins w:id="306" w:author="PR Preview" w:date="2026-01-01T00:00:00Z">
         <w:r>
           <w:t xml:space="preserve"> </w:t>
         </w:r>
       </w:ins>
+      <w:ins w:id="307" w:author="PR Preview" w:date="2026-01-01T00:00:00Z">
+        <w:r>
+          <w:t xml:space="preserve">On</w:t>
+        </w:r>
+      </w:ins>
+      <w:ins w:id="308" w:author="PR Preview" w:date="2026-01-01T00:00:00Z">
+        <w:r>
+          <w:t xml:space="preserve"> </w:t>
+        </w:r>
+      </w:ins>
+      <m:oMath>
+        <m:r>
+          <m:rPr>
+            <m:sty m:val="p"/>
+          </m:rPr>
+          <m:t>[</m:t>
+        </m:r>
+        <m:r>
+          <m:t>0</m:t>
+        </m:r>
+        <m:r>
+          <m:rPr>
+            <m:sty m:val="p"/>
+          </m:rPr>
+          <m:t>,</m:t>
+        </m:r>
+        <m:r>
+          <m:t>π</m:t>
+        </m:r>
+        <m:r>
+          <m:rPr>
+            <m:sty m:val="p"/>
+          </m:rPr>
+          <m:t>]</m:t>
+        </m:r>
+      </m:oMath>
+      <w:ins w:id="309" w:author="PR Preview" w:date="2026-01-01T00:00:00Z">
+        <w:r>
+          <w:t xml:space="preserve">,</w:t>
+        </w:r>
+      </w:ins>
+      <w:ins w:id="310" w:author="PR Preview" w:date="2026-01-01T00:00:00Z">
+        <w:r>
+          <w:t xml:space="preserve"> </w:t>
+        </w:r>
+      </w:ins>
       <m:oMath>
         <m:r>
           <m:rPr>
@@ -15333,144 +15341,48 @@
           </m:rPr>
           <m:t>cos</m:t>
         </m:r>
-        <m:r>
-          <m:t>θ</m:t>
-        </m:r>
-        <m:r>
-          <m:rPr>
-            <m:sty m:val="p"/>
-          </m:rPr>
-          <m:t>=</m:t>
-        </m:r>
-        <m:r>
-          <m:t>0</m:t>
-        </m:r>
-      </m:oMath>
-      <w:ins w:id="305" w:author="PR Preview" w:date="2026-01-01T00:00:00Z">
+      </m:oMath>
+      <w:ins w:id="311" w:author="PR Preview" w:date="2026-01-01T00:00:00Z">
         <w:r>
           <w:t xml:space="preserve"> </w:t>
         </w:r>
       </w:ins>
-      <w:ins w:id="306" w:author="PR Preview" w:date="2026-01-01T00:00:00Z">
-        <w:r>
-          <w:t xml:space="preserve">exactly when</w:t>
-        </w:r>
-      </w:ins>
-      <w:ins w:id="307" w:author="PR Preview" w:date="2026-01-01T00:00:00Z">
+      <w:ins w:id="312" w:author="PR Preview" w:date="2026-01-01T00:00:00Z">
+        <w:r>
+          <w:t xml:space="preserve">vanishes only at</w:t>
+        </w:r>
+      </w:ins>
+      <w:ins w:id="313" w:author="PR Preview" w:date="2026-01-01T00:00:00Z">
         <w:r>
           <w:t xml:space="preserve"> </w:t>
         </w:r>
       </w:ins>
-      <w:ins w:id="308" w:author="PR Preview" w:date="2026-01-01T00:00:00Z">
-        <w:r>
-          <w:t xml:space="preserve">$\mathord{\smash[b]{\underset{\raise.3ex\hbox{$\scriptstyle\sim$}}{x}}\vphantom{x}} \cdot \mathord{\smash[b]{\underset{\raise.3ex\hbox{$\scriptstyle\sim$}}{y}}\vphantom{y}} = 0$</w:t>
-        </w:r>
-      </w:ins>
-      <w:ins w:id="309" w:author="PR Preview" w:date="2026-01-01T00:00:00Z">
+      <m:oMath>
+        <m:r>
+          <m:t>π</m:t>
+        </m:r>
+        <m:r>
+          <m:rPr>
+            <m:sty m:val="p"/>
+          </m:rPr>
+          <m:t>/</m:t>
+        </m:r>
+        <m:r>
+          <m:t>2</m:t>
+        </m:r>
+      </m:oMath>
+      <w:ins w:id="314" w:author="PR Preview" w:date="2026-01-01T00:00:00Z">
         <w:r>
           <w:t xml:space="preserve">.</w:t>
         </w:r>
       </w:ins>
-      <w:ins w:id="310" w:author="PR Preview" w:date="2026-01-01T00:00:00Z">
-        <w:r>
-          <w:t xml:space="preserve"> </w:t>
-        </w:r>
-      </w:ins>
-      <w:ins w:id="311" w:author="PR Preview" w:date="2026-01-01T00:00:00Z">
-        <w:r>
-          <w:t xml:space="preserve">On</w:t>
-        </w:r>
-      </w:ins>
-      <w:ins w:id="312" w:author="PR Preview" w:date="2026-01-01T00:00:00Z">
-        <w:r>
-          <w:t xml:space="preserve"> </w:t>
-        </w:r>
-      </w:ins>
-      <m:oMath>
-        <m:r>
-          <m:rPr>
-            <m:sty m:val="p"/>
-          </m:rPr>
-          <m:t>[</m:t>
-        </m:r>
-        <m:r>
-          <m:t>0</m:t>
-        </m:r>
-        <m:r>
-          <m:rPr>
-            <m:sty m:val="p"/>
-          </m:rPr>
-          <m:t>,</m:t>
-        </m:r>
-        <m:r>
-          <m:t>π</m:t>
-        </m:r>
-        <m:r>
-          <m:rPr>
-            <m:sty m:val="p"/>
-          </m:rPr>
-          <m:t>]</m:t>
-        </m:r>
-      </m:oMath>
-      <w:ins w:id="313" w:author="PR Preview" w:date="2026-01-01T00:00:00Z">
-        <w:r>
-          <w:t xml:space="preserve">,</w:t>
-        </w:r>
-      </w:ins>
-      <w:ins w:id="314" w:author="PR Preview" w:date="2026-01-01T00:00:00Z">
-        <w:r>
-          <w:t xml:space="preserve"> </w:t>
-        </w:r>
-      </w:ins>
-      <m:oMath>
-        <m:r>
-          <m:rPr>
-            <m:sty m:val="p"/>
-          </m:rPr>
-          <m:t>cos</m:t>
-        </m:r>
-      </m:oMath>
+    </w:p>
+    <w:bookmarkStart w:id="58" w:name="exm-angle"/>
+    <w:p>
+      <w:pPr>
+        <w:pStyle w:val="BodyText"/>
+      </w:pPr>
       <w:ins w:id="315" w:author="PR Preview" w:date="2026-01-01T00:00:00Z">
-        <w:r>
-          <w:t xml:space="preserve"> </w:t>
-        </w:r>
-      </w:ins>
-      <w:ins w:id="316" w:author="PR Preview" w:date="2026-01-01T00:00:00Z">
-        <w:r>
-          <w:t xml:space="preserve">vanishes only at</w:t>
-        </w:r>
-      </w:ins>
-      <w:ins w:id="317" w:author="PR Preview" w:date="2026-01-01T00:00:00Z">
-        <w:r>
-          <w:t xml:space="preserve"> </w:t>
-        </w:r>
-      </w:ins>
-      <m:oMath>
-        <m:r>
-          <m:t>π</m:t>
-        </m:r>
-        <m:r>
-          <m:rPr>
-            <m:sty m:val="p"/>
-          </m:rPr>
-          <m:t>/</m:t>
-        </m:r>
-        <m:r>
-          <m:t>2</m:t>
-        </m:r>
-      </m:oMath>
-      <w:ins w:id="318" w:author="PR Preview" w:date="2026-01-01T00:00:00Z">
-        <w:r>
-          <w:t xml:space="preserve">.</w:t>
-        </w:r>
-      </w:ins>
-    </w:p>
-    <w:bookmarkStart w:id="58" w:name="exm-angle"/>
-    <w:p>
-      <w:pPr>
-        <w:pStyle w:val="BodyText"/>
-      </w:pPr>
-      <w:ins w:id="319" w:author="PR Preview" w:date="2026-01-01T00:00:00Z">
         <w:r>
           <w:rPr>
             <w:b/>
@@ -15479,12 +15391,12 @@
           <w:t xml:space="preserve">Example 14 (Some angles in the plane)</w:t>
         </w:r>
       </w:ins>
-      <w:ins w:id="320" w:author="PR Preview" w:date="2026-01-01T00:00:00Z">
+      <w:ins w:id="316" w:author="PR Preview" w:date="2026-01-01T00:00:00Z">
         <w:r>
           <w:t xml:space="preserve"> </w:t>
         </w:r>
       </w:ins>
-      <w:ins w:id="321" w:author="PR Preview" w:date="2026-01-01T00:00:00Z">
+      <w:ins w:id="317" w:author="PR Preview" w:date="2026-01-01T00:00:00Z">
         <w:r>
           <w:t xml:space="preserve"> </w:t>
         </w:r>
@@ -15523,53 +15435,53 @@
           <m:t>)</m:t>
         </m:r>
       </m:oMath>
+      <w:ins w:id="318" w:author="PR Preview" w:date="2026-01-01T00:00:00Z">
+        <w:r>
+          <w:t xml:space="preserve"> </w:t>
+        </w:r>
+      </w:ins>
+      <w:ins w:id="319" w:author="PR Preview" w:date="2026-01-01T00:00:00Z">
+        <w:r>
+          <w:t xml:space="preserve">and</w:t>
+        </w:r>
+      </w:ins>
+      <w:ins w:id="320" w:author="PR Preview" w:date="2026-01-01T00:00:00Z">
+        <w:r>
+          <w:t xml:space="preserve"> </w:t>
+        </w:r>
+      </w:ins>
+      <m:oMath>
+        <m:r>
+          <m:rPr>
+            <m:sty m:val="p"/>
+          </m:rPr>
+          <m:t>(</m:t>
+        </m:r>
+        <m:r>
+          <m:t>1</m:t>
+        </m:r>
+        <m:r>
+          <m:rPr>
+            <m:sty m:val="p"/>
+          </m:rPr>
+          <m:t>,</m:t>
+        </m:r>
+        <m:r>
+          <m:t>1</m:t>
+        </m:r>
+        <m:r>
+          <m:rPr>
+            <m:sty m:val="p"/>
+          </m:rPr>
+          <m:t>)</m:t>
+        </m:r>
+      </m:oMath>
+      <w:ins w:id="321" w:author="PR Preview" w:date="2026-01-01T00:00:00Z">
+        <w:r>
+          <w:t xml:space="preserve">:</w:t>
+        </w:r>
+      </w:ins>
       <w:ins w:id="322" w:author="PR Preview" w:date="2026-01-01T00:00:00Z">
-        <w:r>
-          <w:t xml:space="preserve"> </w:t>
-        </w:r>
-      </w:ins>
-      <w:ins w:id="323" w:author="PR Preview" w:date="2026-01-01T00:00:00Z">
-        <w:r>
-          <w:t xml:space="preserve">and</w:t>
-        </w:r>
-      </w:ins>
-      <w:ins w:id="324" w:author="PR Preview" w:date="2026-01-01T00:00:00Z">
-        <w:r>
-          <w:t xml:space="preserve"> </w:t>
-        </w:r>
-      </w:ins>
-      <m:oMath>
-        <m:r>
-          <m:rPr>
-            <m:sty m:val="p"/>
-          </m:rPr>
-          <m:t>(</m:t>
-        </m:r>
-        <m:r>
-          <m:t>1</m:t>
-        </m:r>
-        <m:r>
-          <m:rPr>
-            <m:sty m:val="p"/>
-          </m:rPr>
-          <m:t>,</m:t>
-        </m:r>
-        <m:r>
-          <m:t>1</m:t>
-        </m:r>
-        <m:r>
-          <m:rPr>
-            <m:sty m:val="p"/>
-          </m:rPr>
-          <m:t>)</m:t>
-        </m:r>
-      </m:oMath>
-      <w:ins w:id="325" w:author="PR Preview" w:date="2026-01-01T00:00:00Z">
-        <w:r>
-          <w:t xml:space="preserve">:</w:t>
-        </w:r>
-      </w:ins>
-      <w:ins w:id="326" w:author="PR Preview" w:date="2026-01-01T00:00:00Z">
         <w:r>
           <w:t xml:space="preserve"> </w:t>
         </w:r>
@@ -15623,12 +15535,12 @@
           </m:den>
         </m:f>
       </m:oMath>
-      <w:ins w:id="327" w:author="PR Preview" w:date="2026-01-01T00:00:00Z">
+      <w:ins w:id="323" w:author="PR Preview" w:date="2026-01-01T00:00:00Z">
         <w:r>
           <w:t xml:space="preserve">, so</w:t>
         </w:r>
       </w:ins>
-      <w:ins w:id="328" w:author="PR Preview" w:date="2026-01-01T00:00:00Z">
+      <w:ins w:id="324" w:author="PR Preview" w:date="2026-01-01T00:00:00Z">
         <w:r>
           <w:t xml:space="preserve"> </w:t>
         </w:r>
@@ -15656,7 +15568,7 @@
           <m:t>4</m:t>
         </m:r>
       </m:oMath>
-      <w:ins w:id="329" w:author="PR Preview" w:date="2026-01-01T00:00:00Z">
+      <w:ins w:id="325" w:author="PR Preview" w:date="2026-01-01T00:00:00Z">
         <w:r>
           <w:t xml:space="preserve">.</w:t>
         </w:r>
@@ -15695,17 +15607,17 @@
           <m:t>)</m:t>
         </m:r>
       </m:oMath>
-      <w:ins w:id="330" w:author="PR Preview" w:date="2026-01-01T00:00:00Z">
+      <w:ins w:id="326" w:author="PR Preview" w:date="2026-01-01T00:00:00Z">
         <w:r>
           <w:t xml:space="preserve"> </w:t>
         </w:r>
       </w:ins>
-      <w:ins w:id="331" w:author="PR Preview" w:date="2026-01-01T00:00:00Z">
+      <w:ins w:id="327" w:author="PR Preview" w:date="2026-01-01T00:00:00Z">
         <w:r>
           <w:t xml:space="preserve">and</w:t>
         </w:r>
       </w:ins>
-      <w:ins w:id="332" w:author="PR Preview" w:date="2026-01-01T00:00:00Z">
+      <w:ins w:id="328" w:author="PR Preview" w:date="2026-01-01T00:00:00Z">
         <w:r>
           <w:t xml:space="preserve"> </w:t>
         </w:r>
@@ -15742,7 +15654,7 @@
           <m:t>)</m:t>
         </m:r>
       </m:oMath>
-      <w:ins w:id="333" w:author="PR Preview" w:date="2026-01-01T00:00:00Z">
+      <w:ins w:id="329" w:author="PR Preview" w:date="2026-01-01T00:00:00Z">
         <w:r>
           <w:t xml:space="preserve">:</w:t>
         </w:r>
@@ -15861,12 +15773,12 @@
           <w:numId w:val="1000"/>
         </w:numPr>
       </w:pPr>
-      <w:ins w:id="334" w:author="PR Preview" w:date="2026-01-01T00:00:00Z">
+      <w:ins w:id="330" w:author="PR Preview" w:date="2026-01-01T00:00:00Z">
         <w:r>
           <w:t xml:space="preserve">so</w:t>
         </w:r>
       </w:ins>
-      <w:ins w:id="335" w:author="PR Preview" w:date="2026-01-01T00:00:00Z">
+      <w:ins w:id="331" w:author="PR Preview" w:date="2026-01-01T00:00:00Z">
         <w:r>
           <w:t xml:space="preserve"> </w:t>
         </w:r>
@@ -15894,7 +15806,7 @@
           <m:t>2</m:t>
         </m:r>
       </m:oMath>
-      <w:ins w:id="336" w:author="PR Preview" w:date="2026-01-01T00:00:00Z">
+      <w:ins w:id="332" w:author="PR Preview" w:date="2026-01-01T00:00:00Z">
         <w:r>
           <w:t xml:space="preserve">.</w:t>
         </w:r>
@@ -15933,17 +15845,17 @@
           <m:t>)</m:t>
         </m:r>
       </m:oMath>
-      <w:ins w:id="337" w:author="PR Preview" w:date="2026-01-01T00:00:00Z">
+      <w:ins w:id="333" w:author="PR Preview" w:date="2026-01-01T00:00:00Z">
         <w:r>
           <w:t xml:space="preserve"> </w:t>
         </w:r>
       </w:ins>
-      <w:ins w:id="338" w:author="PR Preview" w:date="2026-01-01T00:00:00Z">
+      <w:ins w:id="334" w:author="PR Preview" w:date="2026-01-01T00:00:00Z">
         <w:r>
           <w:t xml:space="preserve">and</w:t>
         </w:r>
       </w:ins>
-      <w:ins w:id="339" w:author="PR Preview" w:date="2026-01-01T00:00:00Z">
+      <w:ins w:id="335" w:author="PR Preview" w:date="2026-01-01T00:00:00Z">
         <w:r>
           <w:t xml:space="preserve"> </w:t>
         </w:r>
@@ -15980,7 +15892,7 @@
           <m:t>)</m:t>
         </m:r>
       </m:oMath>
-      <w:ins w:id="340" w:author="PR Preview" w:date="2026-01-01T00:00:00Z">
+      <w:ins w:id="336" w:author="PR Preview" w:date="2026-01-01T00:00:00Z">
         <w:r>
           <w:t xml:space="preserve">:</w:t>
         </w:r>
@@ -16083,12 +15995,12 @@
           <w:numId w:val="1000"/>
         </w:numPr>
       </w:pPr>
-      <w:ins w:id="341" w:author="PR Preview" w:date="2026-01-01T00:00:00Z">
+      <w:ins w:id="337" w:author="PR Preview" w:date="2026-01-01T00:00:00Z">
         <w:r>
           <w:t xml:space="preserve">so</w:t>
         </w:r>
       </w:ins>
-      <w:ins w:id="342" w:author="PR Preview" w:date="2026-01-01T00:00:00Z">
+      <w:ins w:id="338" w:author="PR Preview" w:date="2026-01-01T00:00:00Z">
         <w:r>
           <w:t xml:space="preserve"> </w:t>
         </w:r>
@@ -16107,7 +16019,7 @@
           <m:t>π</m:t>
         </m:r>
       </m:oMath>
-      <w:ins w:id="343" w:author="PR Preview" w:date="2026-01-01T00:00:00Z">
+      <w:ins w:id="339" w:author="PR Preview" w:date="2026-01-01T00:00:00Z">
         <w:r>
           <w:t xml:space="preserve">.</w:t>
         </w:r>
@@ -16146,62 +16058,513 @@
           <m:t>)</m:t>
         </m:r>
       </m:oMath>
+      <w:ins w:id="340" w:author="PR Preview" w:date="2026-01-01T00:00:00Z">
+        <w:r>
+          <w:t xml:space="preserve"> </w:t>
+        </w:r>
+      </w:ins>
+      <w:ins w:id="341" w:author="PR Preview" w:date="2026-01-01T00:00:00Z">
+        <w:r>
+          <w:t xml:space="preserve">and</w:t>
+        </w:r>
+      </w:ins>
+      <w:ins w:id="342" w:author="PR Preview" w:date="2026-01-01T00:00:00Z">
+        <w:r>
+          <w:t xml:space="preserve"> </w:t>
+        </w:r>
+      </w:ins>
+      <w:ins w:id="343" w:author="PR Preview" w:date="2026-01-01T00:00:00Z">
+        <w:r>
+          <w:t xml:space="preserve">$\mathord{\smash[b]{\underset{\raise.3ex\hbox{$\scriptstyle\sim$}}{0}}\vphantom{0}}$</w:t>
+        </w:r>
+      </w:ins>
       <w:ins w:id="344" w:author="PR Preview" w:date="2026-01-01T00:00:00Z">
         <w:r>
+          <w:t xml:space="preserve">: there is no angle,</w:t>
+        </w:r>
+      </w:ins>
+      <w:ins w:id="345" w:author="PR Preview" w:date="2026-01-01T00:00:00Z">
+        <w:r>
           <w:t xml:space="preserve"> </w:t>
         </w:r>
       </w:ins>
-      <w:ins w:id="345" w:author="PR Preview" w:date="2026-01-01T00:00:00Z">
-        <w:r>
-          <w:t xml:space="preserve">and</w:t>
-        </w:r>
-      </w:ins>
       <w:ins w:id="346" w:author="PR Preview" w:date="2026-01-01T00:00:00Z">
         <w:r>
+          <w:t xml:space="preserve">because the ratio would divide by</w:t>
+        </w:r>
+      </w:ins>
+      <w:ins w:id="347" w:author="PR Preview" w:date="2026-01-01T00:00:00Z">
+        <w:r>
           <w:t xml:space="preserve"> </w:t>
         </w:r>
       </w:ins>
-      <w:ins w:id="347" w:author="PR Preview" w:date="2026-01-01T00:00:00Z">
-        <w:r>
-          <w:t xml:space="preserve">$\mathord{\smash[b]{\underset{\raise.3ex\hbox{$\scriptstyle\sim$}}{0}}\vphantom{0}}$</w:t>
-        </w:r>
-      </w:ins>
       <w:ins w:id="348" w:author="PR Preview" w:date="2026-01-01T00:00:00Z">
         <w:r>
-          <w:t xml:space="preserve">: there is no angle,</w:t>
+          <w:t xml:space="preserve">$\mathopen{}\left\lVert\mathord{\smash[b]{\underset{\raise.3ex\hbox{$\scriptstyle\sim$}}{0}}\vphantom{0}}\right\rVert\mathclose{} = 0$</w:t>
         </w:r>
       </w:ins>
       <w:ins w:id="349" w:author="PR Preview" w:date="2026-01-01T00:00:00Z">
         <w:r>
+          <w:t xml:space="preserve">.</w:t>
+        </w:r>
+      </w:ins>
+    </w:p>
+    <w:bookmarkEnd w:id="58"/>
+    <w:bookmarkStart w:id="61" w:name="rem-angle-unit-circle-angle"/>
+    <w:p>
+      <w:pPr>
+        <w:pStyle w:val="FirstParagraph"/>
+      </w:pPr>
+      <w:ins w:id="350" w:author="PR Preview" w:date="2026-01-01T00:00:00Z">
+        <w:r>
+          <w:rPr>
+            <w:i/>
+            <w:iCs/>
+          </w:rPr>
+          <w:t xml:space="preserve">Remark 5</w:t>
+        </w:r>
+      </w:ins>
+      <w:ins w:id="351" w:author="PR Preview" w:date="2026-01-01T00:00:00Z">
+        <w:r>
+          <w:t xml:space="preserve"> (How the two angles relate). </w:t>
+        </w:r>
+      </w:ins>
+      <w:ins w:id="352" w:author="PR Preview" w:date="2026-01-01T00:00:00Z">
+        <w:r>
+          <w:t xml:space="preserve">For nonzero vectors in the plane,</w:t>
+        </w:r>
+      </w:ins>
+      <w:ins w:id="353" w:author="PR Preview" w:date="2026-01-01T00:00:00Z">
+        <w:r>
           <w:t xml:space="preserve"> </w:t>
         </w:r>
       </w:ins>
-      <w:ins w:id="350" w:author="PR Preview" w:date="2026-01-01T00:00:00Z">
-        <w:r>
-          <w:t xml:space="preserve">because the ratio would divide by</w:t>
-        </w:r>
-      </w:ins>
-      <w:ins w:id="351" w:author="PR Preview" w:date="2026-01-01T00:00:00Z">
+      <w:ins w:id="354" w:author="PR Preview" w:date="2026-01-01T00:00:00Z">
+        <w:r>
+          <w:t xml:space="preserve">$\mathord{\smash[b]{\underset{\raise.3ex\hbox{$\scriptstyle\sim$}}{x}}\vphantom{x}}, \mathord{\smash[b]{\underset{\raise.3ex\hbox{$\scriptstyle\sim$}}{y}}\vphantom{y}}$</w:t>
+        </w:r>
+      </w:ins>
+      <w:ins w:id="355" w:author="PR Preview" w:date="2026-01-01T00:00:00Z">
+        <w:r>
+          <w:t xml:space="preserve">,</w:t>
+        </w:r>
+      </w:ins>
+      <w:ins w:id="356" w:author="PR Preview" w:date="2026-01-01T00:00:00Z">
         <w:r>
           <w:t xml:space="preserve"> </w:t>
         </w:r>
       </w:ins>
-      <w:ins w:id="352" w:author="PR Preview" w:date="2026-01-01T00:00:00Z">
-        <w:r>
-          <w:t xml:space="preserve">$\mathopen{}\left\lVert\mathord{\smash[b]{\underset{\raise.3ex\hbox{$\scriptstyle\sim$}}{0}}\vphantom{0}}\right\rVert\mathclose{} = 0$</w:t>
-        </w:r>
-      </w:ins>
-      <w:ins w:id="353" w:author="PR Preview" w:date="2026-01-01T00:00:00Z">
+      <w:ins w:id="357" w:author="PR Preview" w:date="2026-01-01T00:00:00Z">
+        <w:r>
+          <w:t xml:space="preserve">the</w:t>
+        </w:r>
+      </w:ins>
+      <w:ins w:id="358" w:author="PR Preview" w:date="2026-01-01T00:00:00Z">
+        <w:r>
+          <w:t xml:space="preserve"> </w:t>
+        </w:r>
+      </w:ins>
+      <w:hyperlink w:anchor="def-angle">
+        <w:ins w:id="359" w:author="PR Preview" w:date="2026-01-01T00:00:00Z">
+          <w:r>
+            <w:rPr>
+              <w:rStyle w:val="Hyperlink"/>
+            </w:rPr>
+            <w:t xml:space="preserve">angle between the vectors</w:t>
+          </w:r>
+        </w:ins>
+      </w:hyperlink>
+      <w:ins w:id="360" w:author="PR Preview" w:date="2026-01-01T00:00:00Z">
+        <w:r>
+          <w:t xml:space="preserve"> </w:t>
+        </w:r>
+      </w:ins>
+      <w:ins w:id="361" w:author="PR Preview" w:date="2026-01-01T00:00:00Z">
+        <w:r>
+          <w:t xml:space="preserve">is the</w:t>
+        </w:r>
+      </w:ins>
+      <w:ins w:id="362" w:author="PR Preview" w:date="2026-01-01T00:00:00Z">
+        <w:r>
+          <w:t xml:space="preserve"> </w:t>
+        </w:r>
+      </w:ins>
+      <w:hyperlink r:id="rId59">
+        <w:ins w:id="363" w:author="PR Preview" w:date="2026-01-01T00:00:00Z">
+          <w:r>
+            <w:rPr>
+              <w:rStyle w:val="Hyperlink"/>
+            </w:rPr>
+            <w:t xml:space="preserve">angle on the unit circle</w:t>
+          </w:r>
+        </w:ins>
+      </w:hyperlink>
+      <w:ins w:id="364" w:author="PR Preview" w:date="2026-01-01T00:00:00Z">
+        <w:r>
+          <w:t xml:space="preserve"> </w:t>
+        </w:r>
+      </w:ins>
+      <w:ins w:id="365" w:author="PR Preview" w:date="2026-01-01T00:00:00Z">
+        <w:r>
+          <w:t xml:space="preserve">between the points</w:t>
+        </w:r>
+      </w:ins>
+      <w:ins w:id="366" w:author="PR Preview" w:date="2026-01-01T00:00:00Z">
+        <w:r>
+          <w:t xml:space="preserve"> </w:t>
+        </w:r>
+      </w:ins>
+      <w:ins w:id="367" w:author="PR Preview" w:date="2026-01-01T00:00:00Z">
+        <w:r>
+          <w:t xml:space="preserve">$\mathord{\smash[b]{\underset{\raise.3ex\hbox{$\scriptstyle\sim$}}{x}}\vphantom{x}} / \mathopen{}\left\lVert\mathord{\smash[b]{\underset{\raise.3ex\hbox{$\scriptstyle\sim$}}{x}}\vphantom{x}}\right\rVert\mathclose{}$</w:t>
+        </w:r>
+      </w:ins>
+      <w:ins w:id="368" w:author="PR Preview" w:date="2026-01-01T00:00:00Z">
+        <w:r>
+          <w:t xml:space="preserve">,</w:t>
+        </w:r>
+      </w:ins>
+      <w:ins w:id="369" w:author="PR Preview" w:date="2026-01-01T00:00:00Z">
+        <w:r>
+          <w:t xml:space="preserve"> </w:t>
+        </w:r>
+      </w:ins>
+      <w:ins w:id="370" w:author="PR Preview" w:date="2026-01-01T00:00:00Z">
+        <w:r>
+          <w:t xml:space="preserve">$\mathord{\smash[b]{\underset{\raise.3ex\hbox{$\scriptstyle\sim$}}{y}}\vphantom{y}} / \mathopen{}\left\lVert\mathord{\smash[b]{\underset{\raise.3ex\hbox{$\scriptstyle\sim$}}{y}}\vphantom{y}}\right\rVert\mathclose{}$</w:t>
+        </w:r>
+      </w:ins>
+      <w:ins w:id="371" w:author="PR Preview" w:date="2026-01-01T00:00:00Z">
         <w:r>
           <w:t xml:space="preserve">.</w:t>
         </w:r>
       </w:ins>
-    </w:p>
-    <w:bookmarkEnd w:id="58"/>
-    <w:bookmarkStart w:id="59" w:name="X64c41f557e7f698c947bb0d906d626137043d1e"/>
-    <w:p>
-      <w:pPr>
-        <w:pStyle w:val="FirstParagraph"/>
+      <w:ins w:id="372" w:author="PR Preview" w:date="2026-01-01T00:00:00Z">
+        <w:r>
+          <w:t xml:space="preserve"> </w:t>
+        </w:r>
+      </w:ins>
+      <w:ins w:id="373" w:author="PR Preview" w:date="2026-01-01T00:00:00Z">
+        <w:r>
+          <w:t xml:space="preserve">The</w:t>
+        </w:r>
+      </w:ins>
+      <w:ins w:id="374" w:author="PR Preview" w:date="2026-01-01T00:00:00Z">
+        <w:r>
+          <w:t xml:space="preserve"> </w:t>
+        </w:r>
+      </w:ins>
+      <w:hyperlink w:anchor="def-cosine-similarity">
+        <w:ins w:id="375" w:author="PR Preview" w:date="2026-01-01T00:00:00Z">
+          <w:r>
+            <w:rPr>
+              <w:rStyle w:val="Hyperlink"/>
+            </w:rPr>
+            <w:t xml:space="preserve">cosine similarity</w:t>
+          </w:r>
+        </w:ins>
+      </w:hyperlink>
+      <w:ins w:id="376" w:author="PR Preview" w:date="2026-01-01T00:00:00Z">
+        <w:r>
+          <w:t xml:space="preserve"> </w:t>
+        </w:r>
+      </w:ins>
+      <w:ins w:id="377" w:author="PR Preview" w:date="2026-01-01T00:00:00Z">
+        <w:r>
+          <w:t xml:space="preserve">of the vectors</w:t>
+        </w:r>
+      </w:ins>
+      <w:ins w:id="378" w:author="PR Preview" w:date="2026-01-01T00:00:00Z">
+        <w:r>
+          <w:t xml:space="preserve"> </w:t>
+        </w:r>
+      </w:ins>
+      <w:ins w:id="379" w:author="PR Preview" w:date="2026-01-01T00:00:00Z">
+        <w:r>
+          <w:t xml:space="preserve">is the</w:t>
+        </w:r>
+      </w:ins>
+      <w:ins w:id="380" w:author="PR Preview" w:date="2026-01-01T00:00:00Z">
+        <w:r>
+          <w:t xml:space="preserve"> </w:t>
+        </w:r>
+      </w:ins>
+      <w:hyperlink r:id="rId60">
+        <w:ins w:id="381" w:author="PR Preview" w:date="2026-01-01T00:00:00Z">
+          <w:r>
+            <w:rPr>
+              <w:rStyle w:val="Hyperlink"/>
+            </w:rPr>
+            <w:t xml:space="preserve">dot product</w:t>
+          </w:r>
+        </w:ins>
+      </w:hyperlink>
+      <w:ins w:id="382" w:author="PR Preview" w:date="2026-01-01T00:00:00Z">
+        <w:r>
+          <w:t xml:space="preserve"> </w:t>
+        </w:r>
+      </w:ins>
+      <w:ins w:id="383" w:author="PR Preview" w:date="2026-01-01T00:00:00Z">
+        <w:r>
+          <w:t xml:space="preserve">of these points.</w:t>
+        </w:r>
+      </w:ins>
+      <w:ins w:id="384" w:author="PR Preview" w:date="2026-01-01T00:00:00Z">
+        <w:r>
+          <w:t xml:space="preserve"> </w:t>
+        </w:r>
+      </w:ins>
+      <w:ins w:id="385" w:author="PR Preview" w:date="2026-01-01T00:00:00Z">
+        <w:r>
+          <w:t xml:space="preserve">Rotating the plane puts the first point at</w:t>
+        </w:r>
+      </w:ins>
+      <w:ins w:id="386" w:author="PR Preview" w:date="2026-01-01T00:00:00Z">
+        <w:r>
+          <w:t xml:space="preserve"> </w:t>
+        </w:r>
+      </w:ins>
+      <m:oMath>
+        <m:r>
+          <m:rPr>
+            <m:sty m:val="p"/>
+          </m:rPr>
+          <m:t>(</m:t>
+        </m:r>
+        <m:r>
+          <m:t>1</m:t>
+        </m:r>
+        <m:r>
+          <m:rPr>
+            <m:sty m:val="p"/>
+          </m:rPr>
+          <m:t>,</m:t>
+        </m:r>
+        <m:r>
+          <m:t>0</m:t>
+        </m:r>
+        <m:r>
+          <m:rPr>
+            <m:sty m:val="p"/>
+          </m:rPr>
+          <m:t>)</m:t>
+        </m:r>
+      </m:oMath>
+      <w:ins w:id="387" w:author="PR Preview" w:date="2026-01-01T00:00:00Z">
+        <w:r>
+          <w:t xml:space="preserve">,</w:t>
+        </w:r>
+      </w:ins>
+      <w:ins w:id="388" w:author="PR Preview" w:date="2026-01-01T00:00:00Z">
+        <w:r>
+          <w:t xml:space="preserve"> </w:t>
+        </w:r>
+      </w:ins>
+      <w:ins w:id="389" w:author="PR Preview" w:date="2026-01-01T00:00:00Z">
+        <w:r>
+          <w:t xml:space="preserve">with no change to the distance between the points along the circle or to their dot product.</w:t>
+        </w:r>
+      </w:ins>
+      <w:ins w:id="390" w:author="PR Preview" w:date="2026-01-01T00:00:00Z">
+        <w:r>
+          <w:t xml:space="preserve"> </w:t>
+        </w:r>
+      </w:ins>
+      <w:ins w:id="391" w:author="PR Preview" w:date="2026-01-01T00:00:00Z">
+        <w:r>
+          <w:t xml:space="preserve">For the angle on the unit circle,</w:t>
+        </w:r>
+      </w:ins>
+      <w:ins w:id="392" w:author="PR Preview" w:date="2026-01-01T00:00:00Z">
+        <w:r>
+          <w:t xml:space="preserve"> </w:t>
+        </w:r>
+      </w:ins>
+      <m:oMath>
+        <m:r>
+          <m:t>θ</m:t>
+        </m:r>
+      </m:oMath>
+      <w:ins w:id="393" w:author="PR Preview" w:date="2026-01-01T00:00:00Z">
+        <w:r>
+          <w:t xml:space="preserve">, the second point is then</w:t>
+        </w:r>
+      </w:ins>
+      <w:ins w:id="394" w:author="PR Preview" w:date="2026-01-01T00:00:00Z">
+        <w:r>
+          <w:t xml:space="preserve"> </w:t>
+        </w:r>
+      </w:ins>
+      <m:oMath>
+        <m:r>
+          <m:rPr>
+            <m:sty m:val="p"/>
+          </m:rPr>
+          <m:t>(</m:t>
+        </m:r>
+        <m:r>
+          <m:rPr>
+            <m:sty m:val="p"/>
+          </m:rPr>
+          <m:t>cos</m:t>
+        </m:r>
+        <m:r>
+          <m:t>θ</m:t>
+        </m:r>
+        <m:r>
+          <m:rPr>
+            <m:sty m:val="p"/>
+          </m:rPr>
+          <m:t>,</m:t>
+        </m:r>
+        <m:r>
+          <m:rPr>
+            <m:sty m:val="p"/>
+          </m:rPr>
+          <m:t>±</m:t>
+        </m:r>
+        <m:r>
+          <m:rPr>
+            <m:sty m:val="p"/>
+          </m:rPr>
+          <m:t>sin</m:t>
+        </m:r>
+        <m:r>
+          <m:t>θ</m:t>
+        </m:r>
+        <m:r>
+          <m:rPr>
+            <m:sty m:val="p"/>
+          </m:rPr>
+          <m:t>)</m:t>
+        </m:r>
+      </m:oMath>
+      <w:ins w:id="395" w:author="PR Preview" w:date="2026-01-01T00:00:00Z">
+        <w:r>
+          <w:t xml:space="preserve">,</w:t>
+        </w:r>
+      </w:ins>
+      <w:ins w:id="396" w:author="PR Preview" w:date="2026-01-01T00:00:00Z">
+        <w:r>
+          <w:t xml:space="preserve"> </w:t>
+        </w:r>
+      </w:ins>
+      <w:ins w:id="397" w:author="PR Preview" w:date="2026-01-01T00:00:00Z">
+        <w:r>
+          <w:t xml:space="preserve">so the dot product of the points is</w:t>
+        </w:r>
+      </w:ins>
+      <w:ins w:id="398" w:author="PR Preview" w:date="2026-01-01T00:00:00Z">
+        <w:r>
+          <w:t xml:space="preserve"> </w:t>
+        </w:r>
+      </w:ins>
+      <m:oMath>
+        <m:r>
+          <m:rPr>
+            <m:sty m:val="p"/>
+          </m:rPr>
+          <m:t>cos</m:t>
+        </m:r>
+        <m:r>
+          <m:t>θ</m:t>
+        </m:r>
+      </m:oMath>
+      <w:ins w:id="399" w:author="PR Preview" w:date="2026-01-01T00:00:00Z">
+        <w:r>
+          <w:t xml:space="preserve">.</w:t>
+        </w:r>
+      </w:ins>
+      <w:ins w:id="400" w:author="PR Preview" w:date="2026-01-01T00:00:00Z">
+        <w:r>
+          <w:t xml:space="preserve"> </w:t>
+        </w:r>
+      </w:ins>
+      <w:ins w:id="401" w:author="PR Preview" w:date="2026-01-01T00:00:00Z">
+        <w:r>
+          <w:t xml:space="preserve">Applying</w:t>
+        </w:r>
+      </w:ins>
+      <w:ins w:id="402" w:author="PR Preview" w:date="2026-01-01T00:00:00Z">
+        <w:r>
+          <w:t xml:space="preserve"> </w:t>
+        </w:r>
+      </w:ins>
+      <m:oMath>
+        <m:r>
+          <m:rPr>
+            <m:sty m:val="p"/>
+          </m:rPr>
+          <m:t>arccos</m:t>
+        </m:r>
+      </m:oMath>
+      <w:ins w:id="403" w:author="PR Preview" w:date="2026-01-01T00:00:00Z">
+        <w:r>
+          <w:t xml:space="preserve"> </w:t>
+        </w:r>
+      </w:ins>
+      <w:ins w:id="404" w:author="PR Preview" w:date="2026-01-01T00:00:00Z">
+        <w:r>
+          <w:t xml:space="preserve">to it returns</w:t>
+        </w:r>
+      </w:ins>
+      <w:ins w:id="405" w:author="PR Preview" w:date="2026-01-01T00:00:00Z">
+        <w:r>
+          <w:t xml:space="preserve"> </w:t>
+        </w:r>
+      </w:ins>
+      <m:oMath>
+        <m:r>
+          <m:t>θ</m:t>
+        </m:r>
+      </m:oMath>
+      <w:ins w:id="406" w:author="PR Preview" w:date="2026-01-01T00:00:00Z">
+        <w:r>
+          <w:t xml:space="preserve">, which lies in</w:t>
+        </w:r>
+      </w:ins>
+      <w:ins w:id="407" w:author="PR Preview" w:date="2026-01-01T00:00:00Z">
+        <w:r>
+          <w:t xml:space="preserve"> </w:t>
+        </w:r>
+      </w:ins>
+      <m:oMath>
+        <m:r>
+          <m:rPr>
+            <m:sty m:val="p"/>
+          </m:rPr>
+          <m:t>[</m:t>
+        </m:r>
+        <m:r>
+          <m:t>0</m:t>
+        </m:r>
+        <m:r>
+          <m:rPr>
+            <m:sty m:val="p"/>
+          </m:rPr>
+          <m:t>,</m:t>
+        </m:r>
+        <m:r>
+          <m:t>π</m:t>
+        </m:r>
+        <m:r>
+          <m:rPr>
+            <m:sty m:val="p"/>
+          </m:rPr>
+          <m:t>]</m:t>
+        </m:r>
+      </m:oMath>
+      <w:ins w:id="408" w:author="PR Preview" w:date="2026-01-01T00:00:00Z">
+        <w:r>
+          <w:t xml:space="preserve">.</w:t>
+        </w:r>
+      </w:ins>
+    </w:p>
+    <w:bookmarkEnd w:id="61"/>
+    <w:bookmarkStart w:id="62" w:name="X64c41f557e7f698c947bb0d906d626137043d1e"/>
+    <w:p>
+      <w:pPr>
+        <w:pStyle w:val="BodyText"/>
       </w:pPr>
       <w:r>
         <w:rPr>
@@ -16329,13 +16692,13 @@
     $$</w:t>
       </w:r>
     </w:p>
-    <w:bookmarkEnd w:id="59"/>
-    <w:bookmarkStart w:id="60" w:name="cor-cosine-similarity-unit-vectors"/>
+    <w:bookmarkEnd w:id="62"/>
+    <w:bookmarkStart w:id="63" w:name="cor-cosine-similarity-unit-vectors"/>
     <w:p>
       <w:pPr>
         <w:pStyle w:val="FirstParagraph"/>
       </w:pPr>
-      <w:del w:id="354" w:author="PR Preview" w:date="2026-01-01T00:00:00Z">
+      <w:del w:id="409" w:author="PR Preview" w:date="2026-01-01T00:00:00Z">
         <w:r>
           <w:rPr>
             <w:b/>
@@ -16344,18 +16707,18 @@
           <w:delText xml:space="preserve">Corollary 3 (Cosine similarity of unit vectors is their inner product)</w:delText>
         </w:r>
       </w:del>
-      <w:del w:id="355" w:author="PR Preview" w:date="2026-01-01T00:00:00Z">
+      <w:del w:id="410" w:author="PR Preview" w:date="2026-01-01T00:00:00Z">
         <w:r>
           <w:delText xml:space="preserve"> </w:delText>
         </w:r>
       </w:del>
-      <w:del w:id="356" w:author="PR Preview" w:date="2026-01-01T00:00:00Z">
+      <w:del w:id="411" w:author="PR Preview" w:date="2026-01-01T00:00:00Z">
         <w:r>
           <w:delText xml:space="preserve">In a real inner product space (</w:delText>
         </w:r>
       </w:del>
       <w:hyperlink w:anchor="def-inner-product-space">
-        <w:del w:id="357" w:author="PR Preview" w:date="2026-01-01T00:00:00Z">
+        <w:del w:id="412" w:author="PR Preview" w:date="2026-01-01T00:00:00Z">
           <w:r>
             <w:rPr>
               <w:rStyle w:val="Hyperlink"/>
@@ -16364,72 +16727,72 @@
           </w:r>
         </w:del>
       </w:hyperlink>
-      <w:del w:id="358" w:author="PR Preview" w:date="2026-01-01T00:00:00Z">
+      <w:del w:id="413" w:author="PR Preview" w:date="2026-01-01T00:00:00Z">
         <w:r>
           <w:delText xml:space="preserve">),</w:delText>
         </w:r>
       </w:del>
-      <w:del w:id="359" w:author="PR Preview" w:date="2026-01-01T00:00:00Z">
+      <w:del w:id="414" w:author="PR Preview" w:date="2026-01-01T00:00:00Z">
         <w:r>
           <w:delText xml:space="preserve"> </w:delText>
         </w:r>
       </w:del>
-      <w:del w:id="360" w:author="PR Preview" w:date="2026-01-01T00:00:00Z">
+      <w:del w:id="415" w:author="PR Preview" w:date="2026-01-01T00:00:00Z">
         <w:r>
           <w:delText xml:space="preserve">for all vectors</w:delText>
         </w:r>
       </w:del>
-      <w:del w:id="361" w:author="PR Preview" w:date="2026-01-01T00:00:00Z">
+      <w:del w:id="416" w:author="PR Preview" w:date="2026-01-01T00:00:00Z">
         <w:r>
           <w:delText xml:space="preserve"> </w:delText>
         </w:r>
       </w:del>
-      <w:del w:id="362" w:author="PR Preview" w:date="2026-01-01T00:00:00Z">
+      <w:del w:id="417" w:author="PR Preview" w:date="2026-01-01T00:00:00Z">
         <w:r>
           <w:delText xml:space="preserve">$\mathord{\smash[b]{\underset{\raise.3ex\hbox{$\scriptstyle\sim$}}{x}}\vphantom{x}}$</w:delText>
         </w:r>
       </w:del>
-      <w:del w:id="363" w:author="PR Preview" w:date="2026-01-01T00:00:00Z">
+      <w:del w:id="418" w:author="PR Preview" w:date="2026-01-01T00:00:00Z">
         <w:r>
           <w:delText xml:space="preserve"> </w:delText>
         </w:r>
       </w:del>
-      <w:del w:id="364" w:author="PR Preview" w:date="2026-01-01T00:00:00Z">
+      <w:del w:id="419" w:author="PR Preview" w:date="2026-01-01T00:00:00Z">
         <w:r>
           <w:delText xml:space="preserve">and</w:delText>
         </w:r>
       </w:del>
-      <w:del w:id="365" w:author="PR Preview" w:date="2026-01-01T00:00:00Z">
+      <w:del w:id="420" w:author="PR Preview" w:date="2026-01-01T00:00:00Z">
         <w:r>
           <w:delText xml:space="preserve"> </w:delText>
         </w:r>
       </w:del>
-      <w:del w:id="366" w:author="PR Preview" w:date="2026-01-01T00:00:00Z">
+      <w:del w:id="421" w:author="PR Preview" w:date="2026-01-01T00:00:00Z">
         <w:r>
           <w:delText xml:space="preserve">$\mathord{\smash[b]{\underset{\raise.3ex\hbox{$\scriptstyle\sim$}}{y}}\vphantom{y}}$</w:delText>
         </w:r>
       </w:del>
-      <w:del w:id="367" w:author="PR Preview" w:date="2026-01-01T00:00:00Z">
+      <w:del w:id="422" w:author="PR Preview" w:date="2026-01-01T00:00:00Z">
         <w:r>
           <w:delText xml:space="preserve"> </w:delText>
         </w:r>
       </w:del>
-      <w:del w:id="368" w:author="PR Preview" w:date="2026-01-01T00:00:00Z">
+      <w:del w:id="423" w:author="PR Preview" w:date="2026-01-01T00:00:00Z">
         <w:r>
           <w:delText xml:space="preserve">with</w:delText>
         </w:r>
       </w:del>
-      <w:del w:id="369" w:author="PR Preview" w:date="2026-01-01T00:00:00Z">
+      <w:del w:id="424" w:author="PR Preview" w:date="2026-01-01T00:00:00Z">
         <w:r>
           <w:delText xml:space="preserve"> </w:delText>
         </w:r>
       </w:del>
-      <w:del w:id="370" w:author="PR Preview" w:date="2026-01-01T00:00:00Z">
+      <w:del w:id="425" w:author="PR Preview" w:date="2026-01-01T00:00:00Z">
         <w:r>
           <w:delText xml:space="preserve">$\mathopen{}\left\lVert\mathord{\smash[b]{\underset{\raise.3ex\hbox{$\scriptstyle\sim$}}{x}}\vphantom{x}}\right\rVert\mathclose{} = \mathopen{}\left\lVert\mathord{\smash[b]{\underset{\raise.3ex\hbox{$\scriptstyle\sim$}}{y}}\vphantom{y}}\right\rVert\mathclose{} = 1$</w:delText>
         </w:r>
       </w:del>
-      <w:del w:id="371" w:author="PR Preview" w:date="2026-01-01T00:00:00Z">
+      <w:del w:id="426" w:author="PR Preview" w:date="2026-01-01T00:00:00Z">
         <w:r>
           <w:delText xml:space="preserve">,</w:delText>
         </w:r>
@@ -16439,7 +16802,7 @@
       <w:pPr>
         <w:pStyle w:val="FirstParagraph"/>
       </w:pPr>
-      <w:ins w:id="372" w:author="PR Preview" w:date="2026-01-01T00:00:00Z">
+      <w:ins w:id="427" w:author="PR Preview" w:date="2026-01-01T00:00:00Z">
         <w:r>
           <w:rPr>
             <w:b/>
@@ -16448,18 +16811,18 @@
           <w:t xml:space="preserve">Corollary 2 (Cosine similarity of unit vectors is their inner product)</w:t>
         </w:r>
       </w:ins>
-      <w:ins w:id="373" w:author="PR Preview" w:date="2026-01-01T00:00:00Z">
+      <w:ins w:id="428" w:author="PR Preview" w:date="2026-01-01T00:00:00Z">
         <w:r>
           <w:t xml:space="preserve"> </w:t>
         </w:r>
       </w:ins>
-      <w:ins w:id="374" w:author="PR Preview" w:date="2026-01-01T00:00:00Z">
+      <w:ins w:id="429" w:author="PR Preview" w:date="2026-01-01T00:00:00Z">
         <w:r>
           <w:t xml:space="preserve">In a real inner product space (</w:t>
         </w:r>
       </w:ins>
       <w:hyperlink w:anchor="def-inner-product-space">
-        <w:ins w:id="375" w:author="PR Preview" w:date="2026-01-01T00:00:00Z">
+        <w:ins w:id="430" w:author="PR Preview" w:date="2026-01-01T00:00:00Z">
           <w:r>
             <w:rPr>
               <w:rStyle w:val="Hyperlink"/>
@@ -16468,72 +16831,72 @@
           </w:r>
         </w:ins>
       </w:hyperlink>
-      <w:ins w:id="376" w:author="PR Preview" w:date="2026-01-01T00:00:00Z">
+      <w:ins w:id="431" w:author="PR Preview" w:date="2026-01-01T00:00:00Z">
         <w:r>
           <w:t xml:space="preserve">),</w:t>
         </w:r>
       </w:ins>
-      <w:ins w:id="377" w:author="PR Preview" w:date="2026-01-01T00:00:00Z">
+      <w:ins w:id="432" w:author="PR Preview" w:date="2026-01-01T00:00:00Z">
         <w:r>
           <w:t xml:space="preserve"> </w:t>
         </w:r>
       </w:ins>
-      <w:ins w:id="378" w:author="PR Preview" w:date="2026-01-01T00:00:00Z">
+      <w:ins w:id="433" w:author="PR Preview" w:date="2026-01-01T00:00:00Z">
         <w:r>
           <w:t xml:space="preserve">for all vectors</w:t>
         </w:r>
       </w:ins>
-      <w:ins w:id="379" w:author="PR Preview" w:date="2026-01-01T00:00:00Z">
+      <w:ins w:id="434" w:author="PR Preview" w:date="2026-01-01T00:00:00Z">
         <w:r>
           <w:t xml:space="preserve"> </w:t>
         </w:r>
       </w:ins>
-      <w:ins w:id="380" w:author="PR Preview" w:date="2026-01-01T00:00:00Z">
+      <w:ins w:id="435" w:author="PR Preview" w:date="2026-01-01T00:00:00Z">
         <w:r>
           <w:t xml:space="preserve">$\mathord{\smash[b]{\underset{\raise.3ex\hbox{$\scriptstyle\sim$}}{x}}\vphantom{x}}$</w:t>
         </w:r>
       </w:ins>
-      <w:ins w:id="381" w:author="PR Preview" w:date="2026-01-01T00:00:00Z">
+      <w:ins w:id="436" w:author="PR Preview" w:date="2026-01-01T00:00:00Z">
         <w:r>
           <w:t xml:space="preserve"> </w:t>
         </w:r>
       </w:ins>
-      <w:ins w:id="382" w:author="PR Preview" w:date="2026-01-01T00:00:00Z">
+      <w:ins w:id="437" w:author="PR Preview" w:date="2026-01-01T00:00:00Z">
         <w:r>
           <w:t xml:space="preserve">and</w:t>
         </w:r>
       </w:ins>
-      <w:ins w:id="383" w:author="PR Preview" w:date="2026-01-01T00:00:00Z">
+      <w:ins w:id="438" w:author="PR Preview" w:date="2026-01-01T00:00:00Z">
         <w:r>
           <w:t xml:space="preserve"> </w:t>
         </w:r>
       </w:ins>
-      <w:ins w:id="384" w:author="PR Preview" w:date="2026-01-01T00:00:00Z">
+      <w:ins w:id="439" w:author="PR Preview" w:date="2026-01-01T00:00:00Z">
         <w:r>
           <w:t xml:space="preserve">$\mathord{\smash[b]{\underset{\raise.3ex\hbox{$\scriptstyle\sim$}}{y}}\vphantom{y}}$</w:t>
         </w:r>
       </w:ins>
-      <w:ins w:id="385" w:author="PR Preview" w:date="2026-01-01T00:00:00Z">
+      <w:ins w:id="440" w:author="PR Preview" w:date="2026-01-01T00:00:00Z">
         <w:r>
           <w:t xml:space="preserve"> </w:t>
         </w:r>
       </w:ins>
-      <w:ins w:id="386" w:author="PR Preview" w:date="2026-01-01T00:00:00Z">
+      <w:ins w:id="441" w:author="PR Preview" w:date="2026-01-01T00:00:00Z">
         <w:r>
           <w:t xml:space="preserve">with</w:t>
         </w:r>
       </w:ins>
-      <w:ins w:id="387" w:author="PR Preview" w:date="2026-01-01T00:00:00Z">
+      <w:ins w:id="442" w:author="PR Preview" w:date="2026-01-01T00:00:00Z">
         <w:r>
           <w:t xml:space="preserve"> </w:t>
         </w:r>
       </w:ins>
-      <w:ins w:id="388" w:author="PR Preview" w:date="2026-01-01T00:00:00Z">
+      <w:ins w:id="443" w:author="PR Preview" w:date="2026-01-01T00:00:00Z">
         <w:r>
           <w:t xml:space="preserve">$\mathopen{}\left\lVert\mathord{\smash[b]{\underset{\raise.3ex\hbox{$\scriptstyle\sim$}}{x}}\vphantom{x}}\right\rVert\mathclose{} = \mathopen{}\left\lVert\mathord{\smash[b]{\underset{\raise.3ex\hbox{$\scriptstyle\sim$}}{y}}\vphantom{y}}\right\rVert\mathclose{} = 1$</w:t>
         </w:r>
       </w:ins>
-      <w:ins w:id="389" w:author="PR Preview" w:date="2026-01-01T00:00:00Z">
+      <w:ins w:id="444" w:author="PR Preview" w:date="2026-01-01T00:00:00Z">
         <w:r>
           <w:t xml:space="preserve">,</w:t>
         </w:r>
@@ -16549,7 +16912,7 @@
     $$</w:t>
       </w:r>
     </w:p>
-    <w:bookmarkEnd w:id="60"/>
+    <w:bookmarkEnd w:id="63"/>
     <w:p>
       <w:pPr>
         <w:pStyle w:val="FirstParagraph"/>
@@ -16606,12 +16969,12 @@
     $$</w:t>
       </w:r>
     </w:p>
-    <w:bookmarkStart w:id="62" w:name="thm-pearson-cosine-centered"/>
+    <w:bookmarkStart w:id="65" w:name="thm-pearson-cosine-centered"/>
     <w:p>
       <w:pPr>
         <w:pStyle w:val="FirstParagraph"/>
       </w:pPr>
-      <w:del w:id="390" w:author="PR Preview" w:date="2026-01-01T00:00:00Z">
+      <w:del w:id="445" w:author="PR Preview" w:date="2026-01-01T00:00:00Z">
         <w:r>
           <w:rPr>
             <w:b/>
@@ -16620,47 +16983,47 @@
           <w:delText xml:space="preserve">Theorem 6 (Pearson correlation is the cosine similarity of the centered vectors)</w:delText>
         </w:r>
       </w:del>
-      <w:del w:id="391" w:author="PR Preview" w:date="2026-01-01T00:00:00Z">
+      <w:del w:id="446" w:author="PR Preview" w:date="2026-01-01T00:00:00Z">
         <w:r>
           <w:delText xml:space="preserve"> </w:delText>
         </w:r>
       </w:del>
-      <w:del w:id="392" w:author="PR Preview" w:date="2026-01-01T00:00:00Z">
+      <w:del w:id="447" w:author="PR Preview" w:date="2026-01-01T00:00:00Z">
         <w:r>
           <w:delText xml:space="preserve">Let</w:delText>
         </w:r>
       </w:del>
-      <w:del w:id="393" w:author="PR Preview" w:date="2026-01-01T00:00:00Z">
+      <w:del w:id="448" w:author="PR Preview" w:date="2026-01-01T00:00:00Z">
         <w:r>
           <w:delText xml:space="preserve"> </w:delText>
         </w:r>
       </w:del>
-      <w:del w:id="394" w:author="PR Preview" w:date="2026-01-01T00:00:00Z">
+      <w:del w:id="449" w:author="PR Preview" w:date="2026-01-01T00:00:00Z">
         <w:r>
           <w:delText xml:space="preserve">$\mathord{\smash[b]{\underset{\raise.3ex\hbox{$\scriptstyle\sim$}}{x}}\vphantom{x}}, \mathord{\smash[b]{\underset{\raise.3ex\hbox{$\scriptstyle\sim$}}{y}}\vphantom{y}}\in \mathbb{R}^n$</w:delText>
         </w:r>
       </w:del>
-      <w:del w:id="395" w:author="PR Preview" w:date="2026-01-01T00:00:00Z">
+      <w:del w:id="450" w:author="PR Preview" w:date="2026-01-01T00:00:00Z">
         <w:r>
           <w:delText xml:space="preserve"> </w:delText>
         </w:r>
       </w:del>
-      <w:del w:id="396" w:author="PR Preview" w:date="2026-01-01T00:00:00Z">
+      <w:del w:id="451" w:author="PR Preview" w:date="2026-01-01T00:00:00Z">
         <w:r>
           <w:delText xml:space="preserve">be two vectors that are not constant,</w:delText>
         </w:r>
       </w:del>
-      <w:del w:id="397" w:author="PR Preview" w:date="2026-01-01T00:00:00Z">
+      <w:del w:id="452" w:author="PR Preview" w:date="2026-01-01T00:00:00Z">
         <w:r>
           <w:delText xml:space="preserve"> </w:delText>
         </w:r>
       </w:del>
-      <w:del w:id="398" w:author="PR Preview" w:date="2026-01-01T00:00:00Z">
+      <w:del w:id="453" w:author="PR Preview" w:date="2026-01-01T00:00:00Z">
         <w:r>
           <w:delText xml:space="preserve">with means</w:delText>
         </w:r>
       </w:del>
-      <w:del w:id="399" w:author="PR Preview" w:date="2026-01-01T00:00:00Z">
+      <w:del w:id="454" w:author="PR Preview" w:date="2026-01-01T00:00:00Z">
         <w:r>
           <w:delText xml:space="preserve"> </w:delText>
         </w:r>
@@ -16739,17 +17102,17 @@
           </m:e>
         </m:nary>
       </m:oMath>
-      <w:del w:id="400" w:author="PR Preview" w:date="2026-01-01T00:00:00Z">
+      <w:del w:id="455" w:author="PR Preview" w:date="2026-01-01T00:00:00Z">
         <w:r>
           <w:delText xml:space="preserve"> </w:delText>
         </w:r>
       </w:del>
-      <w:del w:id="401" w:author="PR Preview" w:date="2026-01-01T00:00:00Z">
+      <w:del w:id="456" w:author="PR Preview" w:date="2026-01-01T00:00:00Z">
         <w:r>
           <w:delText xml:space="preserve">and</w:delText>
         </w:r>
       </w:del>
-      <w:del w:id="402" w:author="PR Preview" w:date="2026-01-01T00:00:00Z">
+      <w:del w:id="457" w:author="PR Preview" w:date="2026-01-01T00:00:00Z">
         <w:r>
           <w:delText xml:space="preserve"> </w:delText>
         </w:r>
@@ -16828,67 +17191,67 @@
           </m:e>
         </m:nary>
       </m:oMath>
-      <w:del w:id="403" w:author="PR Preview" w:date="2026-01-01T00:00:00Z">
+      <w:del w:id="458" w:author="PR Preview" w:date="2026-01-01T00:00:00Z">
         <w:r>
           <w:delText xml:space="preserve">.</w:delText>
         </w:r>
       </w:del>
-      <w:del w:id="404" w:author="PR Preview" w:date="2026-01-01T00:00:00Z">
+      <w:del w:id="459" w:author="PR Preview" w:date="2026-01-01T00:00:00Z">
         <w:r>
           <w:delText xml:space="preserve"> </w:delText>
         </w:r>
       </w:del>
-      <w:del w:id="405" w:author="PR Preview" w:date="2026-01-01T00:00:00Z">
+      <w:del w:id="460" w:author="PR Preview" w:date="2026-01-01T00:00:00Z">
         <w:r>
           <w:delText xml:space="preserve">Write</w:delText>
         </w:r>
       </w:del>
-      <w:del w:id="406" w:author="PR Preview" w:date="2026-01-01T00:00:00Z">
+      <w:del w:id="461" w:author="PR Preview" w:date="2026-01-01T00:00:00Z">
         <w:r>
           <w:delText xml:space="preserve"> </w:delText>
         </w:r>
       </w:del>
-      <w:del w:id="407" w:author="PR Preview" w:date="2026-01-01T00:00:00Z">
+      <w:del w:id="462" w:author="PR Preview" w:date="2026-01-01T00:00:00Z">
         <w:r>
           <w:delText xml:space="preserve">${\mathord{\smash[b]{\underset{\raise.3ex\hbox{$\scriptstyle\sim$}}{x}}\vphantom{x}}}^{\mathrm{c}} = \mathord{\smash[b]{\underset{\raise.3ex\hbox{$\scriptstyle\sim$}}{x}}\vphantom{x}}- \bar{x}\,\mathord{\smash[b]{\underset{\raise.3ex\hbox{$\scriptstyle\sim$}}{1}}\vphantom{1}}$</w:delText>
         </w:r>
       </w:del>
-      <w:del w:id="408" w:author="PR Preview" w:date="2026-01-01T00:00:00Z">
+      <w:del w:id="463" w:author="PR Preview" w:date="2026-01-01T00:00:00Z">
         <w:r>
           <w:delText xml:space="preserve"> </w:delText>
         </w:r>
       </w:del>
-      <w:del w:id="409" w:author="PR Preview" w:date="2026-01-01T00:00:00Z">
+      <w:del w:id="464" w:author="PR Preview" w:date="2026-01-01T00:00:00Z">
         <w:r>
           <w:delText xml:space="preserve">and</w:delText>
         </w:r>
       </w:del>
-      <w:del w:id="410" w:author="PR Preview" w:date="2026-01-01T00:00:00Z">
+      <w:del w:id="465" w:author="PR Preview" w:date="2026-01-01T00:00:00Z">
         <w:r>
           <w:delText xml:space="preserve"> </w:delText>
         </w:r>
       </w:del>
-      <w:del w:id="411" w:author="PR Preview" w:date="2026-01-01T00:00:00Z">
+      <w:del w:id="466" w:author="PR Preview" w:date="2026-01-01T00:00:00Z">
         <w:r>
           <w:delText xml:space="preserve">${\mathord{\smash[b]{\underset{\raise.3ex\hbox{$\scriptstyle\sim$}}{y}}\vphantom{y}}}^{\mathrm{c}} = \mathord{\smash[b]{\underset{\raise.3ex\hbox{$\scriptstyle\sim$}}{y}}\vphantom{y}}- \bar{y}\,\mathord{\smash[b]{\underset{\raise.3ex\hbox{$\scriptstyle\sim$}}{1}}\vphantom{1}}$</w:delText>
         </w:r>
       </w:del>
-      <w:del w:id="412" w:author="PR Preview" w:date="2026-01-01T00:00:00Z">
+      <w:del w:id="467" w:author="PR Preview" w:date="2026-01-01T00:00:00Z">
         <w:r>
           <w:delText xml:space="preserve"> </w:delText>
         </w:r>
       </w:del>
-      <w:del w:id="413" w:author="PR Preview" w:date="2026-01-01T00:00:00Z">
+      <w:del w:id="468" w:author="PR Preview" w:date="2026-01-01T00:00:00Z">
         <w:r>
           <w:delText xml:space="preserve">for the</w:delText>
         </w:r>
       </w:del>
-      <w:del w:id="414" w:author="PR Preview" w:date="2026-01-01T00:00:00Z">
+      <w:del w:id="469" w:author="PR Preview" w:date="2026-01-01T00:00:00Z">
         <w:r>
           <w:delText xml:space="preserve"> </w:delText>
         </w:r>
       </w:del>
-      <w:del w:id="415" w:author="PR Preview" w:date="2026-01-01T00:00:00Z">
+      <w:del w:id="470" w:author="PR Preview" w:date="2026-01-01T00:00:00Z">
         <w:r>
           <w:rPr>
             <w:b/>
@@ -16897,33 +17260,33 @@
           <w:delText xml:space="preserve">centered</w:delText>
         </w:r>
       </w:del>
-      <w:del w:id="416" w:author="PR Preview" w:date="2026-01-01T00:00:00Z">
+      <w:del w:id="471" w:author="PR Preview" w:date="2026-01-01T00:00:00Z">
         <w:r>
           <w:delText xml:space="preserve"> </w:delText>
         </w:r>
       </w:del>
-      <w:del w:id="417" w:author="PR Preview" w:date="2026-01-01T00:00:00Z">
+      <w:del w:id="472" w:author="PR Preview" w:date="2026-01-01T00:00:00Z">
         <w:r>
           <w:delText xml:space="preserve">vectors, whose means are zero.</w:delText>
         </w:r>
       </w:del>
-      <w:del w:id="418" w:author="PR Preview" w:date="2026-01-01T00:00:00Z">
+      <w:del w:id="473" w:author="PR Preview" w:date="2026-01-01T00:00:00Z">
         <w:r>
           <w:delText xml:space="preserve"> </w:delText>
         </w:r>
       </w:del>
-      <w:del w:id="419" w:author="PR Preview" w:date="2026-01-01T00:00:00Z">
+      <w:del w:id="474" w:author="PR Preview" w:date="2026-01-01T00:00:00Z">
         <w:r>
           <w:delText xml:space="preserve">Then the</w:delText>
         </w:r>
       </w:del>
-      <w:del w:id="420" w:author="PR Preview" w:date="2026-01-01T00:00:00Z">
+      <w:del w:id="475" w:author="PR Preview" w:date="2026-01-01T00:00:00Z">
         <w:r>
           <w:delText xml:space="preserve"> </w:delText>
         </w:r>
       </w:del>
-      <w:hyperlink r:id="rId61">
-        <w:del w:id="421" w:author="PR Preview" w:date="2026-01-01T00:00:00Z">
+      <w:hyperlink r:id="rId64">
+        <w:del w:id="476" w:author="PR Preview" w:date="2026-01-01T00:00:00Z">
           <w:r>
             <w:rPr>
               <w:rStyle w:val="Hyperlink"/>
@@ -16932,7 +17295,7 @@
           </w:r>
         </w:del>
       </w:hyperlink>
-      <w:del w:id="422" w:author="PR Preview" w:date="2026-01-01T00:00:00Z">
+      <w:del w:id="477" w:author="PR Preview" w:date="2026-01-01T00:00:00Z">
         <w:r>
           <w:delText xml:space="preserve"> </w:delText>
         </w:r>
@@ -16942,17 +17305,17 @@
           <m:t>r</m:t>
         </m:r>
       </m:oMath>
-      <w:del w:id="423" w:author="PR Preview" w:date="2026-01-01T00:00:00Z">
+      <w:del w:id="478" w:author="PR Preview" w:date="2026-01-01T00:00:00Z">
         <w:r>
           <w:delText xml:space="preserve"> </w:delText>
         </w:r>
       </w:del>
-      <w:del w:id="424" w:author="PR Preview" w:date="2026-01-01T00:00:00Z">
+      <w:del w:id="479" w:author="PR Preview" w:date="2026-01-01T00:00:00Z">
         <w:r>
           <w:delText xml:space="preserve">of the</w:delText>
         </w:r>
       </w:del>
-      <w:del w:id="425" w:author="PR Preview" w:date="2026-01-01T00:00:00Z">
+      <w:del w:id="480" w:author="PR Preview" w:date="2026-01-01T00:00:00Z">
         <w:r>
           <w:delText xml:space="preserve"> </w:delText>
         </w:r>
@@ -16962,17 +17325,17 @@
           <m:t>n</m:t>
         </m:r>
       </m:oMath>
-      <w:del w:id="426" w:author="PR Preview" w:date="2026-01-01T00:00:00Z">
+      <w:del w:id="481" w:author="PR Preview" w:date="2026-01-01T00:00:00Z">
         <w:r>
           <w:delText xml:space="preserve"> </w:delText>
         </w:r>
       </w:del>
-      <w:del w:id="427" w:author="PR Preview" w:date="2026-01-01T00:00:00Z">
+      <w:del w:id="482" w:author="PR Preview" w:date="2026-01-01T00:00:00Z">
         <w:r>
           <w:delText xml:space="preserve">pairs</w:delText>
         </w:r>
       </w:del>
-      <w:del w:id="428" w:author="PR Preview" w:date="2026-01-01T00:00:00Z">
+      <w:del w:id="483" w:author="PR Preview" w:date="2026-01-01T00:00:00Z">
         <w:r>
           <w:delText xml:space="preserve"> </w:delText>
         </w:r>
@@ -17021,18 +17384,18 @@
           <m:t>)</m:t>
         </m:r>
       </m:oMath>
-      <w:del w:id="429" w:author="PR Preview" w:date="2026-01-01T00:00:00Z">
+      <w:del w:id="484" w:author="PR Preview" w:date="2026-01-01T00:00:00Z">
         <w:r>
           <w:delText xml:space="preserve"> </w:delText>
         </w:r>
       </w:del>
-      <w:del w:id="430" w:author="PR Preview" w:date="2026-01-01T00:00:00Z">
+      <w:del w:id="485" w:author="PR Preview" w:date="2026-01-01T00:00:00Z">
         <w:r>
           <w:delText xml:space="preserve">is the cosine similarity (</w:delText>
         </w:r>
       </w:del>
       <w:hyperlink w:anchor="def-cosine-similarity">
-        <w:del w:id="431" w:author="PR Preview" w:date="2026-01-01T00:00:00Z">
+        <w:del w:id="486" w:author="PR Preview" w:date="2026-01-01T00:00:00Z">
           <w:r>
             <w:rPr>
               <w:rStyle w:val="Hyperlink"/>
@@ -17041,7 +17404,7 @@
           </w:r>
         </w:del>
       </w:hyperlink>
-      <w:del w:id="432" w:author="PR Preview" w:date="2026-01-01T00:00:00Z">
+      <w:del w:id="487" w:author="PR Preview" w:date="2026-01-01T00:00:00Z">
         <w:r>
           <w:delText xml:space="preserve">) of the centered vectors:</w:delText>
         </w:r>
@@ -17051,7 +17414,7 @@
       <w:pPr>
         <w:pStyle w:val="FirstParagraph"/>
       </w:pPr>
-      <w:ins w:id="433" w:author="PR Preview" w:date="2026-01-01T00:00:00Z">
+      <w:ins w:id="488" w:author="PR Preview" w:date="2026-01-01T00:00:00Z">
         <w:r>
           <w:rPr>
             <w:b/>
@@ -17060,47 +17423,47 @@
           <w:t xml:space="preserve">Theorem 6 (Pearson correlation is the cosine similarity of the centered vectors)</w:t>
         </w:r>
       </w:ins>
-      <w:ins w:id="434" w:author="PR Preview" w:date="2026-01-01T00:00:00Z">
+      <w:ins w:id="489" w:author="PR Preview" w:date="2026-01-01T00:00:00Z">
         <w:r>
           <w:t xml:space="preserve"> </w:t>
         </w:r>
       </w:ins>
-      <w:ins w:id="435" w:author="PR Preview" w:date="2026-01-01T00:00:00Z">
+      <w:ins w:id="490" w:author="PR Preview" w:date="2026-01-01T00:00:00Z">
         <w:r>
           <w:t xml:space="preserve">Let</w:t>
         </w:r>
       </w:ins>
-      <w:ins w:id="436" w:author="PR Preview" w:date="2026-01-01T00:00:00Z">
+      <w:ins w:id="491" w:author="PR Preview" w:date="2026-01-01T00:00:00Z">
         <w:r>
           <w:t xml:space="preserve"> </w:t>
         </w:r>
       </w:ins>
-      <w:ins w:id="437" w:author="PR Preview" w:date="2026-01-01T00:00:00Z">
+      <w:ins w:id="492" w:author="PR Preview" w:date="2026-01-01T00:00:00Z">
         <w:r>
           <w:t xml:space="preserve">$\mathord{\smash[b]{\underset{\raise.3ex\hbox{$\scriptstyle\sim$}}{x}}\vphantom{x}}, \mathord{\smash[b]{\underset{\raise.3ex\hbox{$\scriptstyle\sim$}}{y}}\vphantom{y}}\in \mathbb{R}^n$</w:t>
         </w:r>
       </w:ins>
-      <w:ins w:id="438" w:author="PR Preview" w:date="2026-01-01T00:00:00Z">
+      <w:ins w:id="493" w:author="PR Preview" w:date="2026-01-01T00:00:00Z">
         <w:r>
           <w:t xml:space="preserve"> </w:t>
         </w:r>
       </w:ins>
-      <w:ins w:id="439" w:author="PR Preview" w:date="2026-01-01T00:00:00Z">
+      <w:ins w:id="494" w:author="PR Preview" w:date="2026-01-01T00:00:00Z">
         <w:r>
           <w:t xml:space="preserve">be two vectors that are not constant,</w:t>
         </w:r>
       </w:ins>
-      <w:ins w:id="440" w:author="PR Preview" w:date="2026-01-01T00:00:00Z">
+      <w:ins w:id="495" w:author="PR Preview" w:date="2026-01-01T00:00:00Z">
         <w:r>
           <w:t xml:space="preserve"> </w:t>
         </w:r>
       </w:ins>
-      <w:ins w:id="441" w:author="PR Preview" w:date="2026-01-01T00:00:00Z">
+      <w:ins w:id="496" w:author="PR Preview" w:date="2026-01-01T00:00:00Z">
         <w:r>
           <w:t xml:space="preserve">with means</w:t>
         </w:r>
       </w:ins>
-      <w:ins w:id="442" w:author="PR Preview" w:date="2026-01-01T00:00:00Z">
+      <w:ins w:id="497" w:author="PR Preview" w:date="2026-01-01T00:00:00Z">
         <w:r>
           <w:t xml:space="preserve"> </w:t>
         </w:r>
@@ -17179,17 +17542,17 @@
           </m:e>
         </m:nary>
       </m:oMath>
-      <w:ins w:id="443" w:author="PR Preview" w:date="2026-01-01T00:00:00Z">
+      <w:ins w:id="498" w:author="PR Preview" w:date="2026-01-01T00:00:00Z">
         <w:r>
           <w:t xml:space="preserve"> </w:t>
         </w:r>
       </w:ins>
-      <w:ins w:id="444" w:author="PR Preview" w:date="2026-01-01T00:00:00Z">
+      <w:ins w:id="499" w:author="PR Preview" w:date="2026-01-01T00:00:00Z">
         <w:r>
           <w:t xml:space="preserve">and</w:t>
         </w:r>
       </w:ins>
-      <w:ins w:id="445" w:author="PR Preview" w:date="2026-01-01T00:00:00Z">
+      <w:ins w:id="500" w:author="PR Preview" w:date="2026-01-01T00:00:00Z">
         <w:r>
           <w:t xml:space="preserve"> </w:t>
         </w:r>
@@ -17268,67 +17631,67 @@
           </m:e>
         </m:nary>
       </m:oMath>
-      <w:ins w:id="446" w:author="PR Preview" w:date="2026-01-01T00:00:00Z">
+      <w:ins w:id="501" w:author="PR Preview" w:date="2026-01-01T00:00:00Z">
         <w:r>
           <w:t xml:space="preserve">.</w:t>
         </w:r>
       </w:ins>
-      <w:ins w:id="447" w:author="PR Preview" w:date="2026-01-01T00:00:00Z">
+      <w:ins w:id="502" w:author="PR Preview" w:date="2026-01-01T00:00:00Z">
         <w:r>
           <w:t xml:space="preserve"> </w:t>
         </w:r>
       </w:ins>
-      <w:ins w:id="448" w:author="PR Preview" w:date="2026-01-01T00:00:00Z">
+      <w:ins w:id="503" w:author="PR Preview" w:date="2026-01-01T00:00:00Z">
         <w:r>
           <w:t xml:space="preserve">Write</w:t>
         </w:r>
       </w:ins>
-      <w:ins w:id="449" w:author="PR Preview" w:date="2026-01-01T00:00:00Z">
+      <w:ins w:id="504" w:author="PR Preview" w:date="2026-01-01T00:00:00Z">
         <w:r>
           <w:t xml:space="preserve"> </w:t>
         </w:r>
       </w:ins>
-      <w:ins w:id="450" w:author="PR Preview" w:date="2026-01-01T00:00:00Z">
+      <w:ins w:id="505" w:author="PR Preview" w:date="2026-01-01T00:00:00Z">
         <w:r>
           <w:t xml:space="preserve">${\mathord{\smash[b]{\underset{\raise.3ex\hbox{$\scriptstyle\sim$}}{x}}\vphantom{x}}}^{\mathrm{c}} = \mathord{\smash[b]{\underset{\raise.3ex\hbox{$\scriptstyle\sim$}}{x}}\vphantom{x}}- \bar{x}\,\mathord{\smash[b]{\underset{\raise.3ex\hbox{$\scriptstyle\sim$}}{1}}\vphantom{1}}$</w:t>
         </w:r>
       </w:ins>
-      <w:ins w:id="451" w:author="PR Preview" w:date="2026-01-01T00:00:00Z">
+      <w:ins w:id="506" w:author="PR Preview" w:date="2026-01-01T00:00:00Z">
         <w:r>
           <w:t xml:space="preserve"> </w:t>
         </w:r>
       </w:ins>
-      <w:ins w:id="452" w:author="PR Preview" w:date="2026-01-01T00:00:00Z">
+      <w:ins w:id="507" w:author="PR Preview" w:date="2026-01-01T00:00:00Z">
         <w:r>
           <w:t xml:space="preserve">and</w:t>
         </w:r>
       </w:ins>
-      <w:ins w:id="453" w:author="PR Preview" w:date="2026-01-01T00:00:00Z">
+      <w:ins w:id="508" w:author="PR Preview" w:date="2026-01-01T00:00:00Z">
         <w:r>
           <w:t xml:space="preserve"> </w:t>
         </w:r>
       </w:ins>
-      <w:ins w:id="454" w:author="PR Preview" w:date="2026-01-01T00:00:00Z">
+      <w:ins w:id="509" w:author="PR Preview" w:date="2026-01-01T00:00:00Z">
         <w:r>
           <w:t xml:space="preserve">${\mathord{\smash[b]{\underset{\raise.3ex\hbox{$\scriptstyle\sim$}}{y}}\vphantom{y}}}^{\mathrm{c}} = \mathord{\smash[b]{\underset{\raise.3ex\hbox{$\scriptstyle\sim$}}{y}}\vphantom{y}}- \bar{y}\,\mathord{\smash[b]{\underset{\raise.3ex\hbox{$\scriptstyle\sim$}}{1}}\vphantom{1}}$</w:t>
         </w:r>
       </w:ins>
-      <w:ins w:id="455" w:author="PR Preview" w:date="2026-01-01T00:00:00Z">
+      <w:ins w:id="510" w:author="PR Preview" w:date="2026-01-01T00:00:00Z">
         <w:r>
           <w:t xml:space="preserve"> </w:t>
         </w:r>
       </w:ins>
-      <w:ins w:id="456" w:author="PR Preview" w:date="2026-01-01T00:00:00Z">
+      <w:ins w:id="511" w:author="PR Preview" w:date="2026-01-01T00:00:00Z">
         <w:r>
           <w:t xml:space="preserve">for the</w:t>
         </w:r>
       </w:ins>
-      <w:ins w:id="457" w:author="PR Preview" w:date="2026-01-01T00:00:00Z">
+      <w:ins w:id="512" w:author="PR Preview" w:date="2026-01-01T00:00:00Z">
         <w:r>
           <w:t xml:space="preserve"> </w:t>
         </w:r>
       </w:ins>
-      <w:ins w:id="458" w:author="PR Preview" w:date="2026-01-01T00:00:00Z">
+      <w:ins w:id="513" w:author="PR Preview" w:date="2026-01-01T00:00:00Z">
         <w:r>
           <w:rPr>
             <w:b/>
@@ -17337,33 +17700,33 @@
           <w:t xml:space="preserve">centered</w:t>
         </w:r>
       </w:ins>
-      <w:ins w:id="459" w:author="PR Preview" w:date="2026-01-01T00:00:00Z">
+      <w:ins w:id="514" w:author="PR Preview" w:date="2026-01-01T00:00:00Z">
         <w:r>
           <w:t xml:space="preserve"> </w:t>
         </w:r>
       </w:ins>
-      <w:ins w:id="460" w:author="PR Preview" w:date="2026-01-01T00:00:00Z">
+      <w:ins w:id="515" w:author="PR Preview" w:date="2026-01-01T00:00:00Z">
         <w:r>
           <w:t xml:space="preserve">vectors, whose means are zero.</w:t>
         </w:r>
       </w:ins>
-      <w:ins w:id="461" w:author="PR Preview" w:date="2026-01-01T00:00:00Z">
+      <w:ins w:id="516" w:author="PR Preview" w:date="2026-01-01T00:00:00Z">
         <w:r>
           <w:t xml:space="preserve"> </w:t>
         </w:r>
       </w:ins>
-      <w:ins w:id="462" w:author="PR Preview" w:date="2026-01-01T00:00:00Z">
+      <w:ins w:id="517" w:author="PR Preview" w:date="2026-01-01T00:00:00Z">
         <w:r>
           <w:t xml:space="preserve">Then the</w:t>
         </w:r>
       </w:ins>
-      <w:ins w:id="463" w:author="PR Preview" w:date="2026-01-01T00:00:00Z">
+      <w:ins w:id="518" w:author="PR Preview" w:date="2026-01-01T00:00:00Z">
         <w:r>
           <w:t xml:space="preserve"> </w:t>
         </w:r>
       </w:ins>
-      <w:hyperlink r:id="rId61">
-        <w:ins w:id="464" w:author="PR Preview" w:date="2026-01-01T00:00:00Z">
+      <w:hyperlink r:id="rId64">
+        <w:ins w:id="519" w:author="PR Preview" w:date="2026-01-01T00:00:00Z">
           <w:r>
             <w:rPr>
               <w:rStyle w:val="Hyperlink"/>
@@ -17372,7 +17735,7 @@
           </w:r>
         </w:ins>
       </w:hyperlink>
-      <w:ins w:id="465" w:author="PR Preview" w:date="2026-01-01T00:00:00Z">
+      <w:ins w:id="520" w:author="PR Preview" w:date="2026-01-01T00:00:00Z">
         <w:r>
           <w:t xml:space="preserve"> </w:t>
         </w:r>
@@ -17382,17 +17745,17 @@
           <m:t>r</m:t>
         </m:r>
       </m:oMath>
-      <w:ins w:id="466" w:author="PR Preview" w:date="2026-01-01T00:00:00Z">
+      <w:ins w:id="521" w:author="PR Preview" w:date="2026-01-01T00:00:00Z">
         <w:r>
           <w:t xml:space="preserve"> </w:t>
         </w:r>
       </w:ins>
-      <w:ins w:id="467" w:author="PR Preview" w:date="2026-01-01T00:00:00Z">
+      <w:ins w:id="522" w:author="PR Preview" w:date="2026-01-01T00:00:00Z">
         <w:r>
           <w:t xml:space="preserve">of the</w:t>
         </w:r>
       </w:ins>
-      <w:ins w:id="468" w:author="PR Preview" w:date="2026-01-01T00:00:00Z">
+      <w:ins w:id="523" w:author="PR Preview" w:date="2026-01-01T00:00:00Z">
         <w:r>
           <w:t xml:space="preserve"> </w:t>
         </w:r>
@@ -17402,17 +17765,17 @@
           <m:t>n</m:t>
         </m:r>
       </m:oMath>
-      <w:ins w:id="469" w:author="PR Preview" w:date="2026-01-01T00:00:00Z">
+      <w:ins w:id="524" w:author="PR Preview" w:date="2026-01-01T00:00:00Z">
         <w:r>
           <w:t xml:space="preserve"> </w:t>
         </w:r>
       </w:ins>
-      <w:ins w:id="470" w:author="PR Preview" w:date="2026-01-01T00:00:00Z">
+      <w:ins w:id="525" w:author="PR Preview" w:date="2026-01-01T00:00:00Z">
         <w:r>
           <w:t xml:space="preserve">pairs</w:t>
         </w:r>
       </w:ins>
-      <w:ins w:id="471" w:author="PR Preview" w:date="2026-01-01T00:00:00Z">
+      <w:ins w:id="526" w:author="PR Preview" w:date="2026-01-01T00:00:00Z">
         <w:r>
           <w:t xml:space="preserve"> </w:t>
         </w:r>
@@ -17461,18 +17824,18 @@
           <m:t>)</m:t>
         </m:r>
       </m:oMath>
-      <w:ins w:id="472" w:author="PR Preview" w:date="2026-01-01T00:00:00Z">
+      <w:ins w:id="527" w:author="PR Preview" w:date="2026-01-01T00:00:00Z">
         <w:r>
           <w:t xml:space="preserve"> </w:t>
         </w:r>
       </w:ins>
-      <w:ins w:id="473" w:author="PR Preview" w:date="2026-01-01T00:00:00Z">
+      <w:ins w:id="528" w:author="PR Preview" w:date="2026-01-01T00:00:00Z">
         <w:r>
           <w:t xml:space="preserve">is the cosine similarity (</w:t>
         </w:r>
       </w:ins>
       <w:hyperlink w:anchor="def-cosine-similarity">
-        <w:ins w:id="474" w:author="PR Preview" w:date="2026-01-01T00:00:00Z">
+        <w:ins w:id="529" w:author="PR Preview" w:date="2026-01-01T00:00:00Z">
           <w:r>
             <w:rPr>
               <w:rStyle w:val="Hyperlink"/>
@@ -17481,7 +17844,7 @@
           </w:r>
         </w:ins>
       </w:hyperlink>
-      <w:ins w:id="475" w:author="PR Preview" w:date="2026-01-01T00:00:00Z">
+      <w:ins w:id="530" w:author="PR Preview" w:date="2026-01-01T00:00:00Z">
         <w:r>
           <w:t xml:space="preserve">) of the centered vectors:</w:t>
         </w:r>
@@ -17497,7 +17860,7 @@
     $$</w:t>
       </w:r>
     </w:p>
-    <w:bookmarkEnd w:id="62"/>
+    <w:bookmarkEnd w:id="65"/>
     <w:p>
       <w:pPr>
         <w:pStyle w:val="FirstParagraph"/>
@@ -17715,7 +18078,7 @@
         <w:t xml:space="preserve">.</w:t>
       </w:r>
     </w:p>
-    <w:bookmarkStart w:id="63" w:name="exm-pearson-cosine-centered"/>
+    <w:bookmarkStart w:id="66" w:name="exm-pearson-cosine-centered"/>
     <w:p>
       <w:pPr>
         <w:pStyle w:val="BodyText"/>
@@ -17925,13 +18288,13 @@
         <w:t xml:space="preserve">mostly because both vectors have positive entries and the same mean, not because they move together.</w:t>
       </w:r>
     </w:p>
-    <w:bookmarkEnd w:id="63"/>
-    <w:bookmarkStart w:id="64" w:name="cor-pearson-angle"/>
+    <w:bookmarkEnd w:id="66"/>
+    <w:bookmarkStart w:id="67" w:name="cor-pearson-angle"/>
     <w:p>
       <w:pPr>
         <w:pStyle w:val="BodyText"/>
       </w:pPr>
-      <w:ins w:id="476" w:author="PR Preview" w:date="2026-01-01T00:00:00Z">
+      <w:ins w:id="531" w:author="PR Preview" w:date="2026-01-01T00:00:00Z">
         <w:r>
           <w:rPr>
             <w:b/>
@@ -17940,43 +18303,43 @@
           <w:t xml:space="preserve">Corollary 3 (Pearson correlation is the cosine of the angle between the centered vectors)</w:t>
         </w:r>
       </w:ins>
-      <w:ins w:id="477" w:author="PR Preview" w:date="2026-01-01T00:00:00Z">
+      <w:ins w:id="532" w:author="PR Preview" w:date="2026-01-01T00:00:00Z">
         <w:r>
           <w:t xml:space="preserve"> </w:t>
         </w:r>
       </w:ins>
-      <w:ins w:id="478" w:author="PR Preview" w:date="2026-01-01T00:00:00Z">
-        <w:r>
-          <w:t xml:space="preserve">For the vectors</w:t>
-        </w:r>
-      </w:ins>
-      <w:ins w:id="479" w:author="PR Preview" w:date="2026-01-01T00:00:00Z">
+      <w:ins w:id="533" w:author="PR Preview" w:date="2026-01-01T00:00:00Z">
+        <w:r>
+          <w:t xml:space="preserve">For the two data vectors</w:t>
+        </w:r>
+      </w:ins>
+      <w:ins w:id="534" w:author="PR Preview" w:date="2026-01-01T00:00:00Z">
         <w:r>
           <w:t xml:space="preserve"> </w:t>
         </w:r>
       </w:ins>
-      <w:ins w:id="480" w:author="PR Preview" w:date="2026-01-01T00:00:00Z">
+      <w:ins w:id="535" w:author="PR Preview" w:date="2026-01-01T00:00:00Z">
         <w:r>
           <w:t xml:space="preserve">$\mathord{\smash[b]{\underset{\raise.3ex\hbox{$\scriptstyle\sim$}}{x}}\vphantom{x}}, \mathord{\smash[b]{\underset{\raise.3ex\hbox{$\scriptstyle\sim$}}{y}}\vphantom{y}}\in \mathbb{R}^n$</w:t>
         </w:r>
       </w:ins>
-      <w:ins w:id="481" w:author="PR Preview" w:date="2026-01-01T00:00:00Z">
+      <w:ins w:id="536" w:author="PR Preview" w:date="2026-01-01T00:00:00Z">
         <w:r>
           <w:t xml:space="preserve"> </w:t>
         </w:r>
       </w:ins>
-      <w:ins w:id="482" w:author="PR Preview" w:date="2026-01-01T00:00:00Z">
+      <w:ins w:id="537" w:author="PR Preview" w:date="2026-01-01T00:00:00Z">
         <w:r>
           <w:t xml:space="preserve">of</w:t>
         </w:r>
       </w:ins>
-      <w:ins w:id="483" w:author="PR Preview" w:date="2026-01-01T00:00:00Z">
+      <w:ins w:id="538" w:author="PR Preview" w:date="2026-01-01T00:00:00Z">
         <w:r>
           <w:t xml:space="preserve"> </w:t>
         </w:r>
       </w:ins>
       <w:hyperlink w:anchor="thm-pearson-cosine-centered">
-        <w:ins w:id="484" w:author="PR Preview" w:date="2026-01-01T00:00:00Z">
+        <w:ins w:id="539" w:author="PR Preview" w:date="2026-01-01T00:00:00Z">
           <w:r>
             <w:rPr>
               <w:rStyle w:val="Hyperlink"/>
@@ -17985,73 +18348,73 @@
           </w:r>
         </w:ins>
       </w:hyperlink>
-      <w:ins w:id="485" w:author="PR Preview" w:date="2026-01-01T00:00:00Z">
+      <w:ins w:id="540" w:author="PR Preview" w:date="2026-01-01T00:00:00Z">
         <w:r>
           <w:t xml:space="preserve">,</w:t>
         </w:r>
       </w:ins>
-      <w:ins w:id="486" w:author="PR Preview" w:date="2026-01-01T00:00:00Z">
+      <w:ins w:id="541" w:author="PR Preview" w:date="2026-01-01T00:00:00Z">
         <w:r>
           <w:t xml:space="preserve"> </w:t>
         </w:r>
       </w:ins>
-      <w:ins w:id="487" w:author="PR Preview" w:date="2026-01-01T00:00:00Z">
+      <w:ins w:id="542" w:author="PR Preview" w:date="2026-01-01T00:00:00Z">
         <w:r>
           <w:t xml:space="preserve">the centered vectors</w:t>
         </w:r>
       </w:ins>
-      <w:ins w:id="488" w:author="PR Preview" w:date="2026-01-01T00:00:00Z">
+      <w:ins w:id="543" w:author="PR Preview" w:date="2026-01-01T00:00:00Z">
         <w:r>
           <w:t xml:space="preserve"> </w:t>
         </w:r>
       </w:ins>
-      <w:ins w:id="489" w:author="PR Preview" w:date="2026-01-01T00:00:00Z">
+      <w:ins w:id="544" w:author="PR Preview" w:date="2026-01-01T00:00:00Z">
         <w:r>
           <w:t xml:space="preserve">${\mathord{\smash[b]{\underset{\raise.3ex\hbox{$\scriptstyle\sim$}}{x}}\vphantom{x}}}^{\mathrm{c}}$</w:t>
         </w:r>
       </w:ins>
-      <w:ins w:id="490" w:author="PR Preview" w:date="2026-01-01T00:00:00Z">
+      <w:ins w:id="545" w:author="PR Preview" w:date="2026-01-01T00:00:00Z">
         <w:r>
           <w:t xml:space="preserve">,</w:t>
         </w:r>
       </w:ins>
-      <w:ins w:id="491" w:author="PR Preview" w:date="2026-01-01T00:00:00Z">
+      <w:ins w:id="546" w:author="PR Preview" w:date="2026-01-01T00:00:00Z">
         <w:r>
           <w:t xml:space="preserve"> </w:t>
         </w:r>
       </w:ins>
-      <w:ins w:id="492" w:author="PR Preview" w:date="2026-01-01T00:00:00Z">
+      <w:ins w:id="547" w:author="PR Preview" w:date="2026-01-01T00:00:00Z">
         <w:r>
           <w:t xml:space="preserve">${\mathord{\smash[b]{\underset{\raise.3ex\hbox{$\scriptstyle\sim$}}{y}}\vphantom{y}}}^{\mathrm{c}}$</w:t>
         </w:r>
       </w:ins>
-      <w:ins w:id="493" w:author="PR Preview" w:date="2026-01-01T00:00:00Z">
+      <w:ins w:id="548" w:author="PR Preview" w:date="2026-01-01T00:00:00Z">
         <w:r>
           <w:t xml:space="preserve"> </w:t>
         </w:r>
       </w:ins>
-      <w:ins w:id="494" w:author="PR Preview" w:date="2026-01-01T00:00:00Z">
+      <w:ins w:id="549" w:author="PR Preview" w:date="2026-01-01T00:00:00Z">
         <w:r>
           <w:t xml:space="preserve">are nonzero,</w:t>
         </w:r>
       </w:ins>
-      <w:ins w:id="495" w:author="PR Preview" w:date="2026-01-01T00:00:00Z">
+      <w:ins w:id="550" w:author="PR Preview" w:date="2026-01-01T00:00:00Z">
         <w:r>
           <w:t xml:space="preserve"> </w:t>
         </w:r>
       </w:ins>
-      <w:ins w:id="496" w:author="PR Preview" w:date="2026-01-01T00:00:00Z">
+      <w:ins w:id="551" w:author="PR Preview" w:date="2026-01-01T00:00:00Z">
         <w:r>
           <w:t xml:space="preserve">so they have an</w:t>
         </w:r>
       </w:ins>
-      <w:ins w:id="497" w:author="PR Preview" w:date="2026-01-01T00:00:00Z">
+      <w:ins w:id="552" w:author="PR Preview" w:date="2026-01-01T00:00:00Z">
         <w:r>
           <w:t xml:space="preserve"> </w:t>
         </w:r>
       </w:ins>
       <w:hyperlink w:anchor="def-angle">
-        <w:ins w:id="498" w:author="PR Preview" w:date="2026-01-01T00:00:00Z">
+        <w:ins w:id="553" w:author="PR Preview" w:date="2026-01-01T00:00:00Z">
           <w:r>
             <w:rPr>
               <w:rStyle w:val="Hyperlink"/>
@@ -18060,7 +18423,7 @@
           </w:r>
         </w:ins>
       </w:hyperlink>
-      <w:ins w:id="499" w:author="PR Preview" w:date="2026-01-01T00:00:00Z">
+      <w:ins w:id="554" w:author="PR Preview" w:date="2026-01-01T00:00:00Z">
         <w:r>
           <w:t xml:space="preserve"> </w:t>
         </w:r>
@@ -18070,28 +18433,28 @@
           <m:t>θ</m:t>
         </m:r>
       </m:oMath>
-      <w:ins w:id="500" w:author="PR Preview" w:date="2026-01-01T00:00:00Z">
+      <w:ins w:id="555" w:author="PR Preview" w:date="2026-01-01T00:00:00Z">
         <w:r>
           <w:t xml:space="preserve">.</w:t>
         </w:r>
       </w:ins>
-      <w:ins w:id="501" w:author="PR Preview" w:date="2026-01-01T00:00:00Z">
+      <w:ins w:id="556" w:author="PR Preview" w:date="2026-01-01T00:00:00Z">
         <w:r>
           <w:t xml:space="preserve"> </w:t>
         </w:r>
       </w:ins>
-      <w:ins w:id="502" w:author="PR Preview" w:date="2026-01-01T00:00:00Z">
+      <w:ins w:id="557" w:author="PR Preview" w:date="2026-01-01T00:00:00Z">
         <w:r>
           <w:t xml:space="preserve">The</w:t>
         </w:r>
       </w:ins>
-      <w:ins w:id="503" w:author="PR Preview" w:date="2026-01-01T00:00:00Z">
+      <w:ins w:id="558" w:author="PR Preview" w:date="2026-01-01T00:00:00Z">
         <w:r>
           <w:t xml:space="preserve"> </w:t>
         </w:r>
       </w:ins>
-      <w:hyperlink r:id="rId61">
-        <w:ins w:id="504" w:author="PR Preview" w:date="2026-01-01T00:00:00Z">
+      <w:hyperlink r:id="rId64">
+        <w:ins w:id="559" w:author="PR Preview" w:date="2026-01-01T00:00:00Z">
           <w:r>
             <w:rPr>
               <w:rStyle w:val="Hyperlink"/>
@@ -18100,7 +18463,7 @@
           </w:r>
         </w:ins>
       </w:hyperlink>
-      <w:ins w:id="505" w:author="PR Preview" w:date="2026-01-01T00:00:00Z">
+      <w:ins w:id="560" w:author="PR Preview" w:date="2026-01-01T00:00:00Z">
         <w:r>
           <w:t xml:space="preserve"> </w:t>
         </w:r>
@@ -18110,12 +18473,12 @@
           <m:t>r</m:t>
         </m:r>
       </m:oMath>
-      <w:ins w:id="506" w:author="PR Preview" w:date="2026-01-01T00:00:00Z">
+      <w:ins w:id="561" w:author="PR Preview" w:date="2026-01-01T00:00:00Z">
         <w:r>
           <w:t xml:space="preserve"> </w:t>
         </w:r>
       </w:ins>
-      <w:ins w:id="507" w:author="PR Preview" w:date="2026-01-01T00:00:00Z">
+      <w:ins w:id="562" w:author="PR Preview" w:date="2026-01-01T00:00:00Z">
         <w:r>
           <w:t xml:space="preserve">satisfies</w:t>
         </w:r>
@@ -18157,12 +18520,12 @@
         </m:oMath>
       </m:oMathPara>
     </w:p>
-    <w:bookmarkEnd w:id="64"/>
+    <w:bookmarkEnd w:id="67"/>
     <w:p>
       <w:pPr>
         <w:pStyle w:val="FirstParagraph"/>
       </w:pPr>
-      <w:ins w:id="508" w:author="PR Preview" w:date="2026-01-01T00:00:00Z">
+      <w:ins w:id="563" w:author="PR Preview" w:date="2026-01-01T00:00:00Z">
         <w:r>
           <w:rPr>
             <w:i/>
@@ -18171,23 +18534,23 @@
           <w:t xml:space="preserve">Proof</w:t>
         </w:r>
       </w:ins>
-      <w:ins w:id="509" w:author="PR Preview" w:date="2026-01-01T00:00:00Z">
+      <w:ins w:id="564" w:author="PR Preview" w:date="2026-01-01T00:00:00Z">
         <w:r>
           <w:t xml:space="preserve">. </w:t>
         </w:r>
       </w:ins>
-      <w:ins w:id="510" w:author="PR Preview" w:date="2026-01-01T00:00:00Z">
+      <w:ins w:id="565" w:author="PR Preview" w:date="2026-01-01T00:00:00Z">
         <w:r>
           <w:t xml:space="preserve">By</w:t>
         </w:r>
       </w:ins>
-      <w:ins w:id="511" w:author="PR Preview" w:date="2026-01-01T00:00:00Z">
+      <w:ins w:id="566" w:author="PR Preview" w:date="2026-01-01T00:00:00Z">
         <w:r>
           <w:t xml:space="preserve"> </w:t>
         </w:r>
       </w:ins>
       <w:hyperlink w:anchor="thm-pearson-cosine-centered">
-        <w:ins w:id="512" w:author="PR Preview" w:date="2026-01-01T00:00:00Z">
+        <w:ins w:id="567" w:author="PR Preview" w:date="2026-01-01T00:00:00Z">
           <w:r>
             <w:rPr>
               <w:rStyle w:val="Hyperlink"/>
@@ -18196,43 +18559,43 @@
           </w:r>
         </w:ins>
       </w:hyperlink>
-      <w:ins w:id="513" w:author="PR Preview" w:date="2026-01-01T00:00:00Z">
+      <w:ins w:id="568" w:author="PR Preview" w:date="2026-01-01T00:00:00Z">
         <w:r>
           <w:t xml:space="preserve">,</w:t>
         </w:r>
       </w:ins>
-      <w:ins w:id="514" w:author="PR Preview" w:date="2026-01-01T00:00:00Z">
+      <w:ins w:id="569" w:author="PR Preview" w:date="2026-01-01T00:00:00Z">
         <w:r>
           <w:t xml:space="preserve"> </w:t>
         </w:r>
       </w:ins>
-      <w:ins w:id="515" w:author="PR Preview" w:date="2026-01-01T00:00:00Z">
+      <w:ins w:id="570" w:author="PR Preview" w:date="2026-01-01T00:00:00Z">
         <w:r>
           <w:t xml:space="preserve">$r = \operatorname{cossim}({\mathord{\smash[b]{\underset{\raise.3ex\hbox{$\scriptstyle\sim$}}{x}}\vphantom{x}}}^{\mathrm{c}}, {\mathord{\smash[b]{\underset{\raise.3ex\hbox{$\scriptstyle\sim$}}{y}}\vphantom{y}}}^{\mathrm{c}})$</w:t>
         </w:r>
       </w:ins>
-      <w:ins w:id="516" w:author="PR Preview" w:date="2026-01-01T00:00:00Z">
+      <w:ins w:id="571" w:author="PR Preview" w:date="2026-01-01T00:00:00Z">
         <w:r>
           <w:t xml:space="preserve">.</w:t>
         </w:r>
       </w:ins>
-      <w:ins w:id="517" w:author="PR Preview" w:date="2026-01-01T00:00:00Z">
+      <w:ins w:id="572" w:author="PR Preview" w:date="2026-01-01T00:00:00Z">
         <w:r>
           <w:t xml:space="preserve"> </w:t>
         </w:r>
       </w:ins>
-      <w:ins w:id="518" w:author="PR Preview" w:date="2026-01-01T00:00:00Z">
+      <w:ins w:id="573" w:author="PR Preview" w:date="2026-01-01T00:00:00Z">
         <w:r>
           <w:t xml:space="preserve">By</w:t>
         </w:r>
       </w:ins>
-      <w:ins w:id="519" w:author="PR Preview" w:date="2026-01-01T00:00:00Z">
+      <w:ins w:id="574" w:author="PR Preview" w:date="2026-01-01T00:00:00Z">
         <w:r>
           <w:t xml:space="preserve"> </w:t>
         </w:r>
       </w:ins>
       <w:hyperlink w:anchor="def-angle">
-        <w:ins w:id="520" w:author="PR Preview" w:date="2026-01-01T00:00:00Z">
+        <w:ins w:id="575" w:author="PR Preview" w:date="2026-01-01T00:00:00Z">
           <w:r>
             <w:rPr>
               <w:rStyle w:val="Hyperlink"/>
@@ -18241,33 +18604,78 @@
           </w:r>
         </w:ins>
       </w:hyperlink>
-      <w:ins w:id="521" w:author="PR Preview" w:date="2026-01-01T00:00:00Z">
+      <w:ins w:id="576" w:author="PR Preview" w:date="2026-01-01T00:00:00Z">
         <w:r>
           <w:t xml:space="preserve">,</w:t>
         </w:r>
       </w:ins>
-      <w:ins w:id="522" w:author="PR Preview" w:date="2026-01-01T00:00:00Z">
+      <w:ins w:id="577" w:author="PR Preview" w:date="2026-01-01T00:00:00Z">
         <w:r>
           <w:t xml:space="preserve"> </w:t>
         </w:r>
       </w:ins>
-      <w:ins w:id="523" w:author="PR Preview" w:date="2026-01-01T00:00:00Z">
+      <w:ins w:id="578" w:author="PR Preview" w:date="2026-01-01T00:00:00Z">
+        <w:r>
+          <w:t xml:space="preserve">$\theta= \arccos\mathopen{}\left(\operatorname{cossim}({\mathord{\smash[b]{\underset{\raise.3ex\hbox{$\scriptstyle\sim$}}{x}}\vphantom{x}}}^{\mathrm{c}}, {\mathord{\smash[b]{\underset{\raise.3ex\hbox{$\scriptstyle\sim$}}{y}}\vphantom{y}}}^{\mathrm{c}})\right)\mathclose{}$</w:t>
+        </w:r>
+      </w:ins>
+      <w:ins w:id="579" w:author="PR Preview" w:date="2026-01-01T00:00:00Z">
+        <w:r>
+          <w:t xml:space="preserve">,</w:t>
+        </w:r>
+      </w:ins>
+      <w:ins w:id="580" w:author="PR Preview" w:date="2026-01-01T00:00:00Z">
+        <w:r>
+          <w:t xml:space="preserve"> </w:t>
+        </w:r>
+      </w:ins>
+      <w:ins w:id="581" w:author="PR Preview" w:date="2026-01-01T00:00:00Z">
+        <w:r>
+          <w:t xml:space="preserve">so</w:t>
+        </w:r>
+      </w:ins>
+      <w:ins w:id="582" w:author="PR Preview" w:date="2026-01-01T00:00:00Z">
+        <w:r>
+          <w:t xml:space="preserve"> </w:t>
+        </w:r>
+      </w:ins>
+      <w:ins w:id="583" w:author="PR Preview" w:date="2026-01-01T00:00:00Z">
         <w:r>
           <w:t xml:space="preserve">$\cos\theta= \operatorname{cossim}({\mathord{\smash[b]{\underset{\raise.3ex\hbox{$\scriptstyle\sim$}}{x}}\vphantom{x}}}^{\mathrm{c}}, {\mathord{\smash[b]{\underset{\raise.3ex\hbox{$\scriptstyle\sim$}}{y}}\vphantom{y}}}^{\mathrm{c}})$</w:t>
         </w:r>
       </w:ins>
-      <w:ins w:id="524" w:author="PR Preview" w:date="2026-01-01T00:00:00Z">
-        <w:r>
-          <w:t xml:space="preserve">.</w:t>
-        </w:r>
-      </w:ins>
-    </w:p>
-    <w:bookmarkStart w:id="65" w:name="exm-pearson-angle"/>
+      <w:ins w:id="584" w:author="PR Preview" w:date="2026-01-01T00:00:00Z">
+        <w:r>
+          <w:t xml:space="preserve"> </w:t>
+        </w:r>
+      </w:ins>
+      <w:ins w:id="585" w:author="PR Preview" w:date="2026-01-01T00:00:00Z">
+        <w:r>
+          <w:t xml:space="preserve">(</w:t>
+        </w:r>
+      </w:ins>
+      <w:hyperlink w:anchor="rem-angle-well-defined">
+        <w:ins w:id="586" w:author="PR Preview" w:date="2026-01-01T00:00:00Z">
+          <w:r>
+            <w:rPr>
+              <w:rStyle w:val="Hyperlink"/>
+            </w:rPr>
+            <w:t xml:space="preserve">Remark 4</w:t>
+          </w:r>
+        </w:ins>
+      </w:hyperlink>
+      <w:ins w:id="587" w:author="PR Preview" w:date="2026-01-01T00:00:00Z">
+        <w:r>
+          <w:t xml:space="preserve">).</w:t>
+        </w:r>
+      </w:ins>
+    </w:p>
+    <w:bookmarkStart w:id="68" w:name="exm-pearson-angle"/>
     <w:p>
       <w:pPr>
         <w:pStyle w:val="BodyText"/>
       </w:pPr>
-      <w:ins w:id="525" w:author="PR Preview" w:date="2026-01-01T00:00:00Z">
+      <w:ins w:id="588" w:author="PR Preview" w:date="2026-01-01T00:00:00Z">
         <w:r>
           <w:rPr>
             <w:b/>
@@ -18276,23 +18684,23 @@
           <w:t xml:space="preserve">Example 16 (A correlation of one half is an angle of sixty degrees)</w:t>
         </w:r>
       </w:ins>
-      <w:ins w:id="526" w:author="PR Preview" w:date="2026-01-01T00:00:00Z">
+      <w:ins w:id="589" w:author="PR Preview" w:date="2026-01-01T00:00:00Z">
         <w:r>
           <w:t xml:space="preserve"> </w:t>
         </w:r>
       </w:ins>
-      <w:ins w:id="527" w:author="PR Preview" w:date="2026-01-01T00:00:00Z">
+      <w:ins w:id="590" w:author="PR Preview" w:date="2026-01-01T00:00:00Z">
         <w:r>
           <w:t xml:space="preserve">In</w:t>
         </w:r>
       </w:ins>
-      <w:ins w:id="528" w:author="PR Preview" w:date="2026-01-01T00:00:00Z">
+      <w:ins w:id="591" w:author="PR Preview" w:date="2026-01-01T00:00:00Z">
         <w:r>
           <w:t xml:space="preserve"> </w:t>
         </w:r>
       </w:ins>
       <w:hyperlink w:anchor="exm-pearson-cosine-centered">
-        <w:ins w:id="529" w:author="PR Preview" w:date="2026-01-01T00:00:00Z">
+        <w:ins w:id="592" w:author="PR Preview" w:date="2026-01-01T00:00:00Z">
           <w:r>
             <w:rPr>
               <w:rStyle w:val="Hyperlink"/>
@@ -18301,96 +18709,91 @@
           </w:r>
         </w:ins>
       </w:hyperlink>
-      <w:ins w:id="530" w:author="PR Preview" w:date="2026-01-01T00:00:00Z">
+      <w:ins w:id="593" w:author="PR Preview" w:date="2026-01-01T00:00:00Z">
+        <w:r>
+          <w:t xml:space="preserve">, the correlation is</w:t>
+        </w:r>
+      </w:ins>
+      <w:ins w:id="594" w:author="PR Preview" w:date="2026-01-01T00:00:00Z">
+        <w:r>
+          <w:t xml:space="preserve"> </w:t>
+        </w:r>
+      </w:ins>
+      <m:oMath>
+        <m:r>
+          <m:t>r</m:t>
+        </m:r>
+        <m:r>
+          <m:rPr>
+            <m:sty m:val="p"/>
+          </m:rPr>
+          <m:t>=</m:t>
+        </m:r>
+        <m:r>
+          <m:t>1</m:t>
+        </m:r>
+        <m:r>
+          <m:rPr>
+            <m:sty m:val="p"/>
+          </m:rPr>
+          <m:t>/</m:t>
+        </m:r>
+        <m:r>
+          <m:t>2</m:t>
+        </m:r>
+      </m:oMath>
+      <w:ins w:id="595" w:author="PR Preview" w:date="2026-01-01T00:00:00Z">
+        <w:r>
+          <w:t xml:space="preserve">, for the data vectors</w:t>
+        </w:r>
+      </w:ins>
+      <w:ins w:id="596" w:author="PR Preview" w:date="2026-01-01T00:00:00Z">
+        <w:r>
+          <w:t xml:space="preserve"> </w:t>
+        </w:r>
+      </w:ins>
+      <w:ins w:id="597" w:author="PR Preview" w:date="2026-01-01T00:00:00Z">
+        <w:r>
+          <w:t xml:space="preserve">$\mathord{\smash[b]{\underset{\raise.3ex\hbox{$\scriptstyle\sim$}}{x}}\vphantom{x}}= (1, 2, 3)$</w:t>
+        </w:r>
+      </w:ins>
+      <w:ins w:id="598" w:author="PR Preview" w:date="2026-01-01T00:00:00Z">
         <w:r>
           <w:t xml:space="preserve">,</w:t>
         </w:r>
       </w:ins>
-      <w:ins w:id="531" w:author="PR Preview" w:date="2026-01-01T00:00:00Z">
+      <w:ins w:id="599" w:author="PR Preview" w:date="2026-01-01T00:00:00Z">
         <w:r>
           <w:t xml:space="preserve"> </w:t>
         </w:r>
       </w:ins>
-      <m:oMath>
-        <m:r>
-          <m:t>r</m:t>
-        </m:r>
-        <m:r>
-          <m:rPr>
-            <m:sty m:val="p"/>
-          </m:rPr>
-          <m:t>=</m:t>
-        </m:r>
-        <m:r>
-          <m:t>1</m:t>
-        </m:r>
-        <m:r>
-          <m:rPr>
-            <m:sty m:val="p"/>
-          </m:rPr>
-          <m:t>/</m:t>
-        </m:r>
-        <m:r>
-          <m:t>2</m:t>
-        </m:r>
-      </m:oMath>
-      <w:ins w:id="532" w:author="PR Preview" w:date="2026-01-01T00:00:00Z">
+      <w:ins w:id="600" w:author="PR Preview" w:date="2026-01-01T00:00:00Z">
+        <w:r>
+          <w:t xml:space="preserve">$\mathord{\smash[b]{\underset{\raise.3ex\hbox{$\scriptstyle\sim$}}{y}}\vphantom{y}}= (1, 3, 2)$</w:t>
+        </w:r>
+      </w:ins>
+      <w:ins w:id="601" w:author="PR Preview" w:date="2026-01-01T00:00:00Z">
+        <w:r>
+          <w:t xml:space="preserve">.</w:t>
+        </w:r>
+      </w:ins>
+      <w:ins w:id="602" w:author="PR Preview" w:date="2026-01-01T00:00:00Z">
         <w:r>
           <w:t xml:space="preserve"> </w:t>
         </w:r>
       </w:ins>
-      <w:ins w:id="533" w:author="PR Preview" w:date="2026-01-01T00:00:00Z">
-        <w:r>
-          <w:t xml:space="preserve">for</w:t>
-        </w:r>
-      </w:ins>
-      <w:ins w:id="534" w:author="PR Preview" w:date="2026-01-01T00:00:00Z">
+      <w:ins w:id="603" w:author="PR Preview" w:date="2026-01-01T00:00:00Z">
+        <w:r>
+          <w:t xml:space="preserve">By</w:t>
+        </w:r>
+      </w:ins>
+      <w:ins w:id="604" w:author="PR Preview" w:date="2026-01-01T00:00:00Z">
         <w:r>
           <w:t xml:space="preserve"> </w:t>
         </w:r>
       </w:ins>
-      <w:ins w:id="535" w:author="PR Preview" w:date="2026-01-01T00:00:00Z">
-        <w:r>
-          <w:t xml:space="preserve">$\mathord{\smash[b]{\underset{\raise.3ex\hbox{$\scriptstyle\sim$}}{x}}\vphantom{x}}= (1, 2, 3)$</w:t>
-        </w:r>
-      </w:ins>
-      <w:ins w:id="536" w:author="PR Preview" w:date="2026-01-01T00:00:00Z">
-        <w:r>
-          <w:t xml:space="preserve">,</w:t>
-        </w:r>
-      </w:ins>
-      <w:ins w:id="537" w:author="PR Preview" w:date="2026-01-01T00:00:00Z">
-        <w:r>
-          <w:t xml:space="preserve"> </w:t>
-        </w:r>
-      </w:ins>
-      <w:ins w:id="538" w:author="PR Preview" w:date="2026-01-01T00:00:00Z">
-        <w:r>
-          <w:t xml:space="preserve">$\mathord{\smash[b]{\underset{\raise.3ex\hbox{$\scriptstyle\sim$}}{y}}\vphantom{y}}= (1, 3, 2)$</w:t>
-        </w:r>
-      </w:ins>
-      <w:ins w:id="539" w:author="PR Preview" w:date="2026-01-01T00:00:00Z">
-        <w:r>
-          <w:t xml:space="preserve">.</w:t>
-        </w:r>
-      </w:ins>
-      <w:ins w:id="540" w:author="PR Preview" w:date="2026-01-01T00:00:00Z">
-        <w:r>
-          <w:t xml:space="preserve"> </w:t>
-        </w:r>
-      </w:ins>
-      <w:ins w:id="541" w:author="PR Preview" w:date="2026-01-01T00:00:00Z">
-        <w:r>
-          <w:t xml:space="preserve">By</w:t>
-        </w:r>
-      </w:ins>
-      <w:ins w:id="542" w:author="PR Preview" w:date="2026-01-01T00:00:00Z">
-        <w:r>
-          <w:t xml:space="preserve"> </w:t>
-        </w:r>
-      </w:ins>
       <w:hyperlink w:anchor="cor-pearson-angle">
-        <w:ins w:id="543" w:author="PR Preview" w:date="2026-01-01T00:00:00Z">
+        <w:ins w:id="605" w:author="PR Preview" w:date="2026-01-01T00:00:00Z">
           <w:r>
             <w:rPr>
               <w:rStyle w:val="Hyperlink"/>
@@ -18399,18 +18802,18 @@
           </w:r>
         </w:ins>
       </w:hyperlink>
-      <w:ins w:id="544" w:author="PR Preview" w:date="2026-01-01T00:00:00Z">
+      <w:ins w:id="606" w:author="PR Preview" w:date="2026-01-01T00:00:00Z">
         <w:r>
           <w:t xml:space="preserve">, the</w:t>
         </w:r>
       </w:ins>
-      <w:ins w:id="545" w:author="PR Preview" w:date="2026-01-01T00:00:00Z">
+      <w:ins w:id="607" w:author="PR Preview" w:date="2026-01-01T00:00:00Z">
         <w:r>
           <w:t xml:space="preserve"> </w:t>
         </w:r>
       </w:ins>
       <w:hyperlink w:anchor="def-angle">
-        <w:ins w:id="546" w:author="PR Preview" w:date="2026-01-01T00:00:00Z">
+        <w:ins w:id="608" w:author="PR Preview" w:date="2026-01-01T00:00:00Z">
           <w:r>
             <w:rPr>
               <w:rStyle w:val="Hyperlink"/>
@@ -18419,7 +18822,7 @@
           </w:r>
         </w:ins>
       </w:hyperlink>
-      <w:ins w:id="547" w:author="PR Preview" w:date="2026-01-01T00:00:00Z">
+      <w:ins w:id="609" w:author="PR Preview" w:date="2026-01-01T00:00:00Z">
         <w:r>
           <w:t xml:space="preserve"> </w:t>
         </w:r>
@@ -18429,47 +18832,47 @@
           <m:t>θ</m:t>
         </m:r>
       </m:oMath>
-      <w:ins w:id="548" w:author="PR Preview" w:date="2026-01-01T00:00:00Z">
+      <w:ins w:id="610" w:author="PR Preview" w:date="2026-01-01T00:00:00Z">
         <w:r>
           <w:t xml:space="preserve"> </w:t>
         </w:r>
       </w:ins>
-      <w:ins w:id="549" w:author="PR Preview" w:date="2026-01-01T00:00:00Z">
-        <w:r>
-          <w:t xml:space="preserve">between</w:t>
-        </w:r>
-      </w:ins>
-      <w:ins w:id="550" w:author="PR Preview" w:date="2026-01-01T00:00:00Z">
+      <w:ins w:id="611" w:author="PR Preview" w:date="2026-01-01T00:00:00Z">
+        <w:r>
+          <w:t xml:space="preserve">between the centered vectors</w:t>
+        </w:r>
+      </w:ins>
+      <w:ins w:id="612" w:author="PR Preview" w:date="2026-01-01T00:00:00Z">
         <w:r>
           <w:t xml:space="preserve"> </w:t>
         </w:r>
       </w:ins>
-      <w:ins w:id="551" w:author="PR Preview" w:date="2026-01-01T00:00:00Z">
+      <w:ins w:id="613" w:author="PR Preview" w:date="2026-01-01T00:00:00Z">
         <w:r>
           <w:t xml:space="preserve">${\mathord{\smash[b]{\underset{\raise.3ex\hbox{$\scriptstyle\sim$}}{x}}\vphantom{x}}}^{\mathrm{c}} = (-1, 0, 1)$</w:t>
         </w:r>
       </w:ins>
-      <w:ins w:id="552" w:author="PR Preview" w:date="2026-01-01T00:00:00Z">
+      <w:ins w:id="614" w:author="PR Preview" w:date="2026-01-01T00:00:00Z">
         <w:r>
           <w:t xml:space="preserve">,</w:t>
         </w:r>
       </w:ins>
-      <w:ins w:id="553" w:author="PR Preview" w:date="2026-01-01T00:00:00Z">
+      <w:ins w:id="615" w:author="PR Preview" w:date="2026-01-01T00:00:00Z">
         <w:r>
           <w:t xml:space="preserve"> </w:t>
         </w:r>
       </w:ins>
-      <w:ins w:id="554" w:author="PR Preview" w:date="2026-01-01T00:00:00Z">
+      <w:ins w:id="616" w:author="PR Preview" w:date="2026-01-01T00:00:00Z">
         <w:r>
           <w:t xml:space="preserve">${\mathord{\smash[b]{\underset{\raise.3ex\hbox{$\scriptstyle\sim$}}{y}}\vphantom{y}}}^{\mathrm{c}} = (-1, 1, 0)$</w:t>
         </w:r>
       </w:ins>
-      <w:ins w:id="555" w:author="PR Preview" w:date="2026-01-01T00:00:00Z">
+      <w:ins w:id="617" w:author="PR Preview" w:date="2026-01-01T00:00:00Z">
         <w:r>
           <w:t xml:space="preserve"> </w:t>
         </w:r>
       </w:ins>
-      <w:ins w:id="556" w:author="PR Preview" w:date="2026-01-01T00:00:00Z">
+      <w:ins w:id="618" w:author="PR Preview" w:date="2026-01-01T00:00:00Z">
         <w:r>
           <w:t xml:space="preserve">satisfies</w:t>
         </w:r>
@@ -18527,12 +18930,12 @@
       <w:pPr>
         <w:pStyle w:val="FirstParagraph"/>
       </w:pPr>
-      <w:ins w:id="557" w:author="PR Preview" w:date="2026-01-01T00:00:00Z">
-        <w:r>
-          <w:t xml:space="preserve">so</w:t>
-        </w:r>
-      </w:ins>
-      <w:ins w:id="558" w:author="PR Preview" w:date="2026-01-01T00:00:00Z">
+      <w:ins w:id="619" w:author="PR Preview" w:date="2026-01-01T00:00:00Z">
+        <w:r>
+          <w:t xml:space="preserve">so the angle is</w:t>
+        </w:r>
+      </w:ins>
+      <w:ins w:id="620" w:author="PR Preview" w:date="2026-01-01T00:00:00Z">
         <w:r>
           <w:t xml:space="preserve"> </w:t>
         </w:r>
@@ -18560,15 +18963,15 @@
           <m:t>3</m:t>
         </m:r>
       </m:oMath>
-      <w:ins w:id="559" w:author="PR Preview" w:date="2026-01-01T00:00:00Z">
+      <w:ins w:id="621" w:author="PR Preview" w:date="2026-01-01T00:00:00Z">
         <w:r>
           <w:t xml:space="preserve">.</w:t>
         </w:r>
       </w:ins>
     </w:p>
-    <w:bookmarkEnd w:id="65"/>
-    <w:bookmarkEnd w:id="66"/>
-    <w:bookmarkStart w:id="98" w:name="sec-gram-schmidt"/>
+    <w:bookmarkEnd w:id="68"/>
+    <w:bookmarkEnd w:id="69"/>
+    <w:bookmarkStart w:id="101" w:name="sec-gram-schmidt"/>
     <w:p>
       <w:pPr>
         <w:pStyle w:val="Heading2"/>
@@ -18618,12 +19021,12 @@
                 <wp:inline>
                   <wp:extent cx="152400" cy="152400"/>
                   <wp:effectExtent b="0" l="0" r="0" t="0"/>
-                  <wp:docPr descr="" title="" id="67" name="Picture"/>
+                  <wp:docPr descr="" title="" id="70" name="Picture"/>
                   <a:graphic>
                     <a:graphicData uri="http://schemas.openxmlformats.org/drawingml/2006/picture">
                       <pic:pic>
                         <pic:nvPicPr>
-                          <pic:cNvPr descr="/opt/quarto/share/formats/docx/note.png" id="68" name="Picture"/>
+                          <pic:cNvPr descr="/opt/quarto/share/formats/docx/note.png" id="71" name="Picture"/>
                           <pic:cNvPicPr>
                             <a:picLocks noChangeArrowheads="1" noChangeAspect="1"/>
                           </pic:cNvPicPr>
@@ -18754,7 +19157,7 @@
         </w:tc>
       </w:tr>
     </w:tbl>
-    <w:bookmarkStart w:id="69" w:name="thm-dot-linear-sum"/>
+    <w:bookmarkStart w:id="72" w:name="thm-dot-linear-sum"/>
     <w:p>
       <w:pPr>
         <w:pStyle w:val="BodyText"/>
@@ -18866,7 +19269,7 @@
     $$</w:t>
       </w:r>
     </w:p>
-    <w:bookmarkEnd w:id="69"/>
+    <w:bookmarkEnd w:id="72"/>
     <w:p>
       <w:pPr>
         <w:pStyle w:val="FirstParagraph"/>
@@ -18963,12 +19366,12 @@
     $$</w:t>
       </w:r>
     </w:p>
-    <w:bookmarkStart w:id="70" w:name="exm-dot-linear-sum"/>
+    <w:bookmarkStart w:id="73" w:name="exm-dot-linear-sum"/>
     <w:p>
       <w:pPr>
         <w:pStyle w:val="FirstParagraph"/>
       </w:pPr>
-      <w:del w:id="560" w:author="PR Preview" w:date="2026-01-01T00:00:00Z">
+      <w:del w:id="622" w:author="PR Preview" w:date="2026-01-01T00:00:00Z">
         <w:r>
           <w:rPr>
             <w:b/>
@@ -18977,37 +19380,37 @@
           <w:delText xml:space="preserve">Example 16 (Dotting with a combination of three vectors)</w:delText>
         </w:r>
       </w:del>
-      <w:del w:id="561" w:author="PR Preview" w:date="2026-01-01T00:00:00Z">
+      <w:del w:id="623" w:author="PR Preview" w:date="2026-01-01T00:00:00Z">
         <w:r>
           <w:delText xml:space="preserve"> </w:delText>
         </w:r>
       </w:del>
-      <w:del w:id="562" w:author="PR Preview" w:date="2026-01-01T00:00:00Z">
+      <w:del w:id="624" w:author="PR Preview" w:date="2026-01-01T00:00:00Z">
         <w:r>
           <w:delText xml:space="preserve">Let</w:delText>
         </w:r>
       </w:del>
-      <w:del w:id="563" w:author="PR Preview" w:date="2026-01-01T00:00:00Z">
+      <w:del w:id="625" w:author="PR Preview" w:date="2026-01-01T00:00:00Z">
         <w:r>
           <w:delText xml:space="preserve"> </w:delText>
         </w:r>
       </w:del>
-      <w:del w:id="564" w:author="PR Preview" w:date="2026-01-01T00:00:00Z">
+      <w:del w:id="626" w:author="PR Preview" w:date="2026-01-01T00:00:00Z">
         <w:r>
           <w:delText xml:space="preserve">$\mathord{\smash[b]{\underset{\raise.3ex\hbox{$\scriptstyle\sim$}}{x}}\vphantom{x}} = (1, 2, 3)$</w:delText>
         </w:r>
       </w:del>
-      <w:del w:id="565" w:author="PR Preview" w:date="2026-01-01T00:00:00Z">
+      <w:del w:id="627" w:author="PR Preview" w:date="2026-01-01T00:00:00Z">
         <w:r>
           <w:delText xml:space="preserve"> </w:delText>
         </w:r>
       </w:del>
-      <w:del w:id="566" w:author="PR Preview" w:date="2026-01-01T00:00:00Z">
+      <w:del w:id="628" w:author="PR Preview" w:date="2026-01-01T00:00:00Z">
         <w:r>
           <w:delText xml:space="preserve">and take the combination</w:delText>
         </w:r>
       </w:del>
-      <w:del w:id="567" w:author="PR Preview" w:date="2026-01-01T00:00:00Z">
+      <w:del w:id="629" w:author="PR Preview" w:date="2026-01-01T00:00:00Z">
         <w:r>
           <w:delText xml:space="preserve"> </w:delText>
         </w:r>
@@ -19182,17 +19585,17 @@
           <m:t>)</m:t>
         </m:r>
       </m:oMath>
-      <w:del w:id="568" w:author="PR Preview" w:date="2026-01-01T00:00:00Z">
+      <w:del w:id="630" w:author="PR Preview" w:date="2026-01-01T00:00:00Z">
         <w:r>
           <w:delText xml:space="preserve">.</w:delText>
         </w:r>
       </w:del>
-      <w:del w:id="569" w:author="PR Preview" w:date="2026-01-01T00:00:00Z">
+      <w:del w:id="631" w:author="PR Preview" w:date="2026-01-01T00:00:00Z">
         <w:r>
           <w:delText xml:space="preserve"> </w:delText>
         </w:r>
       </w:del>
-      <w:del w:id="570" w:author="PR Preview" w:date="2026-01-01T00:00:00Z">
+      <w:del w:id="632" w:author="PR Preview" w:date="2026-01-01T00:00:00Z">
         <w:r>
           <w:delText xml:space="preserve">Directly,</w:delText>
         </w:r>
@@ -19202,7 +19605,7 @@
       <w:pPr>
         <w:pStyle w:val="FirstParagraph"/>
       </w:pPr>
-      <w:ins w:id="571" w:author="PR Preview" w:date="2026-01-01T00:00:00Z">
+      <w:ins w:id="633" w:author="PR Preview" w:date="2026-01-01T00:00:00Z">
         <w:r>
           <w:rPr>
             <w:b/>
@@ -19211,37 +19614,37 @@
           <w:t xml:space="preserve">Example 17 (Dotting with a combination of three vectors)</w:t>
         </w:r>
       </w:ins>
-      <w:ins w:id="572" w:author="PR Preview" w:date="2026-01-01T00:00:00Z">
+      <w:ins w:id="634" w:author="PR Preview" w:date="2026-01-01T00:00:00Z">
         <w:r>
           <w:t xml:space="preserve"> </w:t>
         </w:r>
       </w:ins>
-      <w:ins w:id="573" w:author="PR Preview" w:date="2026-01-01T00:00:00Z">
+      <w:ins w:id="635" w:author="PR Preview" w:date="2026-01-01T00:00:00Z">
         <w:r>
           <w:t xml:space="preserve">Let</w:t>
         </w:r>
       </w:ins>
-      <w:ins w:id="574" w:author="PR Preview" w:date="2026-01-01T00:00:00Z">
+      <w:ins w:id="636" w:author="PR Preview" w:date="2026-01-01T00:00:00Z">
         <w:r>
           <w:t xml:space="preserve"> </w:t>
         </w:r>
       </w:ins>
-      <w:ins w:id="575" w:author="PR Preview" w:date="2026-01-01T00:00:00Z">
+      <w:ins w:id="637" w:author="PR Preview" w:date="2026-01-01T00:00:00Z">
         <w:r>
           <w:t xml:space="preserve">$\mathord{\smash[b]{\underset{\raise.3ex\hbox{$\scriptstyle\sim$}}{x}}\vphantom{x}} = (1, 2, 3)$</w:t>
         </w:r>
       </w:ins>
-      <w:ins w:id="576" w:author="PR Preview" w:date="2026-01-01T00:00:00Z">
+      <w:ins w:id="638" w:author="PR Preview" w:date="2026-01-01T00:00:00Z">
         <w:r>
           <w:t xml:space="preserve"> </w:t>
         </w:r>
       </w:ins>
-      <w:ins w:id="577" w:author="PR Preview" w:date="2026-01-01T00:00:00Z">
+      <w:ins w:id="639" w:author="PR Preview" w:date="2026-01-01T00:00:00Z">
         <w:r>
           <w:t xml:space="preserve">and take the combination</w:t>
         </w:r>
       </w:ins>
-      <w:ins w:id="578" w:author="PR Preview" w:date="2026-01-01T00:00:00Z">
+      <w:ins w:id="640" w:author="PR Preview" w:date="2026-01-01T00:00:00Z">
         <w:r>
           <w:t xml:space="preserve"> </w:t>
         </w:r>
@@ -19416,17 +19819,17 @@
           <m:t>)</m:t>
         </m:r>
       </m:oMath>
-      <w:ins w:id="579" w:author="PR Preview" w:date="2026-01-01T00:00:00Z">
+      <w:ins w:id="641" w:author="PR Preview" w:date="2026-01-01T00:00:00Z">
         <w:r>
           <w:t xml:space="preserve">.</w:t>
         </w:r>
       </w:ins>
-      <w:ins w:id="580" w:author="PR Preview" w:date="2026-01-01T00:00:00Z">
+      <w:ins w:id="642" w:author="PR Preview" w:date="2026-01-01T00:00:00Z">
         <w:r>
           <w:t xml:space="preserve"> </w:t>
         </w:r>
       </w:ins>
-      <w:ins w:id="581" w:author="PR Preview" w:date="2026-01-01T00:00:00Z">
+      <w:ins w:id="643" w:author="PR Preview" w:date="2026-01-01T00:00:00Z">
         <w:r>
           <w:t xml:space="preserve">Directly,</w:t>
         </w:r>
@@ -19532,8 +19935,8 @@
         <w:t xml:space="preserve">, the same number.</w:t>
       </w:r>
     </w:p>
-    <w:bookmarkEnd w:id="70"/>
-    <w:bookmarkStart w:id="72" w:name="thm-orthonormal-independent"/>
+    <w:bookmarkEnd w:id="73"/>
+    <w:bookmarkStart w:id="75" w:name="thm-orthonormal-independent"/>
     <w:p>
       <w:pPr>
         <w:pStyle w:val="BodyText"/>
@@ -19563,7 +19966,7 @@
       <w:r>
         <w:t xml:space="preserve">are orthonormal (</w:t>
       </w:r>
-      <w:hyperlink r:id="rId71">
+      <w:hyperlink r:id="rId74">
         <w:r>
           <w:rPr>
             <w:rStyle w:val="Hyperlink"/>
@@ -19592,7 +19995,7 @@
         <w:t xml:space="preserve">).</w:t>
       </w:r>
     </w:p>
-    <w:bookmarkEnd w:id="72"/>
+    <w:bookmarkEnd w:id="75"/>
     <w:p>
       <w:pPr>
         <w:pStyle w:val="BodyText"/>
@@ -19725,12 +20128,12 @@
         <w:t xml:space="preserve">.</w:t>
       </w:r>
     </w:p>
-    <w:bookmarkStart w:id="73" w:name="exm-orthonormal-independent"/>
+    <w:bookmarkStart w:id="76" w:name="exm-orthonormal-independent"/>
     <w:p>
       <w:pPr>
         <w:pStyle w:val="BodyText"/>
       </w:pPr>
-      <w:del w:id="582" w:author="PR Preview" w:date="2026-01-01T00:00:00Z">
+      <w:del w:id="644" w:author="PR Preview" w:date="2026-01-01T00:00:00Z">
         <w:r>
           <w:rPr>
             <w:b/>
@@ -19739,7 +20142,7 @@
           <w:delText xml:space="preserve">Example 17 (Three orthonormal vectors in</w:delText>
         </w:r>
       </w:del>
-      <w:del w:id="583" w:author="PR Preview" w:date="2026-01-01T00:00:00Z">
+      <w:del w:id="645" w:author="PR Preview" w:date="2026-01-01T00:00:00Z">
         <w:r>
           <w:rPr>
             <w:b/>
@@ -19766,7 +20169,7 @@
           </m:sup>
         </m:sSup>
       </m:oMath>
-      <w:del w:id="584" w:author="PR Preview" w:date="2026-01-01T00:00:00Z">
+      <w:del w:id="646" w:author="PR Preview" w:date="2026-01-01T00:00:00Z">
         <w:r>
           <w:rPr>
             <w:b/>
@@ -19775,12 +20178,12 @@
           <w:delText xml:space="preserve">)</w:delText>
         </w:r>
       </w:del>
-      <w:del w:id="585" w:author="PR Preview" w:date="2026-01-01T00:00:00Z">
+      <w:del w:id="647" w:author="PR Preview" w:date="2026-01-01T00:00:00Z">
         <w:r>
           <w:delText xml:space="preserve"> </w:delText>
         </w:r>
       </w:del>
-      <w:del w:id="586" w:author="PR Preview" w:date="2026-01-01T00:00:00Z">
+      <w:del w:id="648" w:author="PR Preview" w:date="2026-01-01T00:00:00Z">
         <w:r>
           <w:delText xml:space="preserve">Let</w:delText>
         </w:r>
@@ -19790,7 +20193,7 @@
       <w:pPr>
         <w:pStyle w:val="BodyText"/>
       </w:pPr>
-      <w:ins w:id="587" w:author="PR Preview" w:date="2026-01-01T00:00:00Z">
+      <w:ins w:id="649" w:author="PR Preview" w:date="2026-01-01T00:00:00Z">
         <w:r>
           <w:rPr>
             <w:b/>
@@ -19799,7 +20202,7 @@
           <w:t xml:space="preserve">Example 18 (Three orthonormal vectors in</w:t>
         </w:r>
       </w:ins>
-      <w:ins w:id="588" w:author="PR Preview" w:date="2026-01-01T00:00:00Z">
+      <w:ins w:id="650" w:author="PR Preview" w:date="2026-01-01T00:00:00Z">
         <w:r>
           <w:rPr>
             <w:b/>
@@ -19826,7 +20229,7 @@
           </m:sup>
         </m:sSup>
       </m:oMath>
-      <w:ins w:id="589" w:author="PR Preview" w:date="2026-01-01T00:00:00Z">
+      <w:ins w:id="651" w:author="PR Preview" w:date="2026-01-01T00:00:00Z">
         <w:r>
           <w:rPr>
             <w:b/>
@@ -19835,12 +20238,12 @@
           <w:t xml:space="preserve">)</w:t>
         </w:r>
       </w:ins>
-      <w:ins w:id="590" w:author="PR Preview" w:date="2026-01-01T00:00:00Z">
+      <w:ins w:id="652" w:author="PR Preview" w:date="2026-01-01T00:00:00Z">
         <w:r>
           <w:t xml:space="preserve"> </w:t>
         </w:r>
       </w:ins>
-      <w:ins w:id="591" w:author="PR Preview" w:date="2026-01-01T00:00:00Z">
+      <w:ins w:id="653" w:author="PR Preview" w:date="2026-01-01T00:00:00Z">
         <w:r>
           <w:t xml:space="preserve">Let</w:t>
         </w:r>
@@ -20411,8 +20814,8 @@
         <w:t xml:space="preserve">.</w:t>
       </w:r>
     </w:p>
-    <w:bookmarkEnd w:id="73"/>
-    <w:bookmarkStart w:id="75" w:name="def-orthonormal-basis"/>
+    <w:bookmarkEnd w:id="76"/>
+    <w:bookmarkStart w:id="78" w:name="def-orthonormal-basis"/>
     <w:p>
       <w:pPr>
         <w:pStyle w:val="BodyText"/>
@@ -20515,7 +20918,7 @@
       <w:r>
         <w:t xml:space="preserve">(</w:t>
       </w:r>
-      <w:hyperlink r:id="rId74">
+      <w:hyperlink r:id="rId77">
         <w:r>
           <w:rPr>
             <w:rStyle w:val="Hyperlink"/>
@@ -20532,7 +20935,7 @@
       <w:r>
         <w:t xml:space="preserve">whose vectors are orthonormal (</w:t>
       </w:r>
-      <w:hyperlink r:id="rId71">
+      <w:hyperlink r:id="rId74">
         <w:r>
           <w:rPr>
             <w:rStyle w:val="Hyperlink"/>
@@ -20544,13 +20947,13 @@
         <w:t xml:space="preserve">).</w:t>
       </w:r>
     </w:p>
-    <w:bookmarkEnd w:id="75"/>
-    <w:bookmarkStart w:id="79" w:name="exm-orthonormal-basis"/>
+    <w:bookmarkEnd w:id="78"/>
+    <w:bookmarkStart w:id="82" w:name="exm-orthonormal-basis"/>
     <w:p>
       <w:pPr>
         <w:pStyle w:val="BodyText"/>
       </w:pPr>
-      <w:del w:id="592" w:author="PR Preview" w:date="2026-01-01T00:00:00Z">
+      <w:del w:id="654" w:author="PR Preview" w:date="2026-01-01T00:00:00Z">
         <w:r>
           <w:rPr>
             <w:b/>
@@ -20559,7 +20962,7 @@
           <w:delText xml:space="preserve">Example 18 (Orthonormal bases of</w:delText>
         </w:r>
       </w:del>
-      <w:del w:id="593" w:author="PR Preview" w:date="2026-01-01T00:00:00Z">
+      <w:del w:id="655" w:author="PR Preview" w:date="2026-01-01T00:00:00Z">
         <w:r>
           <w:rPr>
             <w:b/>
@@ -20586,7 +20989,7 @@
           </m:sup>
         </m:sSup>
       </m:oMath>
-      <w:del w:id="594" w:author="PR Preview" w:date="2026-01-01T00:00:00Z">
+      <w:del w:id="656" w:author="PR Preview" w:date="2026-01-01T00:00:00Z">
         <w:r>
           <w:rPr>
             <w:b/>
@@ -20595,12 +20998,12 @@
           <w:delText xml:space="preserve">)</w:delText>
         </w:r>
       </w:del>
-      <w:del w:id="595" w:author="PR Preview" w:date="2026-01-01T00:00:00Z">
+      <w:del w:id="657" w:author="PR Preview" w:date="2026-01-01T00:00:00Z">
         <w:r>
           <w:delText xml:space="preserve"> </w:delText>
         </w:r>
       </w:del>
-      <w:del w:id="596" w:author="PR Preview" w:date="2026-01-01T00:00:00Z">
+      <w:del w:id="658" w:author="PR Preview" w:date="2026-01-01T00:00:00Z">
         <w:r>
           <w:delText xml:space="preserve"> </w:delText>
         </w:r>
@@ -20610,7 +21013,7 @@
       <w:pPr>
         <w:pStyle w:val="BodyText"/>
       </w:pPr>
-      <w:ins w:id="597" w:author="PR Preview" w:date="2026-01-01T00:00:00Z">
+      <w:ins w:id="659" w:author="PR Preview" w:date="2026-01-01T00:00:00Z">
         <w:r>
           <w:rPr>
             <w:b/>
@@ -20619,7 +21022,7 @@
           <w:t xml:space="preserve">Example 19 (Orthonormal bases of</w:t>
         </w:r>
       </w:ins>
-      <w:ins w:id="598" w:author="PR Preview" w:date="2026-01-01T00:00:00Z">
+      <w:ins w:id="660" w:author="PR Preview" w:date="2026-01-01T00:00:00Z">
         <w:r>
           <w:rPr>
             <w:b/>
@@ -20646,7 +21049,7 @@
           </m:sup>
         </m:sSup>
       </m:oMath>
-      <w:ins w:id="599" w:author="PR Preview" w:date="2026-01-01T00:00:00Z">
+      <w:ins w:id="661" w:author="PR Preview" w:date="2026-01-01T00:00:00Z">
         <w:r>
           <w:rPr>
             <w:b/>
@@ -20655,12 +21058,12 @@
           <w:t xml:space="preserve">)</w:t>
         </w:r>
       </w:ins>
-      <w:ins w:id="600" w:author="PR Preview" w:date="2026-01-01T00:00:00Z">
+      <w:ins w:id="662" w:author="PR Preview" w:date="2026-01-01T00:00:00Z">
         <w:r>
           <w:t xml:space="preserve"> </w:t>
         </w:r>
       </w:ins>
-      <w:ins w:id="601" w:author="PR Preview" w:date="2026-01-01T00:00:00Z">
+      <w:ins w:id="663" w:author="PR Preview" w:date="2026-01-01T00:00:00Z">
         <w:r>
           <w:t xml:space="preserve"> </w:t>
         </w:r>
@@ -20728,7 +21131,7 @@
       <w:r>
         <w:t xml:space="preserve">(</w:t>
       </w:r>
-      <w:hyperlink r:id="rId76">
+      <w:hyperlink r:id="rId79">
         <w:r>
           <w:rPr>
             <w:rStyle w:val="Hyperlink"/>
@@ -20748,38 +21151,38 @@
           <w:numId w:val="1018"/>
         </w:numPr>
       </w:pPr>
-      <w:del w:id="602" w:author="PR Preview" w:date="2026-01-01T00:00:00Z">
+      <w:del w:id="664" w:author="PR Preview" w:date="2026-01-01T00:00:00Z">
         <w:r>
           <w:delText xml:space="preserve">The vectors</w:delText>
         </w:r>
       </w:del>
-      <w:del w:id="603" w:author="PR Preview" w:date="2026-01-01T00:00:00Z">
+      <w:del w:id="665" w:author="PR Preview" w:date="2026-01-01T00:00:00Z">
         <w:r>
           <w:delText xml:space="preserve"> </w:delText>
         </w:r>
       </w:del>
-      <w:del w:id="604" w:author="PR Preview" w:date="2026-01-01T00:00:00Z">
+      <w:del w:id="666" w:author="PR Preview" w:date="2026-01-01T00:00:00Z">
         <w:r>
           <w:delText xml:space="preserve">$\mathord{\smash[b]{\underset{\raise.3ex\hbox{$\scriptstyle\sim$}}{q}}\vphantom{q}}_1, \mathord{\smash[b]{\underset{\raise.3ex\hbox{$\scriptstyle\sim$}}{q}}\vphantom{q}}_2, \mathord{\smash[b]{\underset{\raise.3ex\hbox{$\scriptstyle\sim$}}{q}}\vphantom{q}}_3$</w:delText>
         </w:r>
       </w:del>
-      <w:del w:id="605" w:author="PR Preview" w:date="2026-01-01T00:00:00Z">
+      <w:del w:id="667" w:author="PR Preview" w:date="2026-01-01T00:00:00Z">
         <w:r>
           <w:delText xml:space="preserve"> </w:delText>
         </w:r>
       </w:del>
-      <w:del w:id="606" w:author="PR Preview" w:date="2026-01-01T00:00:00Z">
+      <w:del w:id="668" w:author="PR Preview" w:date="2026-01-01T00:00:00Z">
         <w:r>
           <w:delText xml:space="preserve">of</w:delText>
         </w:r>
       </w:del>
-      <w:del w:id="607" w:author="PR Preview" w:date="2026-01-01T00:00:00Z">
+      <w:del w:id="669" w:author="PR Preview" w:date="2026-01-01T00:00:00Z">
         <w:r>
           <w:delText xml:space="preserve"> </w:delText>
         </w:r>
       </w:del>
       <w:hyperlink w:anchor="exm-orthonormal-independent">
-        <w:del w:id="608" w:author="PR Preview" w:date="2026-01-01T00:00:00Z">
+        <w:del w:id="670" w:author="PR Preview" w:date="2026-01-01T00:00:00Z">
           <w:r>
             <w:rPr>
               <w:rStyle w:val="Hyperlink"/>
@@ -20788,28 +21191,28 @@
           </w:r>
         </w:del>
       </w:hyperlink>
-      <w:del w:id="609" w:author="PR Preview" w:date="2026-01-01T00:00:00Z">
+      <w:del w:id="671" w:author="PR Preview" w:date="2026-01-01T00:00:00Z">
         <w:r>
           <w:delText xml:space="preserve"> </w:delText>
         </w:r>
       </w:del>
-      <w:del w:id="610" w:author="PR Preview" w:date="2026-01-01T00:00:00Z">
+      <w:del w:id="672" w:author="PR Preview" w:date="2026-01-01T00:00:00Z">
         <w:r>
           <w:delText xml:space="preserve">are orthonormal and linearly independent,</w:delText>
         </w:r>
       </w:del>
-      <w:del w:id="611" w:author="PR Preview" w:date="2026-01-01T00:00:00Z">
+      <w:del w:id="673" w:author="PR Preview" w:date="2026-01-01T00:00:00Z">
         <w:r>
           <w:delText xml:space="preserve"> </w:delText>
         </w:r>
       </w:del>
-      <w:del w:id="612" w:author="PR Preview" w:date="2026-01-01T00:00:00Z">
+      <w:del w:id="674" w:author="PR Preview" w:date="2026-01-01T00:00:00Z">
         <w:r>
           <w:delText xml:space="preserve">so they are a basis of their span (</w:delText>
         </w:r>
       </w:del>
-      <w:hyperlink r:id="rId74">
-        <w:del w:id="613" w:author="PR Preview" w:date="2026-01-01T00:00:00Z">
+      <w:hyperlink r:id="rId77">
+        <w:del w:id="675" w:author="PR Preview" w:date="2026-01-01T00:00:00Z">
           <w:r>
             <w:rPr>
               <w:rStyle w:val="Hyperlink"/>
@@ -20818,22 +21221,22 @@
           </w:r>
         </w:del>
       </w:hyperlink>
-      <w:del w:id="614" w:author="PR Preview" w:date="2026-01-01T00:00:00Z">
+      <w:del w:id="676" w:author="PR Preview" w:date="2026-01-01T00:00:00Z">
         <w:r>
           <w:delText xml:space="preserve">),</w:delText>
         </w:r>
       </w:del>
-      <w:del w:id="615" w:author="PR Preview" w:date="2026-01-01T00:00:00Z">
+      <w:del w:id="677" w:author="PR Preview" w:date="2026-01-01T00:00:00Z">
         <w:r>
           <w:delText xml:space="preserve"> </w:delText>
         </w:r>
       </w:del>
-      <w:del w:id="616" w:author="PR Preview" w:date="2026-01-01T00:00:00Z">
+      <w:del w:id="678" w:author="PR Preview" w:date="2026-01-01T00:00:00Z">
         <w:r>
           <w:delText xml:space="preserve">which therefore has dimension</w:delText>
         </w:r>
       </w:del>
-      <w:del w:id="617" w:author="PR Preview" w:date="2026-01-01T00:00:00Z">
+      <w:del w:id="679" w:author="PR Preview" w:date="2026-01-01T00:00:00Z">
         <w:r>
           <w:delText xml:space="preserve"> </w:delText>
         </w:r>
@@ -20843,18 +21246,18 @@
           <m:t>3</m:t>
         </m:r>
       </m:oMath>
-      <w:del w:id="618" w:author="PR Preview" w:date="2026-01-01T00:00:00Z">
+      <w:del w:id="680" w:author="PR Preview" w:date="2026-01-01T00:00:00Z">
         <w:r>
           <w:delText xml:space="preserve"> </w:delText>
         </w:r>
       </w:del>
-      <w:del w:id="619" w:author="PR Preview" w:date="2026-01-01T00:00:00Z">
+      <w:del w:id="681" w:author="PR Preview" w:date="2026-01-01T00:00:00Z">
         <w:r>
           <w:delText xml:space="preserve">(</w:delText>
         </w:r>
       </w:del>
-      <w:hyperlink r:id="rId77">
-        <w:del w:id="620" w:author="PR Preview" w:date="2026-01-01T00:00:00Z">
+      <w:hyperlink r:id="rId80">
+        <w:del w:id="682" w:author="PR Preview" w:date="2026-01-01T00:00:00Z">
           <w:r>
             <w:rPr>
               <w:rStyle w:val="Hyperlink"/>
@@ -20863,22 +21266,22 @@
           </w:r>
         </w:del>
       </w:hyperlink>
-      <w:del w:id="621" w:author="PR Preview" w:date="2026-01-01T00:00:00Z">
+      <w:del w:id="683" w:author="PR Preview" w:date="2026-01-01T00:00:00Z">
         <w:r>
           <w:delText xml:space="preserve">)</w:delText>
         </w:r>
       </w:del>
-      <w:del w:id="622" w:author="PR Preview" w:date="2026-01-01T00:00:00Z">
+      <w:del w:id="684" w:author="PR Preview" w:date="2026-01-01T00:00:00Z">
         <w:r>
           <w:delText xml:space="preserve"> </w:delText>
         </w:r>
       </w:del>
-      <w:del w:id="623" w:author="PR Preview" w:date="2026-01-01T00:00:00Z">
+      <w:del w:id="685" w:author="PR Preview" w:date="2026-01-01T00:00:00Z">
         <w:r>
           <w:delText xml:space="preserve">and is all of</w:delText>
         </w:r>
       </w:del>
-      <w:del w:id="624" w:author="PR Preview" w:date="2026-01-01T00:00:00Z">
+      <w:del w:id="686" w:author="PR Preview" w:date="2026-01-01T00:00:00Z">
         <w:r>
           <w:delText xml:space="preserve"> </w:delText>
         </w:r>
@@ -20901,18 +21304,18 @@
           </m:sup>
         </m:sSup>
       </m:oMath>
-      <w:del w:id="625" w:author="PR Preview" w:date="2026-01-01T00:00:00Z">
+      <w:del w:id="687" w:author="PR Preview" w:date="2026-01-01T00:00:00Z">
         <w:r>
           <w:delText xml:space="preserve"> </w:delText>
         </w:r>
       </w:del>
-      <w:del w:id="626" w:author="PR Preview" w:date="2026-01-01T00:00:00Z">
+      <w:del w:id="688" w:author="PR Preview" w:date="2026-01-01T00:00:00Z">
         <w:r>
           <w:delText xml:space="preserve">(</w:delText>
         </w:r>
       </w:del>
-      <w:hyperlink r:id="rId78">
-        <w:del w:id="627" w:author="PR Preview" w:date="2026-01-01T00:00:00Z">
+      <w:hyperlink r:id="rId81">
+        <w:del w:id="689" w:author="PR Preview" w:date="2026-01-01T00:00:00Z">
           <w:r>
             <w:rPr>
               <w:rStyle w:val="Hyperlink"/>
@@ -20921,18 +21324,18 @@
           </w:r>
         </w:del>
       </w:hyperlink>
-      <w:del w:id="628" w:author="PR Preview" w:date="2026-01-01T00:00:00Z">
+      <w:del w:id="690" w:author="PR Preview" w:date="2026-01-01T00:00:00Z">
         <w:r>
           <w:delText xml:space="preserve">,</w:delText>
         </w:r>
       </w:del>
-      <w:del w:id="629" w:author="PR Preview" w:date="2026-01-01T00:00:00Z">
+      <w:del w:id="691" w:author="PR Preview" w:date="2026-01-01T00:00:00Z">
         <w:r>
           <w:delText xml:space="preserve"> </w:delText>
         </w:r>
       </w:del>
-      <w:hyperlink r:id="rId76">
-        <w:del w:id="630" w:author="PR Preview" w:date="2026-01-01T00:00:00Z">
+      <w:hyperlink r:id="rId79">
+        <w:del w:id="692" w:author="PR Preview" w:date="2026-01-01T00:00:00Z">
           <w:r>
             <w:rPr>
               <w:rStyle w:val="Hyperlink"/>
@@ -20941,22 +21344,22 @@
           </w:r>
         </w:del>
       </w:hyperlink>
-      <w:del w:id="631" w:author="PR Preview" w:date="2026-01-01T00:00:00Z">
+      <w:del w:id="693" w:author="PR Preview" w:date="2026-01-01T00:00:00Z">
         <w:r>
           <w:delText xml:space="preserve">).</w:delText>
         </w:r>
       </w:del>
-      <w:del w:id="632" w:author="PR Preview" w:date="2026-01-01T00:00:00Z">
+      <w:del w:id="694" w:author="PR Preview" w:date="2026-01-01T00:00:00Z">
         <w:r>
           <w:delText xml:space="preserve"> </w:delText>
         </w:r>
       </w:del>
-      <w:del w:id="633" w:author="PR Preview" w:date="2026-01-01T00:00:00Z">
+      <w:del w:id="695" w:author="PR Preview" w:date="2026-01-01T00:00:00Z">
         <w:r>
           <w:delText xml:space="preserve">So they are an orthonormal basis of</w:delText>
         </w:r>
       </w:del>
-      <w:del w:id="634" w:author="PR Preview" w:date="2026-01-01T00:00:00Z">
+      <w:del w:id="696" w:author="PR Preview" w:date="2026-01-01T00:00:00Z">
         <w:r>
           <w:delText xml:space="preserve"> </w:delText>
         </w:r>
@@ -20979,12 +21382,12 @@
           </m:sup>
         </m:sSup>
       </m:oMath>
-      <w:del w:id="635" w:author="PR Preview" w:date="2026-01-01T00:00:00Z">
+      <w:del w:id="697" w:author="PR Preview" w:date="2026-01-01T00:00:00Z">
         <w:r>
           <w:delText xml:space="preserve"> </w:delText>
         </w:r>
       </w:del>
-      <w:del w:id="636" w:author="PR Preview" w:date="2026-01-01T00:00:00Z">
+      <w:del w:id="698" w:author="PR Preview" w:date="2026-01-01T00:00:00Z">
         <w:r>
           <w:delText xml:space="preserve">too.</w:delText>
         </w:r>
@@ -20994,7 +21397,7 @@
       <w:pPr>
         <w:pStyle w:val="FirstParagraph"/>
       </w:pPr>
-      <w:del w:id="637" w:author="PR Preview" w:date="2026-01-01T00:00:00Z">
+      <w:del w:id="699" w:author="PR Preview" w:date="2026-01-01T00:00:00Z">
         <w:r>
           <w:rPr>
             <w:b/>
@@ -21003,12 +21406,12 @@
           <w:delText xml:space="preserve">Example 19 (Bases that are not orthonormal, and orthonormal lists that are not bases)</w:delText>
         </w:r>
       </w:del>
-      <w:del w:id="638" w:author="PR Preview" w:date="2026-01-01T00:00:00Z">
+      <w:del w:id="700" w:author="PR Preview" w:date="2026-01-01T00:00:00Z">
         <w:r>
           <w:delText xml:space="preserve"> </w:delText>
         </w:r>
       </w:del>
-      <w:del w:id="639" w:author="PR Preview" w:date="2026-01-01T00:00:00Z">
+      <w:del w:id="701" w:author="PR Preview" w:date="2026-01-01T00:00:00Z">
         <w:r>
           <w:delText xml:space="preserve"> </w:delText>
         </w:r>
@@ -21022,38 +21425,38 @@
           <w:numId w:val="1018"/>
         </w:numPr>
       </w:pPr>
-      <w:ins w:id="640" w:author="PR Preview" w:date="2026-01-01T00:00:00Z">
+      <w:ins w:id="702" w:author="PR Preview" w:date="2026-01-01T00:00:00Z">
         <w:r>
           <w:t xml:space="preserve">The vectors</w:t>
         </w:r>
       </w:ins>
-      <w:ins w:id="641" w:author="PR Preview" w:date="2026-01-01T00:00:00Z">
+      <w:ins w:id="703" w:author="PR Preview" w:date="2026-01-01T00:00:00Z">
         <w:r>
           <w:t xml:space="preserve"> </w:t>
         </w:r>
       </w:ins>
-      <w:ins w:id="642" w:author="PR Preview" w:date="2026-01-01T00:00:00Z">
+      <w:ins w:id="704" w:author="PR Preview" w:date="2026-01-01T00:00:00Z">
         <w:r>
           <w:t xml:space="preserve">$\mathord{\smash[b]{\underset{\raise.3ex\hbox{$\scriptstyle\sim$}}{q}}\vphantom{q}}_1, \mathord{\smash[b]{\underset{\raise.3ex\hbox{$\scriptstyle\sim$}}{q}}\vphantom{q}}_2, \mathord{\smash[b]{\underset{\raise.3ex\hbox{$\scriptstyle\sim$}}{q}}\vphantom{q}}_3$</w:t>
         </w:r>
       </w:ins>
-      <w:ins w:id="643" w:author="PR Preview" w:date="2026-01-01T00:00:00Z">
+      <w:ins w:id="705" w:author="PR Preview" w:date="2026-01-01T00:00:00Z">
         <w:r>
           <w:t xml:space="preserve"> </w:t>
         </w:r>
       </w:ins>
-      <w:ins w:id="644" w:author="PR Preview" w:date="2026-01-01T00:00:00Z">
+      <w:ins w:id="706" w:author="PR Preview" w:date="2026-01-01T00:00:00Z">
         <w:r>
           <w:t xml:space="preserve">of</w:t>
         </w:r>
       </w:ins>
-      <w:ins w:id="645" w:author="PR Preview" w:date="2026-01-01T00:00:00Z">
+      <w:ins w:id="707" w:author="PR Preview" w:date="2026-01-01T00:00:00Z">
         <w:r>
           <w:t xml:space="preserve"> </w:t>
         </w:r>
       </w:ins>
       <w:hyperlink w:anchor="exm-orthonormal-independent">
-        <w:ins w:id="646" w:author="PR Preview" w:date="2026-01-01T00:00:00Z">
+        <w:ins w:id="708" w:author="PR Preview" w:date="2026-01-01T00:00:00Z">
           <w:r>
             <w:rPr>
               <w:rStyle w:val="Hyperlink"/>
@@ -21062,28 +21465,28 @@
           </w:r>
         </w:ins>
       </w:hyperlink>
-      <w:ins w:id="647" w:author="PR Preview" w:date="2026-01-01T00:00:00Z">
+      <w:ins w:id="709" w:author="PR Preview" w:date="2026-01-01T00:00:00Z">
         <w:r>
           <w:t xml:space="preserve"> </w:t>
         </w:r>
       </w:ins>
-      <w:ins w:id="648" w:author="PR Preview" w:date="2026-01-01T00:00:00Z">
+      <w:ins w:id="710" w:author="PR Preview" w:date="2026-01-01T00:00:00Z">
         <w:r>
           <w:t xml:space="preserve">are orthonormal and linearly independent,</w:t>
         </w:r>
       </w:ins>
-      <w:ins w:id="649" w:author="PR Preview" w:date="2026-01-01T00:00:00Z">
+      <w:ins w:id="711" w:author="PR Preview" w:date="2026-01-01T00:00:00Z">
         <w:r>
           <w:t xml:space="preserve"> </w:t>
         </w:r>
       </w:ins>
-      <w:ins w:id="650" w:author="PR Preview" w:date="2026-01-01T00:00:00Z">
+      <w:ins w:id="712" w:author="PR Preview" w:date="2026-01-01T00:00:00Z">
         <w:r>
           <w:t xml:space="preserve">so they are a basis of their span (</w:t>
         </w:r>
       </w:ins>
-      <w:hyperlink r:id="rId74">
-        <w:ins w:id="651" w:author="PR Preview" w:date="2026-01-01T00:00:00Z">
+      <w:hyperlink r:id="rId77">
+        <w:ins w:id="713" w:author="PR Preview" w:date="2026-01-01T00:00:00Z">
           <w:r>
             <w:rPr>
               <w:rStyle w:val="Hyperlink"/>
@@ -21092,22 +21495,22 @@
           </w:r>
         </w:ins>
       </w:hyperlink>
-      <w:ins w:id="652" w:author="PR Preview" w:date="2026-01-01T00:00:00Z">
+      <w:ins w:id="714" w:author="PR Preview" w:date="2026-01-01T00:00:00Z">
         <w:r>
           <w:t xml:space="preserve">),</w:t>
         </w:r>
       </w:ins>
-      <w:ins w:id="653" w:author="PR Preview" w:date="2026-01-01T00:00:00Z">
+      <w:ins w:id="715" w:author="PR Preview" w:date="2026-01-01T00:00:00Z">
         <w:r>
           <w:t xml:space="preserve"> </w:t>
         </w:r>
       </w:ins>
-      <w:ins w:id="654" w:author="PR Preview" w:date="2026-01-01T00:00:00Z">
+      <w:ins w:id="716" w:author="PR Preview" w:date="2026-01-01T00:00:00Z">
         <w:r>
           <w:t xml:space="preserve">which therefore has dimension</w:t>
         </w:r>
       </w:ins>
-      <w:ins w:id="655" w:author="PR Preview" w:date="2026-01-01T00:00:00Z">
+      <w:ins w:id="717" w:author="PR Preview" w:date="2026-01-01T00:00:00Z">
         <w:r>
           <w:t xml:space="preserve"> </w:t>
         </w:r>
@@ -21117,18 +21520,18 @@
           <m:t>3</m:t>
         </m:r>
       </m:oMath>
-      <w:ins w:id="656" w:author="PR Preview" w:date="2026-01-01T00:00:00Z">
+      <w:ins w:id="718" w:author="PR Preview" w:date="2026-01-01T00:00:00Z">
         <w:r>
           <w:t xml:space="preserve"> </w:t>
         </w:r>
       </w:ins>
-      <w:ins w:id="657" w:author="PR Preview" w:date="2026-01-01T00:00:00Z">
+      <w:ins w:id="719" w:author="PR Preview" w:date="2026-01-01T00:00:00Z">
         <w:r>
           <w:t xml:space="preserve">(</w:t>
         </w:r>
       </w:ins>
-      <w:hyperlink r:id="rId77">
-        <w:ins w:id="658" w:author="PR Preview" w:date="2026-01-01T00:00:00Z">
+      <w:hyperlink r:id="rId80">
+        <w:ins w:id="720" w:author="PR Preview" w:date="2026-01-01T00:00:00Z">
           <w:r>
             <w:rPr>
               <w:rStyle w:val="Hyperlink"/>
@@ -21137,22 +21540,22 @@
           </w:r>
         </w:ins>
       </w:hyperlink>
-      <w:ins w:id="659" w:author="PR Preview" w:date="2026-01-01T00:00:00Z">
+      <w:ins w:id="721" w:author="PR Preview" w:date="2026-01-01T00:00:00Z">
         <w:r>
           <w:t xml:space="preserve">)</w:t>
         </w:r>
       </w:ins>
-      <w:ins w:id="660" w:author="PR Preview" w:date="2026-01-01T00:00:00Z">
+      <w:ins w:id="722" w:author="PR Preview" w:date="2026-01-01T00:00:00Z">
         <w:r>
           <w:t xml:space="preserve"> </w:t>
         </w:r>
       </w:ins>
-      <w:ins w:id="661" w:author="PR Preview" w:date="2026-01-01T00:00:00Z">
+      <w:ins w:id="723" w:author="PR Preview" w:date="2026-01-01T00:00:00Z">
         <w:r>
           <w:t xml:space="preserve">and is all of</w:t>
         </w:r>
       </w:ins>
-      <w:ins w:id="662" w:author="PR Preview" w:date="2026-01-01T00:00:00Z">
+      <w:ins w:id="724" w:author="PR Preview" w:date="2026-01-01T00:00:00Z">
         <w:r>
           <w:t xml:space="preserve"> </w:t>
         </w:r>
@@ -21175,18 +21578,18 @@
           </m:sup>
         </m:sSup>
       </m:oMath>
-      <w:ins w:id="663" w:author="PR Preview" w:date="2026-01-01T00:00:00Z">
+      <w:ins w:id="725" w:author="PR Preview" w:date="2026-01-01T00:00:00Z">
         <w:r>
           <w:t xml:space="preserve"> </w:t>
         </w:r>
       </w:ins>
-      <w:ins w:id="664" w:author="PR Preview" w:date="2026-01-01T00:00:00Z">
+      <w:ins w:id="726" w:author="PR Preview" w:date="2026-01-01T00:00:00Z">
         <w:r>
           <w:t xml:space="preserve">(</w:t>
         </w:r>
       </w:ins>
-      <w:hyperlink r:id="rId78">
-        <w:ins w:id="665" w:author="PR Preview" w:date="2026-01-01T00:00:00Z">
+      <w:hyperlink r:id="rId81">
+        <w:ins w:id="727" w:author="PR Preview" w:date="2026-01-01T00:00:00Z">
           <w:r>
             <w:rPr>
               <w:rStyle w:val="Hyperlink"/>
@@ -21195,18 +21598,18 @@
           </w:r>
         </w:ins>
       </w:hyperlink>
-      <w:ins w:id="666" w:author="PR Preview" w:date="2026-01-01T00:00:00Z">
+      <w:ins w:id="728" w:author="PR Preview" w:date="2026-01-01T00:00:00Z">
         <w:r>
           <w:t xml:space="preserve">,</w:t>
         </w:r>
       </w:ins>
-      <w:ins w:id="667" w:author="PR Preview" w:date="2026-01-01T00:00:00Z">
+      <w:ins w:id="729" w:author="PR Preview" w:date="2026-01-01T00:00:00Z">
         <w:r>
           <w:t xml:space="preserve"> </w:t>
         </w:r>
       </w:ins>
-      <w:hyperlink r:id="rId76">
-        <w:ins w:id="668" w:author="PR Preview" w:date="2026-01-01T00:00:00Z">
+      <w:hyperlink r:id="rId79">
+        <w:ins w:id="730" w:author="PR Preview" w:date="2026-01-01T00:00:00Z">
           <w:r>
             <w:rPr>
               <w:rStyle w:val="Hyperlink"/>
@@ -21215,22 +21618,22 @@
           </w:r>
         </w:ins>
       </w:hyperlink>
-      <w:ins w:id="669" w:author="PR Preview" w:date="2026-01-01T00:00:00Z">
+      <w:ins w:id="731" w:author="PR Preview" w:date="2026-01-01T00:00:00Z">
         <w:r>
           <w:t xml:space="preserve">).</w:t>
         </w:r>
       </w:ins>
-      <w:ins w:id="670" w:author="PR Preview" w:date="2026-01-01T00:00:00Z">
+      <w:ins w:id="732" w:author="PR Preview" w:date="2026-01-01T00:00:00Z">
         <w:r>
           <w:t xml:space="preserve"> </w:t>
         </w:r>
       </w:ins>
-      <w:ins w:id="671" w:author="PR Preview" w:date="2026-01-01T00:00:00Z">
+      <w:ins w:id="733" w:author="PR Preview" w:date="2026-01-01T00:00:00Z">
         <w:r>
           <w:t xml:space="preserve">So they are an orthonormal basis of</w:t>
         </w:r>
       </w:ins>
-      <w:ins w:id="672" w:author="PR Preview" w:date="2026-01-01T00:00:00Z">
+      <w:ins w:id="734" w:author="PR Preview" w:date="2026-01-01T00:00:00Z">
         <w:r>
           <w:t xml:space="preserve"> </w:t>
         </w:r>
@@ -21253,24 +21656,24 @@
           </m:sup>
         </m:sSup>
       </m:oMath>
-      <w:ins w:id="673" w:author="PR Preview" w:date="2026-01-01T00:00:00Z">
+      <w:ins w:id="735" w:author="PR Preview" w:date="2026-01-01T00:00:00Z">
         <w:r>
           <w:t xml:space="preserve"> </w:t>
         </w:r>
       </w:ins>
-      <w:ins w:id="674" w:author="PR Preview" w:date="2026-01-01T00:00:00Z">
+      <w:ins w:id="736" w:author="PR Preview" w:date="2026-01-01T00:00:00Z">
         <w:r>
           <w:t xml:space="preserve">too.</w:t>
         </w:r>
       </w:ins>
     </w:p>
-    <w:bookmarkEnd w:id="79"/>
-    <w:bookmarkStart w:id="82" w:name="exm-not-orthonormal-basis"/>
+    <w:bookmarkEnd w:id="82"/>
+    <w:bookmarkStart w:id="85" w:name="exm-not-orthonormal-basis"/>
     <w:p>
       <w:pPr>
         <w:pStyle w:val="FirstParagraph"/>
       </w:pPr>
-      <w:ins w:id="675" w:author="PR Preview" w:date="2026-01-01T00:00:00Z">
+      <w:ins w:id="737" w:author="PR Preview" w:date="2026-01-01T00:00:00Z">
         <w:r>
           <w:rPr>
             <w:b/>
@@ -21279,12 +21682,12 @@
           <w:t xml:space="preserve">Example 20 (Bases that are not orthonormal, and orthonormal lists that are not bases)</w:t>
         </w:r>
       </w:ins>
-      <w:ins w:id="676" w:author="PR Preview" w:date="2026-01-01T00:00:00Z">
+      <w:ins w:id="738" w:author="PR Preview" w:date="2026-01-01T00:00:00Z">
         <w:r>
           <w:t xml:space="preserve"> </w:t>
         </w:r>
       </w:ins>
-      <w:ins w:id="677" w:author="PR Preview" w:date="2026-01-01T00:00:00Z">
+      <w:ins w:id="739" w:author="PR Preview" w:date="2026-01-01T00:00:00Z">
         <w:r>
           <w:t xml:space="preserve"> </w:t>
         </w:r>
@@ -21387,7 +21790,7 @@
       <w:r>
         <w:t xml:space="preserve">(</w:t>
       </w:r>
-      <w:hyperlink r:id="rId80">
+      <w:hyperlink r:id="rId83">
         <w:r>
           <w:rPr>
             <w:rStyle w:val="Hyperlink"/>
@@ -21617,7 +22020,7 @@
       <w:r>
         <w:t xml:space="preserve">(</w:t>
       </w:r>
-      <w:hyperlink r:id="rId81">
+      <w:hyperlink r:id="rId84">
         <w:r>
           <w:rPr>
             <w:rStyle w:val="Hyperlink"/>
@@ -21676,8 +22079,8 @@
         <w:t xml:space="preserve">.</w:t>
       </w:r>
     </w:p>
-    <w:bookmarkEnd w:id="82"/>
-    <w:bookmarkStart w:id="83" w:name="thm-orthonormal-expansion"/>
+    <w:bookmarkEnd w:id="85"/>
+    <w:bookmarkStart w:id="86" w:name="thm-orthonormal-expansion"/>
     <w:p>
       <w:pPr>
         <w:pStyle w:val="FirstParagraph"/>
@@ -21759,7 +22162,7 @@
     $$</w:t>
       </w:r>
     </w:p>
-    <w:bookmarkEnd w:id="83"/>
+    <w:bookmarkEnd w:id="86"/>
     <w:p>
       <w:pPr>
         <w:pStyle w:val="FirstParagraph"/>
@@ -21908,12 +22311,12 @@
         <w:t xml:space="preserve">.</w:t>
       </w:r>
     </w:p>
-    <w:bookmarkStart w:id="84" w:name="exm-orthonormal-expansion"/>
+    <w:bookmarkStart w:id="87" w:name="exm-orthonormal-expansion"/>
     <w:p>
       <w:pPr>
         <w:pStyle w:val="BodyText"/>
       </w:pPr>
-      <w:del w:id="678" w:author="PR Preview" w:date="2026-01-01T00:00:00Z">
+      <w:del w:id="740" w:author="PR Preview" w:date="2026-01-01T00:00:00Z">
         <w:r>
           <w:rPr>
             <w:b/>
@@ -21922,37 +22325,37 @@
           <w:delText xml:space="preserve">Example 20 (Expanding a vector in an orthonormal basis)</w:delText>
         </w:r>
       </w:del>
-      <w:del w:id="679" w:author="PR Preview" w:date="2026-01-01T00:00:00Z">
+      <w:del w:id="741" w:author="PR Preview" w:date="2026-01-01T00:00:00Z">
         <w:r>
           <w:delText xml:space="preserve"> </w:delText>
         </w:r>
       </w:del>
-      <w:del w:id="680" w:author="PR Preview" w:date="2026-01-01T00:00:00Z">
+      <w:del w:id="742" w:author="PR Preview" w:date="2026-01-01T00:00:00Z">
         <w:r>
           <w:delText xml:space="preserve">With the orthonormal basis</w:delText>
         </w:r>
       </w:del>
-      <w:del w:id="681" w:author="PR Preview" w:date="2026-01-01T00:00:00Z">
+      <w:del w:id="743" w:author="PR Preview" w:date="2026-01-01T00:00:00Z">
         <w:r>
           <w:delText xml:space="preserve"> </w:delText>
         </w:r>
       </w:del>
-      <w:del w:id="682" w:author="PR Preview" w:date="2026-01-01T00:00:00Z">
+      <w:del w:id="744" w:author="PR Preview" w:date="2026-01-01T00:00:00Z">
         <w:r>
           <w:delText xml:space="preserve">$\mathord{\smash[b]{\underset{\raise.3ex\hbox{$\scriptstyle\sim$}}{q}}\vphantom{q}}_1, \mathord{\smash[b]{\underset{\raise.3ex\hbox{$\scriptstyle\sim$}}{q}}\vphantom{q}}_2, \mathord{\smash[b]{\underset{\raise.3ex\hbox{$\scriptstyle\sim$}}{q}}\vphantom{q}}_3$</w:delText>
         </w:r>
       </w:del>
-      <w:del w:id="683" w:author="PR Preview" w:date="2026-01-01T00:00:00Z">
+      <w:del w:id="745" w:author="PR Preview" w:date="2026-01-01T00:00:00Z">
         <w:r>
           <w:delText xml:space="preserve"> </w:delText>
         </w:r>
       </w:del>
-      <w:del w:id="684" w:author="PR Preview" w:date="2026-01-01T00:00:00Z">
+      <w:del w:id="746" w:author="PR Preview" w:date="2026-01-01T00:00:00Z">
         <w:r>
           <w:delText xml:space="preserve">of</w:delText>
         </w:r>
       </w:del>
-      <w:del w:id="685" w:author="PR Preview" w:date="2026-01-01T00:00:00Z">
+      <w:del w:id="747" w:author="PR Preview" w:date="2026-01-01T00:00:00Z">
         <w:r>
           <w:delText xml:space="preserve"> </w:delText>
         </w:r>
@@ -21975,23 +22378,23 @@
           </m:sup>
         </m:sSup>
       </m:oMath>
-      <w:del w:id="686" w:author="PR Preview" w:date="2026-01-01T00:00:00Z">
+      <w:del w:id="748" w:author="PR Preview" w:date="2026-01-01T00:00:00Z">
         <w:r>
           <w:delText xml:space="preserve"> </w:delText>
         </w:r>
       </w:del>
-      <w:del w:id="687" w:author="PR Preview" w:date="2026-01-01T00:00:00Z">
+      <w:del w:id="749" w:author="PR Preview" w:date="2026-01-01T00:00:00Z">
         <w:r>
           <w:delText xml:space="preserve">from</w:delText>
         </w:r>
       </w:del>
-      <w:del w:id="688" w:author="PR Preview" w:date="2026-01-01T00:00:00Z">
+      <w:del w:id="750" w:author="PR Preview" w:date="2026-01-01T00:00:00Z">
         <w:r>
           <w:delText xml:space="preserve"> </w:delText>
         </w:r>
       </w:del>
       <w:hyperlink w:anchor="exm-orthonormal-basis">
-        <w:del w:id="689" w:author="PR Preview" w:date="2026-01-01T00:00:00Z">
+        <w:del w:id="751" w:author="PR Preview" w:date="2026-01-01T00:00:00Z">
           <w:r>
             <w:rPr>
               <w:rStyle w:val="Hyperlink"/>
@@ -22000,42 +22403,42 @@
           </w:r>
         </w:del>
       </w:hyperlink>
-      <w:del w:id="690" w:author="PR Preview" w:date="2026-01-01T00:00:00Z">
+      <w:del w:id="752" w:author="PR Preview" w:date="2026-01-01T00:00:00Z">
         <w:r>
           <w:delText xml:space="preserve"> </w:delText>
         </w:r>
       </w:del>
-      <w:del w:id="691" w:author="PR Preview" w:date="2026-01-01T00:00:00Z">
+      <w:del w:id="753" w:author="PR Preview" w:date="2026-01-01T00:00:00Z">
         <w:r>
           <w:delText xml:space="preserve">and</w:delText>
         </w:r>
       </w:del>
-      <w:del w:id="692" w:author="PR Preview" w:date="2026-01-01T00:00:00Z">
+      <w:del w:id="754" w:author="PR Preview" w:date="2026-01-01T00:00:00Z">
         <w:r>
           <w:delText xml:space="preserve"> </w:delText>
         </w:r>
       </w:del>
-      <w:del w:id="693" w:author="PR Preview" w:date="2026-01-01T00:00:00Z">
+      <w:del w:id="755" w:author="PR Preview" w:date="2026-01-01T00:00:00Z">
         <w:r>
           <w:delText xml:space="preserve">$\mathord{\smash[b]{\underset{\raise.3ex\hbox{$\scriptstyle\sim$}}{x}}\vphantom{x}} = (1, 2, 3)$</w:delText>
         </w:r>
       </w:del>
-      <w:del w:id="694" w:author="PR Preview" w:date="2026-01-01T00:00:00Z">
+      <w:del w:id="756" w:author="PR Preview" w:date="2026-01-01T00:00:00Z">
         <w:r>
           <w:delText xml:space="preserve">:</w:delText>
         </w:r>
       </w:del>
-      <w:del w:id="695" w:author="PR Preview" w:date="2026-01-01T00:00:00Z">
+      <w:del w:id="757" w:author="PR Preview" w:date="2026-01-01T00:00:00Z">
         <w:r>
           <w:delText xml:space="preserve"> </w:delText>
         </w:r>
       </w:del>
-      <w:del w:id="696" w:author="PR Preview" w:date="2026-01-01T00:00:00Z">
+      <w:del w:id="758" w:author="PR Preview" w:date="2026-01-01T00:00:00Z">
         <w:r>
           <w:delText xml:space="preserve">$\mathord{\smash[b]{\underset{\raise.3ex\hbox{$\scriptstyle\sim$}}{q}}\vphantom{q}}_1 \cdot \mathord{\smash[b]{\underset{\raise.3ex\hbox{$\scriptstyle\sim$}}{x}}\vphantom{x}} = 3$</w:delText>
         </w:r>
       </w:del>
-      <w:del w:id="697" w:author="PR Preview" w:date="2026-01-01T00:00:00Z">
+      <w:del w:id="759" w:author="PR Preview" w:date="2026-01-01T00:00:00Z">
         <w:r>
           <w:delText xml:space="preserve">,</w:delText>
         </w:r>
@@ -22045,7 +22448,7 @@
       <w:pPr>
         <w:pStyle w:val="BodyText"/>
       </w:pPr>
-      <w:ins w:id="698" w:author="PR Preview" w:date="2026-01-01T00:00:00Z">
+      <w:ins w:id="760" w:author="PR Preview" w:date="2026-01-01T00:00:00Z">
         <w:r>
           <w:rPr>
             <w:b/>
@@ -22054,37 +22457,37 @@
           <w:t xml:space="preserve">Example 21 (Expanding a vector in an orthonormal basis)</w:t>
         </w:r>
       </w:ins>
-      <w:ins w:id="699" w:author="PR Preview" w:date="2026-01-01T00:00:00Z">
+      <w:ins w:id="761" w:author="PR Preview" w:date="2026-01-01T00:00:00Z">
         <w:r>
           <w:t xml:space="preserve"> </w:t>
         </w:r>
       </w:ins>
-      <w:ins w:id="700" w:author="PR Preview" w:date="2026-01-01T00:00:00Z">
+      <w:ins w:id="762" w:author="PR Preview" w:date="2026-01-01T00:00:00Z">
         <w:r>
           <w:t xml:space="preserve">With the orthonormal basis</w:t>
         </w:r>
       </w:ins>
-      <w:ins w:id="701" w:author="PR Preview" w:date="2026-01-01T00:00:00Z">
+      <w:ins w:id="763" w:author="PR Preview" w:date="2026-01-01T00:00:00Z">
         <w:r>
           <w:t xml:space="preserve"> </w:t>
         </w:r>
       </w:ins>
-      <w:ins w:id="702" w:author="PR Preview" w:date="2026-01-01T00:00:00Z">
+      <w:ins w:id="764" w:author="PR Preview" w:date="2026-01-01T00:00:00Z">
         <w:r>
           <w:t xml:space="preserve">$\mathord{\smash[b]{\underset{\raise.3ex\hbox{$\scriptstyle\sim$}}{q}}\vphantom{q}}_1, \mathord{\smash[b]{\underset{\raise.3ex\hbox{$\scriptstyle\sim$}}{q}}\vphantom{q}}_2, \mathord{\smash[b]{\underset{\raise.3ex\hbox{$\scriptstyle\sim$}}{q}}\vphantom{q}}_3$</w:t>
         </w:r>
       </w:ins>
-      <w:ins w:id="703" w:author="PR Preview" w:date="2026-01-01T00:00:00Z">
+      <w:ins w:id="765" w:author="PR Preview" w:date="2026-01-01T00:00:00Z">
         <w:r>
           <w:t xml:space="preserve"> </w:t>
         </w:r>
       </w:ins>
-      <w:ins w:id="704" w:author="PR Preview" w:date="2026-01-01T00:00:00Z">
+      <w:ins w:id="766" w:author="PR Preview" w:date="2026-01-01T00:00:00Z">
         <w:r>
           <w:t xml:space="preserve">of</w:t>
         </w:r>
       </w:ins>
-      <w:ins w:id="705" w:author="PR Preview" w:date="2026-01-01T00:00:00Z">
+      <w:ins w:id="767" w:author="PR Preview" w:date="2026-01-01T00:00:00Z">
         <w:r>
           <w:t xml:space="preserve"> </w:t>
         </w:r>
@@ -22107,23 +22510,23 @@
           </m:sup>
         </m:sSup>
       </m:oMath>
-      <w:ins w:id="706" w:author="PR Preview" w:date="2026-01-01T00:00:00Z">
+      <w:ins w:id="768" w:author="PR Preview" w:date="2026-01-01T00:00:00Z">
         <w:r>
           <w:t xml:space="preserve"> </w:t>
         </w:r>
       </w:ins>
-      <w:ins w:id="707" w:author="PR Preview" w:date="2026-01-01T00:00:00Z">
+      <w:ins w:id="769" w:author="PR Preview" w:date="2026-01-01T00:00:00Z">
         <w:r>
           <w:t xml:space="preserve">from</w:t>
         </w:r>
       </w:ins>
-      <w:ins w:id="708" w:author="PR Preview" w:date="2026-01-01T00:00:00Z">
+      <w:ins w:id="770" w:author="PR Preview" w:date="2026-01-01T00:00:00Z">
         <w:r>
           <w:t xml:space="preserve"> </w:t>
         </w:r>
       </w:ins>
       <w:hyperlink w:anchor="exm-orthonormal-basis">
-        <w:ins w:id="709" w:author="PR Preview" w:date="2026-01-01T00:00:00Z">
+        <w:ins w:id="771" w:author="PR Preview" w:date="2026-01-01T00:00:00Z">
           <w:r>
             <w:rPr>
               <w:rStyle w:val="Hyperlink"/>
@@ -22132,42 +22535,42 @@
           </w:r>
         </w:ins>
       </w:hyperlink>
-      <w:ins w:id="710" w:author="PR Preview" w:date="2026-01-01T00:00:00Z">
+      <w:ins w:id="772" w:author="PR Preview" w:date="2026-01-01T00:00:00Z">
         <w:r>
           <w:t xml:space="preserve"> </w:t>
         </w:r>
       </w:ins>
-      <w:ins w:id="711" w:author="PR Preview" w:date="2026-01-01T00:00:00Z">
+      <w:ins w:id="773" w:author="PR Preview" w:date="2026-01-01T00:00:00Z">
         <w:r>
           <w:t xml:space="preserve">and</w:t>
         </w:r>
       </w:ins>
-      <w:ins w:id="712" w:author="PR Preview" w:date="2026-01-01T00:00:00Z">
+      <w:ins w:id="774" w:author="PR Preview" w:date="2026-01-01T00:00:00Z">
         <w:r>
           <w:t xml:space="preserve"> </w:t>
         </w:r>
       </w:ins>
-      <w:ins w:id="713" w:author="PR Preview" w:date="2026-01-01T00:00:00Z">
+      <w:ins w:id="775" w:author="PR Preview" w:date="2026-01-01T00:00:00Z">
         <w:r>
           <w:t xml:space="preserve">$\mathord{\smash[b]{\underset{\raise.3ex\hbox{$\scriptstyle\sim$}}{x}}\vphantom{x}} = (1, 2, 3)$</w:t>
         </w:r>
       </w:ins>
-      <w:ins w:id="714" w:author="PR Preview" w:date="2026-01-01T00:00:00Z">
+      <w:ins w:id="776" w:author="PR Preview" w:date="2026-01-01T00:00:00Z">
         <w:r>
           <w:t xml:space="preserve">:</w:t>
         </w:r>
       </w:ins>
-      <w:ins w:id="715" w:author="PR Preview" w:date="2026-01-01T00:00:00Z">
+      <w:ins w:id="777" w:author="PR Preview" w:date="2026-01-01T00:00:00Z">
         <w:r>
           <w:t xml:space="preserve"> </w:t>
         </w:r>
       </w:ins>
-      <w:ins w:id="716" w:author="PR Preview" w:date="2026-01-01T00:00:00Z">
+      <w:ins w:id="778" w:author="PR Preview" w:date="2026-01-01T00:00:00Z">
         <w:r>
           <w:t xml:space="preserve">$\mathord{\smash[b]{\underset{\raise.3ex\hbox{$\scriptstyle\sim$}}{q}}\vphantom{q}}_1 \cdot \mathord{\smash[b]{\underset{\raise.3ex\hbox{$\scriptstyle\sim$}}{x}}\vphantom{x}} = 3$</w:t>
         </w:r>
       </w:ins>
-      <w:ins w:id="717" w:author="PR Preview" w:date="2026-01-01T00:00:00Z">
+      <w:ins w:id="779" w:author="PR Preview" w:date="2026-01-01T00:00:00Z">
         <w:r>
           <w:t xml:space="preserve">,</w:t>
         </w:r>
@@ -22270,8 +22673,8 @@
         <w:t xml:space="preserve">says.</w:t>
       </w:r>
     </w:p>
-    <w:bookmarkEnd w:id="84"/>
-    <w:bookmarkStart w:id="85" w:name="def-gram-schmidt"/>
+    <w:bookmarkEnd w:id="87"/>
+    <w:bookmarkStart w:id="88" w:name="def-gram-schmidt"/>
     <w:p>
       <w:pPr>
         <w:pStyle w:val="BodyText"/>
@@ -22533,13 +22936,13 @@
         <w:t xml:space="preserve">of them if it never stops.</w:t>
       </w:r>
     </w:p>
-    <w:bookmarkEnd w:id="85"/>
-    <w:bookmarkStart w:id="86" w:name="exm-gram-schmidt"/>
+    <w:bookmarkEnd w:id="88"/>
+    <w:bookmarkStart w:id="89" w:name="exm-gram-schmidt"/>
     <w:p>
       <w:pPr>
         <w:pStyle w:val="BodyText"/>
       </w:pPr>
-      <w:del w:id="718" w:author="PR Preview" w:date="2026-01-01T00:00:00Z">
+      <w:del w:id="780" w:author="PR Preview" w:date="2026-01-01T00:00:00Z">
         <w:r>
           <w:rPr>
             <w:b/>
@@ -22548,7 +22951,7 @@
           <w:delText xml:space="preserve">Example 21 (Two steps of Gram-Schmidt in</w:delText>
         </w:r>
       </w:del>
-      <w:del w:id="719" w:author="PR Preview" w:date="2026-01-01T00:00:00Z">
+      <w:del w:id="781" w:author="PR Preview" w:date="2026-01-01T00:00:00Z">
         <w:r>
           <w:rPr>
             <w:b/>
@@ -22575,7 +22978,7 @@
           </m:sup>
         </m:sSup>
       </m:oMath>
-      <w:del w:id="720" w:author="PR Preview" w:date="2026-01-01T00:00:00Z">
+      <w:del w:id="782" w:author="PR Preview" w:date="2026-01-01T00:00:00Z">
         <w:r>
           <w:rPr>
             <w:b/>
@@ -22584,47 +22987,47 @@
           <w:delText xml:space="preserve">)</w:delText>
         </w:r>
       </w:del>
-      <w:del w:id="721" w:author="PR Preview" w:date="2026-01-01T00:00:00Z">
+      <w:del w:id="783" w:author="PR Preview" w:date="2026-01-01T00:00:00Z">
         <w:r>
           <w:delText xml:space="preserve"> </w:delText>
         </w:r>
       </w:del>
-      <w:del w:id="722" w:author="PR Preview" w:date="2026-01-01T00:00:00Z">
+      <w:del w:id="784" w:author="PR Preview" w:date="2026-01-01T00:00:00Z">
         <w:r>
           <w:delText xml:space="preserve">Let</w:delText>
         </w:r>
       </w:del>
-      <w:del w:id="723" w:author="PR Preview" w:date="2026-01-01T00:00:00Z">
+      <w:del w:id="785" w:author="PR Preview" w:date="2026-01-01T00:00:00Z">
         <w:r>
           <w:delText xml:space="preserve"> </w:delText>
         </w:r>
       </w:del>
-      <w:del w:id="724" w:author="PR Preview" w:date="2026-01-01T00:00:00Z">
+      <w:del w:id="786" w:author="PR Preview" w:date="2026-01-01T00:00:00Z">
         <w:r>
           <w:delText xml:space="preserve">$\mathord{\smash[b]{\underset{\raise.3ex\hbox{$\scriptstyle\sim$}}{a}}\vphantom{a}}_1 = (1, 1, 0)$</w:delText>
         </w:r>
       </w:del>
-      <w:del w:id="725" w:author="PR Preview" w:date="2026-01-01T00:00:00Z">
+      <w:del w:id="787" w:author="PR Preview" w:date="2026-01-01T00:00:00Z">
         <w:r>
           <w:delText xml:space="preserve"> </w:delText>
         </w:r>
       </w:del>
-      <w:del w:id="726" w:author="PR Preview" w:date="2026-01-01T00:00:00Z">
+      <w:del w:id="788" w:author="PR Preview" w:date="2026-01-01T00:00:00Z">
         <w:r>
           <w:delText xml:space="preserve">and</w:delText>
         </w:r>
       </w:del>
-      <w:del w:id="727" w:author="PR Preview" w:date="2026-01-01T00:00:00Z">
+      <w:del w:id="789" w:author="PR Preview" w:date="2026-01-01T00:00:00Z">
         <w:r>
           <w:delText xml:space="preserve"> </w:delText>
         </w:r>
       </w:del>
-      <w:del w:id="728" w:author="PR Preview" w:date="2026-01-01T00:00:00Z">
+      <w:del w:id="790" w:author="PR Preview" w:date="2026-01-01T00:00:00Z">
         <w:r>
           <w:delText xml:space="preserve">$\mathord{\smash[b]{\underset{\raise.3ex\hbox{$\scriptstyle\sim$}}{a}}\vphantom{a}}_2 = (1, 0, 1)$</w:delText>
         </w:r>
       </w:del>
-      <w:del w:id="729" w:author="PR Preview" w:date="2026-01-01T00:00:00Z">
+      <w:del w:id="791" w:author="PR Preview" w:date="2026-01-01T00:00:00Z">
         <w:r>
           <w:delText xml:space="preserve">.</w:delText>
         </w:r>
@@ -22634,7 +23037,7 @@
       <w:pPr>
         <w:pStyle w:val="BodyText"/>
       </w:pPr>
-      <w:ins w:id="730" w:author="PR Preview" w:date="2026-01-01T00:00:00Z">
+      <w:ins w:id="792" w:author="PR Preview" w:date="2026-01-01T00:00:00Z">
         <w:r>
           <w:rPr>
             <w:b/>
@@ -22643,7 +23046,7 @@
           <w:t xml:space="preserve">Example 22 (Two steps of Gram-Schmidt in</w:t>
         </w:r>
       </w:ins>
-      <w:ins w:id="731" w:author="PR Preview" w:date="2026-01-01T00:00:00Z">
+      <w:ins w:id="793" w:author="PR Preview" w:date="2026-01-01T00:00:00Z">
         <w:r>
           <w:rPr>
             <w:b/>
@@ -22670,7 +23073,7 @@
           </m:sup>
         </m:sSup>
       </m:oMath>
-      <w:ins w:id="732" w:author="PR Preview" w:date="2026-01-01T00:00:00Z">
+      <w:ins w:id="794" w:author="PR Preview" w:date="2026-01-01T00:00:00Z">
         <w:r>
           <w:rPr>
             <w:b/>
@@ -22679,47 +23082,47 @@
           <w:t xml:space="preserve">)</w:t>
         </w:r>
       </w:ins>
-      <w:ins w:id="733" w:author="PR Preview" w:date="2026-01-01T00:00:00Z">
+      <w:ins w:id="795" w:author="PR Preview" w:date="2026-01-01T00:00:00Z">
         <w:r>
           <w:t xml:space="preserve"> </w:t>
         </w:r>
       </w:ins>
-      <w:ins w:id="734" w:author="PR Preview" w:date="2026-01-01T00:00:00Z">
+      <w:ins w:id="796" w:author="PR Preview" w:date="2026-01-01T00:00:00Z">
         <w:r>
           <w:t xml:space="preserve">Let</w:t>
         </w:r>
       </w:ins>
-      <w:ins w:id="735" w:author="PR Preview" w:date="2026-01-01T00:00:00Z">
+      <w:ins w:id="797" w:author="PR Preview" w:date="2026-01-01T00:00:00Z">
         <w:r>
           <w:t xml:space="preserve"> </w:t>
         </w:r>
       </w:ins>
-      <w:ins w:id="736" w:author="PR Preview" w:date="2026-01-01T00:00:00Z">
+      <w:ins w:id="798" w:author="PR Preview" w:date="2026-01-01T00:00:00Z">
         <w:r>
           <w:t xml:space="preserve">$\mathord{\smash[b]{\underset{\raise.3ex\hbox{$\scriptstyle\sim$}}{a}}\vphantom{a}}_1 = (1, 1, 0)$</w:t>
         </w:r>
       </w:ins>
-      <w:ins w:id="737" w:author="PR Preview" w:date="2026-01-01T00:00:00Z">
+      <w:ins w:id="799" w:author="PR Preview" w:date="2026-01-01T00:00:00Z">
         <w:r>
           <w:t xml:space="preserve"> </w:t>
         </w:r>
       </w:ins>
-      <w:ins w:id="738" w:author="PR Preview" w:date="2026-01-01T00:00:00Z">
+      <w:ins w:id="800" w:author="PR Preview" w:date="2026-01-01T00:00:00Z">
         <w:r>
           <w:t xml:space="preserve">and</w:t>
         </w:r>
       </w:ins>
-      <w:ins w:id="739" w:author="PR Preview" w:date="2026-01-01T00:00:00Z">
+      <w:ins w:id="801" w:author="PR Preview" w:date="2026-01-01T00:00:00Z">
         <w:r>
           <w:t xml:space="preserve"> </w:t>
         </w:r>
       </w:ins>
-      <w:ins w:id="740" w:author="PR Preview" w:date="2026-01-01T00:00:00Z">
+      <w:ins w:id="802" w:author="PR Preview" w:date="2026-01-01T00:00:00Z">
         <w:r>
           <w:t xml:space="preserve">$\mathord{\smash[b]{\underset{\raise.3ex\hbox{$\scriptstyle\sim$}}{a}}\vphantom{a}}_2 = (1, 0, 1)$</w:t>
         </w:r>
       </w:ins>
-      <w:ins w:id="741" w:author="PR Preview" w:date="2026-01-01T00:00:00Z">
+      <w:ins w:id="803" w:author="PR Preview" w:date="2026-01-01T00:00:00Z">
         <w:r>
           <w:t xml:space="preserve">.</w:t>
         </w:r>
@@ -22983,13 +23386,13 @@
     $$</w:t>
       </w:r>
     </w:p>
-    <w:bookmarkEnd w:id="86"/>
-    <w:bookmarkStart w:id="87" w:name="exm-gram-schmidt-stops"/>
+    <w:bookmarkEnd w:id="89"/>
+    <w:bookmarkStart w:id="90" w:name="exm-gram-schmidt-stops"/>
     <w:p>
       <w:pPr>
         <w:pStyle w:val="FirstParagraph"/>
       </w:pPr>
-      <w:del w:id="742" w:author="PR Preview" w:date="2026-01-01T00:00:00Z">
+      <w:del w:id="804" w:author="PR Preview" w:date="2026-01-01T00:00:00Z">
         <w:r>
           <w:rPr>
             <w:b/>
@@ -22998,82 +23401,82 @@
           <w:delText xml:space="preserve">Example 22 (Gram-Schmidt stops on dependent vectors)</w:delText>
         </w:r>
       </w:del>
-      <w:del w:id="743" w:author="PR Preview" w:date="2026-01-01T00:00:00Z">
+      <w:del w:id="805" w:author="PR Preview" w:date="2026-01-01T00:00:00Z">
         <w:r>
           <w:delText xml:space="preserve"> </w:delText>
         </w:r>
       </w:del>
-      <w:del w:id="744" w:author="PR Preview" w:date="2026-01-01T00:00:00Z">
+      <w:del w:id="806" w:author="PR Preview" w:date="2026-01-01T00:00:00Z">
         <w:r>
           <w:delText xml:space="preserve">Let</w:delText>
         </w:r>
       </w:del>
-      <w:del w:id="745" w:author="PR Preview" w:date="2026-01-01T00:00:00Z">
+      <w:del w:id="807" w:author="PR Preview" w:date="2026-01-01T00:00:00Z">
         <w:r>
           <w:delText xml:space="preserve"> </w:delText>
         </w:r>
       </w:del>
-      <w:del w:id="746" w:author="PR Preview" w:date="2026-01-01T00:00:00Z">
+      <w:del w:id="808" w:author="PR Preview" w:date="2026-01-01T00:00:00Z">
         <w:r>
           <w:delText xml:space="preserve">$\mathord{\smash[b]{\underset{\raise.3ex\hbox{$\scriptstyle\sim$}}{a}}\vphantom{a}}_1 = (1, 2)$</w:delText>
         </w:r>
       </w:del>
-      <w:del w:id="747" w:author="PR Preview" w:date="2026-01-01T00:00:00Z">
+      <w:del w:id="809" w:author="PR Preview" w:date="2026-01-01T00:00:00Z">
         <w:r>
           <w:delText xml:space="preserve"> </w:delText>
         </w:r>
       </w:del>
-      <w:del w:id="748" w:author="PR Preview" w:date="2026-01-01T00:00:00Z">
+      <w:del w:id="810" w:author="PR Preview" w:date="2026-01-01T00:00:00Z">
         <w:r>
           <w:delText xml:space="preserve">and</w:delText>
         </w:r>
       </w:del>
-      <w:del w:id="749" w:author="PR Preview" w:date="2026-01-01T00:00:00Z">
+      <w:del w:id="811" w:author="PR Preview" w:date="2026-01-01T00:00:00Z">
         <w:r>
           <w:delText xml:space="preserve"> </w:delText>
         </w:r>
       </w:del>
-      <w:del w:id="750" w:author="PR Preview" w:date="2026-01-01T00:00:00Z">
+      <w:del w:id="812" w:author="PR Preview" w:date="2026-01-01T00:00:00Z">
         <w:r>
           <w:delText xml:space="preserve">$\mathord{\smash[b]{\underset{\raise.3ex\hbox{$\scriptstyle\sim$}}{a}}\vphantom{a}}_2 = (2, 4)$</w:delText>
         </w:r>
       </w:del>
-      <w:del w:id="751" w:author="PR Preview" w:date="2026-01-01T00:00:00Z">
+      <w:del w:id="813" w:author="PR Preview" w:date="2026-01-01T00:00:00Z">
         <w:r>
           <w:delText xml:space="preserve">.</w:delText>
         </w:r>
       </w:del>
-      <w:del w:id="752" w:author="PR Preview" w:date="2026-01-01T00:00:00Z">
+      <w:del w:id="814" w:author="PR Preview" w:date="2026-01-01T00:00:00Z">
         <w:r>
           <w:delText xml:space="preserve"> </w:delText>
         </w:r>
       </w:del>
-      <w:del w:id="753" w:author="PR Preview" w:date="2026-01-01T00:00:00Z">
+      <w:del w:id="815" w:author="PR Preview" w:date="2026-01-01T00:00:00Z">
         <w:r>
           <w:delText xml:space="preserve">Step 1 gives</w:delText>
         </w:r>
       </w:del>
-      <w:del w:id="754" w:author="PR Preview" w:date="2026-01-01T00:00:00Z">
+      <w:del w:id="816" w:author="PR Preview" w:date="2026-01-01T00:00:00Z">
         <w:r>
           <w:delText xml:space="preserve"> </w:delText>
         </w:r>
       </w:del>
-      <w:del w:id="755" w:author="PR Preview" w:date="2026-01-01T00:00:00Z">
+      <w:del w:id="817" w:author="PR Preview" w:date="2026-01-01T00:00:00Z">
         <w:r>
           <w:delText xml:space="preserve">$\mathord{\smash[b]{\underset{\raise.3ex\hbox{$\scriptstyle\sim$}}{q}}\vphantom{q}}_1 = \tfrac{1}{\sqrt{5}}\,(1, 2)$</w:delText>
         </w:r>
       </w:del>
-      <w:del w:id="756" w:author="PR Preview" w:date="2026-01-01T00:00:00Z">
+      <w:del w:id="818" w:author="PR Preview" w:date="2026-01-01T00:00:00Z">
         <w:r>
           <w:delText xml:space="preserve">.</w:delText>
         </w:r>
       </w:del>
-      <w:del w:id="757" w:author="PR Preview" w:date="2026-01-01T00:00:00Z">
+      <w:del w:id="819" w:author="PR Preview" w:date="2026-01-01T00:00:00Z">
         <w:r>
           <w:delText xml:space="preserve"> </w:delText>
         </w:r>
       </w:del>
-      <w:del w:id="758" w:author="PR Preview" w:date="2026-01-01T00:00:00Z">
+      <w:del w:id="820" w:author="PR Preview" w:date="2026-01-01T00:00:00Z">
         <w:r>
           <w:delText xml:space="preserve">In step 2,</w:delText>
         </w:r>
@@ -23083,7 +23486,7 @@
       <w:pPr>
         <w:pStyle w:val="FirstParagraph"/>
       </w:pPr>
-      <w:ins w:id="759" w:author="PR Preview" w:date="2026-01-01T00:00:00Z">
+      <w:ins w:id="821" w:author="PR Preview" w:date="2026-01-01T00:00:00Z">
         <w:r>
           <w:rPr>
             <w:b/>
@@ -23092,82 +23495,82 @@
           <w:t xml:space="preserve">Example 23 (Gram-Schmidt stops on dependent vectors)</w:t>
         </w:r>
       </w:ins>
-      <w:ins w:id="760" w:author="PR Preview" w:date="2026-01-01T00:00:00Z">
+      <w:ins w:id="822" w:author="PR Preview" w:date="2026-01-01T00:00:00Z">
         <w:r>
           <w:t xml:space="preserve"> </w:t>
         </w:r>
       </w:ins>
-      <w:ins w:id="761" w:author="PR Preview" w:date="2026-01-01T00:00:00Z">
+      <w:ins w:id="823" w:author="PR Preview" w:date="2026-01-01T00:00:00Z">
         <w:r>
           <w:t xml:space="preserve">Let</w:t>
         </w:r>
       </w:ins>
-      <w:ins w:id="762" w:author="PR Preview" w:date="2026-01-01T00:00:00Z">
+      <w:ins w:id="824" w:author="PR Preview" w:date="2026-01-01T00:00:00Z">
         <w:r>
           <w:t xml:space="preserve"> </w:t>
         </w:r>
       </w:ins>
-      <w:ins w:id="763" w:author="PR Preview" w:date="2026-01-01T00:00:00Z">
+      <w:ins w:id="825" w:author="PR Preview" w:date="2026-01-01T00:00:00Z">
         <w:r>
           <w:t xml:space="preserve">$\mathord{\smash[b]{\underset{\raise.3ex\hbox{$\scriptstyle\sim$}}{a}}\vphantom{a}}_1 = (1, 2)$</w:t>
         </w:r>
       </w:ins>
-      <w:ins w:id="764" w:author="PR Preview" w:date="2026-01-01T00:00:00Z">
+      <w:ins w:id="826" w:author="PR Preview" w:date="2026-01-01T00:00:00Z">
         <w:r>
           <w:t xml:space="preserve"> </w:t>
         </w:r>
       </w:ins>
-      <w:ins w:id="765" w:author="PR Preview" w:date="2026-01-01T00:00:00Z">
+      <w:ins w:id="827" w:author="PR Preview" w:date="2026-01-01T00:00:00Z">
         <w:r>
           <w:t xml:space="preserve">and</w:t>
         </w:r>
       </w:ins>
-      <w:ins w:id="766" w:author="PR Preview" w:date="2026-01-01T00:00:00Z">
+      <w:ins w:id="828" w:author="PR Preview" w:date="2026-01-01T00:00:00Z">
         <w:r>
           <w:t xml:space="preserve"> </w:t>
         </w:r>
       </w:ins>
-      <w:ins w:id="767" w:author="PR Preview" w:date="2026-01-01T00:00:00Z">
+      <w:ins w:id="829" w:author="PR Preview" w:date="2026-01-01T00:00:00Z">
         <w:r>
           <w:t xml:space="preserve">$\mathord{\smash[b]{\underset{\raise.3ex\hbox{$\scriptstyle\sim$}}{a}}\vphantom{a}}_2 = (2, 4)$</w:t>
         </w:r>
       </w:ins>
-      <w:ins w:id="768" w:author="PR Preview" w:date="2026-01-01T00:00:00Z">
+      <w:ins w:id="830" w:author="PR Preview" w:date="2026-01-01T00:00:00Z">
         <w:r>
           <w:t xml:space="preserve">.</w:t>
         </w:r>
       </w:ins>
-      <w:ins w:id="769" w:author="PR Preview" w:date="2026-01-01T00:00:00Z">
+      <w:ins w:id="831" w:author="PR Preview" w:date="2026-01-01T00:00:00Z">
         <w:r>
           <w:t xml:space="preserve"> </w:t>
         </w:r>
       </w:ins>
-      <w:ins w:id="770" w:author="PR Preview" w:date="2026-01-01T00:00:00Z">
+      <w:ins w:id="832" w:author="PR Preview" w:date="2026-01-01T00:00:00Z">
         <w:r>
           <w:t xml:space="preserve">Step 1 gives</w:t>
         </w:r>
       </w:ins>
-      <w:ins w:id="771" w:author="PR Preview" w:date="2026-01-01T00:00:00Z">
+      <w:ins w:id="833" w:author="PR Preview" w:date="2026-01-01T00:00:00Z">
         <w:r>
           <w:t xml:space="preserve"> </w:t>
         </w:r>
       </w:ins>
-      <w:ins w:id="772" w:author="PR Preview" w:date="2026-01-01T00:00:00Z">
+      <w:ins w:id="834" w:author="PR Preview" w:date="2026-01-01T00:00:00Z">
         <w:r>
           <w:t xml:space="preserve">$\mathord{\smash[b]{\underset{\raise.3ex\hbox{$\scriptstyle\sim$}}{q}}\vphantom{q}}_1 = \tfrac{1}{\sqrt{5}}\,(1, 2)$</w:t>
         </w:r>
       </w:ins>
-      <w:ins w:id="773" w:author="PR Preview" w:date="2026-01-01T00:00:00Z">
+      <w:ins w:id="835" w:author="PR Preview" w:date="2026-01-01T00:00:00Z">
         <w:r>
           <w:t xml:space="preserve">.</w:t>
         </w:r>
       </w:ins>
-      <w:ins w:id="774" w:author="PR Preview" w:date="2026-01-01T00:00:00Z">
+      <w:ins w:id="836" w:author="PR Preview" w:date="2026-01-01T00:00:00Z">
         <w:r>
           <w:t xml:space="preserve"> </w:t>
         </w:r>
       </w:ins>
-      <w:ins w:id="775" w:author="PR Preview" w:date="2026-01-01T00:00:00Z">
+      <w:ins w:id="837" w:author="PR Preview" w:date="2026-01-01T00:00:00Z">
         <w:r>
           <w:t xml:space="preserve">In step 2,</w:t>
         </w:r>
@@ -23238,8 +23641,8 @@
         <w:t xml:space="preserve">.</w:t>
       </w:r>
     </w:p>
-    <w:bookmarkEnd w:id="87"/>
-    <w:bookmarkStart w:id="88" w:name="thm-gram-schmidt"/>
+    <w:bookmarkEnd w:id="90"/>
+    <w:bookmarkStart w:id="91" w:name="thm-gram-schmidt"/>
     <w:p>
       <w:pPr>
         <w:pStyle w:val="BodyText"/>
@@ -23515,7 +23918,7 @@
         <w:t xml:space="preserve">).</w:t>
       </w:r>
     </w:p>
-    <w:bookmarkEnd w:id="88"/>
+    <w:bookmarkEnd w:id="91"/>
     <w:p>
       <w:pPr>
         <w:pStyle w:val="FirstParagraph"/>
@@ -23544,7 +23947,7 @@
         </w:rPr>
         <w:t xml:space="preserve"> </w:t>
       </w:r>
-      <w:hyperlink r:id="rId89">
+      <w:hyperlink r:id="rId92">
         <w:r>
           <w:rPr>
             <w:rStyle w:val="Hyperlink"/>
@@ -23631,7 +24034,7 @@
       <w:r>
         <w:t xml:space="preserve">(</w:t>
       </w:r>
-      <w:hyperlink r:id="rId90">
+      <w:hyperlink r:id="rId93">
         <w:r>
           <w:rPr>
             <w:rStyle w:val="Hyperlink"/>
@@ -24337,7 +24740,7 @@
       <w:r>
         <w:t xml:space="preserve">A span is a subspace (</w:t>
       </w:r>
-      <w:hyperlink r:id="rId91">
+      <w:hyperlink r:id="rId94">
         <w:r>
           <w:rPr>
             <w:rStyle w:val="Hyperlink"/>
@@ -24437,7 +24840,7 @@
       <w:r>
         <w:t xml:space="preserve"> </w:t>
       </w:r>
-      <w:hyperlink r:id="rId92">
+      <w:hyperlink r:id="rId95">
         <w:r>
           <w:rPr>
             <w:rStyle w:val="Hyperlink"/>
@@ -24597,12 +25000,12 @@
         <w:t xml:space="preserve">so they are an orthonormal basis of it.</w:t>
       </w:r>
     </w:p>
-    <w:bookmarkStart w:id="93" w:name="exm-thm-gram-schmidt"/>
+    <w:bookmarkStart w:id="96" w:name="exm-thm-gram-schmidt"/>
     <w:p>
       <w:pPr>
         <w:pStyle w:val="BodyText"/>
       </w:pPr>
-      <w:del w:id="776" w:author="PR Preview" w:date="2026-01-01T00:00:00Z">
+      <w:del w:id="838" w:author="PR Preview" w:date="2026-01-01T00:00:00Z">
         <w:r>
           <w:rPr>
             <w:b/>
@@ -24611,7 +25014,7 @@
           <w:delText xml:space="preserve">Example 23 (Finishing an orthonormal basis of</w:delText>
         </w:r>
       </w:del>
-      <w:del w:id="777" w:author="PR Preview" w:date="2026-01-01T00:00:00Z">
+      <w:del w:id="839" w:author="PR Preview" w:date="2026-01-01T00:00:00Z">
         <w:r>
           <w:rPr>
             <w:b/>
@@ -24638,7 +25041,7 @@
           </m:sup>
         </m:sSup>
       </m:oMath>
-      <w:del w:id="778" w:author="PR Preview" w:date="2026-01-01T00:00:00Z">
+      <w:del w:id="840" w:author="PR Preview" w:date="2026-01-01T00:00:00Z">
         <w:r>
           <w:rPr>
             <w:b/>
@@ -24647,23 +25050,23 @@
           <w:delText xml:space="preserve">)</w:delText>
         </w:r>
       </w:del>
-      <w:del w:id="779" w:author="PR Preview" w:date="2026-01-01T00:00:00Z">
+      <w:del w:id="841" w:author="PR Preview" w:date="2026-01-01T00:00:00Z">
         <w:r>
           <w:delText xml:space="preserve"> </w:delText>
         </w:r>
       </w:del>
-      <w:del w:id="780" w:author="PR Preview" w:date="2026-01-01T00:00:00Z">
+      <w:del w:id="842" w:author="PR Preview" w:date="2026-01-01T00:00:00Z">
         <w:r>
           <w:delText xml:space="preserve">Continue</w:delText>
         </w:r>
       </w:del>
-      <w:del w:id="781" w:author="PR Preview" w:date="2026-01-01T00:00:00Z">
+      <w:del w:id="843" w:author="PR Preview" w:date="2026-01-01T00:00:00Z">
         <w:r>
           <w:delText xml:space="preserve"> </w:delText>
         </w:r>
       </w:del>
       <w:hyperlink w:anchor="exm-gram-schmidt">
-        <w:del w:id="782" w:author="PR Preview" w:date="2026-01-01T00:00:00Z">
+        <w:del w:id="844" w:author="PR Preview" w:date="2026-01-01T00:00:00Z">
           <w:r>
             <w:rPr>
               <w:rStyle w:val="Hyperlink"/>
@@ -24672,47 +25075,47 @@
           </w:r>
         </w:del>
       </w:hyperlink>
-      <w:del w:id="783" w:author="PR Preview" w:date="2026-01-01T00:00:00Z">
+      <w:del w:id="845" w:author="PR Preview" w:date="2026-01-01T00:00:00Z">
         <w:r>
           <w:delText xml:space="preserve"> </w:delText>
         </w:r>
       </w:del>
-      <w:del w:id="784" w:author="PR Preview" w:date="2026-01-01T00:00:00Z">
+      <w:del w:id="846" w:author="PR Preview" w:date="2026-01-01T00:00:00Z">
         <w:r>
           <w:delText xml:space="preserve">with</w:delText>
         </w:r>
       </w:del>
-      <w:del w:id="785" w:author="PR Preview" w:date="2026-01-01T00:00:00Z">
+      <w:del w:id="847" w:author="PR Preview" w:date="2026-01-01T00:00:00Z">
         <w:r>
           <w:delText xml:space="preserve"> </w:delText>
         </w:r>
       </w:del>
-      <w:del w:id="786" w:author="PR Preview" w:date="2026-01-01T00:00:00Z">
+      <w:del w:id="848" w:author="PR Preview" w:date="2026-01-01T00:00:00Z">
         <w:r>
           <w:delText xml:space="preserve">$\mathord{\smash[b]{\underset{\raise.3ex\hbox{$\scriptstyle\sim$}}{a}}\vphantom{a}}_3 = (0, 1, 1)$</w:delText>
         </w:r>
       </w:del>
-      <w:del w:id="787" w:author="PR Preview" w:date="2026-01-01T00:00:00Z">
+      <w:del w:id="849" w:author="PR Preview" w:date="2026-01-01T00:00:00Z">
         <w:r>
           <w:delText xml:space="preserve">.</w:delText>
         </w:r>
       </w:del>
-      <w:del w:id="788" w:author="PR Preview" w:date="2026-01-01T00:00:00Z">
+      <w:del w:id="850" w:author="PR Preview" w:date="2026-01-01T00:00:00Z">
         <w:r>
           <w:delText xml:space="preserve"> </w:delText>
         </w:r>
       </w:del>
-      <w:del w:id="789" w:author="PR Preview" w:date="2026-01-01T00:00:00Z">
+      <w:del w:id="851" w:author="PR Preview" w:date="2026-01-01T00:00:00Z">
         <w:r>
           <w:delText xml:space="preserve">$\mathord{\smash[b]{\underset{\raise.3ex\hbox{$\scriptstyle\sim$}}{q}}\vphantom{q}}_1 \cdot \mathord{\smash[b]{\underset{\raise.3ex\hbox{$\scriptstyle\sim$}}{a}}\vphantom{a}}_3 = \tfrac{1}{\sqrt{2}}$</w:delText>
         </w:r>
       </w:del>
-      <w:del w:id="790" w:author="PR Preview" w:date="2026-01-01T00:00:00Z">
+      <w:del w:id="852" w:author="PR Preview" w:date="2026-01-01T00:00:00Z">
         <w:r>
           <w:delText xml:space="preserve"> </w:delText>
         </w:r>
       </w:del>
-      <w:del w:id="791" w:author="PR Preview" w:date="2026-01-01T00:00:00Z">
+      <w:del w:id="853" w:author="PR Preview" w:date="2026-01-01T00:00:00Z">
         <w:r>
           <w:delText xml:space="preserve">and</w:delText>
         </w:r>
@@ -24722,7 +25125,7 @@
       <w:pPr>
         <w:pStyle w:val="BodyText"/>
       </w:pPr>
-      <w:ins w:id="792" w:author="PR Preview" w:date="2026-01-01T00:00:00Z">
+      <w:ins w:id="854" w:author="PR Preview" w:date="2026-01-01T00:00:00Z">
         <w:r>
           <w:rPr>
             <w:b/>
@@ -24731,7 +25134,7 @@
           <w:t xml:space="preserve">Example 24 (Finishing an orthonormal basis of</w:t>
         </w:r>
       </w:ins>
-      <w:ins w:id="793" w:author="PR Preview" w:date="2026-01-01T00:00:00Z">
+      <w:ins w:id="855" w:author="PR Preview" w:date="2026-01-01T00:00:00Z">
         <w:r>
           <w:rPr>
             <w:b/>
@@ -24758,7 +25161,7 @@
           </m:sup>
         </m:sSup>
       </m:oMath>
-      <w:ins w:id="794" w:author="PR Preview" w:date="2026-01-01T00:00:00Z">
+      <w:ins w:id="856" w:author="PR Preview" w:date="2026-01-01T00:00:00Z">
         <w:r>
           <w:rPr>
             <w:b/>
@@ -24767,23 +25170,23 @@
           <w:t xml:space="preserve">)</w:t>
         </w:r>
       </w:ins>
-      <w:ins w:id="795" w:author="PR Preview" w:date="2026-01-01T00:00:00Z">
+      <w:ins w:id="857" w:author="PR Preview" w:date="2026-01-01T00:00:00Z">
         <w:r>
           <w:t xml:space="preserve"> </w:t>
         </w:r>
       </w:ins>
-      <w:ins w:id="796" w:author="PR Preview" w:date="2026-01-01T00:00:00Z">
+      <w:ins w:id="858" w:author="PR Preview" w:date="2026-01-01T00:00:00Z">
         <w:r>
           <w:t xml:space="preserve">Continue</w:t>
         </w:r>
       </w:ins>
-      <w:ins w:id="797" w:author="PR Preview" w:date="2026-01-01T00:00:00Z">
+      <w:ins w:id="859" w:author="PR Preview" w:date="2026-01-01T00:00:00Z">
         <w:r>
           <w:t xml:space="preserve"> </w:t>
         </w:r>
       </w:ins>
       <w:hyperlink w:anchor="exm-gram-schmidt">
-        <w:ins w:id="798" w:author="PR Preview" w:date="2026-01-01T00:00:00Z">
+        <w:ins w:id="860" w:author="PR Preview" w:date="2026-01-01T00:00:00Z">
           <w:r>
             <w:rPr>
               <w:rStyle w:val="Hyperlink"/>
@@ -24792,47 +25195,47 @@
           </w:r>
         </w:ins>
       </w:hyperlink>
-      <w:ins w:id="799" w:author="PR Preview" w:date="2026-01-01T00:00:00Z">
+      <w:ins w:id="861" w:author="PR Preview" w:date="2026-01-01T00:00:00Z">
         <w:r>
           <w:t xml:space="preserve"> </w:t>
         </w:r>
       </w:ins>
-      <w:ins w:id="800" w:author="PR Preview" w:date="2026-01-01T00:00:00Z">
+      <w:ins w:id="862" w:author="PR Preview" w:date="2026-01-01T00:00:00Z">
         <w:r>
           <w:t xml:space="preserve">with</w:t>
         </w:r>
       </w:ins>
-      <w:ins w:id="801" w:author="PR Preview" w:date="2026-01-01T00:00:00Z">
+      <w:ins w:id="863" w:author="PR Preview" w:date="2026-01-01T00:00:00Z">
         <w:r>
           <w:t xml:space="preserve"> </w:t>
         </w:r>
       </w:ins>
-      <w:ins w:id="802" w:author="PR Preview" w:date="2026-01-01T00:00:00Z">
+      <w:ins w:id="864" w:author="PR Preview" w:date="2026-01-01T00:00:00Z">
         <w:r>
           <w:t xml:space="preserve">$\mathord{\smash[b]{\underset{\raise.3ex\hbox{$\scriptstyle\sim$}}{a}}\vphantom{a}}_3 = (0, 1, 1)$</w:t>
         </w:r>
       </w:ins>
-      <w:ins w:id="803" w:author="PR Preview" w:date="2026-01-01T00:00:00Z">
+      <w:ins w:id="865" w:author="PR Preview" w:date="2026-01-01T00:00:00Z">
         <w:r>
           <w:t xml:space="preserve">.</w:t>
         </w:r>
       </w:ins>
-      <w:ins w:id="804" w:author="PR Preview" w:date="2026-01-01T00:00:00Z">
+      <w:ins w:id="866" w:author="PR Preview" w:date="2026-01-01T00:00:00Z">
         <w:r>
           <w:t xml:space="preserve"> </w:t>
         </w:r>
       </w:ins>
-      <w:ins w:id="805" w:author="PR Preview" w:date="2026-01-01T00:00:00Z">
+      <w:ins w:id="867" w:author="PR Preview" w:date="2026-01-01T00:00:00Z">
         <w:r>
           <w:t xml:space="preserve">$\mathord{\smash[b]{\underset{\raise.3ex\hbox{$\scriptstyle\sim$}}{q}}\vphantom{q}}_1 \cdot \mathord{\smash[b]{\underset{\raise.3ex\hbox{$\scriptstyle\sim$}}{a}}\vphantom{a}}_3 = \tfrac{1}{\sqrt{2}}$</w:t>
         </w:r>
       </w:ins>
-      <w:ins w:id="806" w:author="PR Preview" w:date="2026-01-01T00:00:00Z">
+      <w:ins w:id="868" w:author="PR Preview" w:date="2026-01-01T00:00:00Z">
         <w:r>
           <w:t xml:space="preserve"> </w:t>
         </w:r>
       </w:ins>
-      <w:ins w:id="807" w:author="PR Preview" w:date="2026-01-01T00:00:00Z">
+      <w:ins w:id="869" w:author="PR Preview" w:date="2026-01-01T00:00:00Z">
         <w:r>
           <w:t xml:space="preserve">and</w:t>
         </w:r>
@@ -25046,7 +25449,7 @@
       <w:r>
         <w:t xml:space="preserve">(</w:t>
       </w:r>
-      <w:hyperlink r:id="rId77">
+      <w:hyperlink r:id="rId80">
         <w:r>
           <w:rPr>
             <w:rStyle w:val="Hyperlink"/>
@@ -25090,7 +25493,7 @@
       <w:r>
         <w:t xml:space="preserve">(</w:t>
       </w:r>
-      <w:hyperlink r:id="rId78">
+      <w:hyperlink r:id="rId81">
         <w:r>
           <w:rPr>
             <w:rStyle w:val="Hyperlink"/>
@@ -25104,7 +25507,7 @@
       <w:r>
         <w:t xml:space="preserve"> </w:t>
       </w:r>
-      <w:hyperlink r:id="rId76">
+      <w:hyperlink r:id="rId79">
         <w:r>
           <w:rPr>
             <w:rStyle w:val="Hyperlink"/>
@@ -25156,8 +25559,8 @@
     $$</w:t>
       </w:r>
     </w:p>
-    <w:bookmarkEnd w:id="93"/>
-    <w:bookmarkStart w:id="94" w:name="cor-orthonormal-basis-exists"/>
+    <w:bookmarkEnd w:id="96"/>
+    <w:bookmarkStart w:id="97" w:name="cor-orthonormal-basis-exists"/>
     <w:p>
       <w:pPr>
         <w:pStyle w:val="FirstParagraph"/>
@@ -25295,7 +25698,7 @@
         <w:t xml:space="preserve">has an orthonormal basis.</w:t>
       </w:r>
     </w:p>
-    <w:bookmarkEnd w:id="94"/>
+    <w:bookmarkEnd w:id="97"/>
     <w:p>
       <w:pPr>
         <w:pStyle w:val="BodyText"/>
@@ -25378,7 +25781,7 @@
       <w:r>
         <w:t xml:space="preserve">(</w:t>
       </w:r>
-      <w:hyperlink r:id="rId95">
+      <w:hyperlink r:id="rId98">
         <w:r>
           <w:rPr>
             <w:rStyle w:val="Hyperlink"/>
@@ -25479,7 +25882,7 @@
       <w:r>
         <w:t xml:space="preserve"> </w:t>
       </w:r>
-      <w:hyperlink r:id="rId89">
+      <w:hyperlink r:id="rId92">
         <w:r>
           <w:rPr>
             <w:rStyle w:val="Hyperlink"/>
@@ -25650,12 +26053,12 @@
         <w:t xml:space="preserve">So the orthonormal basis contains the starting list.</w:t>
       </w:r>
     </w:p>
-    <w:bookmarkStart w:id="97" w:name="exm-orthonormal-basis-exists"/>
+    <w:bookmarkStart w:id="100" w:name="exm-orthonormal-basis-exists"/>
     <w:p>
       <w:pPr>
         <w:pStyle w:val="BodyText"/>
       </w:pPr>
-      <w:del w:id="808" w:author="PR Preview" w:date="2026-01-01T00:00:00Z">
+      <w:del w:id="870" w:author="PR Preview" w:date="2026-01-01T00:00:00Z">
         <w:r>
           <w:rPr>
             <w:b/>
@@ -25664,7 +26067,7 @@
           <w:delText xml:space="preserve">Example 24 (Extending one unit vector to an orthonormal basis of</w:delText>
         </w:r>
       </w:del>
-      <w:del w:id="809" w:author="PR Preview" w:date="2026-01-01T00:00:00Z">
+      <w:del w:id="871" w:author="PR Preview" w:date="2026-01-01T00:00:00Z">
         <w:r>
           <w:rPr>
             <w:b/>
@@ -25691,7 +26094,7 @@
           </m:sup>
         </m:sSup>
       </m:oMath>
-      <w:del w:id="810" w:author="PR Preview" w:date="2026-01-01T00:00:00Z">
+      <w:del w:id="872" w:author="PR Preview" w:date="2026-01-01T00:00:00Z">
         <w:r>
           <w:rPr>
             <w:b/>
@@ -25700,42 +26103,42 @@
           <w:delText xml:space="preserve">)</w:delText>
         </w:r>
       </w:del>
-      <w:del w:id="811" w:author="PR Preview" w:date="2026-01-01T00:00:00Z">
+      <w:del w:id="873" w:author="PR Preview" w:date="2026-01-01T00:00:00Z">
         <w:r>
           <w:delText xml:space="preserve"> </w:delText>
         </w:r>
       </w:del>
-      <w:del w:id="812" w:author="PR Preview" w:date="2026-01-01T00:00:00Z">
+      <w:del w:id="874" w:author="PR Preview" w:date="2026-01-01T00:00:00Z">
         <w:r>
           <w:delText xml:space="preserve">Start from the unit vector</w:delText>
         </w:r>
       </w:del>
-      <w:del w:id="813" w:author="PR Preview" w:date="2026-01-01T00:00:00Z">
+      <w:del w:id="875" w:author="PR Preview" w:date="2026-01-01T00:00:00Z">
         <w:r>
           <w:delText xml:space="preserve"> </w:delText>
         </w:r>
       </w:del>
-      <w:del w:id="814" w:author="PR Preview" w:date="2026-01-01T00:00:00Z">
+      <w:del w:id="876" w:author="PR Preview" w:date="2026-01-01T00:00:00Z">
         <w:r>
           <w:delText xml:space="preserve">$\mathord{\smash[b]{\underset{\raise.3ex\hbox{$\scriptstyle\sim$}}{u}}\vphantom{u}}_1 = \tfrac{1}{\sqrt{2}}\,(1, 1, 0)$</w:delText>
         </w:r>
       </w:del>
-      <w:del w:id="815" w:author="PR Preview" w:date="2026-01-01T00:00:00Z">
+      <w:del w:id="877" w:author="PR Preview" w:date="2026-01-01T00:00:00Z">
         <w:r>
           <w:delText xml:space="preserve">.</w:delText>
         </w:r>
       </w:del>
-      <w:del w:id="816" w:author="PR Preview" w:date="2026-01-01T00:00:00Z">
+      <w:del w:id="878" w:author="PR Preview" w:date="2026-01-01T00:00:00Z">
         <w:r>
           <w:delText xml:space="preserve"> </w:delText>
         </w:r>
       </w:del>
-      <w:del w:id="817" w:author="PR Preview" w:date="2026-01-01T00:00:00Z">
+      <w:del w:id="879" w:author="PR Preview" w:date="2026-01-01T00:00:00Z">
         <w:r>
           <w:delText xml:space="preserve">Extend it to a basis of</w:delText>
         </w:r>
       </w:del>
-      <w:del w:id="818" w:author="PR Preview" w:date="2026-01-01T00:00:00Z">
+      <w:del w:id="880" w:author="PR Preview" w:date="2026-01-01T00:00:00Z">
         <w:r>
           <w:delText xml:space="preserve"> </w:delText>
         </w:r>
@@ -25758,23 +26161,23 @@
           </m:sup>
         </m:sSup>
       </m:oMath>
-      <w:del w:id="819" w:author="PR Preview" w:date="2026-01-01T00:00:00Z">
+      <w:del w:id="881" w:author="PR Preview" w:date="2026-01-01T00:00:00Z">
         <w:r>
           <w:delText xml:space="preserve"> </w:delText>
         </w:r>
       </w:del>
-      <w:del w:id="820" w:author="PR Preview" w:date="2026-01-01T00:00:00Z">
+      <w:del w:id="882" w:author="PR Preview" w:date="2026-01-01T00:00:00Z">
         <w:r>
           <w:delText xml:space="preserve">as in</w:delText>
         </w:r>
       </w:del>
-      <w:del w:id="821" w:author="PR Preview" w:date="2026-01-01T00:00:00Z">
+      <w:del w:id="883" w:author="PR Preview" w:date="2026-01-01T00:00:00Z">
         <w:r>
           <w:delText xml:space="preserve"> </w:delText>
         </w:r>
       </w:del>
-      <w:hyperlink r:id="rId96">
-        <w:del w:id="822" w:author="PR Preview" w:date="2026-01-01T00:00:00Z">
+      <w:hyperlink r:id="rId99">
+        <w:del w:id="884" w:author="PR Preview" w:date="2026-01-01T00:00:00Z">
           <w:r>
             <w:rPr>
               <w:rStyle w:val="Hyperlink"/>
@@ -25783,72 +26186,72 @@
           </w:r>
         </w:del>
       </w:hyperlink>
-      <w:del w:id="823" w:author="PR Preview" w:date="2026-01-01T00:00:00Z">
+      <w:del w:id="885" w:author="PR Preview" w:date="2026-01-01T00:00:00Z">
         <w:r>
           <w:delText xml:space="preserve">,</w:delText>
         </w:r>
       </w:del>
-      <w:del w:id="824" w:author="PR Preview" w:date="2026-01-01T00:00:00Z">
+      <w:del w:id="886" w:author="PR Preview" w:date="2026-01-01T00:00:00Z">
         <w:r>
           <w:delText xml:space="preserve"> </w:delText>
         </w:r>
       </w:del>
-      <w:del w:id="825" w:author="PR Preview" w:date="2026-01-01T00:00:00Z">
+      <w:del w:id="887" w:author="PR Preview" w:date="2026-01-01T00:00:00Z">
         <w:r>
           <w:delText xml:space="preserve">starting from the empty list:</w:delText>
         </w:r>
       </w:del>
-      <w:del w:id="826" w:author="PR Preview" w:date="2026-01-01T00:00:00Z">
+      <w:del w:id="888" w:author="PR Preview" w:date="2026-01-01T00:00:00Z">
         <w:r>
           <w:delText xml:space="preserve"> </w:delText>
         </w:r>
       </w:del>
-      <w:del w:id="827" w:author="PR Preview" w:date="2026-01-01T00:00:00Z">
+      <w:del w:id="889" w:author="PR Preview" w:date="2026-01-01T00:00:00Z">
         <w:r>
           <w:delText xml:space="preserve">$\mathord{\smash[b]{\underset{\raise.3ex\hbox{$\scriptstyle\sim$}}{u}}\vphantom{u}}_1$</w:delText>
         </w:r>
       </w:del>
-      <w:del w:id="828" w:author="PR Preview" w:date="2026-01-01T00:00:00Z">
+      <w:del w:id="890" w:author="PR Preview" w:date="2026-01-01T00:00:00Z">
         <w:r>
           <w:delText xml:space="preserve"> </w:delText>
         </w:r>
       </w:del>
-      <w:del w:id="829" w:author="PR Preview" w:date="2026-01-01T00:00:00Z">
+      <w:del w:id="891" w:author="PR Preview" w:date="2026-01-01T00:00:00Z">
         <w:r>
           <w:delText xml:space="preserve">is not in the span of the empty list,</w:delText>
         </w:r>
       </w:del>
-      <w:del w:id="830" w:author="PR Preview" w:date="2026-01-01T00:00:00Z">
+      <w:del w:id="892" w:author="PR Preview" w:date="2026-01-01T00:00:00Z">
         <w:r>
           <w:delText xml:space="preserve"> </w:delText>
         </w:r>
       </w:del>
-      <w:del w:id="831" w:author="PR Preview" w:date="2026-01-01T00:00:00Z">
+      <w:del w:id="893" w:author="PR Preview" w:date="2026-01-01T00:00:00Z">
         <w:r>
           <w:delText xml:space="preserve">$\mathopen{}\left\{\mathord{\smash[b]{\underset{\raise.3ex\hbox{$\scriptstyle\sim$}}{0}}\vphantom{0}}\right\}\mathclose{}$</w:delText>
         </w:r>
       </w:del>
-      <w:del w:id="832" w:author="PR Preview" w:date="2026-01-01T00:00:00Z">
+      <w:del w:id="894" w:author="PR Preview" w:date="2026-01-01T00:00:00Z">
         <w:r>
           <w:delText xml:space="preserve">, because</w:delText>
         </w:r>
       </w:del>
-      <w:del w:id="833" w:author="PR Preview" w:date="2026-01-01T00:00:00Z">
+      <w:del w:id="895" w:author="PR Preview" w:date="2026-01-01T00:00:00Z">
         <w:r>
           <w:delText xml:space="preserve"> </w:delText>
         </w:r>
       </w:del>
-      <w:del w:id="834" w:author="PR Preview" w:date="2026-01-01T00:00:00Z">
+      <w:del w:id="896" w:author="PR Preview" w:date="2026-01-01T00:00:00Z">
         <w:r>
           <w:delText xml:space="preserve">$\mathopen{}\left\lVert\mathord{\smash[b]{\underset{\raise.3ex\hbox{$\scriptstyle\sim$}}{u}}\vphantom{u}}_1\right\rVert\mathclose{} = 1$</w:delText>
         </w:r>
       </w:del>
-      <w:del w:id="835" w:author="PR Preview" w:date="2026-01-01T00:00:00Z">
+      <w:del w:id="897" w:author="PR Preview" w:date="2026-01-01T00:00:00Z">
         <w:r>
           <w:delText xml:space="preserve">;</w:delText>
         </w:r>
       </w:del>
-      <w:del w:id="836" w:author="PR Preview" w:date="2026-01-01T00:00:00Z">
+      <w:del w:id="898" w:author="PR Preview" w:date="2026-01-01T00:00:00Z">
         <w:r>
           <w:delText xml:space="preserve"> </w:delText>
         </w:r>
@@ -25888,72 +26291,72 @@
           <m:t>)</m:t>
         </m:r>
       </m:oMath>
-      <w:del w:id="837" w:author="PR Preview" w:date="2026-01-01T00:00:00Z">
+      <w:del w:id="899" w:author="PR Preview" w:date="2026-01-01T00:00:00Z">
         <w:r>
           <w:delText xml:space="preserve"> </w:delText>
         </w:r>
       </w:del>
-      <w:del w:id="838" w:author="PR Preview" w:date="2026-01-01T00:00:00Z">
+      <w:del w:id="900" w:author="PR Preview" w:date="2026-01-01T00:00:00Z">
         <w:r>
           <w:delText xml:space="preserve">is not in</w:delText>
         </w:r>
       </w:del>
-      <w:del w:id="839" w:author="PR Preview" w:date="2026-01-01T00:00:00Z">
+      <w:del w:id="901" w:author="PR Preview" w:date="2026-01-01T00:00:00Z">
         <w:r>
           <w:delText xml:space="preserve"> </w:delText>
         </w:r>
       </w:del>
-      <w:del w:id="840" w:author="PR Preview" w:date="2026-01-01T00:00:00Z">
+      <w:del w:id="902" w:author="PR Preview" w:date="2026-01-01T00:00:00Z">
         <w:r>
           <w:delText xml:space="preserve">$\operatorname{span}\mathopen{}\left\{\mathord{\smash[b]{\underset{\raise.3ex\hbox{$\scriptstyle\sim$}}{u}}\vphantom{u}}_1\right\}\mathclose{}$</w:delText>
         </w:r>
       </w:del>
-      <w:del w:id="841" w:author="PR Preview" w:date="2026-01-01T00:00:00Z">
+      <w:del w:id="903" w:author="PR Preview" w:date="2026-01-01T00:00:00Z">
         <w:r>
           <w:delText xml:space="preserve">,</w:delText>
         </w:r>
       </w:del>
-      <w:del w:id="842" w:author="PR Preview" w:date="2026-01-01T00:00:00Z">
+      <w:del w:id="904" w:author="PR Preview" w:date="2026-01-01T00:00:00Z">
         <w:r>
           <w:delText xml:space="preserve"> </w:delText>
         </w:r>
       </w:del>
-      <w:del w:id="843" w:author="PR Preview" w:date="2026-01-01T00:00:00Z">
+      <w:del w:id="905" w:author="PR Preview" w:date="2026-01-01T00:00:00Z">
         <w:r>
           <w:delText xml:space="preserve">because every multiple of</w:delText>
         </w:r>
       </w:del>
-      <w:del w:id="844" w:author="PR Preview" w:date="2026-01-01T00:00:00Z">
+      <w:del w:id="906" w:author="PR Preview" w:date="2026-01-01T00:00:00Z">
         <w:r>
           <w:delText xml:space="preserve"> </w:delText>
         </w:r>
       </w:del>
-      <w:del w:id="845" w:author="PR Preview" w:date="2026-01-01T00:00:00Z">
+      <w:del w:id="907" w:author="PR Preview" w:date="2026-01-01T00:00:00Z">
         <w:r>
           <w:delText xml:space="preserve">$\mathord{\smash[b]{\underset{\raise.3ex\hbox{$\scriptstyle\sim$}}{u}}\vphantom{u}}_1$</w:delText>
         </w:r>
       </w:del>
-      <w:del w:id="846" w:author="PR Preview" w:date="2026-01-01T00:00:00Z">
+      <w:del w:id="908" w:author="PR Preview" w:date="2026-01-01T00:00:00Z">
         <w:r>
           <w:delText xml:space="preserve"> </w:delText>
         </w:r>
       </w:del>
-      <w:del w:id="847" w:author="PR Preview" w:date="2026-01-01T00:00:00Z">
+      <w:del w:id="909" w:author="PR Preview" w:date="2026-01-01T00:00:00Z">
         <w:r>
           <w:delText xml:space="preserve">has equal first and second entries,</w:delText>
         </w:r>
       </w:del>
-      <w:del w:id="848" w:author="PR Preview" w:date="2026-01-01T00:00:00Z">
+      <w:del w:id="910" w:author="PR Preview" w:date="2026-01-01T00:00:00Z">
         <w:r>
           <w:delText xml:space="preserve"> </w:delText>
         </w:r>
       </w:del>
-      <w:del w:id="849" w:author="PR Preview" w:date="2026-01-01T00:00:00Z">
+      <w:del w:id="911" w:author="PR Preview" w:date="2026-01-01T00:00:00Z">
         <w:r>
           <w:delText xml:space="preserve">and</w:delText>
         </w:r>
       </w:del>
-      <w:del w:id="850" w:author="PR Preview" w:date="2026-01-01T00:00:00Z">
+      <w:del w:id="912" w:author="PR Preview" w:date="2026-01-01T00:00:00Z">
         <w:r>
           <w:delText xml:space="preserve"> </w:delText>
         </w:r>
@@ -25993,42 +26396,42 @@
           <m:t>)</m:t>
         </m:r>
       </m:oMath>
-      <w:del w:id="851" w:author="PR Preview" w:date="2026-01-01T00:00:00Z">
+      <w:del w:id="913" w:author="PR Preview" w:date="2026-01-01T00:00:00Z">
         <w:r>
           <w:delText xml:space="preserve"> </w:delText>
         </w:r>
       </w:del>
-      <w:del w:id="852" w:author="PR Preview" w:date="2026-01-01T00:00:00Z">
+      <w:del w:id="914" w:author="PR Preview" w:date="2026-01-01T00:00:00Z">
         <w:r>
           <w:delText xml:space="preserve">is not in</w:delText>
         </w:r>
       </w:del>
-      <w:del w:id="853" w:author="PR Preview" w:date="2026-01-01T00:00:00Z">
+      <w:del w:id="915" w:author="PR Preview" w:date="2026-01-01T00:00:00Z">
         <w:r>
           <w:delText xml:space="preserve"> </w:delText>
         </w:r>
       </w:del>
-      <w:del w:id="854" w:author="PR Preview" w:date="2026-01-01T00:00:00Z">
+      <w:del w:id="916" w:author="PR Preview" w:date="2026-01-01T00:00:00Z">
         <w:r>
           <w:delText xml:space="preserve">$\operatorname{span}\mathopen{}\left\{\mathord{\smash[b]{\underset{\raise.3ex\hbox{$\scriptstyle\sim$}}{u}}\vphantom{u}}_1, (1, 0, 0)\right\}\mathclose{}$</w:delText>
         </w:r>
       </w:del>
-      <w:del w:id="855" w:author="PR Preview" w:date="2026-01-01T00:00:00Z">
+      <w:del w:id="917" w:author="PR Preview" w:date="2026-01-01T00:00:00Z">
         <w:r>
           <w:delText xml:space="preserve">,</w:delText>
         </w:r>
       </w:del>
-      <w:del w:id="856" w:author="PR Preview" w:date="2026-01-01T00:00:00Z">
+      <w:del w:id="918" w:author="PR Preview" w:date="2026-01-01T00:00:00Z">
         <w:r>
           <w:delText xml:space="preserve"> </w:delText>
         </w:r>
       </w:del>
-      <w:del w:id="857" w:author="PR Preview" w:date="2026-01-01T00:00:00Z">
+      <w:del w:id="919" w:author="PR Preview" w:date="2026-01-01T00:00:00Z">
         <w:r>
           <w:delText xml:space="preserve">because every combination of those two vectors has third entry</w:delText>
         </w:r>
       </w:del>
-      <w:del w:id="858" w:author="PR Preview" w:date="2026-01-01T00:00:00Z">
+      <w:del w:id="920" w:author="PR Preview" w:date="2026-01-01T00:00:00Z">
         <w:r>
           <w:delText xml:space="preserve"> </w:delText>
         </w:r>
@@ -26038,43 +26441,43 @@
           <m:t>0</m:t>
         </m:r>
       </m:oMath>
-      <w:del w:id="859" w:author="PR Preview" w:date="2026-01-01T00:00:00Z">
+      <w:del w:id="921" w:author="PR Preview" w:date="2026-01-01T00:00:00Z">
         <w:r>
           <w:delText xml:space="preserve">.</w:delText>
         </w:r>
       </w:del>
-      <w:del w:id="860" w:author="PR Preview" w:date="2026-01-01T00:00:00Z">
+      <w:del w:id="922" w:author="PR Preview" w:date="2026-01-01T00:00:00Z">
         <w:r>
           <w:delText xml:space="preserve"> </w:delText>
         </w:r>
       </w:del>
-      <w:del w:id="861" w:author="PR Preview" w:date="2026-01-01T00:00:00Z">
+      <w:del w:id="923" w:author="PR Preview" w:date="2026-01-01T00:00:00Z">
         <w:r>
           <w:delText xml:space="preserve">So</w:delText>
         </w:r>
       </w:del>
-      <w:del w:id="862" w:author="PR Preview" w:date="2026-01-01T00:00:00Z">
+      <w:del w:id="924" w:author="PR Preview" w:date="2026-01-01T00:00:00Z">
         <w:r>
           <w:delText xml:space="preserve"> </w:delText>
         </w:r>
       </w:del>
-      <w:del w:id="863" w:author="PR Preview" w:date="2026-01-01T00:00:00Z">
+      <w:del w:id="925" w:author="PR Preview" w:date="2026-01-01T00:00:00Z">
         <w:r>
           <w:delText xml:space="preserve">$\mathord{\smash[b]{\underset{\raise.3ex\hbox{$\scriptstyle\sim$}}{u}}\vphantom{u}}_1, (1, 0, 0), (0, 0, 1)$</w:delText>
         </w:r>
       </w:del>
-      <w:del w:id="864" w:author="PR Preview" w:date="2026-01-01T00:00:00Z">
+      <w:del w:id="926" w:author="PR Preview" w:date="2026-01-01T00:00:00Z">
         <w:r>
           <w:delText xml:space="preserve"> </w:delText>
         </w:r>
       </w:del>
-      <w:del w:id="865" w:author="PR Preview" w:date="2026-01-01T00:00:00Z">
+      <w:del w:id="927" w:author="PR Preview" w:date="2026-01-01T00:00:00Z">
         <w:r>
           <w:delText xml:space="preserve">are linearly independent (</w:delText>
         </w:r>
       </w:del>
-      <w:hyperlink r:id="rId92">
-        <w:del w:id="866" w:author="PR Preview" w:date="2026-01-01T00:00:00Z">
+      <w:hyperlink r:id="rId95">
+        <w:del w:id="928" w:author="PR Preview" w:date="2026-01-01T00:00:00Z">
           <w:r>
             <w:rPr>
               <w:rStyle w:val="Hyperlink"/>
@@ -26083,22 +26486,22 @@
           </w:r>
         </w:del>
       </w:hyperlink>
-      <w:del w:id="867" w:author="PR Preview" w:date="2026-01-01T00:00:00Z">
+      <w:del w:id="929" w:author="PR Preview" w:date="2026-01-01T00:00:00Z">
         <w:r>
           <w:delText xml:space="preserve">),</w:delText>
         </w:r>
       </w:del>
-      <w:del w:id="868" w:author="PR Preview" w:date="2026-01-01T00:00:00Z">
+      <w:del w:id="930" w:author="PR Preview" w:date="2026-01-01T00:00:00Z">
         <w:r>
           <w:delText xml:space="preserve"> </w:delText>
         </w:r>
       </w:del>
-      <w:del w:id="869" w:author="PR Preview" w:date="2026-01-01T00:00:00Z">
+      <w:del w:id="931" w:author="PR Preview" w:date="2026-01-01T00:00:00Z">
         <w:r>
           <w:delText xml:space="preserve">and three linearly independent vectors in</w:delText>
         </w:r>
       </w:del>
-      <w:del w:id="870" w:author="PR Preview" w:date="2026-01-01T00:00:00Z">
+      <w:del w:id="932" w:author="PR Preview" w:date="2026-01-01T00:00:00Z">
         <w:r>
           <w:delText xml:space="preserve"> </w:delText>
         </w:r>
@@ -26121,27 +26524,27 @@
           </m:sup>
         </m:sSup>
       </m:oMath>
-      <w:del w:id="871" w:author="PR Preview" w:date="2026-01-01T00:00:00Z">
+      <w:del w:id="933" w:author="PR Preview" w:date="2026-01-01T00:00:00Z">
         <w:r>
           <w:delText xml:space="preserve"> </w:delText>
         </w:r>
       </w:del>
-      <w:del w:id="872" w:author="PR Preview" w:date="2026-01-01T00:00:00Z">
+      <w:del w:id="934" w:author="PR Preview" w:date="2026-01-01T00:00:00Z">
         <w:r>
           <w:delText xml:space="preserve">are a basis of it</w:delText>
         </w:r>
       </w:del>
-      <w:del w:id="873" w:author="PR Preview" w:date="2026-01-01T00:00:00Z">
+      <w:del w:id="935" w:author="PR Preview" w:date="2026-01-01T00:00:00Z">
         <w:r>
           <w:delText xml:space="preserve"> </w:delText>
         </w:r>
       </w:del>
-      <w:del w:id="874" w:author="PR Preview" w:date="2026-01-01T00:00:00Z">
+      <w:del w:id="936" w:author="PR Preview" w:date="2026-01-01T00:00:00Z">
         <w:r>
           <w:delText xml:space="preserve">(they are a basis of their span, which has dimension</w:delText>
         </w:r>
       </w:del>
-      <w:del w:id="875" w:author="PR Preview" w:date="2026-01-01T00:00:00Z">
+      <w:del w:id="937" w:author="PR Preview" w:date="2026-01-01T00:00:00Z">
         <w:r>
           <w:delText xml:space="preserve"> </w:delText>
         </w:r>
@@ -26151,18 +26554,18 @@
           <m:t>3</m:t>
         </m:r>
       </m:oMath>
-      <w:del w:id="876" w:author="PR Preview" w:date="2026-01-01T00:00:00Z">
+      <w:del w:id="938" w:author="PR Preview" w:date="2026-01-01T00:00:00Z">
         <w:r>
           <w:delText xml:space="preserve"> </w:delText>
         </w:r>
       </w:del>
-      <w:del w:id="877" w:author="PR Preview" w:date="2026-01-01T00:00:00Z">
+      <w:del w:id="939" w:author="PR Preview" w:date="2026-01-01T00:00:00Z">
         <w:r>
           <w:delText xml:space="preserve">(</w:delText>
         </w:r>
       </w:del>
-      <w:hyperlink r:id="rId77">
-        <w:del w:id="878" w:author="PR Preview" w:date="2026-01-01T00:00:00Z">
+      <w:hyperlink r:id="rId80">
+        <w:del w:id="940" w:author="PR Preview" w:date="2026-01-01T00:00:00Z">
           <w:r>
             <w:rPr>
               <w:rStyle w:val="Hyperlink"/>
@@ -26171,22 +26574,22 @@
           </w:r>
         </w:del>
       </w:hyperlink>
-      <w:del w:id="879" w:author="PR Preview" w:date="2026-01-01T00:00:00Z">
+      <w:del w:id="941" w:author="PR Preview" w:date="2026-01-01T00:00:00Z">
         <w:r>
           <w:delText xml:space="preserve">)</w:delText>
         </w:r>
       </w:del>
-      <w:del w:id="880" w:author="PR Preview" w:date="2026-01-01T00:00:00Z">
+      <w:del w:id="942" w:author="PR Preview" w:date="2026-01-01T00:00:00Z">
         <w:r>
           <w:delText xml:space="preserve"> </w:delText>
         </w:r>
       </w:del>
-      <w:del w:id="881" w:author="PR Preview" w:date="2026-01-01T00:00:00Z">
+      <w:del w:id="943" w:author="PR Preview" w:date="2026-01-01T00:00:00Z">
         <w:r>
           <w:delText xml:space="preserve">and so is</w:delText>
         </w:r>
       </w:del>
-      <w:del w:id="882" w:author="PR Preview" w:date="2026-01-01T00:00:00Z">
+      <w:del w:id="944" w:author="PR Preview" w:date="2026-01-01T00:00:00Z">
         <w:r>
           <w:delText xml:space="preserve"> </w:delText>
         </w:r>
@@ -26209,18 +26612,18 @@
           </m:sup>
         </m:sSup>
       </m:oMath>
-      <w:del w:id="883" w:author="PR Preview" w:date="2026-01-01T00:00:00Z">
+      <w:del w:id="945" w:author="PR Preview" w:date="2026-01-01T00:00:00Z">
         <w:r>
           <w:delText xml:space="preserve"> </w:delText>
         </w:r>
       </w:del>
-      <w:del w:id="884" w:author="PR Preview" w:date="2026-01-01T00:00:00Z">
+      <w:del w:id="946" w:author="PR Preview" w:date="2026-01-01T00:00:00Z">
         <w:r>
           <w:delText xml:space="preserve">(</w:delText>
         </w:r>
       </w:del>
-      <w:hyperlink r:id="rId78">
-        <w:del w:id="885" w:author="PR Preview" w:date="2026-01-01T00:00:00Z">
+      <w:hyperlink r:id="rId81">
+        <w:del w:id="947" w:author="PR Preview" w:date="2026-01-01T00:00:00Z">
           <w:r>
             <w:rPr>
               <w:rStyle w:val="Hyperlink"/>
@@ -26229,18 +26632,18 @@
           </w:r>
         </w:del>
       </w:hyperlink>
-      <w:del w:id="886" w:author="PR Preview" w:date="2026-01-01T00:00:00Z">
+      <w:del w:id="948" w:author="PR Preview" w:date="2026-01-01T00:00:00Z">
         <w:r>
           <w:delText xml:space="preserve">,</w:delText>
         </w:r>
       </w:del>
-      <w:del w:id="887" w:author="PR Preview" w:date="2026-01-01T00:00:00Z">
+      <w:del w:id="949" w:author="PR Preview" w:date="2026-01-01T00:00:00Z">
         <w:r>
           <w:delText xml:space="preserve"> </w:delText>
         </w:r>
       </w:del>
-      <w:hyperlink r:id="rId76">
-        <w:del w:id="888" w:author="PR Preview" w:date="2026-01-01T00:00:00Z">
+      <w:hyperlink r:id="rId79">
+        <w:del w:id="950" w:author="PR Preview" w:date="2026-01-01T00:00:00Z">
           <w:r>
             <w:rPr>
               <w:rStyle w:val="Hyperlink"/>
@@ -26249,32 +26652,32 @@
           </w:r>
         </w:del>
       </w:hyperlink>
-      <w:del w:id="889" w:author="PR Preview" w:date="2026-01-01T00:00:00Z">
+      <w:del w:id="951" w:author="PR Preview" w:date="2026-01-01T00:00:00Z">
         <w:r>
           <w:delText xml:space="preserve">)).</w:delText>
         </w:r>
       </w:del>
-      <w:del w:id="890" w:author="PR Preview" w:date="2026-01-01T00:00:00Z">
+      <w:del w:id="952" w:author="PR Preview" w:date="2026-01-01T00:00:00Z">
         <w:r>
           <w:delText xml:space="preserve"> </w:delText>
         </w:r>
       </w:del>
-      <w:del w:id="891" w:author="PR Preview" w:date="2026-01-01T00:00:00Z">
+      <w:del w:id="953" w:author="PR Preview" w:date="2026-01-01T00:00:00Z">
         <w:r>
           <w:delText xml:space="preserve">Gram-Schmidt on</w:delText>
         </w:r>
       </w:del>
-      <w:del w:id="892" w:author="PR Preview" w:date="2026-01-01T00:00:00Z">
+      <w:del w:id="954" w:author="PR Preview" w:date="2026-01-01T00:00:00Z">
         <w:r>
           <w:delText xml:space="preserve"> </w:delText>
         </w:r>
       </w:del>
-      <w:del w:id="893" w:author="PR Preview" w:date="2026-01-01T00:00:00Z">
+      <w:del w:id="955" w:author="PR Preview" w:date="2026-01-01T00:00:00Z">
         <w:r>
           <w:delText xml:space="preserve">$\mathord{\smash[b]{\underset{\raise.3ex\hbox{$\scriptstyle\sim$}}{u}}\vphantom{u}}_1, (1, 0, 0), (0, 0, 1)$</w:delText>
         </w:r>
       </w:del>
-      <w:del w:id="894" w:author="PR Preview" w:date="2026-01-01T00:00:00Z">
+      <w:del w:id="956" w:author="PR Preview" w:date="2026-01-01T00:00:00Z">
         <w:r>
           <w:delText xml:space="preserve">:</w:delText>
         </w:r>
@@ -26284,7 +26687,7 @@
       <w:pPr>
         <w:pStyle w:val="BodyText"/>
       </w:pPr>
-      <w:ins w:id="895" w:author="PR Preview" w:date="2026-01-01T00:00:00Z">
+      <w:ins w:id="957" w:author="PR Preview" w:date="2026-01-01T00:00:00Z">
         <w:r>
           <w:rPr>
             <w:b/>
@@ -26293,7 +26696,7 @@
           <w:t xml:space="preserve">Example 25 (Extending one unit vector to an orthonormal basis of</w:t>
         </w:r>
       </w:ins>
-      <w:ins w:id="896" w:author="PR Preview" w:date="2026-01-01T00:00:00Z">
+      <w:ins w:id="958" w:author="PR Preview" w:date="2026-01-01T00:00:00Z">
         <w:r>
           <w:rPr>
             <w:b/>
@@ -26320,7 +26723,7 @@
           </m:sup>
         </m:sSup>
       </m:oMath>
-      <w:ins w:id="897" w:author="PR Preview" w:date="2026-01-01T00:00:00Z">
+      <w:ins w:id="959" w:author="PR Preview" w:date="2026-01-01T00:00:00Z">
         <w:r>
           <w:rPr>
             <w:b/>
@@ -26329,42 +26732,42 @@
           <w:t xml:space="preserve">)</w:t>
         </w:r>
       </w:ins>
-      <w:ins w:id="898" w:author="PR Preview" w:date="2026-01-01T00:00:00Z">
+      <w:ins w:id="960" w:author="PR Preview" w:date="2026-01-01T00:00:00Z">
         <w:r>
           <w:t xml:space="preserve"> </w:t>
         </w:r>
       </w:ins>
-      <w:ins w:id="899" w:author="PR Preview" w:date="2026-01-01T00:00:00Z">
+      <w:ins w:id="961" w:author="PR Preview" w:date="2026-01-01T00:00:00Z">
         <w:r>
           <w:t xml:space="preserve">Start from the unit vector</w:t>
         </w:r>
       </w:ins>
-      <w:ins w:id="900" w:author="PR Preview" w:date="2026-01-01T00:00:00Z">
+      <w:ins w:id="962" w:author="PR Preview" w:date="2026-01-01T00:00:00Z">
         <w:r>
           <w:t xml:space="preserve"> </w:t>
         </w:r>
       </w:ins>
-      <w:ins w:id="901" w:author="PR Preview" w:date="2026-01-01T00:00:00Z">
+      <w:ins w:id="963" w:author="PR Preview" w:date="2026-01-01T00:00:00Z">
         <w:r>
           <w:t xml:space="preserve">$\mathord{\smash[b]{\underset{\raise.3ex\hbox{$\scriptstyle\sim$}}{u}}\vphantom{u}}_1 = \tfrac{1}{\sqrt{2}}\,(1, 1, 0)$</w:t>
         </w:r>
       </w:ins>
-      <w:ins w:id="902" w:author="PR Preview" w:date="2026-01-01T00:00:00Z">
+      <w:ins w:id="964" w:author="PR Preview" w:date="2026-01-01T00:00:00Z">
         <w:r>
           <w:t xml:space="preserve">.</w:t>
         </w:r>
       </w:ins>
-      <w:ins w:id="903" w:author="PR Preview" w:date="2026-01-01T00:00:00Z">
+      <w:ins w:id="965" w:author="PR Preview" w:date="2026-01-01T00:00:00Z">
         <w:r>
           <w:t xml:space="preserve"> </w:t>
         </w:r>
       </w:ins>
-      <w:ins w:id="904" w:author="PR Preview" w:date="2026-01-01T00:00:00Z">
+      <w:ins w:id="966" w:author="PR Preview" w:date="2026-01-01T00:00:00Z">
         <w:r>
           <w:t xml:space="preserve">Extend it to a basis of</w:t>
         </w:r>
       </w:ins>
-      <w:ins w:id="905" w:author="PR Preview" w:date="2026-01-01T00:00:00Z">
+      <w:ins w:id="967" w:author="PR Preview" w:date="2026-01-01T00:00:00Z">
         <w:r>
           <w:t xml:space="preserve"> </w:t>
         </w:r>
@@ -26387,23 +26790,23 @@
           </m:sup>
         </m:sSup>
       </m:oMath>
-      <w:ins w:id="906" w:author="PR Preview" w:date="2026-01-01T00:00:00Z">
+      <w:ins w:id="968" w:author="PR Preview" w:date="2026-01-01T00:00:00Z">
         <w:r>
           <w:t xml:space="preserve"> </w:t>
         </w:r>
       </w:ins>
-      <w:ins w:id="907" w:author="PR Preview" w:date="2026-01-01T00:00:00Z">
+      <w:ins w:id="969" w:author="PR Preview" w:date="2026-01-01T00:00:00Z">
         <w:r>
           <w:t xml:space="preserve">as in</w:t>
         </w:r>
       </w:ins>
-      <w:ins w:id="908" w:author="PR Preview" w:date="2026-01-01T00:00:00Z">
+      <w:ins w:id="970" w:author="PR Preview" w:date="2026-01-01T00:00:00Z">
         <w:r>
           <w:t xml:space="preserve"> </w:t>
         </w:r>
       </w:ins>
-      <w:hyperlink r:id="rId96">
-        <w:ins w:id="909" w:author="PR Preview" w:date="2026-01-01T00:00:00Z">
+      <w:hyperlink r:id="rId99">
+        <w:ins w:id="971" w:author="PR Preview" w:date="2026-01-01T00:00:00Z">
           <w:r>
             <w:rPr>
               <w:rStyle w:val="Hyperlink"/>
@@ -26412,72 +26815,72 @@
           </w:r>
         </w:ins>
       </w:hyperlink>
-      <w:ins w:id="910" w:author="PR Preview" w:date="2026-01-01T00:00:00Z">
+      <w:ins w:id="972" w:author="PR Preview" w:date="2026-01-01T00:00:00Z">
         <w:r>
           <w:t xml:space="preserve">,</w:t>
         </w:r>
       </w:ins>
-      <w:ins w:id="911" w:author="PR Preview" w:date="2026-01-01T00:00:00Z">
+      <w:ins w:id="973" w:author="PR Preview" w:date="2026-01-01T00:00:00Z">
         <w:r>
           <w:t xml:space="preserve"> </w:t>
         </w:r>
       </w:ins>
-      <w:ins w:id="912" w:author="PR Preview" w:date="2026-01-01T00:00:00Z">
+      <w:ins w:id="974" w:author="PR Preview" w:date="2026-01-01T00:00:00Z">
         <w:r>
           <w:t xml:space="preserve">starting from the empty list:</w:t>
         </w:r>
       </w:ins>
-      <w:ins w:id="913" w:author="PR Preview" w:date="2026-01-01T00:00:00Z">
+      <w:ins w:id="975" w:author="PR Preview" w:date="2026-01-01T00:00:00Z">
         <w:r>
           <w:t xml:space="preserve"> </w:t>
         </w:r>
       </w:ins>
-      <w:ins w:id="914" w:author="PR Preview" w:date="2026-01-01T00:00:00Z">
+      <w:ins w:id="976" w:author="PR Preview" w:date="2026-01-01T00:00:00Z">
         <w:r>
           <w:t xml:space="preserve">$\mathord{\smash[b]{\underset{\raise.3ex\hbox{$\scriptstyle\sim$}}{u}}\vphantom{u}}_1$</w:t>
         </w:r>
       </w:ins>
-      <w:ins w:id="915" w:author="PR Preview" w:date="2026-01-01T00:00:00Z">
+      <w:ins w:id="977" w:author="PR Preview" w:date="2026-01-01T00:00:00Z">
         <w:r>
           <w:t xml:space="preserve"> </w:t>
         </w:r>
       </w:ins>
-      <w:ins w:id="916" w:author="PR Preview" w:date="2026-01-01T00:00:00Z">
+      <w:ins w:id="978" w:author="PR Preview" w:date="2026-01-01T00:00:00Z">
         <w:r>
           <w:t xml:space="preserve">is not in the span of the empty list,</w:t>
         </w:r>
       </w:ins>
-      <w:ins w:id="917" w:author="PR Preview" w:date="2026-01-01T00:00:00Z">
+      <w:ins w:id="979" w:author="PR Preview" w:date="2026-01-01T00:00:00Z">
         <w:r>
           <w:t xml:space="preserve"> </w:t>
         </w:r>
       </w:ins>
-      <w:ins w:id="918" w:author="PR Preview" w:date="2026-01-01T00:00:00Z">
+      <w:ins w:id="980" w:author="PR Preview" w:date="2026-01-01T00:00:00Z">
         <w:r>
           <w:t xml:space="preserve">$\mathopen{}\left\{\mathord{\smash[b]{\underset{\raise.3ex\hbox{$\scriptstyle\sim$}}{0}}\vphantom{0}}\right\}\mathclose{}$</w:t>
         </w:r>
       </w:ins>
-      <w:ins w:id="919" w:author="PR Preview" w:date="2026-01-01T00:00:00Z">
+      <w:ins w:id="981" w:author="PR Preview" w:date="2026-01-01T00:00:00Z">
         <w:r>
           <w:t xml:space="preserve">, because</w:t>
         </w:r>
       </w:ins>
-      <w:ins w:id="920" w:author="PR Preview" w:date="2026-01-01T00:00:00Z">
+      <w:ins w:id="982" w:author="PR Preview" w:date="2026-01-01T00:00:00Z">
         <w:r>
           <w:t xml:space="preserve"> </w:t>
         </w:r>
       </w:ins>
-      <w:ins w:id="921" w:author="PR Preview" w:date="2026-01-01T00:00:00Z">
+      <w:ins w:id="983" w:author="PR Preview" w:date="2026-01-01T00:00:00Z">
         <w:r>
           <w:t xml:space="preserve">$\mathopen{}\left\lVert\mathord{\smash[b]{\underset{\raise.3ex\hbox{$\scriptstyle\sim$}}{u}}\vphantom{u}}_1\right\rVert\mathclose{} = 1$</w:t>
         </w:r>
       </w:ins>
-      <w:ins w:id="922" w:author="PR Preview" w:date="2026-01-01T00:00:00Z">
+      <w:ins w:id="984" w:author="PR Preview" w:date="2026-01-01T00:00:00Z">
         <w:r>
           <w:t xml:space="preserve">;</w:t>
         </w:r>
       </w:ins>
-      <w:ins w:id="923" w:author="PR Preview" w:date="2026-01-01T00:00:00Z">
+      <w:ins w:id="985" w:author="PR Preview" w:date="2026-01-01T00:00:00Z">
         <w:r>
           <w:t xml:space="preserve"> </w:t>
         </w:r>
@@ -26517,72 +26920,72 @@
           <m:t>)</m:t>
         </m:r>
       </m:oMath>
-      <w:ins w:id="924" w:author="PR Preview" w:date="2026-01-01T00:00:00Z">
+      <w:ins w:id="986" w:author="PR Preview" w:date="2026-01-01T00:00:00Z">
         <w:r>
           <w:t xml:space="preserve"> </w:t>
         </w:r>
       </w:ins>
-      <w:ins w:id="925" w:author="PR Preview" w:date="2026-01-01T00:00:00Z">
+      <w:ins w:id="987" w:author="PR Preview" w:date="2026-01-01T00:00:00Z">
         <w:r>
           <w:t xml:space="preserve">is not in</w:t>
         </w:r>
       </w:ins>
-      <w:ins w:id="926" w:author="PR Preview" w:date="2026-01-01T00:00:00Z">
+      <w:ins w:id="988" w:author="PR Preview" w:date="2026-01-01T00:00:00Z">
         <w:r>
           <w:t xml:space="preserve"> </w:t>
         </w:r>
       </w:ins>
-      <w:ins w:id="927" w:author="PR Preview" w:date="2026-01-01T00:00:00Z">
+      <w:ins w:id="989" w:author="PR Preview" w:date="2026-01-01T00:00:00Z">
         <w:r>
           <w:t xml:space="preserve">$\operatorname{span}\mathopen{}\left\{\mathord{\smash[b]{\underset{\raise.3ex\hbox{$\scriptstyle\sim$}}{u}}\vphantom{u}}_1\right\}\mathclose{}$</w:t>
         </w:r>
       </w:ins>
-      <w:ins w:id="928" w:author="PR Preview" w:date="2026-01-01T00:00:00Z">
+      <w:ins w:id="990" w:author="PR Preview" w:date="2026-01-01T00:00:00Z">
         <w:r>
           <w:t xml:space="preserve">,</w:t>
         </w:r>
       </w:ins>
-      <w:ins w:id="929" w:author="PR Preview" w:date="2026-01-01T00:00:00Z">
+      <w:ins w:id="991" w:author="PR Preview" w:date="2026-01-01T00:00:00Z">
         <w:r>
           <w:t xml:space="preserve"> </w:t>
         </w:r>
       </w:ins>
-      <w:ins w:id="930" w:author="PR Preview" w:date="2026-01-01T00:00:00Z">
+      <w:ins w:id="992" w:author="PR Preview" w:date="2026-01-01T00:00:00Z">
         <w:r>
           <w:t xml:space="preserve">because every multiple of</w:t>
         </w:r>
       </w:ins>
-      <w:ins w:id="931" w:author="PR Preview" w:date="2026-01-01T00:00:00Z">
+      <w:ins w:id="993" w:author="PR Preview" w:date="2026-01-01T00:00:00Z">
         <w:r>
           <w:t xml:space="preserve"> </w:t>
         </w:r>
       </w:ins>
-      <w:ins w:id="932" w:author="PR Preview" w:date="2026-01-01T00:00:00Z">
+      <w:ins w:id="994" w:author="PR Preview" w:date="2026-01-01T00:00:00Z">
         <w:r>
           <w:t xml:space="preserve">$\mathord{\smash[b]{\underset{\raise.3ex\hbox{$\scriptstyle\sim$}}{u}}\vphantom{u}}_1$</w:t>
         </w:r>
       </w:ins>
-      <w:ins w:id="933" w:author="PR Preview" w:date="2026-01-01T00:00:00Z">
+      <w:ins w:id="995" w:author="PR Preview" w:date="2026-01-01T00:00:00Z">
         <w:r>
           <w:t xml:space="preserve"> </w:t>
         </w:r>
       </w:ins>
-      <w:ins w:id="934" w:author="PR Preview" w:date="2026-01-01T00:00:00Z">
+      <w:ins w:id="996" w:author="PR Preview" w:date="2026-01-01T00:00:00Z">
         <w:r>
           <w:t xml:space="preserve">has equal first and second entries,</w:t>
         </w:r>
       </w:ins>
-      <w:ins w:id="935" w:author="PR Preview" w:date="2026-01-01T00:00:00Z">
+      <w:ins w:id="997" w:author="PR Preview" w:date="2026-01-01T00:00:00Z">
         <w:r>
           <w:t xml:space="preserve"> </w:t>
         </w:r>
       </w:ins>
-      <w:ins w:id="936" w:author="PR Preview" w:date="2026-01-01T00:00:00Z">
+      <w:ins w:id="998" w:author="PR Preview" w:date="2026-01-01T00:00:00Z">
         <w:r>
           <w:t xml:space="preserve">and</w:t>
         </w:r>
       </w:ins>
-      <w:ins w:id="937" w:author="PR Preview" w:date="2026-01-01T00:00:00Z">
+      <w:ins w:id="999" w:author="PR Preview" w:date="2026-01-01T00:00:00Z">
         <w:r>
           <w:t xml:space="preserve"> </w:t>
         </w:r>
@@ -26622,42 +27025,42 @@
           <m:t>)</m:t>
         </m:r>
       </m:oMath>
-      <w:ins w:id="938" w:author="PR Preview" w:date="2026-01-01T00:00:00Z">
+      <w:ins w:id="1000" w:author="PR Preview" w:date="2026-01-01T00:00:00Z">
         <w:r>
           <w:t xml:space="preserve"> </w:t>
         </w:r>
       </w:ins>
-      <w:ins w:id="939" w:author="PR Preview" w:date="2026-01-01T00:00:00Z">
+      <w:ins w:id="1001" w:author="PR Preview" w:date="2026-01-01T00:00:00Z">
         <w:r>
           <w:t xml:space="preserve">is not in</w:t>
         </w:r>
       </w:ins>
-      <w:ins w:id="940" w:author="PR Preview" w:date="2026-01-01T00:00:00Z">
+      <w:ins w:id="1002" w:author="PR Preview" w:date="2026-01-01T00:00:00Z">
         <w:r>
           <w:t xml:space="preserve"> </w:t>
         </w:r>
       </w:ins>
-      <w:ins w:id="941" w:author="PR Preview" w:date="2026-01-01T00:00:00Z">
+      <w:ins w:id="1003" w:author="PR Preview" w:date="2026-01-01T00:00:00Z">
         <w:r>
           <w:t xml:space="preserve">$\operatorname{span}\mathopen{}\left\{\mathord{\smash[b]{\underset{\raise.3ex\hbox{$\scriptstyle\sim$}}{u}}\vphantom{u}}_1, (1, 0, 0)\right\}\mathclose{}$</w:t>
         </w:r>
       </w:ins>
-      <w:ins w:id="942" w:author="PR Preview" w:date="2026-01-01T00:00:00Z">
+      <w:ins w:id="1004" w:author="PR Preview" w:date="2026-01-01T00:00:00Z">
         <w:r>
           <w:t xml:space="preserve">,</w:t>
         </w:r>
       </w:ins>
-      <w:ins w:id="943" w:author="PR Preview" w:date="2026-01-01T00:00:00Z">
+      <w:ins w:id="1005" w:author="PR Preview" w:date="2026-01-01T00:00:00Z">
         <w:r>
           <w:t xml:space="preserve"> </w:t>
         </w:r>
       </w:ins>
-      <w:ins w:id="944" w:author="PR Preview" w:date="2026-01-01T00:00:00Z">
+      <w:ins w:id="1006" w:author="PR Preview" w:date="2026-01-01T00:00:00Z">
         <w:r>
           <w:t xml:space="preserve">because every combination of those two vectors has third entry</w:t>
         </w:r>
       </w:ins>
-      <w:ins w:id="945" w:author="PR Preview" w:date="2026-01-01T00:00:00Z">
+      <w:ins w:id="1007" w:author="PR Preview" w:date="2026-01-01T00:00:00Z">
         <w:r>
           <w:t xml:space="preserve"> </w:t>
         </w:r>
@@ -26667,43 +27070,43 @@
           <m:t>0</m:t>
         </m:r>
       </m:oMath>
-      <w:ins w:id="946" w:author="PR Preview" w:date="2026-01-01T00:00:00Z">
+      <w:ins w:id="1008" w:author="PR Preview" w:date="2026-01-01T00:00:00Z">
         <w:r>
           <w:t xml:space="preserve">.</w:t>
         </w:r>
       </w:ins>
-      <w:ins w:id="947" w:author="PR Preview" w:date="2026-01-01T00:00:00Z">
+      <w:ins w:id="1009" w:author="PR Preview" w:date="2026-01-01T00:00:00Z">
         <w:r>
           <w:t xml:space="preserve"> </w:t>
         </w:r>
       </w:ins>
-      <w:ins w:id="948" w:author="PR Preview" w:date="2026-01-01T00:00:00Z">
+      <w:ins w:id="1010" w:author="PR Preview" w:date="2026-01-01T00:00:00Z">
         <w:r>
           <w:t xml:space="preserve">So</w:t>
         </w:r>
       </w:ins>
-      <w:ins w:id="949" w:author="PR Preview" w:date="2026-01-01T00:00:00Z">
+      <w:ins w:id="1011" w:author="PR Preview" w:date="2026-01-01T00:00:00Z">
         <w:r>
           <w:t xml:space="preserve"> </w:t>
         </w:r>
       </w:ins>
-      <w:ins w:id="950" w:author="PR Preview" w:date="2026-01-01T00:00:00Z">
+      <w:ins w:id="1012" w:author="PR Preview" w:date="2026-01-01T00:00:00Z">
         <w:r>
           <w:t xml:space="preserve">$\mathord{\smash[b]{\underset{\raise.3ex\hbox{$\scriptstyle\sim$}}{u}}\vphantom{u}}_1, (1, 0, 0), (0, 0, 1)$</w:t>
         </w:r>
       </w:ins>
-      <w:ins w:id="951" w:author="PR Preview" w:date="2026-01-01T00:00:00Z">
+      <w:ins w:id="1013" w:author="PR Preview" w:date="2026-01-01T00:00:00Z">
         <w:r>
           <w:t xml:space="preserve"> </w:t>
         </w:r>
       </w:ins>
-      <w:ins w:id="952" w:author="PR Preview" w:date="2026-01-01T00:00:00Z">
+      <w:ins w:id="1014" w:author="PR Preview" w:date="2026-01-01T00:00:00Z">
         <w:r>
           <w:t xml:space="preserve">are linearly independent (</w:t>
         </w:r>
       </w:ins>
-      <w:hyperlink r:id="rId92">
-        <w:ins w:id="953" w:author="PR Preview" w:date="2026-01-01T00:00:00Z">
+      <w:hyperlink r:id="rId95">
+        <w:ins w:id="1015" w:author="PR Preview" w:date="2026-01-01T00:00:00Z">
           <w:r>
             <w:rPr>
               <w:rStyle w:val="Hyperlink"/>
@@ -26712,22 +27115,22 @@
           </w:r>
         </w:ins>
       </w:hyperlink>
-      <w:ins w:id="954" w:author="PR Preview" w:date="2026-01-01T00:00:00Z">
+      <w:ins w:id="1016" w:author="PR Preview" w:date="2026-01-01T00:00:00Z">
         <w:r>
           <w:t xml:space="preserve">),</w:t>
         </w:r>
       </w:ins>
-      <w:ins w:id="955" w:author="PR Preview" w:date="2026-01-01T00:00:00Z">
+      <w:ins w:id="1017" w:author="PR Preview" w:date="2026-01-01T00:00:00Z">
         <w:r>
           <w:t xml:space="preserve"> </w:t>
         </w:r>
       </w:ins>
-      <w:ins w:id="956" w:author="PR Preview" w:date="2026-01-01T00:00:00Z">
+      <w:ins w:id="1018" w:author="PR Preview" w:date="2026-01-01T00:00:00Z">
         <w:r>
           <w:t xml:space="preserve">and three linearly independent vectors in</w:t>
         </w:r>
       </w:ins>
-      <w:ins w:id="957" w:author="PR Preview" w:date="2026-01-01T00:00:00Z">
+      <w:ins w:id="1019" w:author="PR Preview" w:date="2026-01-01T00:00:00Z">
         <w:r>
           <w:t xml:space="preserve"> </w:t>
         </w:r>
@@ -26750,27 +27153,27 @@
           </m:sup>
         </m:sSup>
       </m:oMath>
-      <w:ins w:id="958" w:author="PR Preview" w:date="2026-01-01T00:00:00Z">
+      <w:ins w:id="1020" w:author="PR Preview" w:date="2026-01-01T00:00:00Z">
         <w:r>
           <w:t xml:space="preserve"> </w:t>
         </w:r>
       </w:ins>
-      <w:ins w:id="959" w:author="PR Preview" w:date="2026-01-01T00:00:00Z">
+      <w:ins w:id="1021" w:author="PR Preview" w:date="2026-01-01T00:00:00Z">
         <w:r>
           <w:t xml:space="preserve">are a basis of it</w:t>
         </w:r>
       </w:ins>
-      <w:ins w:id="960" w:author="PR Preview" w:date="2026-01-01T00:00:00Z">
+      <w:ins w:id="1022" w:author="PR Preview" w:date="2026-01-01T00:00:00Z">
         <w:r>
           <w:t xml:space="preserve"> </w:t>
         </w:r>
       </w:ins>
-      <w:ins w:id="961" w:author="PR Preview" w:date="2026-01-01T00:00:00Z">
+      <w:ins w:id="1023" w:author="PR Preview" w:date="2026-01-01T00:00:00Z">
         <w:r>
           <w:t xml:space="preserve">(they are a basis of their span, which has dimension</w:t>
         </w:r>
       </w:ins>
-      <w:ins w:id="962" w:author="PR Preview" w:date="2026-01-01T00:00:00Z">
+      <w:ins w:id="1024" w:author="PR Preview" w:date="2026-01-01T00:00:00Z">
         <w:r>
           <w:t xml:space="preserve"> </w:t>
         </w:r>
@@ -26780,18 +27183,18 @@
           <m:t>3</m:t>
         </m:r>
       </m:oMath>
-      <w:ins w:id="963" w:author="PR Preview" w:date="2026-01-01T00:00:00Z">
+      <w:ins w:id="1025" w:author="PR Preview" w:date="2026-01-01T00:00:00Z">
         <w:r>
           <w:t xml:space="preserve"> </w:t>
         </w:r>
       </w:ins>
-      <w:ins w:id="964" w:author="PR Preview" w:date="2026-01-01T00:00:00Z">
+      <w:ins w:id="1026" w:author="PR Preview" w:date="2026-01-01T00:00:00Z">
         <w:r>
           <w:t xml:space="preserve">(</w:t>
         </w:r>
       </w:ins>
-      <w:hyperlink r:id="rId77">
-        <w:ins w:id="965" w:author="PR Preview" w:date="2026-01-01T00:00:00Z">
+      <w:hyperlink r:id="rId80">
+        <w:ins w:id="1027" w:author="PR Preview" w:date="2026-01-01T00:00:00Z">
           <w:r>
             <w:rPr>
               <w:rStyle w:val="Hyperlink"/>
@@ -26800,22 +27203,22 @@
           </w:r>
         </w:ins>
       </w:hyperlink>
-      <w:ins w:id="966" w:author="PR Preview" w:date="2026-01-01T00:00:00Z">
+      <w:ins w:id="1028" w:author="PR Preview" w:date="2026-01-01T00:00:00Z">
         <w:r>
           <w:t xml:space="preserve">)</w:t>
         </w:r>
       </w:ins>
-      <w:ins w:id="967" w:author="PR Preview" w:date="2026-01-01T00:00:00Z">
+      <w:ins w:id="1029" w:author="PR Preview" w:date="2026-01-01T00:00:00Z">
         <w:r>
           <w:t xml:space="preserve"> </w:t>
         </w:r>
       </w:ins>
-      <w:ins w:id="968" w:author="PR Preview" w:date="2026-01-01T00:00:00Z">
+      <w:ins w:id="1030" w:author="PR Preview" w:date="2026-01-01T00:00:00Z">
         <w:r>
           <w:t xml:space="preserve">and so is</w:t>
         </w:r>
       </w:ins>
-      <w:ins w:id="969" w:author="PR Preview" w:date="2026-01-01T00:00:00Z">
+      <w:ins w:id="1031" w:author="PR Preview" w:date="2026-01-01T00:00:00Z">
         <w:r>
           <w:t xml:space="preserve"> </w:t>
         </w:r>
@@ -26838,18 +27241,18 @@
           </m:sup>
         </m:sSup>
       </m:oMath>
-      <w:ins w:id="970" w:author="PR Preview" w:date="2026-01-01T00:00:00Z">
+      <w:ins w:id="1032" w:author="PR Preview" w:date="2026-01-01T00:00:00Z">
         <w:r>
           <w:t xml:space="preserve"> </w:t>
         </w:r>
       </w:ins>
-      <w:ins w:id="971" w:author="PR Preview" w:date="2026-01-01T00:00:00Z">
+      <w:ins w:id="1033" w:author="PR Preview" w:date="2026-01-01T00:00:00Z">
         <w:r>
           <w:t xml:space="preserve">(</w:t>
         </w:r>
       </w:ins>
-      <w:hyperlink r:id="rId78">
-        <w:ins w:id="972" w:author="PR Preview" w:date="2026-01-01T00:00:00Z">
+      <w:hyperlink r:id="rId81">
+        <w:ins w:id="1034" w:author="PR Preview" w:date="2026-01-01T00:00:00Z">
           <w:r>
             <w:rPr>
               <w:rStyle w:val="Hyperlink"/>
@@ -26858,18 +27261,18 @@
           </w:r>
         </w:ins>
       </w:hyperlink>
-      <w:ins w:id="973" w:author="PR Preview" w:date="2026-01-01T00:00:00Z">
+      <w:ins w:id="1035" w:author="PR Preview" w:date="2026-01-01T00:00:00Z">
         <w:r>
           <w:t xml:space="preserve">,</w:t>
         </w:r>
       </w:ins>
-      <w:ins w:id="974" w:author="PR Preview" w:date="2026-01-01T00:00:00Z">
+      <w:ins w:id="1036" w:author="PR Preview" w:date="2026-01-01T00:00:00Z">
         <w:r>
           <w:t xml:space="preserve"> </w:t>
         </w:r>
       </w:ins>
-      <w:hyperlink r:id="rId76">
-        <w:ins w:id="975" w:author="PR Preview" w:date="2026-01-01T00:00:00Z">
+      <w:hyperlink r:id="rId79">
+        <w:ins w:id="1037" w:author="PR Preview" w:date="2026-01-01T00:00:00Z">
           <w:r>
             <w:rPr>
               <w:rStyle w:val="Hyperlink"/>
@@ -26878,32 +27281,32 @@
           </w:r>
         </w:ins>
       </w:hyperlink>
-      <w:ins w:id="976" w:author="PR Preview" w:date="2026-01-01T00:00:00Z">
+      <w:ins w:id="1038" w:author="PR Preview" w:date="2026-01-01T00:00:00Z">
         <w:r>
           <w:t xml:space="preserve">)).</w:t>
         </w:r>
       </w:ins>
-      <w:ins w:id="977" w:author="PR Preview" w:date="2026-01-01T00:00:00Z">
+      <w:ins w:id="1039" w:author="PR Preview" w:date="2026-01-01T00:00:00Z">
         <w:r>
           <w:t xml:space="preserve"> </w:t>
         </w:r>
       </w:ins>
-      <w:ins w:id="978" w:author="PR Preview" w:date="2026-01-01T00:00:00Z">
+      <w:ins w:id="1040" w:author="PR Preview" w:date="2026-01-01T00:00:00Z">
         <w:r>
           <w:t xml:space="preserve">Gram-Schmidt on</w:t>
         </w:r>
       </w:ins>
-      <w:ins w:id="979" w:author="PR Preview" w:date="2026-01-01T00:00:00Z">
+      <w:ins w:id="1041" w:author="PR Preview" w:date="2026-01-01T00:00:00Z">
         <w:r>
           <w:t xml:space="preserve"> </w:t>
         </w:r>
       </w:ins>
-      <w:ins w:id="980" w:author="PR Preview" w:date="2026-01-01T00:00:00Z">
+      <w:ins w:id="1042" w:author="PR Preview" w:date="2026-01-01T00:00:00Z">
         <w:r>
           <w:t xml:space="preserve">$\mathord{\smash[b]{\underset{\raise.3ex\hbox{$\scriptstyle\sim$}}{u}}\vphantom{u}}_1, (1, 0, 0), (0, 0, 1)$</w:t>
         </w:r>
       </w:ins>
-      <w:ins w:id="981" w:author="PR Preview" w:date="2026-01-01T00:00:00Z">
+      <w:ins w:id="1043" w:author="PR Preview" w:date="2026-01-01T00:00:00Z">
         <w:r>
           <w:t xml:space="preserve">:</w:t>
         </w:r>
@@ -27104,18 +27507,18 @@
       <w:pPr>
         <w:pStyle w:val="FirstParagraph"/>
       </w:pPr>
-      <w:del w:id="982" w:author="PR Preview" w:date="2026-01-01T00:00:00Z">
+      <w:del w:id="1044" w:author="PR Preview" w:date="2026-01-01T00:00:00Z">
         <w:r>
           <w:delText xml:space="preserve">The result is the orthonormal basis of</w:delText>
         </w:r>
       </w:del>
-      <w:del w:id="983" w:author="PR Preview" w:date="2026-01-01T00:00:00Z">
+      <w:del w:id="1045" w:author="PR Preview" w:date="2026-01-01T00:00:00Z">
         <w:r>
           <w:delText xml:space="preserve"> </w:delText>
         </w:r>
       </w:del>
       <w:hyperlink w:anchor="exm-orthonormal-basis">
-        <w:del w:id="984" w:author="PR Preview" w:date="2026-01-01T00:00:00Z">
+        <w:del w:id="1046" w:author="PR Preview" w:date="2026-01-01T00:00:00Z">
           <w:r>
             <w:rPr>
               <w:rStyle w:val="Hyperlink"/>
@@ -27124,7 +27527,7 @@
           </w:r>
         </w:del>
       </w:hyperlink>
-      <w:del w:id="985" w:author="PR Preview" w:date="2026-01-01T00:00:00Z">
+      <w:del w:id="1047" w:author="PR Preview" w:date="2026-01-01T00:00:00Z">
         <w:r>
           <w:delText xml:space="preserve">, in a different order.</w:delText>
         </w:r>
@@ -27134,18 +27537,18 @@
       <w:pPr>
         <w:pStyle w:val="FirstParagraph"/>
       </w:pPr>
-      <w:ins w:id="986" w:author="PR Preview" w:date="2026-01-01T00:00:00Z">
+      <w:ins w:id="1048" w:author="PR Preview" w:date="2026-01-01T00:00:00Z">
         <w:r>
           <w:t xml:space="preserve">The result is the orthonormal basis of</w:t>
         </w:r>
       </w:ins>
-      <w:ins w:id="987" w:author="PR Preview" w:date="2026-01-01T00:00:00Z">
+      <w:ins w:id="1049" w:author="PR Preview" w:date="2026-01-01T00:00:00Z">
         <w:r>
           <w:t xml:space="preserve"> </w:t>
         </w:r>
       </w:ins>
       <w:hyperlink w:anchor="exm-orthonormal-basis">
-        <w:ins w:id="988" w:author="PR Preview" w:date="2026-01-01T00:00:00Z">
+        <w:ins w:id="1050" w:author="PR Preview" w:date="2026-01-01T00:00:00Z">
           <w:r>
             <w:rPr>
               <w:rStyle w:val="Hyperlink"/>
@@ -27154,15 +27557,15 @@
           </w:r>
         </w:ins>
       </w:hyperlink>
-      <w:ins w:id="989" w:author="PR Preview" w:date="2026-01-01T00:00:00Z">
+      <w:ins w:id="1051" w:author="PR Preview" w:date="2026-01-01T00:00:00Z">
         <w:r>
           <w:t xml:space="preserve">, in a different order.</w:t>
         </w:r>
       </w:ins>
     </w:p>
-    <w:bookmarkEnd w:id="97"/>
-    <w:bookmarkEnd w:id="98"/>
-    <w:bookmarkStart w:id="136" w:name="outer-product"/>
+    <w:bookmarkEnd w:id="100"/>
+    <w:bookmarkEnd w:id="101"/>
+    <w:bookmarkStart w:id="139" w:name="outer-product"/>
     <w:p>
       <w:pPr>
         <w:pStyle w:val="Heading2"/>
@@ -27171,7 +27574,7 @@
         <w:t xml:space="preserve">4 Outer product</w:t>
       </w:r>
     </w:p>
-    <w:bookmarkStart w:id="100" w:name="def-outer-product"/>
+    <w:bookmarkStart w:id="103" w:name="def-outer-product"/>
     <w:p>
       <w:pPr>
         <w:pStyle w:val="FirstParagraph"/>
@@ -27286,7 +27689,7 @@
       <w:r>
         <w:t xml:space="preserve">matrix product (</w:t>
       </w:r>
-      <w:hyperlink r:id="rId99">
+      <w:hyperlink r:id="rId102">
         <w:r>
           <w:rPr>
             <w:rStyle w:val="Hyperlink"/>
@@ -27349,13 +27752,13 @@
     $$</w:t>
       </w:r>
     </w:p>
-    <w:bookmarkEnd w:id="100"/>
-    <w:bookmarkStart w:id="101" w:name="exm-outer-product"/>
+    <w:bookmarkEnd w:id="103"/>
+    <w:bookmarkStart w:id="104" w:name="exm-outer-product"/>
     <w:p>
       <w:pPr>
         <w:pStyle w:val="FirstParagraph"/>
       </w:pPr>
-      <w:del w:id="990" w:author="PR Preview" w:date="2026-01-01T00:00:00Z">
+      <w:del w:id="1052" w:author="PR Preview" w:date="2026-01-01T00:00:00Z">
         <w:r>
           <w:rPr>
             <w:b/>
@@ -27364,47 +27767,47 @@
           <w:delText xml:space="preserve">Example 25 (An outer product)</w:delText>
         </w:r>
       </w:del>
-      <w:del w:id="991" w:author="PR Preview" w:date="2026-01-01T00:00:00Z">
+      <w:del w:id="1053" w:author="PR Preview" w:date="2026-01-01T00:00:00Z">
         <w:r>
           <w:delText xml:space="preserve"> </w:delText>
         </w:r>
       </w:del>
-      <w:del w:id="992" w:author="PR Preview" w:date="2026-01-01T00:00:00Z">
+      <w:del w:id="1054" w:author="PR Preview" w:date="2026-01-01T00:00:00Z">
         <w:r>
           <w:delText xml:space="preserve">For</w:delText>
         </w:r>
       </w:del>
-      <w:del w:id="993" w:author="PR Preview" w:date="2026-01-01T00:00:00Z">
+      <w:del w:id="1055" w:author="PR Preview" w:date="2026-01-01T00:00:00Z">
         <w:r>
           <w:delText xml:space="preserve"> </w:delText>
         </w:r>
       </w:del>
-      <w:del w:id="994" w:author="PR Preview" w:date="2026-01-01T00:00:00Z">
+      <w:del w:id="1056" w:author="PR Preview" w:date="2026-01-01T00:00:00Z">
         <w:r>
           <w:delText xml:space="preserve">$\mathord{\smash[b]{\underset{\raise.3ex\hbox{$\scriptstyle\sim$}}{u}}\vphantom{u}} = (1, 2, 3)$</w:delText>
         </w:r>
       </w:del>
-      <w:del w:id="995" w:author="PR Preview" w:date="2026-01-01T00:00:00Z">
+      <w:del w:id="1057" w:author="PR Preview" w:date="2026-01-01T00:00:00Z">
         <w:r>
           <w:delText xml:space="preserve"> </w:delText>
         </w:r>
       </w:del>
-      <w:del w:id="996" w:author="PR Preview" w:date="2026-01-01T00:00:00Z">
+      <w:del w:id="1058" w:author="PR Preview" w:date="2026-01-01T00:00:00Z">
         <w:r>
           <w:delText xml:space="preserve">and</w:delText>
         </w:r>
       </w:del>
-      <w:del w:id="997" w:author="PR Preview" w:date="2026-01-01T00:00:00Z">
+      <w:del w:id="1059" w:author="PR Preview" w:date="2026-01-01T00:00:00Z">
         <w:r>
           <w:delText xml:space="preserve"> </w:delText>
         </w:r>
       </w:del>
-      <w:del w:id="998" w:author="PR Preview" w:date="2026-01-01T00:00:00Z">
+      <w:del w:id="1060" w:author="PR Preview" w:date="2026-01-01T00:00:00Z">
         <w:r>
           <w:delText xml:space="preserve">$\mathord{\smash[b]{\underset{\raise.3ex\hbox{$\scriptstyle\sim$}}{v}}\vphantom{v}} = (4, 5)$</w:delText>
         </w:r>
       </w:del>
-      <w:del w:id="999" w:author="PR Preview" w:date="2026-01-01T00:00:00Z">
+      <w:del w:id="1061" w:author="PR Preview" w:date="2026-01-01T00:00:00Z">
         <w:r>
           <w:delText xml:space="preserve">:</w:delText>
         </w:r>
@@ -27414,7 +27817,7 @@
       <w:pPr>
         <w:pStyle w:val="FirstParagraph"/>
       </w:pPr>
-      <w:ins w:id="1000" w:author="PR Preview" w:date="2026-01-01T00:00:00Z">
+      <w:ins w:id="1062" w:author="PR Preview" w:date="2026-01-01T00:00:00Z">
         <w:r>
           <w:rPr>
             <w:b/>
@@ -27423,47 +27826,47 @@
           <w:t xml:space="preserve">Example 26 (An outer product)</w:t>
         </w:r>
       </w:ins>
-      <w:ins w:id="1001" w:author="PR Preview" w:date="2026-01-01T00:00:00Z">
+      <w:ins w:id="1063" w:author="PR Preview" w:date="2026-01-01T00:00:00Z">
         <w:r>
           <w:t xml:space="preserve"> </w:t>
         </w:r>
       </w:ins>
-      <w:ins w:id="1002" w:author="PR Preview" w:date="2026-01-01T00:00:00Z">
+      <w:ins w:id="1064" w:author="PR Preview" w:date="2026-01-01T00:00:00Z">
         <w:r>
           <w:t xml:space="preserve">For</w:t>
         </w:r>
       </w:ins>
-      <w:ins w:id="1003" w:author="PR Preview" w:date="2026-01-01T00:00:00Z">
+      <w:ins w:id="1065" w:author="PR Preview" w:date="2026-01-01T00:00:00Z">
         <w:r>
           <w:t xml:space="preserve"> </w:t>
         </w:r>
       </w:ins>
-      <w:ins w:id="1004" w:author="PR Preview" w:date="2026-01-01T00:00:00Z">
+      <w:ins w:id="1066" w:author="PR Preview" w:date="2026-01-01T00:00:00Z">
         <w:r>
           <w:t xml:space="preserve">$\mathord{\smash[b]{\underset{\raise.3ex\hbox{$\scriptstyle\sim$}}{u}}\vphantom{u}} = (1, 2, 3)$</w:t>
         </w:r>
       </w:ins>
-      <w:ins w:id="1005" w:author="PR Preview" w:date="2026-01-01T00:00:00Z">
+      <w:ins w:id="1067" w:author="PR Preview" w:date="2026-01-01T00:00:00Z">
         <w:r>
           <w:t xml:space="preserve"> </w:t>
         </w:r>
       </w:ins>
-      <w:ins w:id="1006" w:author="PR Preview" w:date="2026-01-01T00:00:00Z">
+      <w:ins w:id="1068" w:author="PR Preview" w:date="2026-01-01T00:00:00Z">
         <w:r>
           <w:t xml:space="preserve">and</w:t>
         </w:r>
       </w:ins>
-      <w:ins w:id="1007" w:author="PR Preview" w:date="2026-01-01T00:00:00Z">
+      <w:ins w:id="1069" w:author="PR Preview" w:date="2026-01-01T00:00:00Z">
         <w:r>
           <w:t xml:space="preserve"> </w:t>
         </w:r>
       </w:ins>
-      <w:ins w:id="1008" w:author="PR Preview" w:date="2026-01-01T00:00:00Z">
+      <w:ins w:id="1070" w:author="PR Preview" w:date="2026-01-01T00:00:00Z">
         <w:r>
           <w:t xml:space="preserve">$\mathord{\smash[b]{\underset{\raise.3ex\hbox{$\scriptstyle\sim$}}{v}}\vphantom{v}} = (4, 5)$</w:t>
         </w:r>
       </w:ins>
-      <w:ins w:id="1009" w:author="PR Preview" w:date="2026-01-01T00:00:00Z">
+      <w:ins w:id="1071" w:author="PR Preview" w:date="2026-01-01T00:00:00Z">
         <w:r>
           <w:t xml:space="preserve">:</w:t>
         </w:r>
@@ -27498,138 +27901,178 @@
     $$</w:t>
       </w:r>
     </w:p>
-    <w:bookmarkEnd w:id="101"/>
-    <w:bookmarkStart w:id="103" w:name="rem-outer-vs-dot-product"/>
+    <w:bookmarkEnd w:id="104"/>
+    <w:bookmarkStart w:id="106" w:name="rem-outer-vs-dot-product"/>
     <w:p>
       <w:pPr>
         <w:pStyle w:val="FirstParagraph"/>
       </w:pPr>
-      <w:r>
-        <w:rPr>
-          <w:i/>
-          <w:iCs/>
-        </w:rPr>
-        <w:t xml:space="preserve">Remark 5</w:t>
-      </w:r>
-      <w:r>
-        <w:t xml:space="preserve"> (Outer product and dot product). </w:t>
-      </w:r>
-      <w:r>
-        <w:t xml:space="preserve">The dot product</w:t>
-      </w:r>
-      <w:r>
-        <w:t xml:space="preserve"> </w:t>
-      </w:r>
-      <w:r>
-        <w:t xml:space="preserve">${\mathord{\smash[b]{\underset{\raise.3ex\hbox{$\scriptstyle\sim$}}{u}}\vphantom{u}}}^{\top}\mathord{\smash[b]{\underset{\raise.3ex\hbox{$\scriptstyle\sim$}}{v}}\vphantom{v}}$</w:t>
-      </w:r>
-      <w:r>
-        <w:t xml:space="preserve"> </w:t>
-      </w:r>
-      <w:r>
-        <w:t xml:space="preserve">(</w:t>
-      </w:r>
-      <w:hyperlink r:id="rId102">
+      <w:del w:id="1072" w:author="PR Preview" w:date="2026-01-01T00:00:00Z">
         <w:r>
           <w:rPr>
-            <w:rStyle w:val="Hyperlink"/>
+            <w:i/>
+            <w:iCs/>
           </w:rPr>
-          <w:t xml:space="preserve">Example 6 in Matrices</w:t>
-        </w:r>
+          <w:delText xml:space="preserve">Remark 5</w:delText>
+        </w:r>
+      </w:del>
+      <w:del w:id="1073" w:author="PR Preview" w:date="2026-01-01T00:00:00Z">
+        <w:r>
+          <w:delText xml:space="preserve"> (Outer product and dot product). </w:delText>
+        </w:r>
+      </w:del>
+      <w:del w:id="1074" w:author="PR Preview" w:date="2026-01-01T00:00:00Z">
+        <w:r>
+          <w:delText xml:space="preserve">The dot product</w:delText>
+        </w:r>
+      </w:del>
+      <w:del w:id="1075" w:author="PR Preview" w:date="2026-01-01T00:00:00Z">
+        <w:r>
+          <w:delText xml:space="preserve"> </w:delText>
+        </w:r>
+      </w:del>
+      <w:del w:id="1076" w:author="PR Preview" w:date="2026-01-01T00:00:00Z">
+        <w:r>
+          <w:delText xml:space="preserve">${\mathord{\smash[b]{\underset{\raise.3ex\hbox{$\scriptstyle\sim$}}{u}}\vphantom{u}}}^{\top}\mathord{\smash[b]{\underset{\raise.3ex\hbox{$\scriptstyle\sim$}}{v}}\vphantom{v}}$</w:delText>
+        </w:r>
+      </w:del>
+      <w:del w:id="1077" w:author="PR Preview" w:date="2026-01-01T00:00:00Z">
+        <w:r>
+          <w:delText xml:space="preserve"> </w:delText>
+        </w:r>
+      </w:del>
+      <w:del w:id="1078" w:author="PR Preview" w:date="2026-01-01T00:00:00Z">
+        <w:r>
+          <w:delText xml:space="preserve">(</w:delText>
+        </w:r>
+      </w:del>
+      <w:hyperlink r:id="rId105">
+        <w:del w:id="1079" w:author="PR Preview" w:date="2026-01-01T00:00:00Z">
+          <w:r>
+            <w:rPr>
+              <w:rStyle w:val="Hyperlink"/>
+            </w:rPr>
+            <w:delText xml:space="preserve">Example 6 in Matrices</w:delText>
+          </w:r>
+        </w:del>
       </w:hyperlink>
-      <w:r>
-        <w:t xml:space="preserve">)</w:t>
-      </w:r>
-      <w:r>
-        <w:t xml:space="preserve"> </w:t>
-      </w:r>
-      <w:r>
-        <w:t xml:space="preserve">needs two vectors of the same length and gives a number.</w:t>
-      </w:r>
-      <w:r>
-        <w:t xml:space="preserve"> </w:t>
-      </w:r>
-      <w:r>
-        <w:t xml:space="preserve">The outer product</w:t>
-      </w:r>
-      <w:r>
-        <w:t xml:space="preserve"> </w:t>
-      </w:r>
-      <w:r>
-        <w:t xml:space="preserve">$\mathord{\smash[b]{\underset{\raise.3ex\hbox{$\scriptstyle\sim$}}{u}}\vphantom{u}}\,{\mathord{\smash[b]{\underset{\raise.3ex\hbox{$\scriptstyle\sim$}}{v}}\vphantom{v}}}^{\top}$</w:t>
-      </w:r>
-      <w:r>
-        <w:t xml:space="preserve"> </w:t>
-      </w:r>
-      <w:r>
-        <w:t xml:space="preserve">takes vectors of any two lengths and gives a matrix</w:t>
-      </w:r>
-      <w:r>
-        <w:t xml:space="preserve"> </w:t>
-      </w:r>
-      <w:r>
-        <w:t xml:space="preserve">[3, Ch. 1], p. 11</w:t>
-      </w:r>
-      <w:r>
-        <w:t xml:space="preserve">.</w:t>
-      </w:r>
+      <w:del w:id="1080" w:author="PR Preview" w:date="2026-01-01T00:00:00Z">
+        <w:r>
+          <w:delText xml:space="preserve">)</w:delText>
+        </w:r>
+      </w:del>
+      <w:del w:id="1081" w:author="PR Preview" w:date="2026-01-01T00:00:00Z">
+        <w:r>
+          <w:delText xml:space="preserve"> </w:delText>
+        </w:r>
+      </w:del>
+      <w:del w:id="1082" w:author="PR Preview" w:date="2026-01-01T00:00:00Z">
+        <w:r>
+          <w:delText xml:space="preserve">needs two vectors of the same length and gives a number.</w:delText>
+        </w:r>
+      </w:del>
+      <w:del w:id="1083" w:author="PR Preview" w:date="2026-01-01T00:00:00Z">
+        <w:r>
+          <w:delText xml:space="preserve"> </w:delText>
+        </w:r>
+      </w:del>
+      <w:del w:id="1084" w:author="PR Preview" w:date="2026-01-01T00:00:00Z">
+        <w:r>
+          <w:delText xml:space="preserve">The outer product</w:delText>
+        </w:r>
+      </w:del>
+      <w:del w:id="1085" w:author="PR Preview" w:date="2026-01-01T00:00:00Z">
+        <w:r>
+          <w:delText xml:space="preserve"> </w:delText>
+        </w:r>
+      </w:del>
+      <w:del w:id="1086" w:author="PR Preview" w:date="2026-01-01T00:00:00Z">
+        <w:r>
+          <w:delText xml:space="preserve">$\mathord{\smash[b]{\underset{\raise.3ex\hbox{$\scriptstyle\sim$}}{u}}\vphantom{u}}\,{\mathord{\smash[b]{\underset{\raise.3ex\hbox{$\scriptstyle\sim$}}{v}}\vphantom{v}}}^{\top}$</w:delText>
+        </w:r>
+      </w:del>
+      <w:del w:id="1087" w:author="PR Preview" w:date="2026-01-01T00:00:00Z">
+        <w:r>
+          <w:delText xml:space="preserve"> </w:delText>
+        </w:r>
+      </w:del>
+      <w:del w:id="1088" w:author="PR Preview" w:date="2026-01-01T00:00:00Z">
+        <w:r>
+          <w:delText xml:space="preserve">takes vectors of any two lengths and gives a matrix</w:delText>
+        </w:r>
+      </w:del>
+      <w:del w:id="1089" w:author="PR Preview" w:date="2026-01-01T00:00:00Z">
+        <w:r>
+          <w:delText xml:space="preserve"> </w:delText>
+        </w:r>
+      </w:del>
+      <w:del w:id="1090" w:author="PR Preview" w:date="2026-01-01T00:00:00Z">
+        <w:r>
+          <w:delText xml:space="preserve">[3, Ch. 1], p. 11</w:delText>
+        </w:r>
+      </w:del>
+      <w:del w:id="1091" w:author="PR Preview" w:date="2026-01-01T00:00:00Z">
+        <w:r>
+          <w:delText xml:space="preserve">.</w:delText>
+        </w:r>
+      </w:del>
     </w:p>
     <w:p>
       <w:pPr>
         <w:pStyle w:val="BodyText"/>
       </w:pPr>
-      <w:del w:id="1010" w:author="PR Preview" w:date="2026-01-01T00:00:00Z">
+      <w:del w:id="1092" w:author="PR Preview" w:date="2026-01-01T00:00:00Z">
         <w:r>
           <w:delText xml:space="preserve">For example,</w:delText>
         </w:r>
       </w:del>
-      <w:del w:id="1011" w:author="PR Preview" w:date="2026-01-01T00:00:00Z">
+      <w:del w:id="1093" w:author="PR Preview" w:date="2026-01-01T00:00:00Z">
         <w:r>
           <w:delText xml:space="preserve"> </w:delText>
         </w:r>
       </w:del>
-      <w:del w:id="1012" w:author="PR Preview" w:date="2026-01-01T00:00:00Z">
+      <w:del w:id="1094" w:author="PR Preview" w:date="2026-01-01T00:00:00Z">
         <w:r>
           <w:delText xml:space="preserve">$\mathord{\smash[b]{\underset{\raise.3ex\hbox{$\scriptstyle\sim$}}{u}}\vphantom{u}} = (1, 2, 3)$</w:delText>
         </w:r>
       </w:del>
-      <w:del w:id="1013" w:author="PR Preview" w:date="2026-01-01T00:00:00Z">
+      <w:del w:id="1095" w:author="PR Preview" w:date="2026-01-01T00:00:00Z">
         <w:r>
           <w:delText xml:space="preserve"> </w:delText>
         </w:r>
       </w:del>
-      <w:del w:id="1014" w:author="PR Preview" w:date="2026-01-01T00:00:00Z">
+      <w:del w:id="1096" w:author="PR Preview" w:date="2026-01-01T00:00:00Z">
         <w:r>
           <w:delText xml:space="preserve">and</w:delText>
         </w:r>
       </w:del>
-      <w:del w:id="1015" w:author="PR Preview" w:date="2026-01-01T00:00:00Z">
+      <w:del w:id="1097" w:author="PR Preview" w:date="2026-01-01T00:00:00Z">
         <w:r>
           <w:delText xml:space="preserve"> </w:delText>
         </w:r>
       </w:del>
-      <w:del w:id="1016" w:author="PR Preview" w:date="2026-01-01T00:00:00Z">
+      <w:del w:id="1098" w:author="PR Preview" w:date="2026-01-01T00:00:00Z">
         <w:r>
           <w:delText xml:space="preserve">$\mathord{\smash[b]{\underset{\raise.3ex\hbox{$\scriptstyle\sim$}}{v}}\vphantom{v}} = (4, 5)$</w:delText>
         </w:r>
       </w:del>
-      <w:del w:id="1017" w:author="PR Preview" w:date="2026-01-01T00:00:00Z">
+      <w:del w:id="1099" w:author="PR Preview" w:date="2026-01-01T00:00:00Z">
         <w:r>
           <w:delText xml:space="preserve"> </w:delText>
         </w:r>
       </w:del>
-      <w:del w:id="1018" w:author="PR Preview" w:date="2026-01-01T00:00:00Z">
+      <w:del w:id="1100" w:author="PR Preview" w:date="2026-01-01T00:00:00Z">
         <w:r>
           <w:delText xml:space="preserve">in</w:delText>
         </w:r>
       </w:del>
-      <w:del w:id="1019" w:author="PR Preview" w:date="2026-01-01T00:00:00Z">
+      <w:del w:id="1101" w:author="PR Preview" w:date="2026-01-01T00:00:00Z">
         <w:r>
           <w:delText xml:space="preserve"> </w:delText>
         </w:r>
       </w:del>
       <w:hyperlink w:anchor="exm-outer-product">
-        <w:del w:id="1020" w:author="PR Preview" w:date="2026-01-01T00:00:00Z">
+        <w:del w:id="1102" w:author="PR Preview" w:date="2026-01-01T00:00:00Z">
           <w:r>
             <w:rPr>
               <w:rStyle w:val="Hyperlink"/>
@@ -27638,37 +28081,37 @@
           </w:r>
         </w:del>
       </w:hyperlink>
-      <w:del w:id="1021" w:author="PR Preview" w:date="2026-01-01T00:00:00Z">
+      <w:del w:id="1103" w:author="PR Preview" w:date="2026-01-01T00:00:00Z">
         <w:r>
           <w:delText xml:space="preserve"> </w:delText>
         </w:r>
       </w:del>
-      <w:del w:id="1022" w:author="PR Preview" w:date="2026-01-01T00:00:00Z">
+      <w:del w:id="1104" w:author="PR Preview" w:date="2026-01-01T00:00:00Z">
         <w:r>
           <w:delText xml:space="preserve">have different lengths,</w:delText>
         </w:r>
       </w:del>
-      <w:del w:id="1023" w:author="PR Preview" w:date="2026-01-01T00:00:00Z">
+      <w:del w:id="1105" w:author="PR Preview" w:date="2026-01-01T00:00:00Z">
         <w:r>
           <w:delText xml:space="preserve"> </w:delText>
         </w:r>
       </w:del>
-      <w:del w:id="1024" w:author="PR Preview" w:date="2026-01-01T00:00:00Z">
+      <w:del w:id="1106" w:author="PR Preview" w:date="2026-01-01T00:00:00Z">
         <w:r>
           <w:delText xml:space="preserve">so they have no dot product,</w:delText>
         </w:r>
       </w:del>
-      <w:del w:id="1025" w:author="PR Preview" w:date="2026-01-01T00:00:00Z">
+      <w:del w:id="1107" w:author="PR Preview" w:date="2026-01-01T00:00:00Z">
         <w:r>
           <w:delText xml:space="preserve"> </w:delText>
         </w:r>
       </w:del>
-      <w:del w:id="1026" w:author="PR Preview" w:date="2026-01-01T00:00:00Z">
+      <w:del w:id="1108" w:author="PR Preview" w:date="2026-01-01T00:00:00Z">
         <w:r>
           <w:delText xml:space="preserve">but their outer product is a</w:delText>
         </w:r>
       </w:del>
-      <w:del w:id="1027" w:author="PR Preview" w:date="2026-01-01T00:00:00Z">
+      <w:del w:id="1109" w:author="PR Preview" w:date="2026-01-01T00:00:00Z">
         <w:r>
           <w:delText xml:space="preserve"> </w:delText>
         </w:r>
@@ -27687,67 +28130,67 @@
           <m:t>2</m:t>
         </m:r>
       </m:oMath>
-      <w:del w:id="1028" w:author="PR Preview" w:date="2026-01-01T00:00:00Z">
+      <w:del w:id="1110" w:author="PR Preview" w:date="2026-01-01T00:00:00Z">
         <w:r>
           <w:delText xml:space="preserve"> </w:delText>
         </w:r>
       </w:del>
-      <w:del w:id="1029" w:author="PR Preview" w:date="2026-01-01T00:00:00Z">
+      <w:del w:id="1111" w:author="PR Preview" w:date="2026-01-01T00:00:00Z">
         <w:r>
           <w:delText xml:space="preserve">matrix.</w:delText>
         </w:r>
       </w:del>
-      <w:del w:id="1030" w:author="PR Preview" w:date="2026-01-01T00:00:00Z">
+      <w:del w:id="1112" w:author="PR Preview" w:date="2026-01-01T00:00:00Z">
         <w:r>
           <w:delText xml:space="preserve"> </w:delText>
         </w:r>
       </w:del>
-      <w:del w:id="1031" w:author="PR Preview" w:date="2026-01-01T00:00:00Z">
+      <w:del w:id="1113" w:author="PR Preview" w:date="2026-01-01T00:00:00Z">
         <w:r>
           <w:delText xml:space="preserve">For</w:delText>
         </w:r>
       </w:del>
-      <w:del w:id="1032" w:author="PR Preview" w:date="2026-01-01T00:00:00Z">
+      <w:del w:id="1114" w:author="PR Preview" w:date="2026-01-01T00:00:00Z">
         <w:r>
           <w:delText xml:space="preserve"> </w:delText>
         </w:r>
       </w:del>
-      <w:del w:id="1033" w:author="PR Preview" w:date="2026-01-01T00:00:00Z">
+      <w:del w:id="1115" w:author="PR Preview" w:date="2026-01-01T00:00:00Z">
         <w:r>
           <w:delText xml:space="preserve">$\mathord{\smash[b]{\underset{\raise.3ex\hbox{$\scriptstyle\sim$}}{a}}\vphantom{a}} = (1, 2)$</w:delText>
         </w:r>
       </w:del>
-      <w:del w:id="1034" w:author="PR Preview" w:date="2026-01-01T00:00:00Z">
+      <w:del w:id="1116" w:author="PR Preview" w:date="2026-01-01T00:00:00Z">
         <w:r>
           <w:delText xml:space="preserve"> </w:delText>
         </w:r>
       </w:del>
-      <w:del w:id="1035" w:author="PR Preview" w:date="2026-01-01T00:00:00Z">
+      <w:del w:id="1117" w:author="PR Preview" w:date="2026-01-01T00:00:00Z">
         <w:r>
           <w:delText xml:space="preserve">and</w:delText>
         </w:r>
       </w:del>
-      <w:del w:id="1036" w:author="PR Preview" w:date="2026-01-01T00:00:00Z">
+      <w:del w:id="1118" w:author="PR Preview" w:date="2026-01-01T00:00:00Z">
         <w:r>
           <w:delText xml:space="preserve"> </w:delText>
         </w:r>
       </w:del>
-      <w:del w:id="1037" w:author="PR Preview" w:date="2026-01-01T00:00:00Z">
+      <w:del w:id="1119" w:author="PR Preview" w:date="2026-01-01T00:00:00Z">
         <w:r>
           <w:delText xml:space="preserve">$\mathord{\smash[b]{\underset{\raise.3ex\hbox{$\scriptstyle\sim$}}{b}}\vphantom{b}} = (3, 4)$</w:delText>
         </w:r>
       </w:del>
-      <w:del w:id="1038" w:author="PR Preview" w:date="2026-01-01T00:00:00Z">
+      <w:del w:id="1120" w:author="PR Preview" w:date="2026-01-01T00:00:00Z">
         <w:r>
           <w:delText xml:space="preserve">,</w:delText>
         </w:r>
       </w:del>
-      <w:del w:id="1039" w:author="PR Preview" w:date="2026-01-01T00:00:00Z">
+      <w:del w:id="1121" w:author="PR Preview" w:date="2026-01-01T00:00:00Z">
         <w:r>
           <w:delText xml:space="preserve"> </w:delText>
         </w:r>
       </w:del>
-      <w:del w:id="1040" w:author="PR Preview" w:date="2026-01-01T00:00:00Z">
+      <w:del w:id="1122" w:author="PR Preview" w:date="2026-01-01T00:00:00Z">
         <w:r>
           <w:delText xml:space="preserve">which have the same length, both products exist:</w:delText>
         </w:r>
@@ -27755,60 +28198,174 @@
     </w:p>
     <w:p>
       <w:pPr>
+        <w:pStyle w:val="FirstParagraph"/>
+      </w:pPr>
+      <w:ins w:id="1123" w:author="PR Preview" w:date="2026-01-01T00:00:00Z">
+        <w:r>
+          <w:rPr>
+            <w:i/>
+            <w:iCs/>
+          </w:rPr>
+          <w:t xml:space="preserve">Remark 6</w:t>
+        </w:r>
+      </w:ins>
+      <w:ins w:id="1124" w:author="PR Preview" w:date="2026-01-01T00:00:00Z">
+        <w:r>
+          <w:t xml:space="preserve"> (Outer product and dot product). </w:t>
+        </w:r>
+      </w:ins>
+      <w:ins w:id="1125" w:author="PR Preview" w:date="2026-01-01T00:00:00Z">
+        <w:r>
+          <w:t xml:space="preserve">The dot product</w:t>
+        </w:r>
+      </w:ins>
+      <w:ins w:id="1126" w:author="PR Preview" w:date="2026-01-01T00:00:00Z">
+        <w:r>
+          <w:t xml:space="preserve"> </w:t>
+        </w:r>
+      </w:ins>
+      <w:ins w:id="1127" w:author="PR Preview" w:date="2026-01-01T00:00:00Z">
+        <w:r>
+          <w:t xml:space="preserve">${\mathord{\smash[b]{\underset{\raise.3ex\hbox{$\scriptstyle\sim$}}{u}}\vphantom{u}}}^{\top}\mathord{\smash[b]{\underset{\raise.3ex\hbox{$\scriptstyle\sim$}}{v}}\vphantom{v}}$</w:t>
+        </w:r>
+      </w:ins>
+      <w:ins w:id="1128" w:author="PR Preview" w:date="2026-01-01T00:00:00Z">
+        <w:r>
+          <w:t xml:space="preserve"> </w:t>
+        </w:r>
+      </w:ins>
+      <w:ins w:id="1129" w:author="PR Preview" w:date="2026-01-01T00:00:00Z">
+        <w:r>
+          <w:t xml:space="preserve">(</w:t>
+        </w:r>
+      </w:ins>
+      <w:hyperlink r:id="rId105">
+        <w:ins w:id="1130" w:author="PR Preview" w:date="2026-01-01T00:00:00Z">
+          <w:r>
+            <w:rPr>
+              <w:rStyle w:val="Hyperlink"/>
+            </w:rPr>
+            <w:t xml:space="preserve">Example 6 in Matrices</w:t>
+          </w:r>
+        </w:ins>
+      </w:hyperlink>
+      <w:ins w:id="1131" w:author="PR Preview" w:date="2026-01-01T00:00:00Z">
+        <w:r>
+          <w:t xml:space="preserve">)</w:t>
+        </w:r>
+      </w:ins>
+      <w:ins w:id="1132" w:author="PR Preview" w:date="2026-01-01T00:00:00Z">
+        <w:r>
+          <w:t xml:space="preserve"> </w:t>
+        </w:r>
+      </w:ins>
+      <w:ins w:id="1133" w:author="PR Preview" w:date="2026-01-01T00:00:00Z">
+        <w:r>
+          <w:t xml:space="preserve">needs two vectors of the same length and gives a number.</w:t>
+        </w:r>
+      </w:ins>
+      <w:ins w:id="1134" w:author="PR Preview" w:date="2026-01-01T00:00:00Z">
+        <w:r>
+          <w:t xml:space="preserve"> </w:t>
+        </w:r>
+      </w:ins>
+      <w:ins w:id="1135" w:author="PR Preview" w:date="2026-01-01T00:00:00Z">
+        <w:r>
+          <w:t xml:space="preserve">The outer product</w:t>
+        </w:r>
+      </w:ins>
+      <w:ins w:id="1136" w:author="PR Preview" w:date="2026-01-01T00:00:00Z">
+        <w:r>
+          <w:t xml:space="preserve"> </w:t>
+        </w:r>
+      </w:ins>
+      <w:ins w:id="1137" w:author="PR Preview" w:date="2026-01-01T00:00:00Z">
+        <w:r>
+          <w:t xml:space="preserve">$\mathord{\smash[b]{\underset{\raise.3ex\hbox{$\scriptstyle\sim$}}{u}}\vphantom{u}}\,{\mathord{\smash[b]{\underset{\raise.3ex\hbox{$\scriptstyle\sim$}}{v}}\vphantom{v}}}^{\top}$</w:t>
+        </w:r>
+      </w:ins>
+      <w:ins w:id="1138" w:author="PR Preview" w:date="2026-01-01T00:00:00Z">
+        <w:r>
+          <w:t xml:space="preserve"> </w:t>
+        </w:r>
+      </w:ins>
+      <w:ins w:id="1139" w:author="PR Preview" w:date="2026-01-01T00:00:00Z">
+        <w:r>
+          <w:t xml:space="preserve">takes vectors of any two lengths and gives a matrix</w:t>
+        </w:r>
+      </w:ins>
+      <w:ins w:id="1140" w:author="PR Preview" w:date="2026-01-01T00:00:00Z">
+        <w:r>
+          <w:t xml:space="preserve"> </w:t>
+        </w:r>
+      </w:ins>
+      <w:ins w:id="1141" w:author="PR Preview" w:date="2026-01-01T00:00:00Z">
+        <w:r>
+          <w:t xml:space="preserve">[3, Ch. 1], p. 11</w:t>
+        </w:r>
+      </w:ins>
+      <w:ins w:id="1142" w:author="PR Preview" w:date="2026-01-01T00:00:00Z">
+        <w:r>
+          <w:t xml:space="preserve">.</w:t>
+        </w:r>
+      </w:ins>
+    </w:p>
+    <w:p>
+      <w:pPr>
         <w:pStyle w:val="BodyText"/>
       </w:pPr>
-      <w:ins w:id="1041" w:author="PR Preview" w:date="2026-01-01T00:00:00Z">
+      <w:ins w:id="1143" w:author="PR Preview" w:date="2026-01-01T00:00:00Z">
         <w:r>
           <w:t xml:space="preserve">For example,</w:t>
         </w:r>
       </w:ins>
-      <w:ins w:id="1042" w:author="PR Preview" w:date="2026-01-01T00:00:00Z">
+      <w:ins w:id="1144" w:author="PR Preview" w:date="2026-01-01T00:00:00Z">
         <w:r>
           <w:t xml:space="preserve"> </w:t>
         </w:r>
       </w:ins>
-      <w:ins w:id="1043" w:author="PR Preview" w:date="2026-01-01T00:00:00Z">
+      <w:ins w:id="1145" w:author="PR Preview" w:date="2026-01-01T00:00:00Z">
         <w:r>
           <w:t xml:space="preserve">$\mathord{\smash[b]{\underset{\raise.3ex\hbox{$\scriptstyle\sim$}}{u}}\vphantom{u}} = (1, 2, 3)$</w:t>
         </w:r>
       </w:ins>
-      <w:ins w:id="1044" w:author="PR Preview" w:date="2026-01-01T00:00:00Z">
+      <w:ins w:id="1146" w:author="PR Preview" w:date="2026-01-01T00:00:00Z">
         <w:r>
           <w:t xml:space="preserve"> </w:t>
         </w:r>
       </w:ins>
-      <w:ins w:id="1045" w:author="PR Preview" w:date="2026-01-01T00:00:00Z">
+      <w:ins w:id="1147" w:author="PR Preview" w:date="2026-01-01T00:00:00Z">
         <w:r>
           <w:t xml:space="preserve">and</w:t>
         </w:r>
       </w:ins>
-      <w:ins w:id="1046" w:author="PR Preview" w:date="2026-01-01T00:00:00Z">
+      <w:ins w:id="1148" w:author="PR Preview" w:date="2026-01-01T00:00:00Z">
         <w:r>
           <w:t xml:space="preserve"> </w:t>
         </w:r>
       </w:ins>
-      <w:ins w:id="1047" w:author="PR Preview" w:date="2026-01-01T00:00:00Z">
+      <w:ins w:id="1149" w:author="PR Preview" w:date="2026-01-01T00:00:00Z">
         <w:r>
           <w:t xml:space="preserve">$\mathord{\smash[b]{\underset{\raise.3ex\hbox{$\scriptstyle\sim$}}{v}}\vphantom{v}} = (4, 5)$</w:t>
         </w:r>
       </w:ins>
-      <w:ins w:id="1048" w:author="PR Preview" w:date="2026-01-01T00:00:00Z">
+      <w:ins w:id="1150" w:author="PR Preview" w:date="2026-01-01T00:00:00Z">
         <w:r>
           <w:t xml:space="preserve"> </w:t>
         </w:r>
       </w:ins>
-      <w:ins w:id="1049" w:author="PR Preview" w:date="2026-01-01T00:00:00Z">
+      <w:ins w:id="1151" w:author="PR Preview" w:date="2026-01-01T00:00:00Z">
         <w:r>
           <w:t xml:space="preserve">in</w:t>
         </w:r>
       </w:ins>
-      <w:ins w:id="1050" w:author="PR Preview" w:date="2026-01-01T00:00:00Z">
+      <w:ins w:id="1152" w:author="PR Preview" w:date="2026-01-01T00:00:00Z">
         <w:r>
           <w:t xml:space="preserve"> </w:t>
         </w:r>
       </w:ins>
       <w:hyperlink w:anchor="exm-outer-product">
-        <w:ins w:id="1051" w:author="PR Preview" w:date="2026-01-01T00:00:00Z">
+        <w:ins w:id="1153" w:author="PR Preview" w:date="2026-01-01T00:00:00Z">
           <w:r>
             <w:rPr>
               <w:rStyle w:val="Hyperlink"/>
@@ -27817,37 +28374,37 @@
           </w:r>
         </w:ins>
       </w:hyperlink>
-      <w:ins w:id="1052" w:author="PR Preview" w:date="2026-01-01T00:00:00Z">
+      <w:ins w:id="1154" w:author="PR Preview" w:date="2026-01-01T00:00:00Z">
         <w:r>
           <w:t xml:space="preserve"> </w:t>
         </w:r>
       </w:ins>
-      <w:ins w:id="1053" w:author="PR Preview" w:date="2026-01-01T00:00:00Z">
+      <w:ins w:id="1155" w:author="PR Preview" w:date="2026-01-01T00:00:00Z">
         <w:r>
           <w:t xml:space="preserve">have different lengths,</w:t>
         </w:r>
       </w:ins>
-      <w:ins w:id="1054" w:author="PR Preview" w:date="2026-01-01T00:00:00Z">
+      <w:ins w:id="1156" w:author="PR Preview" w:date="2026-01-01T00:00:00Z">
         <w:r>
           <w:t xml:space="preserve"> </w:t>
         </w:r>
       </w:ins>
-      <w:ins w:id="1055" w:author="PR Preview" w:date="2026-01-01T00:00:00Z">
+      <w:ins w:id="1157" w:author="PR Preview" w:date="2026-01-01T00:00:00Z">
         <w:r>
           <w:t xml:space="preserve">so they have no dot product,</w:t>
         </w:r>
       </w:ins>
-      <w:ins w:id="1056" w:author="PR Preview" w:date="2026-01-01T00:00:00Z">
+      <w:ins w:id="1158" w:author="PR Preview" w:date="2026-01-01T00:00:00Z">
         <w:r>
           <w:t xml:space="preserve"> </w:t>
         </w:r>
       </w:ins>
-      <w:ins w:id="1057" w:author="PR Preview" w:date="2026-01-01T00:00:00Z">
+      <w:ins w:id="1159" w:author="PR Preview" w:date="2026-01-01T00:00:00Z">
         <w:r>
           <w:t xml:space="preserve">but their outer product is a</w:t>
         </w:r>
       </w:ins>
-      <w:ins w:id="1058" w:author="PR Preview" w:date="2026-01-01T00:00:00Z">
+      <w:ins w:id="1160" w:author="PR Preview" w:date="2026-01-01T00:00:00Z">
         <w:r>
           <w:t xml:space="preserve"> </w:t>
         </w:r>
@@ -27866,67 +28423,67 @@
           <m:t>2</m:t>
         </m:r>
       </m:oMath>
-      <w:ins w:id="1059" w:author="PR Preview" w:date="2026-01-01T00:00:00Z">
+      <w:ins w:id="1161" w:author="PR Preview" w:date="2026-01-01T00:00:00Z">
         <w:r>
           <w:t xml:space="preserve"> </w:t>
         </w:r>
       </w:ins>
-      <w:ins w:id="1060" w:author="PR Preview" w:date="2026-01-01T00:00:00Z">
+      <w:ins w:id="1162" w:author="PR Preview" w:date="2026-01-01T00:00:00Z">
         <w:r>
           <w:t xml:space="preserve">matrix.</w:t>
         </w:r>
       </w:ins>
-      <w:ins w:id="1061" w:author="PR Preview" w:date="2026-01-01T00:00:00Z">
+      <w:ins w:id="1163" w:author="PR Preview" w:date="2026-01-01T00:00:00Z">
         <w:r>
           <w:t xml:space="preserve"> </w:t>
         </w:r>
       </w:ins>
-      <w:ins w:id="1062" w:author="PR Preview" w:date="2026-01-01T00:00:00Z">
+      <w:ins w:id="1164" w:author="PR Preview" w:date="2026-01-01T00:00:00Z">
         <w:r>
           <w:t xml:space="preserve">For</w:t>
         </w:r>
       </w:ins>
-      <w:ins w:id="1063" w:author="PR Preview" w:date="2026-01-01T00:00:00Z">
+      <w:ins w:id="1165" w:author="PR Preview" w:date="2026-01-01T00:00:00Z">
         <w:r>
           <w:t xml:space="preserve"> </w:t>
         </w:r>
       </w:ins>
-      <w:ins w:id="1064" w:author="PR Preview" w:date="2026-01-01T00:00:00Z">
+      <w:ins w:id="1166" w:author="PR Preview" w:date="2026-01-01T00:00:00Z">
         <w:r>
           <w:t xml:space="preserve">$\mathord{\smash[b]{\underset{\raise.3ex\hbox{$\scriptstyle\sim$}}{a}}\vphantom{a}} = (1, 2)$</w:t>
         </w:r>
       </w:ins>
-      <w:ins w:id="1065" w:author="PR Preview" w:date="2026-01-01T00:00:00Z">
+      <w:ins w:id="1167" w:author="PR Preview" w:date="2026-01-01T00:00:00Z">
         <w:r>
           <w:t xml:space="preserve"> </w:t>
         </w:r>
       </w:ins>
-      <w:ins w:id="1066" w:author="PR Preview" w:date="2026-01-01T00:00:00Z">
+      <w:ins w:id="1168" w:author="PR Preview" w:date="2026-01-01T00:00:00Z">
         <w:r>
           <w:t xml:space="preserve">and</w:t>
         </w:r>
       </w:ins>
-      <w:ins w:id="1067" w:author="PR Preview" w:date="2026-01-01T00:00:00Z">
+      <w:ins w:id="1169" w:author="PR Preview" w:date="2026-01-01T00:00:00Z">
         <w:r>
           <w:t xml:space="preserve"> </w:t>
         </w:r>
       </w:ins>
-      <w:ins w:id="1068" w:author="PR Preview" w:date="2026-01-01T00:00:00Z">
+      <w:ins w:id="1170" w:author="PR Preview" w:date="2026-01-01T00:00:00Z">
         <w:r>
           <w:t xml:space="preserve">$\mathord{\smash[b]{\underset{\raise.3ex\hbox{$\scriptstyle\sim$}}{b}}\vphantom{b}} = (3, 4)$</w:t>
         </w:r>
       </w:ins>
-      <w:ins w:id="1069" w:author="PR Preview" w:date="2026-01-01T00:00:00Z">
+      <w:ins w:id="1171" w:author="PR Preview" w:date="2026-01-01T00:00:00Z">
         <w:r>
           <w:t xml:space="preserve">,</w:t>
         </w:r>
       </w:ins>
-      <w:ins w:id="1070" w:author="PR Preview" w:date="2026-01-01T00:00:00Z">
+      <w:ins w:id="1172" w:author="PR Preview" w:date="2026-01-01T00:00:00Z">
         <w:r>
           <w:t xml:space="preserve"> </w:t>
         </w:r>
       </w:ins>
-      <w:ins w:id="1071" w:author="PR Preview" w:date="2026-01-01T00:00:00Z">
+      <w:ins w:id="1173" w:author="PR Preview" w:date="2026-01-01T00:00:00Z">
         <w:r>
           <w:t xml:space="preserve">which have the same length, both products exist:</w:t>
         </w:r>
@@ -27949,8 +28506,8 @@
     $$</w:t>
       </w:r>
     </w:p>
-    <w:bookmarkEnd w:id="103"/>
-    <w:bookmarkStart w:id="105" w:name="thm-outer-product-rank"/>
+    <w:bookmarkEnd w:id="106"/>
+    <w:bookmarkStart w:id="108" w:name="thm-outer-product-rank"/>
     <w:p>
       <w:pPr>
         <w:pStyle w:val="FirstParagraph"/>
@@ -28035,7 +28592,7 @@
       <w:r>
         <w:t xml:space="preserve">(</w:t>
       </w:r>
-      <w:hyperlink r:id="rId104">
+      <w:hyperlink r:id="rId107">
         <w:r>
           <w:rPr>
             <w:rStyle w:val="Hyperlink"/>
@@ -28047,7 +28604,7 @@
         <w:t xml:space="preserve">).</w:t>
       </w:r>
     </w:p>
-    <w:bookmarkEnd w:id="105"/>
+    <w:bookmarkEnd w:id="108"/>
     <w:p>
       <w:pPr>
         <w:pStyle w:val="BodyText"/>
@@ -28718,12 +29275,12 @@
         <w:t xml:space="preserve">The largest linearly independent set of columns therefore has one column.</w:t>
       </w:r>
     </w:p>
-    <w:bookmarkStart w:id="106" w:name="exm-outer-product-rank"/>
+    <w:bookmarkStart w:id="109" w:name="exm-outer-product-rank"/>
     <w:p>
       <w:pPr>
         <w:pStyle w:val="BodyText"/>
       </w:pPr>
-      <w:del w:id="1072" w:author="PR Preview" w:date="2026-01-01T00:00:00Z">
+      <w:del w:id="1174" w:author="PR Preview" w:date="2026-01-01T00:00:00Z">
         <w:r>
           <w:rPr>
             <w:b/>
@@ -28732,23 +29289,23 @@
           <w:delText xml:space="preserve">Example 26 (The rank of an outer product)</w:delText>
         </w:r>
       </w:del>
-      <w:del w:id="1073" w:author="PR Preview" w:date="2026-01-01T00:00:00Z">
+      <w:del w:id="1175" w:author="PR Preview" w:date="2026-01-01T00:00:00Z">
         <w:r>
           <w:delText xml:space="preserve"> </w:delText>
         </w:r>
       </w:del>
-      <w:del w:id="1074" w:author="PR Preview" w:date="2026-01-01T00:00:00Z">
+      <w:del w:id="1176" w:author="PR Preview" w:date="2026-01-01T00:00:00Z">
         <w:r>
           <w:delText xml:space="preserve">In</w:delText>
         </w:r>
       </w:del>
-      <w:del w:id="1075" w:author="PR Preview" w:date="2026-01-01T00:00:00Z">
+      <w:del w:id="1177" w:author="PR Preview" w:date="2026-01-01T00:00:00Z">
         <w:r>
           <w:delText xml:space="preserve"> </w:delText>
         </w:r>
       </w:del>
       <w:hyperlink w:anchor="exm-outer-product">
-        <w:del w:id="1076" w:author="PR Preview" w:date="2026-01-01T00:00:00Z">
+        <w:del w:id="1178" w:author="PR Preview" w:date="2026-01-01T00:00:00Z">
           <w:r>
             <w:rPr>
               <w:rStyle w:val="Hyperlink"/>
@@ -28757,22 +29314,22 @@
           </w:r>
         </w:del>
       </w:hyperlink>
-      <w:del w:id="1077" w:author="PR Preview" w:date="2026-01-01T00:00:00Z">
+      <w:del w:id="1179" w:author="PR Preview" w:date="2026-01-01T00:00:00Z">
         <w:r>
           <w:delText xml:space="preserve">,</w:delText>
         </w:r>
       </w:del>
-      <w:del w:id="1078" w:author="PR Preview" w:date="2026-01-01T00:00:00Z">
+      <w:del w:id="1180" w:author="PR Preview" w:date="2026-01-01T00:00:00Z">
         <w:r>
           <w:delText xml:space="preserve"> </w:delText>
         </w:r>
       </w:del>
-      <w:del w:id="1079" w:author="PR Preview" w:date="2026-01-01T00:00:00Z">
+      <w:del w:id="1181" w:author="PR Preview" w:date="2026-01-01T00:00:00Z">
         <w:r>
           <w:delText xml:space="preserve">the second column</w:delText>
         </w:r>
       </w:del>
-      <w:del w:id="1080" w:author="PR Preview" w:date="2026-01-01T00:00:00Z">
+      <w:del w:id="1182" w:author="PR Preview" w:date="2026-01-01T00:00:00Z">
         <w:r>
           <w:delText xml:space="preserve"> </w:delText>
         </w:r>
@@ -28812,37 +29369,37 @@
           <m:t>)</m:t>
         </m:r>
       </m:oMath>
-      <w:del w:id="1081" w:author="PR Preview" w:date="2026-01-01T00:00:00Z">
+      <w:del w:id="1183" w:author="PR Preview" w:date="2026-01-01T00:00:00Z">
         <w:r>
           <w:delText xml:space="preserve"> </w:delText>
         </w:r>
       </w:del>
-      <w:del w:id="1082" w:author="PR Preview" w:date="2026-01-01T00:00:00Z">
+      <w:del w:id="1184" w:author="PR Preview" w:date="2026-01-01T00:00:00Z">
         <w:r>
           <w:delText xml:space="preserve">of</w:delText>
         </w:r>
       </w:del>
-      <w:del w:id="1083" w:author="PR Preview" w:date="2026-01-01T00:00:00Z">
+      <w:del w:id="1185" w:author="PR Preview" w:date="2026-01-01T00:00:00Z">
         <w:r>
           <w:delText xml:space="preserve"> </w:delText>
         </w:r>
       </w:del>
-      <w:del w:id="1084" w:author="PR Preview" w:date="2026-01-01T00:00:00Z">
+      <w:del w:id="1186" w:author="PR Preview" w:date="2026-01-01T00:00:00Z">
         <w:r>
           <w:delText xml:space="preserve">$\mathord{\smash[b]{\underset{\raise.3ex\hbox{$\scriptstyle\sim$}}{u}}\vphantom{u}}\,{\mathord{\smash[b]{\underset{\raise.3ex\hbox{$\scriptstyle\sim$}}{v}}\vphantom{v}}}^{\top}$</w:delText>
         </w:r>
       </w:del>
-      <w:del w:id="1085" w:author="PR Preview" w:date="2026-01-01T00:00:00Z">
+      <w:del w:id="1187" w:author="PR Preview" w:date="2026-01-01T00:00:00Z">
         <w:r>
           <w:delText xml:space="preserve"> </w:delText>
         </w:r>
       </w:del>
-      <w:del w:id="1086" w:author="PR Preview" w:date="2026-01-01T00:00:00Z">
+      <w:del w:id="1188" w:author="PR Preview" w:date="2026-01-01T00:00:00Z">
         <w:r>
           <w:delText xml:space="preserve">is</w:delText>
         </w:r>
       </w:del>
-      <w:del w:id="1087" w:author="PR Preview" w:date="2026-01-01T00:00:00Z">
+      <w:del w:id="1189" w:author="PR Preview" w:date="2026-01-01T00:00:00Z">
         <w:r>
           <w:delText xml:space="preserve"> </w:delText>
         </w:r>
@@ -28864,17 +29421,17 @@
           </m:den>
         </m:f>
       </m:oMath>
-      <w:del w:id="1088" w:author="PR Preview" w:date="2026-01-01T00:00:00Z">
+      <w:del w:id="1190" w:author="PR Preview" w:date="2026-01-01T00:00:00Z">
         <w:r>
           <w:delText xml:space="preserve"> </w:delText>
         </w:r>
       </w:del>
-      <w:del w:id="1089" w:author="PR Preview" w:date="2026-01-01T00:00:00Z">
+      <w:del w:id="1191" w:author="PR Preview" w:date="2026-01-01T00:00:00Z">
         <w:r>
           <w:delText xml:space="preserve">times the first column</w:delText>
         </w:r>
       </w:del>
-      <w:del w:id="1090" w:author="PR Preview" w:date="2026-01-01T00:00:00Z">
+      <w:del w:id="1192" w:author="PR Preview" w:date="2026-01-01T00:00:00Z">
         <w:r>
           <w:delText xml:space="preserve"> </w:delText>
         </w:r>
@@ -28914,77 +29471,77 @@
           <m:t>)</m:t>
         </m:r>
       </m:oMath>
-      <w:del w:id="1091" w:author="PR Preview" w:date="2026-01-01T00:00:00Z">
+      <w:del w:id="1193" w:author="PR Preview" w:date="2026-01-01T00:00:00Z">
         <w:r>
           <w:delText xml:space="preserve">,</w:delText>
         </w:r>
       </w:del>
-      <w:del w:id="1092" w:author="PR Preview" w:date="2026-01-01T00:00:00Z">
+      <w:del w:id="1194" w:author="PR Preview" w:date="2026-01-01T00:00:00Z">
         <w:r>
           <w:delText xml:space="preserve"> </w:delText>
         </w:r>
       </w:del>
-      <w:del w:id="1093" w:author="PR Preview" w:date="2026-01-01T00:00:00Z">
+      <w:del w:id="1195" w:author="PR Preview" w:date="2026-01-01T00:00:00Z">
         <w:r>
           <w:delText xml:space="preserve">because the columns are</w:delText>
         </w:r>
       </w:del>
-      <w:del w:id="1094" w:author="PR Preview" w:date="2026-01-01T00:00:00Z">
+      <w:del w:id="1196" w:author="PR Preview" w:date="2026-01-01T00:00:00Z">
         <w:r>
           <w:delText xml:space="preserve"> </w:delText>
         </w:r>
       </w:del>
-      <w:del w:id="1095" w:author="PR Preview" w:date="2026-01-01T00:00:00Z">
+      <w:del w:id="1197" w:author="PR Preview" w:date="2026-01-01T00:00:00Z">
         <w:r>
           <w:delText xml:space="preserve">$v_1 \mathord{\smash[b]{\underset{\raise.3ex\hbox{$\scriptstyle\sim$}}{u}}\vphantom{u}} = 4\mathord{\smash[b]{\underset{\raise.3ex\hbox{$\scriptstyle\sim$}}{u}}\vphantom{u}}$</w:delText>
         </w:r>
       </w:del>
-      <w:del w:id="1096" w:author="PR Preview" w:date="2026-01-01T00:00:00Z">
+      <w:del w:id="1198" w:author="PR Preview" w:date="2026-01-01T00:00:00Z">
         <w:r>
           <w:delText xml:space="preserve"> </w:delText>
         </w:r>
       </w:del>
-      <w:del w:id="1097" w:author="PR Preview" w:date="2026-01-01T00:00:00Z">
+      <w:del w:id="1199" w:author="PR Preview" w:date="2026-01-01T00:00:00Z">
         <w:r>
           <w:delText xml:space="preserve">and</w:delText>
         </w:r>
       </w:del>
-      <w:del w:id="1098" w:author="PR Preview" w:date="2026-01-01T00:00:00Z">
+      <w:del w:id="1200" w:author="PR Preview" w:date="2026-01-01T00:00:00Z">
         <w:r>
           <w:delText xml:space="preserve"> </w:delText>
         </w:r>
       </w:del>
-      <w:del w:id="1099" w:author="PR Preview" w:date="2026-01-01T00:00:00Z">
+      <w:del w:id="1201" w:author="PR Preview" w:date="2026-01-01T00:00:00Z">
         <w:r>
           <w:delText xml:space="preserve">$v_2 \mathord{\smash[b]{\underset{\raise.3ex\hbox{$\scriptstyle\sim$}}{u}}\vphantom{u}} = 5\mathord{\smash[b]{\underset{\raise.3ex\hbox{$\scriptstyle\sim$}}{u}}\vphantom{u}}$</w:delText>
         </w:r>
       </w:del>
-      <w:del w:id="1100" w:author="PR Preview" w:date="2026-01-01T00:00:00Z">
+      <w:del w:id="1202" w:author="PR Preview" w:date="2026-01-01T00:00:00Z">
         <w:r>
           <w:delText xml:space="preserve">.</w:delText>
         </w:r>
       </w:del>
-      <w:del w:id="1101" w:author="PR Preview" w:date="2026-01-01T00:00:00Z">
+      <w:del w:id="1203" w:author="PR Preview" w:date="2026-01-01T00:00:00Z">
         <w:r>
           <w:delText xml:space="preserve"> </w:delText>
         </w:r>
       </w:del>
-      <w:del w:id="1102" w:author="PR Preview" w:date="2026-01-01T00:00:00Z">
+      <w:del w:id="1204" w:author="PR Preview" w:date="2026-01-01T00:00:00Z">
         <w:r>
           <w:delText xml:space="preserve">So the two columns are not linearly independent,</w:delText>
         </w:r>
       </w:del>
-      <w:del w:id="1103" w:author="PR Preview" w:date="2026-01-01T00:00:00Z">
+      <w:del w:id="1205" w:author="PR Preview" w:date="2026-01-01T00:00:00Z">
         <w:r>
           <w:delText xml:space="preserve"> </w:delText>
         </w:r>
       </w:del>
-      <w:del w:id="1104" w:author="PR Preview" w:date="2026-01-01T00:00:00Z">
+      <w:del w:id="1206" w:author="PR Preview" w:date="2026-01-01T00:00:00Z">
         <w:r>
           <w:delText xml:space="preserve">and the</w:delText>
         </w:r>
       </w:del>
-      <w:del w:id="1105" w:author="PR Preview" w:date="2026-01-01T00:00:00Z">
+      <w:del w:id="1207" w:author="PR Preview" w:date="2026-01-01T00:00:00Z">
         <w:r>
           <w:delText xml:space="preserve"> </w:delText>
         </w:r>
@@ -29003,17 +29560,17 @@
           <m:t>2</m:t>
         </m:r>
       </m:oMath>
-      <w:del w:id="1106" w:author="PR Preview" w:date="2026-01-01T00:00:00Z">
+      <w:del w:id="1208" w:author="PR Preview" w:date="2026-01-01T00:00:00Z">
         <w:r>
           <w:delText xml:space="preserve"> </w:delText>
         </w:r>
       </w:del>
-      <w:del w:id="1107" w:author="PR Preview" w:date="2026-01-01T00:00:00Z">
+      <w:del w:id="1209" w:author="PR Preview" w:date="2026-01-01T00:00:00Z">
         <w:r>
           <w:delText xml:space="preserve">matrix has rank</w:delText>
         </w:r>
       </w:del>
-      <w:del w:id="1108" w:author="PR Preview" w:date="2026-01-01T00:00:00Z">
+      <w:del w:id="1210" w:author="PR Preview" w:date="2026-01-01T00:00:00Z">
         <w:r>
           <w:delText xml:space="preserve"> </w:delText>
         </w:r>
@@ -29023,7 +29580,7 @@
           <m:t>1</m:t>
         </m:r>
       </m:oMath>
-      <w:del w:id="1109" w:author="PR Preview" w:date="2026-01-01T00:00:00Z">
+      <w:del w:id="1211" w:author="PR Preview" w:date="2026-01-01T00:00:00Z">
         <w:r>
           <w:delText xml:space="preserve">.</w:delText>
         </w:r>
@@ -29033,7 +29590,7 @@
       <w:pPr>
         <w:pStyle w:val="BodyText"/>
       </w:pPr>
-      <w:ins w:id="1110" w:author="PR Preview" w:date="2026-01-01T00:00:00Z">
+      <w:ins w:id="1212" w:author="PR Preview" w:date="2026-01-01T00:00:00Z">
         <w:r>
           <w:rPr>
             <w:b/>
@@ -29042,23 +29599,23 @@
           <w:t xml:space="preserve">Example 27 (The rank of an outer product)</w:t>
         </w:r>
       </w:ins>
-      <w:ins w:id="1111" w:author="PR Preview" w:date="2026-01-01T00:00:00Z">
+      <w:ins w:id="1213" w:author="PR Preview" w:date="2026-01-01T00:00:00Z">
         <w:r>
           <w:t xml:space="preserve"> </w:t>
         </w:r>
       </w:ins>
-      <w:ins w:id="1112" w:author="PR Preview" w:date="2026-01-01T00:00:00Z">
+      <w:ins w:id="1214" w:author="PR Preview" w:date="2026-01-01T00:00:00Z">
         <w:r>
           <w:t xml:space="preserve">In</w:t>
         </w:r>
       </w:ins>
-      <w:ins w:id="1113" w:author="PR Preview" w:date="2026-01-01T00:00:00Z">
+      <w:ins w:id="1215" w:author="PR Preview" w:date="2026-01-01T00:00:00Z">
         <w:r>
           <w:t xml:space="preserve"> </w:t>
         </w:r>
       </w:ins>
       <w:hyperlink w:anchor="exm-outer-product">
-        <w:ins w:id="1114" w:author="PR Preview" w:date="2026-01-01T00:00:00Z">
+        <w:ins w:id="1216" w:author="PR Preview" w:date="2026-01-01T00:00:00Z">
           <w:r>
             <w:rPr>
               <w:rStyle w:val="Hyperlink"/>
@@ -29067,22 +29624,22 @@
           </w:r>
         </w:ins>
       </w:hyperlink>
-      <w:ins w:id="1115" w:author="PR Preview" w:date="2026-01-01T00:00:00Z">
+      <w:ins w:id="1217" w:author="PR Preview" w:date="2026-01-01T00:00:00Z">
         <w:r>
           <w:t xml:space="preserve">,</w:t>
         </w:r>
       </w:ins>
-      <w:ins w:id="1116" w:author="PR Preview" w:date="2026-01-01T00:00:00Z">
+      <w:ins w:id="1218" w:author="PR Preview" w:date="2026-01-01T00:00:00Z">
         <w:r>
           <w:t xml:space="preserve"> </w:t>
         </w:r>
       </w:ins>
-      <w:ins w:id="1117" w:author="PR Preview" w:date="2026-01-01T00:00:00Z">
+      <w:ins w:id="1219" w:author="PR Preview" w:date="2026-01-01T00:00:00Z">
         <w:r>
           <w:t xml:space="preserve">the second column</w:t>
         </w:r>
       </w:ins>
-      <w:ins w:id="1118" w:author="PR Preview" w:date="2026-01-01T00:00:00Z">
+      <w:ins w:id="1220" w:author="PR Preview" w:date="2026-01-01T00:00:00Z">
         <w:r>
           <w:t xml:space="preserve"> </w:t>
         </w:r>
@@ -29122,37 +29679,37 @@
           <m:t>)</m:t>
         </m:r>
       </m:oMath>
-      <w:ins w:id="1119" w:author="PR Preview" w:date="2026-01-01T00:00:00Z">
+      <w:ins w:id="1221" w:author="PR Preview" w:date="2026-01-01T00:00:00Z">
         <w:r>
           <w:t xml:space="preserve"> </w:t>
         </w:r>
       </w:ins>
-      <w:ins w:id="1120" w:author="PR Preview" w:date="2026-01-01T00:00:00Z">
+      <w:ins w:id="1222" w:author="PR Preview" w:date="2026-01-01T00:00:00Z">
         <w:r>
           <w:t xml:space="preserve">of</w:t>
         </w:r>
       </w:ins>
-      <w:ins w:id="1121" w:author="PR Preview" w:date="2026-01-01T00:00:00Z">
+      <w:ins w:id="1223" w:author="PR Preview" w:date="2026-01-01T00:00:00Z">
         <w:r>
           <w:t xml:space="preserve"> </w:t>
         </w:r>
       </w:ins>
-      <w:ins w:id="1122" w:author="PR Preview" w:date="2026-01-01T00:00:00Z">
+      <w:ins w:id="1224" w:author="PR Preview" w:date="2026-01-01T00:00:00Z">
         <w:r>
           <w:t xml:space="preserve">$\mathord{\smash[b]{\underset{\raise.3ex\hbox{$\scriptstyle\sim$}}{u}}\vphantom{u}}\,{\mathord{\smash[b]{\underset{\raise.3ex\hbox{$\scriptstyle\sim$}}{v}}\vphantom{v}}}^{\top}$</w:t>
         </w:r>
       </w:ins>
-      <w:ins w:id="1123" w:author="PR Preview" w:date="2026-01-01T00:00:00Z">
+      <w:ins w:id="1225" w:author="PR Preview" w:date="2026-01-01T00:00:00Z">
         <w:r>
           <w:t xml:space="preserve"> </w:t>
         </w:r>
       </w:ins>
-      <w:ins w:id="1124" w:author="PR Preview" w:date="2026-01-01T00:00:00Z">
+      <w:ins w:id="1226" w:author="PR Preview" w:date="2026-01-01T00:00:00Z">
         <w:r>
           <w:t xml:space="preserve">is</w:t>
         </w:r>
       </w:ins>
-      <w:ins w:id="1125" w:author="PR Preview" w:date="2026-01-01T00:00:00Z">
+      <w:ins w:id="1227" w:author="PR Preview" w:date="2026-01-01T00:00:00Z">
         <w:r>
           <w:t xml:space="preserve"> </w:t>
         </w:r>
@@ -29174,17 +29731,17 @@
           </m:den>
         </m:f>
       </m:oMath>
-      <w:ins w:id="1126" w:author="PR Preview" w:date="2026-01-01T00:00:00Z">
+      <w:ins w:id="1228" w:author="PR Preview" w:date="2026-01-01T00:00:00Z">
         <w:r>
           <w:t xml:space="preserve"> </w:t>
         </w:r>
       </w:ins>
-      <w:ins w:id="1127" w:author="PR Preview" w:date="2026-01-01T00:00:00Z">
+      <w:ins w:id="1229" w:author="PR Preview" w:date="2026-01-01T00:00:00Z">
         <w:r>
           <w:t xml:space="preserve">times the first column</w:t>
         </w:r>
       </w:ins>
-      <w:ins w:id="1128" w:author="PR Preview" w:date="2026-01-01T00:00:00Z">
+      <w:ins w:id="1230" w:author="PR Preview" w:date="2026-01-01T00:00:00Z">
         <w:r>
           <w:t xml:space="preserve"> </w:t>
         </w:r>
@@ -29224,77 +29781,77 @@
           <m:t>)</m:t>
         </m:r>
       </m:oMath>
-      <w:ins w:id="1129" w:author="PR Preview" w:date="2026-01-01T00:00:00Z">
+      <w:ins w:id="1231" w:author="PR Preview" w:date="2026-01-01T00:00:00Z">
         <w:r>
           <w:t xml:space="preserve">,</w:t>
         </w:r>
       </w:ins>
-      <w:ins w:id="1130" w:author="PR Preview" w:date="2026-01-01T00:00:00Z">
+      <w:ins w:id="1232" w:author="PR Preview" w:date="2026-01-01T00:00:00Z">
         <w:r>
           <w:t xml:space="preserve"> </w:t>
         </w:r>
       </w:ins>
-      <w:ins w:id="1131" w:author="PR Preview" w:date="2026-01-01T00:00:00Z">
+      <w:ins w:id="1233" w:author="PR Preview" w:date="2026-01-01T00:00:00Z">
         <w:r>
           <w:t xml:space="preserve">because the columns are</w:t>
         </w:r>
       </w:ins>
-      <w:ins w:id="1132" w:author="PR Preview" w:date="2026-01-01T00:00:00Z">
+      <w:ins w:id="1234" w:author="PR Preview" w:date="2026-01-01T00:00:00Z">
         <w:r>
           <w:t xml:space="preserve"> </w:t>
         </w:r>
       </w:ins>
-      <w:ins w:id="1133" w:author="PR Preview" w:date="2026-01-01T00:00:00Z">
+      <w:ins w:id="1235" w:author="PR Preview" w:date="2026-01-01T00:00:00Z">
         <w:r>
           <w:t xml:space="preserve">$v_1 \mathord{\smash[b]{\underset{\raise.3ex\hbox{$\scriptstyle\sim$}}{u}}\vphantom{u}} = 4\mathord{\smash[b]{\underset{\raise.3ex\hbox{$\scriptstyle\sim$}}{u}}\vphantom{u}}$</w:t>
         </w:r>
       </w:ins>
-      <w:ins w:id="1134" w:author="PR Preview" w:date="2026-01-01T00:00:00Z">
+      <w:ins w:id="1236" w:author="PR Preview" w:date="2026-01-01T00:00:00Z">
         <w:r>
           <w:t xml:space="preserve"> </w:t>
         </w:r>
       </w:ins>
-      <w:ins w:id="1135" w:author="PR Preview" w:date="2026-01-01T00:00:00Z">
+      <w:ins w:id="1237" w:author="PR Preview" w:date="2026-01-01T00:00:00Z">
         <w:r>
           <w:t xml:space="preserve">and</w:t>
         </w:r>
       </w:ins>
-      <w:ins w:id="1136" w:author="PR Preview" w:date="2026-01-01T00:00:00Z">
+      <w:ins w:id="1238" w:author="PR Preview" w:date="2026-01-01T00:00:00Z">
         <w:r>
           <w:t xml:space="preserve"> </w:t>
         </w:r>
       </w:ins>
-      <w:ins w:id="1137" w:author="PR Preview" w:date="2026-01-01T00:00:00Z">
+      <w:ins w:id="1239" w:author="PR Preview" w:date="2026-01-01T00:00:00Z">
         <w:r>
           <w:t xml:space="preserve">$v_2 \mathord{\smash[b]{\underset{\raise.3ex\hbox{$\scriptstyle\sim$}}{u}}\vphantom{u}} = 5\mathord{\smash[b]{\underset{\raise.3ex\hbox{$\scriptstyle\sim$}}{u}}\vphantom{u}}$</w:t>
         </w:r>
       </w:ins>
-      <w:ins w:id="1138" w:author="PR Preview" w:date="2026-01-01T00:00:00Z">
+      <w:ins w:id="1240" w:author="PR Preview" w:date="2026-01-01T00:00:00Z">
         <w:r>
           <w:t xml:space="preserve">.</w:t>
         </w:r>
       </w:ins>
-      <w:ins w:id="1139" w:author="PR Preview" w:date="2026-01-01T00:00:00Z">
+      <w:ins w:id="1241" w:author="PR Preview" w:date="2026-01-01T00:00:00Z">
         <w:r>
           <w:t xml:space="preserve"> </w:t>
         </w:r>
       </w:ins>
-      <w:ins w:id="1140" w:author="PR Preview" w:date="2026-01-01T00:00:00Z">
+      <w:ins w:id="1242" w:author="PR Preview" w:date="2026-01-01T00:00:00Z">
         <w:r>
           <w:t xml:space="preserve">So the two columns are not linearly independent,</w:t>
         </w:r>
       </w:ins>
-      <w:ins w:id="1141" w:author="PR Preview" w:date="2026-01-01T00:00:00Z">
+      <w:ins w:id="1243" w:author="PR Preview" w:date="2026-01-01T00:00:00Z">
         <w:r>
           <w:t xml:space="preserve"> </w:t>
         </w:r>
       </w:ins>
-      <w:ins w:id="1142" w:author="PR Preview" w:date="2026-01-01T00:00:00Z">
+      <w:ins w:id="1244" w:author="PR Preview" w:date="2026-01-01T00:00:00Z">
         <w:r>
           <w:t xml:space="preserve">and the</w:t>
         </w:r>
       </w:ins>
-      <w:ins w:id="1143" w:author="PR Preview" w:date="2026-01-01T00:00:00Z">
+      <w:ins w:id="1245" w:author="PR Preview" w:date="2026-01-01T00:00:00Z">
         <w:r>
           <w:t xml:space="preserve"> </w:t>
         </w:r>
@@ -29313,17 +29870,17 @@
           <m:t>2</m:t>
         </m:r>
       </m:oMath>
-      <w:ins w:id="1144" w:author="PR Preview" w:date="2026-01-01T00:00:00Z">
+      <w:ins w:id="1246" w:author="PR Preview" w:date="2026-01-01T00:00:00Z">
         <w:r>
           <w:t xml:space="preserve"> </w:t>
         </w:r>
       </w:ins>
-      <w:ins w:id="1145" w:author="PR Preview" w:date="2026-01-01T00:00:00Z">
+      <w:ins w:id="1247" w:author="PR Preview" w:date="2026-01-01T00:00:00Z">
         <w:r>
           <w:t xml:space="preserve">matrix has rank</w:t>
         </w:r>
       </w:ins>
-      <w:ins w:id="1146" w:author="PR Preview" w:date="2026-01-01T00:00:00Z">
+      <w:ins w:id="1248" w:author="PR Preview" w:date="2026-01-01T00:00:00Z">
         <w:r>
           <w:t xml:space="preserve"> </w:t>
         </w:r>
@@ -29333,15 +29890,15 @@
           <m:t>1</m:t>
         </m:r>
       </m:oMath>
-      <w:ins w:id="1147" w:author="PR Preview" w:date="2026-01-01T00:00:00Z">
+      <w:ins w:id="1249" w:author="PR Preview" w:date="2026-01-01T00:00:00Z">
         <w:r>
           <w:t xml:space="preserve">.</w:t>
         </w:r>
       </w:ins>
     </w:p>
-    <w:bookmarkEnd w:id="106"/>
-    <w:bookmarkStart w:id="135" w:name="refs"/>
-    <w:bookmarkStart w:id="108" w:name="ref-wikipedia_inner_product_space"/>
+    <w:bookmarkEnd w:id="109"/>
+    <w:bookmarkStart w:id="138" w:name="refs"/>
+    <w:bookmarkStart w:id="111" w:name="ref-wikipedia_inner_product_space"/>
     <w:p>
       <w:pPr>
         <w:pStyle w:val="Bibliography"/>
@@ -29388,7 +29945,7 @@
       <w:r>
         <w:t xml:space="preserve"> </w:t>
       </w:r>
-      <w:hyperlink r:id="rId107">
+      <w:hyperlink r:id="rId110">
         <w:r>
           <w:rPr>
             <w:rStyle w:val="Hyperlink"/>
@@ -29397,8 +29954,8 @@
         </w:r>
       </w:hyperlink>
     </w:p>
-    <w:bookmarkEnd w:id="108"/>
-    <w:bookmarkStart w:id="110" w:name="ref-axler2024linear"/>
+    <w:bookmarkEnd w:id="111"/>
+    <w:bookmarkStart w:id="113" w:name="ref-axler2024linear"/>
     <w:p>
       <w:pPr>
         <w:pStyle w:val="Bibliography"/>
@@ -29431,7 +29988,7 @@
       <w:r>
         <w:t xml:space="preserve"> </w:t>
       </w:r>
-      <w:hyperlink r:id="rId109">
+      <w:hyperlink r:id="rId112">
         <w:r>
           <w:rPr>
             <w:rStyle w:val="Hyperlink"/>
@@ -29443,8 +30000,8 @@
         <w:t xml:space="preserve">.</w:t>
       </w:r>
     </w:p>
-    <w:bookmarkEnd w:id="110"/>
-    <w:bookmarkStart w:id="112" w:name="ref-banerjee2014linear"/>
+    <w:bookmarkEnd w:id="113"/>
+    <w:bookmarkStart w:id="115" w:name="ref-banerjee2014linear"/>
     <w:p>
       <w:pPr>
         <w:pStyle w:val="Bibliography"/>
@@ -29477,7 +30034,7 @@
       <w:r>
         <w:t xml:space="preserve"> </w:t>
       </w:r>
-      <w:hyperlink r:id="rId111">
+      <w:hyperlink r:id="rId114">
         <w:r>
           <w:rPr>
             <w:rStyle w:val="Hyperlink"/>
@@ -29486,8 +30043,8 @@
         </w:r>
       </w:hyperlink>
     </w:p>
-    <w:bookmarkEnd w:id="112"/>
-    <w:bookmarkStart w:id="114" w:name="ref-zhou2024vector"/>
+    <w:bookmarkEnd w:id="115"/>
+    <w:bookmarkStart w:id="117" w:name="ref-zhou2024vector"/>
     <w:p>
       <w:pPr>
         <w:pStyle w:val="Bibliography"/>
@@ -29519,7 +30076,7 @@
       <w:r>
         <w:t xml:space="preserve"> </w:t>
       </w:r>
-      <w:hyperlink r:id="rId113">
+      <w:hyperlink r:id="rId116">
         <w:r>
           <w:rPr>
             <w:rStyle w:val="Hyperlink"/>
@@ -29528,8 +30085,8 @@
         </w:r>
       </w:hyperlink>
     </w:p>
-    <w:bookmarkEnd w:id="114"/>
-    <w:bookmarkStart w:id="116" w:name="ref-wikipedia_pythagorean_theorem"/>
+    <w:bookmarkEnd w:id="117"/>
+    <w:bookmarkStart w:id="119" w:name="ref-wikipedia_pythagorean_theorem"/>
     <w:p>
       <w:pPr>
         <w:pStyle w:val="Bibliography"/>
@@ -29576,7 +30133,7 @@
       <w:r>
         <w:t xml:space="preserve"> </w:t>
       </w:r>
-      <w:hyperlink r:id="rId115">
+      <w:hyperlink r:id="rId118">
         <w:r>
           <w:rPr>
             <w:rStyle w:val="Hyperlink"/>
@@ -29585,8 +30142,8 @@
         </w:r>
       </w:hyperlink>
     </w:p>
-    <w:bookmarkEnd w:id="116"/>
-    <w:bookmarkStart w:id="118" w:name="ref-wikipedia_cauchy_schwarz_inequality"/>
+    <w:bookmarkEnd w:id="119"/>
+    <w:bookmarkStart w:id="121" w:name="ref-wikipedia_cauchy_schwarz_inequality"/>
     <w:p>
       <w:pPr>
         <w:pStyle w:val="Bibliography"/>
@@ -29633,7 +30190,7 @@
       <w:r>
         <w:t xml:space="preserve"> </w:t>
       </w:r>
-      <w:hyperlink r:id="rId117">
+      <w:hyperlink r:id="rId120">
         <w:r>
           <w:rPr>
             <w:rStyle w:val="Hyperlink"/>
@@ -29642,8 +30199,8 @@
         </w:r>
       </w:hyperlink>
     </w:p>
-    <w:bookmarkEnd w:id="118"/>
-    <w:bookmarkStart w:id="120" w:name="ref-wikipedia_norm_mathematics"/>
+    <w:bookmarkEnd w:id="121"/>
+    <w:bookmarkStart w:id="123" w:name="ref-wikipedia_norm_mathematics"/>
     <w:p>
       <w:pPr>
         <w:pStyle w:val="Bibliography"/>
@@ -29690,7 +30247,7 @@
       <w:r>
         <w:t xml:space="preserve"> </w:t>
       </w:r>
-      <w:hyperlink r:id="rId119">
+      <w:hyperlink r:id="rId122">
         <w:r>
           <w:rPr>
             <w:rStyle w:val="Hyperlink"/>
@@ -29699,8 +30256,8 @@
         </w:r>
       </w:hyperlink>
     </w:p>
-    <w:bookmarkEnd w:id="120"/>
-    <w:bookmarkStart w:id="122" w:name="ref-wikipedia_triangle_inequality"/>
+    <w:bookmarkEnd w:id="123"/>
+    <w:bookmarkStart w:id="125" w:name="ref-wikipedia_triangle_inequality"/>
     <w:p>
       <w:pPr>
         <w:pStyle w:val="Bibliography"/>
@@ -29747,7 +30304,7 @@
       <w:r>
         <w:t xml:space="preserve"> </w:t>
       </w:r>
-      <w:hyperlink r:id="rId121">
+      <w:hyperlink r:id="rId124">
         <w:r>
           <w:rPr>
             <w:rStyle w:val="Hyperlink"/>
@@ -29756,8 +30313,8 @@
         </w:r>
       </w:hyperlink>
     </w:p>
-    <w:bookmarkEnd w:id="122"/>
-    <w:bookmarkStart w:id="124" w:name="ref-wikipedia_lp_space"/>
+    <w:bookmarkEnd w:id="125"/>
+    <w:bookmarkStart w:id="127" w:name="ref-wikipedia_lp_space"/>
     <w:p>
       <w:pPr>
         <w:pStyle w:val="Bibliography"/>
@@ -29804,7 +30361,7 @@
       <w:r>
         <w:t xml:space="preserve"> </w:t>
       </w:r>
-      <w:hyperlink r:id="rId123">
+      <w:hyperlink r:id="rId126">
         <w:r>
           <w:rPr>
             <w:rStyle w:val="Hyperlink"/>
@@ -29813,8 +30370,8 @@
         </w:r>
       </w:hyperlink>
     </w:p>
-    <w:bookmarkEnd w:id="124"/>
-    <w:bookmarkStart w:id="126" w:name="ref-wikipedia_uniform_norm"/>
+    <w:bookmarkEnd w:id="127"/>
+    <w:bookmarkStart w:id="129" w:name="ref-wikipedia_uniform_norm"/>
     <w:p>
       <w:pPr>
         <w:pStyle w:val="Bibliography"/>
@@ -29861,7 +30418,7 @@
       <w:r>
         <w:t xml:space="preserve"> </w:t>
       </w:r>
-      <w:hyperlink r:id="rId125">
+      <w:hyperlink r:id="rId128">
         <w:r>
           <w:rPr>
             <w:rStyle w:val="Hyperlink"/>
@@ -29870,8 +30427,8 @@
         </w:r>
       </w:hyperlink>
     </w:p>
-    <w:bookmarkEnd w:id="126"/>
-    <w:bookmarkStart w:id="128" w:name="ref-wikipedia_cosine_similarity"/>
+    <w:bookmarkEnd w:id="129"/>
+    <w:bookmarkStart w:id="131" w:name="ref-wikipedia_cosine_similarity"/>
     <w:p>
       <w:pPr>
         <w:pStyle w:val="Bibliography"/>
@@ -29918,7 +30475,7 @@
       <w:r>
         <w:t xml:space="preserve"> </w:t>
       </w:r>
-      <w:hyperlink r:id="rId127">
+      <w:hyperlink r:id="rId130">
         <w:r>
           <w:rPr>
             <w:rStyle w:val="Hyperlink"/>
@@ -29927,8 +30484,8 @@
         </w:r>
       </w:hyperlink>
     </w:p>
-    <w:bookmarkEnd w:id="128"/>
-    <w:bookmarkStart w:id="130" w:name="ref-wikipedia_orthonormal_basis"/>
+    <w:bookmarkEnd w:id="131"/>
+    <w:bookmarkStart w:id="133" w:name="ref-wikipedia_orthonormal_basis"/>
     <w:p>
       <w:pPr>
         <w:pStyle w:val="Bibliography"/>
@@ -29975,7 +30532,7 @@
       <w:r>
         <w:t xml:space="preserve"> </w:t>
       </w:r>
-      <w:hyperlink r:id="rId129">
+      <w:hyperlink r:id="rId132">
         <w:r>
           <w:rPr>
             <w:rStyle w:val="Hyperlink"/>
@@ -29984,8 +30541,8 @@
         </w:r>
       </w:hyperlink>
     </w:p>
-    <w:bookmarkEnd w:id="130"/>
-    <w:bookmarkStart w:id="132" w:name="ref-wikipedia_gram_schmidt_process"/>
+    <w:bookmarkEnd w:id="133"/>
+    <w:bookmarkStart w:id="135" w:name="ref-wikipedia_gram_schmidt_process"/>
     <w:p>
       <w:pPr>
         <w:pStyle w:val="Bibliography"/>
@@ -30032,7 +30589,7 @@
       <w:r>
         <w:t xml:space="preserve"> </w:t>
       </w:r>
-      <w:hyperlink r:id="rId131">
+      <w:hyperlink r:id="rId134">
         <w:r>
           <w:rPr>
             <w:rStyle w:val="Hyperlink"/>
@@ -30041,8 +30598,8 @@
         </w:r>
       </w:hyperlink>
     </w:p>
-    <w:bookmarkEnd w:id="132"/>
-    <w:bookmarkStart w:id="134" w:name="ref-wikipedia_outer_product"/>
+    <w:bookmarkEnd w:id="135"/>
+    <w:bookmarkStart w:id="137" w:name="ref-wikipedia_outer_product"/>
     <w:p>
       <w:pPr>
         <w:pStyle w:val="Bibliography"/>
@@ -30089,7 +30646,7 @@
       <w:r>
         <w:t xml:space="preserve"> </w:t>
       </w:r>
-      <w:hyperlink r:id="rId133">
+      <w:hyperlink r:id="rId136">
         <w:r>
           <w:rPr>
             <w:rStyle w:val="Hyperlink"/>
@@ -30098,9 +30655,9 @@
         </w:r>
       </w:hyperlink>
     </w:p>
-    <w:bookmarkEnd w:id="134"/>
-    <w:bookmarkEnd w:id="135"/>
-    <w:bookmarkEnd w:id="136"/>
+    <w:bookmarkEnd w:id="137"/>
+    <w:bookmarkEnd w:id="138"/>
+    <w:bookmarkEnd w:id="139"/>
     <w:sectPr>
       <w:footnotePr>
         <w:numRestart w:val="eachSect"/>
